--- a/downloads/teacher/ai-1-week-34.docx
+++ b/downloads/teacher/ai-1-week-34.docx
@@ -3064,6 +3064,396 @@
         <w:t>Add sorter boundary cases, missing fields and relevant user conditions to the test plan before making fairness claims.</w:t>
       </w:r>
     </w:p>
+    <w:p>
+      <w:pPr>
+        <w:pStyle w:val="Heading1"/>
+      </w:pPr>
+      <w:r>
+        <w:t>07. Prepare, teach and assess</w:t>
+      </w:r>
+    </w:p>
+    <w:p>
+      <w:r>
+        <w:t>Teaching target: Choose tests just below, at and above a decision boundary</w:t>
+      </w:r>
+    </w:p>
+    <w:p>
+      <w:r>
+        <w:t>Prepare the labelled worked-case picture, the matching workbook, fictional input cards and a place for individual responses. No paid AI account is required for the paper reasoning activities.</w:t>
+      </w:r>
+    </w:p>
+    <w:tbl>
+      <w:tblPr>
+        <w:tblStyle w:val="LightShading-Accent1"/>
+        <w:tblW w:type="auto" w:w="0"/>
+        <w:tblLook w:firstColumn="1" w:firstRow="1" w:lastColumn="0" w:lastRow="0" w:noHBand="0" w:noVBand="1" w:val="04A0"/>
+      </w:tblPr>
+      <w:tblGrid>
+        <w:gridCol w:w="3408"/>
+        <w:gridCol w:w="3408"/>
+        <w:gridCol w:w="3408"/>
+      </w:tblGrid>
+      <w:tr>
+        <w:trPr>
+          <w:tblHeader/>
+        </w:trPr>
+        <w:tc>
+          <w:tcPr>
+            <w:tcW w:type="dxa" w:w="3408"/>
+          </w:tcPr>
+          <w:p>
+            <w:r>
+              <w:t>Session</w:t>
+            </w:r>
+          </w:p>
+        </w:tc>
+        <w:tc>
+          <w:tcPr>
+            <w:tcW w:type="dxa" w:w="3408"/>
+          </w:tcPr>
+          <w:p>
+            <w:r>
+              <w:t>Plan</w:t>
+            </w:r>
+          </w:p>
+        </w:tc>
+        <w:tc>
+          <w:tcPr>
+            <w:tcW w:type="dxa" w:w="3408"/>
+          </w:tcPr>
+          <w:p>
+            <w:r>
+              <w:t>Resources</w:t>
+            </w:r>
+          </w:p>
+        </w:tc>
+      </w:tr>
+      <w:tr>
+        <w:tc>
+          <w:tcPr>
+            <w:tcW w:type="dxa" w:w="3408"/>
+          </w:tcPr>
+          <w:p>
+            <w:r>
+              <w:t>Session 1 · Understand · 45 min</w:t>
+            </w:r>
+          </w:p>
+        </w:tc>
+        <w:tc>
+          <w:tcPr>
+            <w:tcW w:type="dxa" w:w="3408"/>
+          </w:tcPr>
+          <w:p>
+            <w:r>
+              <w:t>0–7: recall and prerequisite; 7–15: inspect the concrete case and predict; 15–30: teacher models the worked trace; 30–40: learners explain a step using the text and visual; 40–45: check the core idea.</w:t>
+            </w:r>
+          </w:p>
+        </w:tc>
+        <w:tc>
+          <w:tcPr>
+            <w:tcW w:type="dxa" w:w="3408"/>
+          </w:tcPr>
+          <w:p>
+            <w:r>
+              <w:t>Sections 1–6; record the brief recall in the workbook.</w:t>
+            </w:r>
+          </w:p>
+        </w:tc>
+      </w:tr>
+      <w:tr>
+        <w:tc>
+          <w:tcPr>
+            <w:tcW w:type="dxa" w:w="3408"/>
+          </w:tcPr>
+          <w:p>
+            <w:r>
+              <w:t>Session 2 · Practise · 45 min</w:t>
+            </w:r>
+          </w:p>
+        </w:tc>
+        <w:tc>
+          <w:tcPr>
+            <w:tcW w:type="dxa" w:w="3408"/>
+          </w:tcPr>
+          <w:p>
+            <w:r>
+              <w:t>0–5: retrieve the procedure; 5–15: W2 completion practice; 15–23: explain and check with a partner; 23–30: each learner answers the misconception check; 30–40: targeted reteaching or a harder variation; 40–45: prepare the investigation.</w:t>
+            </w:r>
+          </w:p>
+        </w:tc>
+        <w:tc>
+          <w:tcPr>
+            <w:tcW w:type="dxa" w:w="3408"/>
+          </w:tcPr>
+          <w:p>
+            <w:r>
+              <w:t>Sections 7–10; use the matching workbook W2 and misconception check.</w:t>
+            </w:r>
+          </w:p>
+        </w:tc>
+      </w:tr>
+      <w:tr>
+        <w:tc>
+          <w:tcPr>
+            <w:tcW w:type="dxa" w:w="3408"/>
+          </w:tcPr>
+          <w:p>
+            <w:r>
+              <w:t>Session 3 · Investigate and transfer · 45 min</w:t>
+            </w:r>
+          </w:p>
+        </w:tc>
+        <w:tc>
+          <w:tcPr>
+            <w:tcW w:type="dxa" w:w="3408"/>
+          </w:tcPr>
+          <w:p>
+            <w:r>
+              <w:t>0–5: retrieve the decision rule; 5–20: investigate or trace; 20–30: start the independent case; 30–38: connect the project; 38–43: act on feedback; 43–45: plan the return check.</w:t>
+            </w:r>
+          </w:p>
+        </w:tc>
+        <w:tc>
+          <w:tcPr>
+            <w:tcW w:type="dxa" w:w="3408"/>
+          </w:tcPr>
+          <w:p>
+            <w:r>
+              <w:t>Sections 9 and 11–14. Give extra time to finish the full task set; use Section 15 when the week includes a coding lab.</w:t>
+            </w:r>
+          </w:p>
+        </w:tc>
+      </w:tr>
+    </w:tbl>
+    <w:p>
+      <w:r>
+        <w:t>Before class, solve the supported practice: Classify these requests before searching: 0 Yes, 30 Yes, 31 Yes, blank minutes with Yes, 10.5 Yes, and 10 Maybe. Give each expected output or clarification and explain whether any candidate should be checked. Why must zero not be treated like a blank?</w:t>
+      </w:r>
+    </w:p>
+    <w:p>
+      <w:r>
+        <w:t>Reasoned practice answer: 0 Yes is valid and checks all rows before no match. 30 Yes is valid and selects B1 at the first row. 31, blank minutes and 10.5 require minutes clarification; 10 Maybe requires a Yes or No quiet choice. Invalid cases check zero candidates. Zero is a supplied whole number within range; blank is missing information.</w:t>
+      </w:r>
+    </w:p>
+    <w:p>
+      <w:r>
+        <w:t>Check every learner before discussion: Use the worked case for Testing boundaries and varied conditions. Proposed explanation: “At the limit means outside the rule”. Decide whether this explanation is supported. Point to the step or supplied fact that decides; explain your repair if needed.</w:t>
+      </w:r>
+    </w:p>
+    <w:p>
+      <w:r>
+        <w:t>Misconception repair: An inclusive rule accepts its endpoints and equality.</w:t>
+      </w:r>
+    </w:p>
+    <w:p>
+      <w:r>
+        <w:t>Support: read the exact case aloud, enlarge the labelled picture, supply input cards and model only the first deciding step. Accept a spoken explanation or drawing; retain the reasoning goal.</w:t>
+      </w:r>
+    </w:p>
+    <w:p>
+      <w:r>
+        <w:t>Extension: Faulty code uses duration strictly below available time. Require a prediction and a reason before comparing. Expected result: Request 6 now wrongly returns none. Reason: A’s duration equals the available time and should be eligible under at most.</w:t>
+      </w:r>
+    </w:p>
+    <w:p>
+      <w:r>
+        <w:t>Independent assessment: withhold the reserved answer until the learner has attempted the new case. Record support separately from correctness.</w:t>
+      </w:r>
+    </w:p>
+    <w:tbl>
+      <w:tblPr>
+        <w:tblStyle w:val="LightShading-Accent1"/>
+        <w:tblW w:type="auto" w:w="0"/>
+        <w:tblLook w:firstColumn="1" w:firstRow="1" w:lastColumn="0" w:lastRow="0" w:noHBand="0" w:noVBand="1" w:val="04A0"/>
+      </w:tblPr>
+      <w:tblGrid>
+        <w:gridCol w:w="2556"/>
+        <w:gridCol w:w="2556"/>
+        <w:gridCol w:w="2556"/>
+        <w:gridCol w:w="2556"/>
+      </w:tblGrid>
+      <w:tr>
+        <w:trPr>
+          <w:tblHeader/>
+        </w:trPr>
+        <w:tc>
+          <w:tcPr>
+            <w:tcW w:type="dxa" w:w="2556"/>
+          </w:tcPr>
+          <w:p>
+            <w:r>
+              <w:t>Criterion</w:t>
+            </w:r>
+          </w:p>
+        </w:tc>
+        <w:tc>
+          <w:tcPr>
+            <w:tcW w:type="dxa" w:w="2556"/>
+          </w:tcPr>
+          <w:p>
+            <w:r>
+              <w:t>Not yet</w:t>
+            </w:r>
+          </w:p>
+        </w:tc>
+        <w:tc>
+          <w:tcPr>
+            <w:tcW w:type="dxa" w:w="2556"/>
+          </w:tcPr>
+          <w:p>
+            <w:r>
+              <w:t>With support</w:t>
+            </w:r>
+          </w:p>
+        </w:tc>
+        <w:tc>
+          <w:tcPr>
+            <w:tcW w:type="dxa" w:w="2556"/>
+          </w:tcPr>
+          <w:p>
+            <w:r>
+              <w:t>Independent</w:t>
+            </w:r>
+          </w:p>
+        </w:tc>
+      </w:tr>
+      <w:tr>
+        <w:tc>
+          <w:tcPr>
+            <w:tcW w:type="dxa" w:w="2556"/>
+          </w:tcPr>
+          <w:p>
+            <w:r>
+              <w:t>Explanation</w:t>
+            </w:r>
+          </w:p>
+        </w:tc>
+        <w:tc>
+          <w:tcPr>
+            <w:tcW w:type="dxa" w:w="2556"/>
+          </w:tcPr>
+          <w:p>
+            <w:r>
+              <w:t>Names an answer without a deciding fact</w:t>
+            </w:r>
+          </w:p>
+        </w:tc>
+        <w:tc>
+          <w:tcPr>
+            <w:tcW w:type="dxa" w:w="2556"/>
+          </w:tcPr>
+          <w:p>
+            <w:r>
+              <w:t>Uses a hint to link fact and decision</w:t>
+            </w:r>
+          </w:p>
+        </w:tc>
+        <w:tc>
+          <w:tcPr>
+            <w:tcW w:type="dxa" w:w="2556"/>
+          </w:tcPr>
+          <w:p>
+            <w:r>
+              <w:t>Explains the deciding fact in own words</w:t>
+            </w:r>
+          </w:p>
+        </w:tc>
+      </w:tr>
+      <w:tr>
+        <w:tc>
+          <w:tcPr>
+            <w:tcW w:type="dxa" w:w="2556"/>
+          </w:tcPr>
+          <w:p>
+            <w:r>
+              <w:t>Trace or test</w:t>
+            </w:r>
+          </w:p>
+        </w:tc>
+        <w:tc>
+          <w:tcPr>
+            <w:tcW w:type="dxa" w:w="2556"/>
+          </w:tcPr>
+          <w:p>
+            <w:r>
+              <w:t>Cannot connect input and result</w:t>
+            </w:r>
+          </w:p>
+        </w:tc>
+        <w:tc>
+          <w:tcPr>
+            <w:tcW w:type="dxa" w:w="2556"/>
+          </w:tcPr>
+          <w:p>
+            <w:r>
+              <w:t>Completes steps with prompts</w:t>
+            </w:r>
+          </w:p>
+        </w:tc>
+        <w:tc>
+          <w:tcPr>
+            <w:tcW w:type="dxa" w:w="2556"/>
+          </w:tcPr>
+          <w:p>
+            <w:r>
+              <w:t>Traces or tests a changed case accurately</w:t>
+            </w:r>
+          </w:p>
+        </w:tc>
+      </w:tr>
+      <w:tr>
+        <w:tc>
+          <w:tcPr>
+            <w:tcW w:type="dxa" w:w="2556"/>
+          </w:tcPr>
+          <w:p>
+            <w:r>
+              <w:t>Limits and revision</w:t>
+            </w:r>
+          </w:p>
+        </w:tc>
+        <w:tc>
+          <w:tcPr>
+            <w:tcW w:type="dxa" w:w="2556"/>
+          </w:tcPr>
+          <w:p>
+            <w:r>
+              <w:t>Claims more than evidence supports</w:t>
+            </w:r>
+          </w:p>
+        </w:tc>
+        <w:tc>
+          <w:tcPr>
+            <w:tcW w:type="dxa" w:w="2556"/>
+          </w:tcPr>
+          <w:p>
+            <w:r>
+              <w:t>Names a limit after a prompt</w:t>
+            </w:r>
+          </w:p>
+        </w:tc>
+        <w:tc>
+          <w:tcPr>
+            <w:tcW w:type="dxa" w:w="2556"/>
+          </w:tcPr>
+          <w:p>
+            <w:r>
+              <w:t>States a defensible limit and useful next test</w:t>
+            </w:r>
+          </w:p>
+        </w:tc>
+      </w:tr>
+    </w:tbl>
+    <w:p>
+      <w:r>
+        <w:t>Project checkpoint: Present and defend. Demonstrate the system, explain one failure and justify the next improvement with evidence.</w:t>
+      </w:r>
+    </w:p>
+    <w:p>
+      <w:r>
+        <w:t>Use the weekly teacher answer for topic-specific reasoning. A saved progress tick is an activity record; judge mastery from the learner’s explanation and evidence.</w:t>
+      </w:r>
+    </w:p>
     <w:sectPr>
       <w:pgSz w:w="12240" w:h="15840"/>
       <w:pgMar w:top="936" w:right="1008" w:bottom="936" w:left="1008" w:header="720" w:footer="720" w:gutter="0"/>

--- a/downloads/teacher/ai-1-week-34.docx
+++ b/downloads/teacher/ai-1-week-34.docx
@@ -3454,6 +3454,39 @@
         <w:t>Use the weekly teacher answer for topic-specific reasoning. A saved progress tick is an activity record; judge mastery from the learner’s explanation and evidence.</w:t>
       </w:r>
     </w:p>
+    <w:p>
+      <w:pPr>
+        <w:pStyle w:val="Heading1"/>
+      </w:pPr>
+      <w:r>
+        <w:t>08. Use feedback, labs and repair paths</w:t>
+      </w:r>
+    </w:p>
+    <w:p>
+      <w:r>
+        <w:t>Use the two formative questions as supported practice, not as independent mastery scores. Discuss the deciding evidence rather than accepting a guessed selection.</w:t>
+      </w:r>
+    </w:p>
+    <w:p>
+      <w:r>
+        <w:t>The feedback comes from the reviewed public worked case. Do not reveal the separately reserved independent teacher answer until the learner has attempted that case.</w:t>
+      </w:r>
+    </w:p>
+    <w:p>
+      <w:r>
+        <w:t>Ask students to predict before running code. Preserve errors and actual outputs; collect a changed test and an explanation. The branch-boundary and indexing lessons deliberately include failure cases.</w:t>
+      </w:r>
+    </w:p>
+    <w:p>
+      <w:r>
+        <w:t>Use the earlier worked-explanation links to address a specific missing building block, then return to the current question. Adapt this suggestion after observing the learner; it is not an automatic diagnosis.</w:t>
+      </w:r>
+    </w:p>
+    <w:p>
+      <w:r>
+        <w:t>Collect the completed-work portfolio as evidence. Record support separately from correctness, and assess explanation, trace/test and limitations. Progress ticks and quiz selections alone do not establish mastery.</w:t>
+      </w:r>
+    </w:p>
     <w:sectPr>
       <w:pgSz w:w="12240" w:h="15840"/>
       <w:pgMar w:top="936" w:right="1008" w:bottom="936" w:left="1008" w:header="720" w:footer="720" w:gutter="0"/>

--- a/downloads/teacher/ai-1-week-34.docx
+++ b/downloads/teacher/ai-1-week-34.docx
@@ -29,6 +29,11 @@
       </w:r>
     </w:p>
     <w:p>
+      <w:r>
+        <w:t>Prepare Test Edge Cases and Fairness: check the target, prerequisites, resources and adaptable teaching schedule.</w:t>
+      </w:r>
+    </w:p>
+    <w:p>
       <w:pPr>
         <w:pStyle w:val="Heading3"/>
       </w:pPr>
@@ -37,8 +42,20 @@
       </w:r>
     </w:p>
     <w:p>
-      <w:r>
-        <w:t>Primary target: Choose tests just below, at and above a decision boundary</w:t>
+      <w:pPr>
+        <w:spacing w:line="336" w:lineRule="auto" w:after="180"/>
+      </w:pPr>
+      <w:r>
+        <w:rPr>
+          <w:b w:val="0"/>
+        </w:rPr>
+        <w:t xml:space="preserve">Primary target: Choose tests just below, at and above a decision </w:t>
+      </w:r>
+      <w:r>
+        <w:rPr>
+          <w:b/>
+        </w:rPr>
+        <w:t>boundary</w:t>
       </w:r>
     </w:p>
     <w:tbl>
@@ -185,8 +202,37 @@
       </w:tr>
     </w:tbl>
     <w:p>
-      <w:r>
-        <w:t>This is a starting allocation of 135 minutes, not a validated duration. Preserve all named topics. Schedule extra time for connected examples, the full investigation, independent cases and project building. Repeated copies of a case share one recorded attempt; they are not new evidence.</w:t>
+      <w:pPr>
+        <w:spacing w:line="336" w:lineRule="auto" w:after="180"/>
+      </w:pPr>
+      <w:r>
+        <w:rPr>
+          <w:b w:val="0"/>
+        </w:rPr>
+        <w:t>This is a starting allocation of 135 minutes, not a validated duration. Preserve all named topics. Schedule extra time for connected examples, the full investigation, independent cases and project building.</w:t>
+      </w:r>
+    </w:p>
+    <w:p>
+      <w:pPr>
+        <w:spacing w:line="336" w:lineRule="auto" w:after="180"/>
+      </w:pPr>
+      <w:r>
+        <w:rPr>
+          <w:b w:val="0"/>
+        </w:rPr>
+        <w:t xml:space="preserve">Repeated copies of a case share one recorded attempt; they are not new </w:t>
+      </w:r>
+      <w:r>
+        <w:rPr>
+          <w:b/>
+        </w:rPr>
+        <w:t>evidence</w:t>
+      </w:r>
+      <w:r>
+        <w:rPr>
+          <w:b w:val="0"/>
+        </w:rPr>
+        <w:t>.</w:t>
       </w:r>
     </w:p>
     <w:p>
@@ -206,18 +252,70 @@
       </w:r>
     </w:p>
     <w:p>
-      <w:r>
+      <w:pPr>
+        <w:spacing w:line="336" w:lineRule="auto" w:after="180"/>
+      </w:pPr>
+      <w:r>
+        <w:rPr>
+          <w:b w:val="0"/>
+        </w:rPr>
         <w:t>Without opening the old lesson, explain one key idea from Test Normal Cases. Give an example and a mistake that the idea helps you avoid.</w:t>
       </w:r>
     </w:p>
     <w:p>
-      <w:r>
+      <w:pPr>
+        <w:spacing w:line="336" w:lineRule="auto" w:after="180"/>
+      </w:pPr>
+      <w:r>
+        <w:rPr>
+          <w:b w:val="0"/>
+        </w:rPr>
         <w:t>Look for: Plan routine cases with expected results derived from the requirements</w:t>
       </w:r>
     </w:p>
     <w:p>
-      <w:r>
-        <w:t>Reference example, not the only acceptable wording: R1 B1 because time fits and it is quiet; early match. R2 B2 because B1 is too long, B2 fits and quiet is unrestricted; later match. R3 no match because every time exceeds 6; exhaustion. R4 no match because B2 fails quiet while other rows exceed 9; both conditions. Record P1 version 1, B version 1 and the manual baseline. A full pass needs the required output and a correct explanation.</w:t>
+      <w:pPr>
+        <w:spacing w:line="336" w:lineRule="auto" w:after="180"/>
+      </w:pPr>
+      <w:r>
+        <w:rPr>
+          <w:b w:val="0"/>
+        </w:rPr>
+        <w:t>Reference example, not the only acceptable wording: R1 B1 because time fits and it is quiet; early match. R2 B2 because B1 is too long, B2 fits and quiet is unrestricted; later match.</w:t>
+      </w:r>
+    </w:p>
+    <w:p>
+      <w:pPr>
+        <w:spacing w:line="336" w:lineRule="auto" w:after="180"/>
+      </w:pPr>
+      <w:r>
+        <w:rPr>
+          <w:b w:val="0"/>
+        </w:rPr>
+        <w:t>R3 no match because every time exceeds 6; exhaustion. R4 no match because B2 fails quiet while other rows exceed 9; both conditions. Record P1 version 1, B version 1 and the manual baseline.</w:t>
+      </w:r>
+    </w:p>
+    <w:p>
+      <w:pPr>
+        <w:spacing w:line="336" w:lineRule="auto" w:after="180"/>
+      </w:pPr>
+      <w:r>
+        <w:rPr>
+          <w:b w:val="0"/>
+        </w:rPr>
+        <w:t xml:space="preserve">A full pass needs the required </w:t>
+      </w:r>
+      <w:r>
+        <w:rPr>
+          <w:b/>
+        </w:rPr>
+        <w:t>output</w:t>
+      </w:r>
+      <w:r>
+        <w:rPr>
+          <w:b w:val="0"/>
+        </w:rPr>
+        <w:t xml:space="preserve"> and a correct explanation.</w:t>
       </w:r>
     </w:p>
     <w:p>
@@ -229,18 +327,95 @@
       </w:r>
     </w:p>
     <w:p>
-      <w:r>
-        <w:t>Without opening the old lesson, explain one key idea from Design the Decision Process. Give an example and a mistake that the idea helps you avoid.</w:t>
-      </w:r>
-    </w:p>
-    <w:p>
-      <w:r>
-        <w:t>Look for: Design a decision process that covers valid, invalid and no-match requests</w:t>
-      </w:r>
-    </w:p>
-    <w:p>
-      <w:r>
-        <w:t>Reference example, not the only acceptable wording: Clarification follows invalid or missing input. A suggestion follows the first candidate passing both compatibility conditions. No match follows a valid request after all candidates fail. A single failed candidate does not settle whether later candidates fit, so the process must advance.</w:t>
+      <w:pPr>
+        <w:spacing w:line="336" w:lineRule="auto" w:after="180"/>
+      </w:pPr>
+      <w:r>
+        <w:rPr>
+          <w:b w:val="0"/>
+        </w:rPr>
+        <w:t xml:space="preserve">Without opening the old lesson, explain one key idea from Design the Decision </w:t>
+      </w:r>
+      <w:r>
+        <w:rPr>
+          <w:b/>
+        </w:rPr>
+        <w:t>Process</w:t>
+      </w:r>
+      <w:r>
+        <w:rPr>
+          <w:b w:val="0"/>
+        </w:rPr>
+        <w:t>. Give an example and a mistake that the idea helps you avoid.</w:t>
+      </w:r>
+    </w:p>
+    <w:p>
+      <w:pPr>
+        <w:spacing w:line="336" w:lineRule="auto" w:after="180"/>
+      </w:pPr>
+      <w:r>
+        <w:rPr>
+          <w:b w:val="0"/>
+        </w:rPr>
+        <w:t xml:space="preserve">Look for: Design a decision </w:t>
+      </w:r>
+      <w:r>
+        <w:rPr>
+          <w:b/>
+        </w:rPr>
+        <w:t>process</w:t>
+      </w:r>
+      <w:r>
+        <w:rPr>
+          <w:b w:val="0"/>
+        </w:rPr>
+        <w:t xml:space="preserve"> that covers valid, invalid and no-match requests</w:t>
+      </w:r>
+    </w:p>
+    <w:p>
+      <w:pPr>
+        <w:spacing w:line="336" w:lineRule="auto" w:after="180"/>
+      </w:pPr>
+      <w:r>
+        <w:rPr>
+          <w:b w:val="0"/>
+        </w:rPr>
+        <w:t xml:space="preserve">Reference example, not the only acceptable wording: Clarification follows invalid or missing </w:t>
+      </w:r>
+      <w:r>
+        <w:rPr>
+          <w:b/>
+        </w:rPr>
+        <w:t>input</w:t>
+      </w:r>
+      <w:r>
+        <w:rPr>
+          <w:b w:val="0"/>
+        </w:rPr>
+        <w:t>. A suggestion follows the first candidate passing both compatibility conditions.</w:t>
+      </w:r>
+    </w:p>
+    <w:p>
+      <w:pPr>
+        <w:spacing w:line="336" w:lineRule="auto" w:after="180"/>
+      </w:pPr>
+      <w:r>
+        <w:rPr>
+          <w:b w:val="0"/>
+        </w:rPr>
+        <w:t xml:space="preserve">No match follows a valid request after all candidates fail. A single failed candidate does not settle whether later candidates fit, so the </w:t>
+      </w:r>
+      <w:r>
+        <w:rPr>
+          <w:b/>
+        </w:rPr>
+        <w:t>process</w:t>
+      </w:r>
+      <w:r>
+        <w:rPr>
+          <w:b w:val="0"/>
+        </w:rPr>
+        <w:t xml:space="preserve"> must advance.</w:t>
       </w:r>
     </w:p>
     <w:p>
@@ -252,22 +427,69 @@
       </w:r>
     </w:p>
     <w:p>
-      <w:r>
+      <w:pPr>
+        <w:spacing w:line="336" w:lineRule="auto" w:after="180"/>
+      </w:pPr>
+      <w:r>
+        <w:rPr>
+          <w:b w:val="0"/>
+        </w:rPr>
         <w:t>Without opening the old lesson, explain one key idea from Humans Set Boundaries. Give an example and a mistake that the idea helps you avoid.</w:t>
       </w:r>
     </w:p>
     <w:p>
-      <w:r>
-        <w:t>Look for: Distinguish a system’s capability, the correctness of its output and permission to take an action</w:t>
-      </w:r>
-    </w:p>
-    <w:p>
-      <w:r>
-        <w:t>Reference example, not the only acceptable wording: The button establishes a capability. The fact check establishes factual support for A at that time. The approval permits the specified classroom-board action within its limits. Public posting is outside that permission even though the button exists and A is factually checked.</w:t>
-      </w:r>
-    </w:p>
-    <w:p>
-      <w:r>
+      <w:pPr>
+        <w:spacing w:line="336" w:lineRule="auto" w:after="180"/>
+      </w:pPr>
+      <w:r>
+        <w:rPr>
+          <w:b w:val="0"/>
+        </w:rPr>
+        <w:t xml:space="preserve">Look for: Distinguish a system’s capability, the correctness of its </w:t>
+      </w:r>
+      <w:r>
+        <w:rPr>
+          <w:b/>
+        </w:rPr>
+        <w:t>output</w:t>
+      </w:r>
+      <w:r>
+        <w:rPr>
+          <w:b w:val="0"/>
+        </w:rPr>
+        <w:t xml:space="preserve"> and permission to take an action</w:t>
+      </w:r>
+    </w:p>
+    <w:p>
+      <w:pPr>
+        <w:spacing w:line="336" w:lineRule="auto" w:after="180"/>
+      </w:pPr>
+      <w:r>
+        <w:rPr>
+          <w:b w:val="0"/>
+        </w:rPr>
+        <w:t>Reference example, not the only acceptable wording: The button establishes a capability. The fact check establishes factual support for A at that time.</w:t>
+      </w:r>
+    </w:p>
+    <w:p>
+      <w:pPr>
+        <w:spacing w:line="336" w:lineRule="auto" w:after="180"/>
+      </w:pPr>
+      <w:r>
+        <w:rPr>
+          <w:b w:val="0"/>
+        </w:rPr>
+        <w:t>The approval permits the specified classroom-board action within its limits. Public posting is outside that permission even though the button exists and A is factually checked.</w:t>
+      </w:r>
+    </w:p>
+    <w:p>
+      <w:pPr>
+        <w:spacing w:line="336" w:lineRule="auto" w:after="180"/>
+      </w:pPr>
+      <w:r>
+        <w:rPr>
+          <w:b w:val="0"/>
+        </w:rPr>
         <w:t>Use the student module and workbook section with this exact week title. The worked case, independent question and answers below form one aligned lesson sequence.</w:t>
       </w:r>
     </w:p>
@@ -280,7 +502,13 @@
       </w:r>
     </w:p>
     <w:p>
-      <w:r>
+      <w:pPr>
+        <w:spacing w:line="336" w:lineRule="auto" w:after="180"/>
+      </w:pPr>
+      <w:r>
+        <w:rPr>
+          <w:b w:val="0"/>
+        </w:rPr>
         <w:t>Before testing, define outcomes for clean paper, metal foil, mixed packaging and an unreadable card. The team later changes mixed packaging's expected result to match its sorter. Explain the evaluation problem.</w:t>
       </w:r>
     </w:p>
@@ -293,8 +521,38 @@
       </w:r>
     </w:p>
     <w:p>
-      <w:r>
-        <w:t>Unusual and underrepresented cases reveal hidden assumptions.</w:t>
+      <w:pPr>
+        <w:spacing w:line="336" w:lineRule="auto" w:after="180"/>
+      </w:pPr>
+      <w:r>
+        <w:rPr>
+          <w:b w:val="0"/>
+        </w:rPr>
+        <w:t xml:space="preserve">Unusual and </w:t>
+      </w:r>
+      <w:r>
+        <w:rPr>
+          <w:b/>
+        </w:rPr>
+        <w:t>underrepresented</w:t>
+      </w:r>
+      <w:r>
+        <w:rPr>
+          <w:b w:val="0"/>
+        </w:rPr>
+        <w:t xml:space="preserve"> cases reveal </w:t>
+      </w:r>
+      <w:r>
+        <w:rPr>
+          <w:b/>
+        </w:rPr>
+        <w:t>hidden assumption</w:t>
+      </w:r>
+      <w:r>
+        <w:rPr>
+          <w:b w:val="0"/>
+        </w:rPr>
+        <w:t>s.</w:t>
       </w:r>
     </w:p>
     <w:tbl>
@@ -430,12 +688,38 @@
       </w:r>
     </w:p>
     <w:p>
-      <w:r>
+      <w:pPr>
+        <w:spacing w:line="336" w:lineRule="auto" w:after="180"/>
+      </w:pPr>
+      <w:r>
+        <w:rPr>
+          <w:b w:val="0"/>
+        </w:rPr>
         <w:t>Use the supplied scenario, student illustrations and blank paper. For numeric work, offer counters or a calculator after learners show the setup. Fictional records are supplied; personal data and paid accounts are unnecessary.</w:t>
       </w:r>
     </w:p>
     <w:p>
-      <w:r>
+      <w:pPr>
+        <w:pStyle w:val="Heading3"/>
+      </w:pPr>
+      <w:r>
+        <w:t>Alternative compact allocation</w:t>
+      </w:r>
+    </w:p>
+    <w:p>
+      <w:r>
+        <w:t>This compact option is not the full-week schedule. Use the main teaching cycle and allow extra sessions for the investigation, independent work and project.</w:t>
+      </w:r>
+    </w:p>
+    <w:p>
+      <w:pPr>
+        <w:spacing w:line="336" w:lineRule="auto" w:after="180"/>
+        <w:shd w:fill="F1F6F8"/>
+      </w:pPr>
+      <w:r>
+        <w:rPr>
+          <w:b w:val="0"/>
+        </w:rPr>
         <w:t>Allow 80 minutes: recall 8; explanation 12; worked demonstration 15; guided practice 20; independent assessment 15; project and reflection 10. Extend the lab into a second session when needed.</w:t>
       </w:r>
     </w:p>
@@ -448,8 +732,54 @@
       </w:r>
     </w:p>
     <w:p>
-      <w:r>
-        <w:t>Boundary testing returns to inclusive comparisons and validation using the capstone context. S version 0 is a deliberately faulty comparison example, not the correct P1 implementation. It can pass the earlier routine set while rejecting exact duration fits. Catalogue variations test later successful paths that the original data cannot reach. Preserve the distinction between changing data, changing requirements and changing implementation; the variations here change only declared catalogue values.</w:t>
+      <w:pPr>
+        <w:spacing w:line="336" w:lineRule="auto" w:after="180"/>
+      </w:pPr>
+      <w:r>
+        <w:rPr>
+          <w:b/>
+        </w:rPr>
+        <w:t>Boundary</w:t>
+      </w:r>
+      <w:r>
+        <w:rPr>
+          <w:b w:val="0"/>
+        </w:rPr>
+        <w:t xml:space="preserve"> testing returns to </w:t>
+      </w:r>
+      <w:r>
+        <w:rPr>
+          <w:b/>
+        </w:rPr>
+        <w:t>inclusive</w:t>
+      </w:r>
+      <w:r>
+        <w:rPr>
+          <w:b w:val="0"/>
+        </w:rPr>
+        <w:t xml:space="preserve"> comparisons and validation using the capstone context. S version 0 is a deliberately faulty comparison example, not the correct P1 implementation.</w:t>
+      </w:r>
+    </w:p>
+    <w:p>
+      <w:pPr>
+        <w:spacing w:line="336" w:lineRule="auto" w:after="180"/>
+      </w:pPr>
+      <w:r>
+        <w:rPr>
+          <w:b w:val="0"/>
+        </w:rPr>
+        <w:t>It can pass the earlier routine set while rejecting exact duration fits. Catalogue variations test later successful paths that the original data cannot reach.</w:t>
+      </w:r>
+    </w:p>
+    <w:p>
+      <w:pPr>
+        <w:spacing w:line="336" w:lineRule="auto" w:after="180"/>
+      </w:pPr>
+      <w:r>
+        <w:rPr>
+          <w:b w:val="0"/>
+        </w:rPr>
+        <w:t>Preserve the distinction between changing data, changing requirements and changing implementation; the variations here change only declared catalogue values.</w:t>
       </w:r>
     </w:p>
     <w:p>
@@ -461,22 +791,82 @@
       </w:r>
     </w:p>
     <w:p>
-      <w:r>
-        <w:t>They examine only the selected inputs and conditions. A mistake may affect equality, invalid input, another catalogue or a path that none of those cases reaches.</w:t>
-      </w:r>
-    </w:p>
-    <w:p>
-      <w:r>
+      <w:pPr>
+        <w:spacing w:line="336" w:lineRule="auto" w:after="180"/>
+      </w:pPr>
+      <w:r>
+        <w:rPr>
+          <w:b w:val="0"/>
+        </w:rPr>
+        <w:t xml:space="preserve">They examine only the selected </w:t>
+      </w:r>
+      <w:r>
+        <w:rPr>
+          <w:b/>
+        </w:rPr>
+        <w:t>input</w:t>
+      </w:r>
+      <w:r>
+        <w:rPr>
+          <w:b w:val="0"/>
+        </w:rPr>
+        <w:t xml:space="preserve">s and conditions. A mistake may affect equality, </w:t>
+      </w:r>
+      <w:r>
+        <w:rPr>
+          <w:b/>
+        </w:rPr>
+        <w:t>invalid input</w:t>
+      </w:r>
+      <w:r>
+        <w:rPr>
+          <w:b w:val="0"/>
+        </w:rPr>
+        <w:t>, another catalogue or a path that none of those cases reaches.</w:t>
+      </w:r>
+    </w:p>
+    <w:p>
+      <w:pPr>
+        <w:spacing w:line="336" w:lineRule="auto" w:after="180"/>
+      </w:pPr>
+      <w:r>
+        <w:rPr>
+          <w:b w:val="0"/>
+        </w:rPr>
         <w:t>Saved P1 instructions and catalogue B version 1, plus separate labelled copies for versions 2 and 3</w:t>
       </w:r>
     </w:p>
     <w:p>
-      <w:r>
-        <w:t>Test records with purpose, versions, input, expected result, observed result, judgement and trace</w:t>
-      </w:r>
-    </w:p>
-    <w:p>
-      <w:r>
+      <w:pPr>
+        <w:spacing w:line="336" w:lineRule="auto" w:after="180"/>
+      </w:pPr>
+      <w:r>
+        <w:rPr>
+          <w:b w:val="0"/>
+        </w:rPr>
+        <w:t xml:space="preserve">Test records with purpose, versions, </w:t>
+      </w:r>
+      <w:r>
+        <w:rPr>
+          <w:b/>
+        </w:rPr>
+        <w:t>input</w:t>
+      </w:r>
+      <w:r>
+        <w:rPr>
+          <w:b w:val="0"/>
+        </w:rPr>
+        <w:t>, expected result, observed result, judgement and trace</w:t>
+      </w:r>
+    </w:p>
+    <w:p>
+      <w:pPr>
+        <w:spacing w:line="336" w:lineRule="auto" w:after="180"/>
+      </w:pPr>
+      <w:r>
+        <w:rPr>
+          <w:b w:val="0"/>
+        </w:rPr>
         <w:t>Paper cards for the independent equipment selector and a folder retaining every attempted run</w:t>
       </w:r>
     </w:p>
@@ -489,12 +879,36 @@
       </w:r>
     </w:p>
     <w:p>
-      <w:r>
-        <w:t>By the end, I can design boundary and coverage tests instead of assuming routine success is enough.</w:t>
-      </w:r>
-    </w:p>
-    <w:p>
-      <w:r>
+      <w:pPr>
+        <w:spacing w:line="336" w:lineRule="auto" w:after="180"/>
+      </w:pPr>
+      <w:r>
+        <w:rPr>
+          <w:b w:val="0"/>
+        </w:rPr>
+        <w:t xml:space="preserve">By the end, I can design </w:t>
+      </w:r>
+      <w:r>
+        <w:rPr>
+          <w:b/>
+        </w:rPr>
+        <w:t>boundary</w:t>
+      </w:r>
+      <w:r>
+        <w:rPr>
+          <w:b w:val="0"/>
+        </w:rPr>
+        <w:t xml:space="preserve"> and coverage tests instead of assuming routine success is enough.</w:t>
+      </w:r>
+    </w:p>
+    <w:p>
+      <w:pPr>
+        <w:spacing w:line="336" w:lineRule="auto" w:after="180"/>
+      </w:pPr>
+      <w:r>
+        <w:rPr>
+          <w:b w:val="0"/>
+        </w:rPr>
         <w:t>This added worked case illustrates the week’s main idea. Retain all original and connected topics; schedule its practice within the teaching cycle.</w:t>
       </w:r>
     </w:p>
@@ -507,103 +921,422 @@
       </w:r>
     </w:p>
     <w:p>
+      <w:r>
+        <w:t>Model Test Edge Cases and Fairness using the supplied case, labelled mechanism and reasoning. Make the scope of each conclusion explicit.</w:t>
+      </w:r>
+    </w:p>
+    <w:p>
+      <w:pPr>
+        <w:spacing w:line="336" w:lineRule="auto" w:after="180"/>
+      </w:pPr>
+      <w:r>
+        <w:rPr>
+          <w:b w:val="0"/>
+        </w:rPr>
+        <w:t>Follow the information instead of imagining magic inside the machine.</w:t>
+      </w:r>
+    </w:p>
+    <w:p>
       <w:pPr>
         <w:pStyle w:val="Heading3"/>
       </w:pPr>
       <w:r>
-        <w:t>Explain the mechanism</w:t>
-      </w:r>
-    </w:p>
-    <w:p>
-      <w:r>
-        <w:t>Follow the information instead of imagining magic inside the machine.</w:t>
-      </w:r>
-    </w:p>
-    <w:p>
-      <w:r>
-        <w:t>INPUT planned edge and subgroup cases</w:t>
-      </w:r>
-    </w:p>
-    <w:p>
-      <w:r>
-        <w:t>PROCESS run same version and compare error patterns</w:t>
-      </w:r>
-    </w:p>
-    <w:p>
-      <w:r>
-        <w:t>OUTPUT documented gaps, harms, and repair priorities</w:t>
-      </w:r>
-    </w:p>
-    <w:p>
-      <w:r>
-        <w:t>CORE IDEA Unusual and underrepresented cases reveal hidden assumptions.</w:t>
-      </w:r>
-    </w:p>
-    <w:p>
-      <w:r>
+        <w:t>1. Input — information entering</w:t>
+      </w:r>
+    </w:p>
+    <w:p>
+      <w:pPr>
+        <w:spacing w:line="336" w:lineRule="auto" w:after="180"/>
+        <w:shd w:fill="F4F9FC"/>
+      </w:pPr>
+      <w:r>
+        <w:rPr>
+          <w:b/>
+        </w:rPr>
+        <w:t>INPUT</w:t>
+      </w:r>
+      <w:r>
+        <w:rPr>
+          <w:b w:val="0"/>
+        </w:rPr>
+        <w:t xml:space="preserve"> planned edge and subgroup cases</w:t>
+      </w:r>
+    </w:p>
+    <w:p>
+      <w:pPr>
+        <w:pStyle w:val="Heading3"/>
+      </w:pPr>
+      <w:r>
+        <w:t>2. Process — the deciding step</w:t>
+      </w:r>
+    </w:p>
+    <w:p>
+      <w:pPr>
+        <w:spacing w:line="336" w:lineRule="auto" w:after="180"/>
+        <w:shd w:fill="F4F9FC"/>
+      </w:pPr>
+      <w:r>
+        <w:rPr>
+          <w:b/>
+        </w:rPr>
+        <w:t>PROCESS</w:t>
+      </w:r>
+      <w:r>
+        <w:rPr>
+          <w:b w:val="0"/>
+        </w:rPr>
+        <w:t xml:space="preserve"> run same version and compare error patterns</w:t>
+      </w:r>
+    </w:p>
+    <w:p>
+      <w:pPr>
+        <w:pStyle w:val="Heading3"/>
+      </w:pPr>
+      <w:r>
+        <w:t>3. Output — the result</w:t>
+      </w:r>
+    </w:p>
+    <w:p>
+      <w:pPr>
+        <w:spacing w:line="336" w:lineRule="auto" w:after="180"/>
+        <w:shd w:fill="F4F9FC"/>
+      </w:pPr>
+      <w:r>
+        <w:rPr>
+          <w:b/>
+        </w:rPr>
+        <w:t>OUTPUT</w:t>
+      </w:r>
+      <w:r>
+        <w:rPr>
+          <w:b w:val="0"/>
+        </w:rPr>
+        <w:t xml:space="preserve"> documented gaps, harms, and repair priorities</w:t>
+      </w:r>
+    </w:p>
+    <w:p>
+      <w:pPr>
+        <w:pStyle w:val="Heading3"/>
+      </w:pPr>
+      <w:r>
+        <w:t>Key idea</w:t>
+      </w:r>
+    </w:p>
+    <w:p>
+      <w:pPr>
+        <w:spacing w:line="336" w:lineRule="auto" w:after="180"/>
+        <w:shd w:fill="EDF7F3"/>
+      </w:pPr>
+      <w:r>
+        <w:rPr>
+          <w:b w:val="0"/>
+        </w:rPr>
+        <w:t xml:space="preserve">CORE IDEA Unusual and </w:t>
+      </w:r>
+      <w:r>
+        <w:rPr>
+          <w:b/>
+        </w:rPr>
+        <w:t>underrepresented</w:t>
+      </w:r>
+      <w:r>
+        <w:rPr>
+          <w:b w:val="0"/>
+        </w:rPr>
+        <w:t xml:space="preserve"> cases reveal </w:t>
+      </w:r>
+      <w:r>
+        <w:rPr>
+          <w:b/>
+        </w:rPr>
+        <w:t>hidden assumption</w:t>
+      </w:r>
+      <w:r>
+        <w:rPr>
+          <w:b w:val="0"/>
+        </w:rPr>
+        <w:t>s.</w:t>
+      </w:r>
+    </w:p>
+    <w:p>
+      <w:pPr>
+        <w:pStyle w:val="Heading3"/>
+      </w:pPr>
+      <w:r>
+        <w:t>How the mechanism works</w:t>
+      </w:r>
+    </w:p>
+    <w:p>
+      <w:pPr>
+        <w:spacing w:line="336" w:lineRule="auto" w:after="180"/>
+        <w:shd w:fill="F1F6F8"/>
+      </w:pPr>
+      <w:r>
+        <w:rPr>
+          <w:b w:val="0"/>
+        </w:rPr>
         <w:t>UNDER THE HOOD Edge testing explores boundaries, rare combinations, missing values, adversarial ambiguity, and subgroup conditions. Fairness analysis asks whether error burdens differ and whether fallback paths remain usable.</w:t>
       </w:r>
     </w:p>
     <w:p>
-      <w:r>
+      <w:pPr>
+        <w:spacing w:line="336" w:lineRule="auto" w:after="180"/>
+      </w:pPr>
+      <w:r>
+        <w:rPr>
+          <w:b w:val="0"/>
+        </w:rPr>
         <w:t>Draw a fresh example with all three stages:</w:t>
       </w:r>
     </w:p>
     <w:p>
-      <w:r>
-        <w:t>Every step connects a claim to observable evidence.</w:t>
-      </w:r>
-    </w:p>
-    <w:p>
-      <w:r>
-        <w:t>CASE A worn notebook, multilingual label, partly hidden item, and object fitting two bins reveal assumptions normal tests miss.</w:t>
-      </w:r>
-    </w:p>
-    <w:p>
-      <w:r>
+      <w:pPr>
+        <w:spacing w:line="336" w:lineRule="auto" w:after="180"/>
+      </w:pPr>
+      <w:r>
+        <w:rPr>
+          <w:b w:val="0"/>
+        </w:rPr>
+        <w:t xml:space="preserve">Every step connects a claim to observable </w:t>
+      </w:r>
+      <w:r>
+        <w:rPr>
+          <w:b/>
+        </w:rPr>
+        <w:t>evidence</w:t>
+      </w:r>
+      <w:r>
+        <w:rPr>
+          <w:b w:val="0"/>
+        </w:rPr>
+        <w:t>.</w:t>
+      </w:r>
+    </w:p>
+    <w:p>
+      <w:pPr>
+        <w:pStyle w:val="Heading3"/>
+      </w:pPr>
+      <w:r>
+        <w:t>The case to investigate</w:t>
+      </w:r>
+    </w:p>
+    <w:p>
+      <w:pPr>
+        <w:spacing w:line="336" w:lineRule="auto" w:after="180"/>
+        <w:shd w:fill="F1F6FC"/>
+      </w:pPr>
+      <w:r>
+        <w:rPr>
+          <w:b w:val="0"/>
+        </w:rPr>
+        <w:t xml:space="preserve">CASE A worn notebook, multilingual label, partly hidden item, and object </w:t>
+      </w:r>
+      <w:r>
+        <w:rPr>
+          <w:b/>
+        </w:rPr>
+        <w:t>fitting</w:t>
+      </w:r>
+      <w:r>
+        <w:rPr>
+          <w:b w:val="0"/>
+        </w:rPr>
+        <w:t xml:space="preserve"> two bins reveal assumptions normal tests miss.</w:t>
+      </w:r>
+    </w:p>
+    <w:p>
+      <w:pPr>
+        <w:pStyle w:val="Heading3"/>
+      </w:pPr>
+      <w:r>
+        <w:t>Step 1</w:t>
+      </w:r>
+    </w:p>
+    <w:p>
+      <w:pPr>
+        <w:spacing w:line="336" w:lineRule="auto" w:after="180"/>
+        <w:shd w:fill="F4F9FC"/>
+      </w:pPr>
+      <w:r>
+        <w:rPr>
+          <w:b w:val="0"/>
+        </w:rPr>
         <w:t>STEP 1 — OBSERVE planned edge and subgroup cases</w:t>
       </w:r>
     </w:p>
     <w:p>
-      <w:r>
+      <w:pPr>
+        <w:pStyle w:val="Heading3"/>
+      </w:pPr>
+      <w:r>
+        <w:t>Step 2</w:t>
+      </w:r>
+    </w:p>
+    <w:p>
+      <w:pPr>
+        <w:spacing w:line="336" w:lineRule="auto" w:after="180"/>
+        <w:shd w:fill="F4F9FC"/>
+      </w:pPr>
+      <w:r>
+        <w:rPr>
+          <w:b w:val="0"/>
+        </w:rPr>
         <w:t>STEP 2 — TRACE run same version and compare error patterns</w:t>
       </w:r>
     </w:p>
     <w:p>
-      <w:r>
+      <w:pPr>
+        <w:pStyle w:val="Heading3"/>
+      </w:pPr>
+      <w:r>
+        <w:t>Step 3</w:t>
+      </w:r>
+    </w:p>
+    <w:p>
+      <w:pPr>
+        <w:spacing w:line="336" w:lineRule="auto" w:after="180"/>
+        <w:shd w:fill="F4F9FC"/>
+      </w:pPr>
+      <w:r>
+        <w:rPr>
+          <w:b w:val="0"/>
+        </w:rPr>
         <w:t>STEP 3 — CONCLUDE documented gaps, harms, and repair priorities</w:t>
       </w:r>
     </w:p>
     <w:p>
-      <w:r>
+      <w:pPr>
+        <w:pStyle w:val="Heading3"/>
+      </w:pPr>
+      <w:r>
+        <w:t>Model answer</w:t>
+      </w:r>
+    </w:p>
+    <w:p>
+      <w:pPr>
+        <w:spacing w:line="336" w:lineRule="auto" w:after="180"/>
+        <w:shd w:fill="F1F6FC"/>
+      </w:pPr>
+      <w:r>
+        <w:rPr>
+          <w:b w:val="0"/>
+        </w:rPr>
         <w:t>MODEL REASONING Use the same frozen prototype, log outcomes by condition, and compare error types. Prioritize failures with high burden or no usable fallback, then design a targeted repair without stereotyping users.</w:t>
       </w:r>
     </w:p>
     <w:p>
-      <w:r>
-        <w:t>DO NOT OVERCLAIM Edge cases are not excuses to blame users for being unusual; they are evidence about design limits.</w:t>
-      </w:r>
-    </w:p>
-    <w:p>
-      <w:r>
-        <w:t>What new evidence could change this answer?</w:t>
-      </w:r>
-    </w:p>
-    <w:p>
       <w:pPr>
         <w:pStyle w:val="Heading3"/>
       </w:pPr>
       <w:r>
+        <w:t>A claim to avoid</w:t>
+      </w:r>
+    </w:p>
+    <w:p>
+      <w:pPr>
+        <w:spacing w:line="336" w:lineRule="auto" w:after="180"/>
+        <w:shd w:fill="FFF5E6"/>
+      </w:pPr>
+      <w:r>
+        <w:rPr>
+          <w:b w:val="0"/>
+        </w:rPr>
+        <w:t xml:space="preserve">DO NOT OVERCLAIM </w:t>
+      </w:r>
+      <w:r>
+        <w:rPr>
+          <w:b/>
+        </w:rPr>
+        <w:t>Edge case</w:t>
+      </w:r>
+      <w:r>
+        <w:rPr>
+          <w:b w:val="0"/>
+        </w:rPr>
+        <w:t xml:space="preserve">s are not excuses to blame users for being unusual; they are </w:t>
+      </w:r>
+      <w:r>
+        <w:rPr>
+          <w:b/>
+        </w:rPr>
+        <w:t>evidence</w:t>
+      </w:r>
+      <w:r>
+        <w:rPr>
+          <w:b w:val="0"/>
+        </w:rPr>
+        <w:t xml:space="preserve"> about design limits.</w:t>
+      </w:r>
+    </w:p>
+    <w:p>
+      <w:pPr>
+        <w:spacing w:line="336" w:lineRule="auto" w:after="180"/>
+        <w:shd w:fill="F5F1FB"/>
+      </w:pPr>
+      <w:r>
+        <w:rPr>
+          <w:b w:val="0"/>
+        </w:rPr>
+        <w:t xml:space="preserve">What new </w:t>
+      </w:r>
+      <w:r>
+        <w:rPr>
+          <w:b/>
+        </w:rPr>
+        <w:t>evidence</w:t>
+      </w:r>
+      <w:r>
+        <w:rPr>
+          <w:b w:val="0"/>
+        </w:rPr>
+        <w:t xml:space="preserve"> could change this answer?</w:t>
+      </w:r>
+    </w:p>
+    <w:p>
+      <w:pPr>
+        <w:pStyle w:val="Heading3"/>
+      </w:pPr>
+      <w:r>
         <w:t>Concrete teaching case</w:t>
       </w:r>
     </w:p>
     <w:p>
-      <w:r>
+      <w:pPr>
+        <w:pStyle w:val="Heading3"/>
+      </w:pPr>
+      <w:r>
+        <w:t>The teaching case</w:t>
+      </w:r>
+    </w:p>
+    <w:p>
+      <w:pPr>
+        <w:spacing w:line="336" w:lineRule="auto" w:after="180"/>
+        <w:shd w:fill="F1F6FC"/>
+      </w:pPr>
+      <w:r>
+        <w:rPr>
+          <w:b w:val="0"/>
+        </w:rPr>
         <w:t>A sorter handles clean paper but fails on crumpled paper and mixed packaging.</w:t>
       </w:r>
     </w:p>
     <w:p>
-      <w:r>
+      <w:pPr>
+        <w:pStyle w:val="Heading3"/>
+      </w:pPr>
+      <w:r>
+        <w:t>The teaching case</w:t>
+      </w:r>
+    </w:p>
+    <w:p>
+      <w:pPr>
+        <w:spacing w:line="336" w:lineRule="auto" w:after="180"/>
+        <w:shd w:fill="F1F6FC"/>
+      </w:pPr>
+      <w:r>
+        <w:rPr>
+          <w:b w:val="0"/>
+        </w:rPr>
         <w:t>Design revealing tests.</w:t>
       </w:r>
     </w:p>
@@ -616,41 +1349,335 @@
       </w:r>
     </w:p>
     <w:p>
-      <w:r>
-        <w:t>Use separately labelled clean, crumpled and mixed cases with expected outputs or review actions declared first. Compare conditions.</w:t>
-      </w:r>
-    </w:p>
-    <w:p>
       <w:pPr>
         <w:pStyle w:val="Heading3"/>
       </w:pPr>
       <w:r>
+        <w:t>Why the result follows</w:t>
+      </w:r>
+    </w:p>
+    <w:p>
+      <w:pPr>
+        <w:spacing w:line="336" w:lineRule="auto" w:after="180"/>
+        <w:shd w:fill="F1F6FC"/>
+      </w:pPr>
+      <w:r>
+        <w:rPr>
+          <w:b w:val="0"/>
+        </w:rPr>
+        <w:t xml:space="preserve">Use separately labelled clean, crumpled and mixed cases with expected </w:t>
+      </w:r>
+      <w:r>
+        <w:rPr>
+          <w:b/>
+        </w:rPr>
+        <w:t>output</w:t>
+      </w:r>
+      <w:r>
+        <w:rPr>
+          <w:b w:val="0"/>
+        </w:rPr>
+        <w:t>s or review actions declared first. Compare conditions.</w:t>
+      </w:r>
+    </w:p>
+    <w:p>
+      <w:pPr>
+        <w:pStyle w:val="Heading3"/>
+      </w:pPr>
+      <w:r>
         <w:t>Explain the added worked example</w:t>
       </w:r>
     </w:p>
     <w:p>
-      <w:r>
-        <w:t>Routine examples can miss a mistake at an exact limit. This week you will choose revealing cases around those limits and vary the paper catalogue to reach later successful outputs. Write expected results from the requirements before operating the prototype. Keep its saved instructions and each test record so a failure remains useful evidence.</w:t>
-      </w:r>
-    </w:p>
-    <w:p>
-      <w:r>
-        <w:t>Catalogue B version 1 is unchanged: B1 Bookmark drawing, 10 minutes, quiet Yes; B2 Story circle, 8 minutes, quiet No; B3 Pattern puzzle, 12 minutes, quiet Yes; B4 Tower challenge, 15 minutes, quiet No. Search in that order. These fictional paper values assume materials are available. Inputs are whole minutes from 0 to 30 inclusive and Quiet required Yes or No. No allows quiet or nonquiet activities.</w:t>
-      </w:r>
-    </w:p>
-    <w:p>
-      <w:r>
-        <w:t>Time fits when required minutes are no more than available minutes, including equality. The quiet condition must also hold. Select the first fitting row with a correct reason, or report no match after every row fails. Invalid or missing input requires clarification before searching. P1 validates, resets to the first row, checks both conditions, advances after failure and stops at the first fit or catalogue exhaustion. No output books or publishes anything.</w:t>
-      </w:r>
-    </w:p>
-    <w:p>
-      <w:r>
-        <w:t>For quiet requests, 10 minutes is the first time a catalogue activity fits. Test 9, 10 and 11 with Yes so only the time changes. A faulty comparison S version 0 uses strictly less than instead of no more than for time, while keeping the other P1 rules. It rejects B1 at exactly 10. With quiet required, every later row also fails, so it incorrectly reports no match.</w:t>
-      </w:r>
-    </w:p>
-    <w:p>
-      <w:r>
-        <w:t>S can pass all four routine requests from Week 33: 11 Yes, 9 No, 6 No and 9 Yes. None has a fitting activity whose duration equals the request. The 10 Yes case reveals a gap those passes did not close. Another useful boundary is 8 minutes with No: equality should allow B2, while 7 No has no match. Keep both quiet values in your wider plan because No does not mean nonquiet only.</w:t>
+      <w:pPr>
+        <w:pStyle w:val="Heading3"/>
+      </w:pPr>
+      <w:r>
+        <w:t>Explain the added worked example · 1</w:t>
+      </w:r>
+    </w:p>
+    <w:p>
+      <w:pPr>
+        <w:spacing w:line="336" w:lineRule="auto" w:after="180"/>
+      </w:pPr>
+      <w:r>
+        <w:rPr>
+          <w:b w:val="0"/>
+        </w:rPr>
+        <w:t xml:space="preserve">Routine examples can miss a mistake at an exact limit. This week you will choose revealing cases around those limits and vary the paper catalogue to reach later successful </w:t>
+      </w:r>
+      <w:r>
+        <w:rPr>
+          <w:b/>
+        </w:rPr>
+        <w:t>output</w:t>
+      </w:r>
+      <w:r>
+        <w:rPr>
+          <w:b w:val="0"/>
+        </w:rPr>
+        <w:t>s.</w:t>
+      </w:r>
+    </w:p>
+    <w:p>
+      <w:pPr>
+        <w:spacing w:line="336" w:lineRule="auto" w:after="180"/>
+      </w:pPr>
+      <w:r>
+        <w:rPr>
+          <w:b w:val="0"/>
+        </w:rPr>
+        <w:t xml:space="preserve">Write expected results from the requirements before operating the prototype. Keep its saved instructions and each test record so a failure remains useful </w:t>
+      </w:r>
+      <w:r>
+        <w:rPr>
+          <w:b/>
+        </w:rPr>
+        <w:t>evidence</w:t>
+      </w:r>
+      <w:r>
+        <w:rPr>
+          <w:b w:val="0"/>
+        </w:rPr>
+        <w:t>.</w:t>
+      </w:r>
+    </w:p>
+    <w:p>
+      <w:pPr>
+        <w:pStyle w:val="Heading3"/>
+      </w:pPr>
+      <w:r>
+        <w:t>Explain the added worked example · 2</w:t>
+      </w:r>
+    </w:p>
+    <w:p>
+      <w:pPr>
+        <w:spacing w:line="336" w:lineRule="auto" w:after="180"/>
+      </w:pPr>
+      <w:r>
+        <w:rPr>
+          <w:b w:val="0"/>
+        </w:rPr>
+        <w:t xml:space="preserve">Catalogue B version 1 is unchanged: B1 Bookmark drawing, 10 minutes, quiet Yes; B2 Story circle, 8 minutes, quiet No; B3 Pattern puzzle, </w:t>
+      </w:r>
+      <w:r>
+        <w:rPr>
+          <w:b/>
+        </w:rPr>
+        <w:t>12 minutes</w:t>
+      </w:r>
+      <w:r>
+        <w:rPr>
+          <w:b w:val="0"/>
+        </w:rPr>
+        <w:t>, quiet Yes; B4 Tower challenge, 15 minutes, quiet No. Search in that order.</w:t>
+      </w:r>
+    </w:p>
+    <w:p>
+      <w:pPr>
+        <w:spacing w:line="336" w:lineRule="auto" w:after="180"/>
+      </w:pPr>
+      <w:r>
+        <w:rPr>
+          <w:b w:val="0"/>
+        </w:rPr>
+        <w:t xml:space="preserve">These fictional paper values assume materials are available. </w:t>
+      </w:r>
+      <w:r>
+        <w:rPr>
+          <w:b/>
+        </w:rPr>
+        <w:t>Input</w:t>
+      </w:r>
+      <w:r>
+        <w:rPr>
+          <w:b w:val="0"/>
+        </w:rPr>
+        <w:t xml:space="preserve">s are whole minutes from 0 to 30 </w:t>
+      </w:r>
+      <w:r>
+        <w:rPr>
+          <w:b/>
+        </w:rPr>
+        <w:t>inclusive</w:t>
+      </w:r>
+      <w:r>
+        <w:rPr>
+          <w:b w:val="0"/>
+        </w:rPr>
+        <w:t xml:space="preserve"> and Quiet required Yes or No. No allows quiet or nonquiet activities.</w:t>
+      </w:r>
+    </w:p>
+    <w:p>
+      <w:pPr>
+        <w:pStyle w:val="Heading3"/>
+      </w:pPr>
+      <w:r>
+        <w:t>Explain the added worked example · 3</w:t>
+      </w:r>
+    </w:p>
+    <w:p>
+      <w:pPr>
+        <w:spacing w:line="336" w:lineRule="auto" w:after="180"/>
+      </w:pPr>
+      <w:r>
+        <w:rPr>
+          <w:b w:val="0"/>
+        </w:rPr>
+        <w:t xml:space="preserve">Time fits when required minutes are no more than available minutes, including equality. The quiet condition must also hold. Select the first </w:t>
+      </w:r>
+      <w:r>
+        <w:rPr>
+          <w:b/>
+        </w:rPr>
+        <w:t>fitting</w:t>
+      </w:r>
+      <w:r>
+        <w:rPr>
+          <w:b w:val="0"/>
+        </w:rPr>
+        <w:t xml:space="preserve"> row with a correct reason, or report no match after every row fails.</w:t>
+      </w:r>
+    </w:p>
+    <w:p>
+      <w:pPr>
+        <w:spacing w:line="336" w:lineRule="auto" w:after="180"/>
+      </w:pPr>
+      <w:r>
+        <w:rPr>
+          <w:b w:val="0"/>
+        </w:rPr>
+        <w:t xml:space="preserve">Invalid or missing </w:t>
+      </w:r>
+      <w:r>
+        <w:rPr>
+          <w:b/>
+        </w:rPr>
+        <w:t>input</w:t>
+      </w:r>
+      <w:r>
+        <w:rPr>
+          <w:b w:val="0"/>
+        </w:rPr>
+        <w:t xml:space="preserve"> requires clarification before searching. P1 validates, resets to the first row, checks both conditions, advances after failure and stops at the first fit or catalogue exhaustion.</w:t>
+      </w:r>
+    </w:p>
+    <w:p>
+      <w:pPr>
+        <w:spacing w:line="336" w:lineRule="auto" w:after="180"/>
+      </w:pPr>
+      <w:r>
+        <w:rPr>
+          <w:b w:val="0"/>
+        </w:rPr>
+        <w:t xml:space="preserve">No </w:t>
+      </w:r>
+      <w:r>
+        <w:rPr>
+          <w:b/>
+        </w:rPr>
+        <w:t>output</w:t>
+      </w:r>
+      <w:r>
+        <w:rPr>
+          <w:b w:val="0"/>
+        </w:rPr>
+        <w:t xml:space="preserve"> books or publishes anything.</w:t>
+      </w:r>
+    </w:p>
+    <w:p>
+      <w:pPr>
+        <w:pStyle w:val="Heading3"/>
+      </w:pPr>
+      <w:r>
+        <w:t>Explain the added worked example · 4</w:t>
+      </w:r>
+    </w:p>
+    <w:p>
+      <w:pPr>
+        <w:spacing w:line="336" w:lineRule="auto" w:after="180"/>
+      </w:pPr>
+      <w:r>
+        <w:rPr>
+          <w:b w:val="0"/>
+        </w:rPr>
+        <w:t>For quiet requests, 10 minutes is the first time a catalogue activity fits. Test 9, 10 and 11 with Yes so only the time changes.</w:t>
+      </w:r>
+    </w:p>
+    <w:p>
+      <w:pPr>
+        <w:spacing w:line="336" w:lineRule="auto" w:after="180"/>
+      </w:pPr>
+      <w:r>
+        <w:rPr>
+          <w:b w:val="0"/>
+        </w:rPr>
+        <w:t>A faulty comparison S version 0 uses strictly less than instead of no more than for time, while keeping the other P1 rules. It rejects B1 at exactly 10.</w:t>
+      </w:r>
+    </w:p>
+    <w:p>
+      <w:pPr>
+        <w:spacing w:line="336" w:lineRule="auto" w:after="180"/>
+      </w:pPr>
+      <w:r>
+        <w:rPr>
+          <w:b w:val="0"/>
+        </w:rPr>
+        <w:t>With quiet required, every later row also fails, so it incorrectly reports no match.</w:t>
+      </w:r>
+    </w:p>
+    <w:p>
+      <w:pPr>
+        <w:pStyle w:val="Heading3"/>
+      </w:pPr>
+      <w:r>
+        <w:t>Explain the added worked example · 5</w:t>
+      </w:r>
+    </w:p>
+    <w:p>
+      <w:pPr>
+        <w:spacing w:line="336" w:lineRule="auto" w:after="180"/>
+      </w:pPr>
+      <w:r>
+        <w:rPr>
+          <w:b w:val="0"/>
+        </w:rPr>
+        <w:t xml:space="preserve">S can pass all four routine requests from Week 33: 11 Yes, 9 No, 6 No and 9 Yes. None has a </w:t>
+      </w:r>
+      <w:r>
+        <w:rPr>
+          <w:b/>
+        </w:rPr>
+        <w:t>fitting</w:t>
+      </w:r>
+      <w:r>
+        <w:rPr>
+          <w:b w:val="0"/>
+        </w:rPr>
+        <w:t xml:space="preserve"> activity whose duration equals the request. The 10 Yes case reveals a gap those passes did not close.</w:t>
+      </w:r>
+    </w:p>
+    <w:p>
+      <w:pPr>
+        <w:spacing w:line="336" w:lineRule="auto" w:after="180"/>
+      </w:pPr>
+      <w:r>
+        <w:rPr>
+          <w:b w:val="0"/>
+        </w:rPr>
+        <w:t xml:space="preserve">Another useful </w:t>
+      </w:r>
+      <w:r>
+        <w:rPr>
+          <w:b/>
+        </w:rPr>
+        <w:t>boundary</w:t>
+      </w:r>
+      <w:r>
+        <w:rPr>
+          <w:b w:val="0"/>
+        </w:rPr>
+        <w:t xml:space="preserve"> is 8 minutes with No: equality should allow B2, while 7 No has no match. Keep both quiet values in your wider plan because No does not mean nonquiet only.</w:t>
       </w:r>
     </w:p>
     <w:p>
@@ -816,8 +1843,37 @@
       </w:r>
     </w:p>
     <w:p>
-      <w:r>
-        <w:t>Use the complete worked example below before asking learners to complete W2. Reveal a small part, invite a prediction, then explain the deciding step. These teacher notes contain solutions; do not reveal the independent case answer during modelling.</w:t>
+      <w:pPr>
+        <w:spacing w:line="336" w:lineRule="auto" w:after="180"/>
+      </w:pPr>
+      <w:r>
+        <w:rPr>
+          <w:b w:val="0"/>
+        </w:rPr>
+        <w:t xml:space="preserve">Use the complete worked example below before asking learners to complete W2. Reveal a small part, invite a </w:t>
+      </w:r>
+      <w:r>
+        <w:rPr>
+          <w:b/>
+        </w:rPr>
+        <w:t>prediction</w:t>
+      </w:r>
+      <w:r>
+        <w:rPr>
+          <w:b w:val="0"/>
+        </w:rPr>
+        <w:t>, then explain the deciding step.</w:t>
+      </w:r>
+    </w:p>
+    <w:p>
+      <w:pPr>
+        <w:spacing w:line="336" w:lineRule="auto" w:after="180"/>
+      </w:pPr>
+      <w:r>
+        <w:rPr>
+          <w:b w:val="0"/>
+        </w:rPr>
+        <w:t>These teacher notes contain solutions; do not reveal the independent case answer during modelling.</w:t>
       </w:r>
     </w:p>
     <w:tbl>
@@ -835,6 +1891,38 @@
         <w:trPr>
           <w:tblHeader/>
         </w:trPr>
+        <w:tc>
+          <w:tcPr>
+            <w:tcW w:type="dxa" w:w="3408"/>
+          </w:tcPr>
+          <w:p>
+            <w:r>
+              <w:t>Request using catalogue B</w:t>
+            </w:r>
+          </w:p>
+        </w:tc>
+        <w:tc>
+          <w:tcPr>
+            <w:tcW w:type="dxa" w:w="3408"/>
+          </w:tcPr>
+          <w:p>
+            <w:r>
+              <w:t>Expected response</w:t>
+            </w:r>
+          </w:p>
+        </w:tc>
+        <w:tc>
+          <w:tcPr>
+            <w:tcW w:type="dxa" w:w="3408"/>
+          </w:tcPr>
+          <w:p>
+            <w:r>
+              <w:t>Reason</w:t>
+            </w:r>
+          </w:p>
+        </w:tc>
+      </w:tr>
+      <w:tr>
         <w:tc>
           <w:tcPr>
             <w:tcW w:type="dxa" w:w="3408"/>
@@ -1028,13 +2116,87 @@
       </w:tr>
     </w:tbl>
     <w:p>
-      <w:r>
-        <w:t>The accepted range and activity durations are different kinds of boundary. Zero belongs to the valid range even though no activity fits. Thirty also belongs to it. A negative time, such as minus one minute, is below zero and invalid. Do not change a blank to zero, round 10.5 to 10 or turn a blank quiet choice into No. Ask for the field to be corrected and start a new validated run.</w:t>
-      </w:r>
-    </w:p>
-    <w:p>
-      <w:r>
-        <w:t>A test record should say whether a search is expected to begin. Clarification should name the field needing correction; it should not claim the catalogue has no suitable activity. Test an unrecognised quiet value such as Maybe as well as a missing value. These check different forms of unusable input.</w:t>
+      <w:pPr>
+        <w:pStyle w:val="Heading3"/>
+      </w:pPr>
+      <w:r>
+        <w:t>Model the reasoning aloud · 6</w:t>
+      </w:r>
+    </w:p>
+    <w:p>
+      <w:pPr>
+        <w:spacing w:line="336" w:lineRule="auto" w:after="180"/>
+      </w:pPr>
+      <w:r>
+        <w:rPr>
+          <w:b w:val="0"/>
+        </w:rPr>
+        <w:t xml:space="preserve">The accepted range and activity durations are different kinds of </w:t>
+      </w:r>
+      <w:r>
+        <w:rPr>
+          <w:b/>
+        </w:rPr>
+        <w:t>boundary</w:t>
+      </w:r>
+      <w:r>
+        <w:rPr>
+          <w:b w:val="0"/>
+        </w:rPr>
+        <w:t>. Zero belongs to the valid range even though no activity fits. Thirty also belongs to it.</w:t>
+      </w:r>
+    </w:p>
+    <w:p>
+      <w:pPr>
+        <w:spacing w:line="336" w:lineRule="auto" w:after="180"/>
+      </w:pPr>
+      <w:r>
+        <w:rPr>
+          <w:b w:val="0"/>
+        </w:rPr>
+        <w:t>A negative time, such as minus one minute, is below zero and invalid. Do not change a blank to zero, round 10.5 to 10 or turn a blank quiet choice into No. Ask for the field to be corrected and start a new validated run.</w:t>
+      </w:r>
+    </w:p>
+    <w:p>
+      <w:pPr>
+        <w:pStyle w:val="Heading3"/>
+      </w:pPr>
+      <w:r>
+        <w:t>Model the reasoning aloud · 7</w:t>
+      </w:r>
+    </w:p>
+    <w:p>
+      <w:pPr>
+        <w:spacing w:line="336" w:lineRule="auto" w:after="180"/>
+      </w:pPr>
+      <w:r>
+        <w:rPr>
+          <w:b w:val="0"/>
+        </w:rPr>
+        <w:t>A test record should say whether a search is expected to begin. Clarification should name the field needing correction; it should not claim the catalogue has no suitable activity.</w:t>
+      </w:r>
+    </w:p>
+    <w:p>
+      <w:pPr>
+        <w:spacing w:line="336" w:lineRule="auto" w:after="180"/>
+      </w:pPr>
+      <w:r>
+        <w:rPr>
+          <w:b w:val="0"/>
+        </w:rPr>
+        <w:t xml:space="preserve">Test an unrecognised quiet value such as Maybe as well as a missing value. These check different forms of unusable </w:t>
+      </w:r>
+      <w:r>
+        <w:rPr>
+          <w:b/>
+        </w:rPr>
+        <w:t>input</w:t>
+      </w:r>
+      <w:r>
+        <w:rPr>
+          <w:b w:val="0"/>
+        </w:rPr>
+        <w:t>.</w:t>
       </w:r>
     </w:p>
     <w:tbl>
@@ -1140,7 +2302,13 @@
       </w:tr>
     </w:tbl>
     <w:p>
-      <w:r>
+      <w:pPr>
+        <w:spacing w:line="336" w:lineRule="auto" w:after="180"/>
+      </w:pPr>
+      <w:r>
+        <w:rPr>
+          <w:b w:val="0"/>
+        </w:rPr>
         <w:t>Use the diagram and verbal explanation together. Ask learners to match a sentence to a specific visual step; do not assign learners fixed visual or auditory learning styles.</w:t>
       </w:r>
     </w:p>
@@ -1153,7 +2321,13 @@
       </w:r>
     </w:p>
     <w:p>
-      <w:r>
+      <w:pPr>
+        <w:spacing w:line="336" w:lineRule="auto" w:after="180"/>
+      </w:pPr>
+      <w:r>
+        <w:rPr>
+          <w:b w:val="0"/>
+        </w:rPr>
         <w:t>A fictional craft-book chooser accepts requests for whole available minutes from 0 to 20.</w:t>
       </w:r>
     </w:p>
@@ -1166,12 +2340,42 @@
       </w:r>
     </w:p>
     <w:p>
-      <w:r>
+      <w:pPr>
+        <w:pStyle w:val="Heading3"/>
+      </w:pPr>
+      <w:r>
+        <w:t>Supplied facts</w:t>
+      </w:r>
+    </w:p>
+    <w:p>
+      <w:pPr>
+        <w:spacing w:line="336" w:lineRule="auto" w:after="180"/>
+        <w:shd w:fill="F1F6FC"/>
+      </w:pPr>
+      <w:r>
+        <w:rPr>
+          <w:b w:val="0"/>
+        </w:rPr>
         <w:t>Booklet A takes 6 minutes; B takes 12. Return first duration at most available time.</w:t>
       </w:r>
     </w:p>
     <w:p>
-      <w:r>
+      <w:pPr>
+        <w:pStyle w:val="Heading3"/>
+      </w:pPr>
+      <w:r>
+        <w:t>Supplied facts</w:t>
+      </w:r>
+    </w:p>
+    <w:p>
+      <w:pPr>
+        <w:spacing w:line="336" w:lineRule="auto" w:after="180"/>
+        <w:shd w:fill="F1F6FC"/>
+      </w:pPr>
+      <w:r>
+        <w:rPr>
+          <w:b w:val="0"/>
+        </w:rPr>
         <w:t>Check 5,6,7; also 0,20,21 and blank. Same catalogue applies to every user.</w:t>
       </w:r>
     </w:p>
@@ -1357,43 +2561,172 @@
       </w:r>
     </w:p>
     <w:p>
-      <w:r>
-        <w:t>Adjacent values below, at and above 6 expose an accidental strict inequality. Zero is valid even though no activity fits. The top valid input does not require selecting the longest activity: catalogue order still controls selection. Coverage also asks whose conditions were tested, which cannot be inferred from these numbers alone.</w:t>
-      </w:r>
-    </w:p>
-    <w:p>
       <w:pPr>
         <w:pStyle w:val="Heading3"/>
       </w:pPr>
       <w:r>
+        <w:t>Why the result follows</w:t>
+      </w:r>
+    </w:p>
+    <w:p>
+      <w:pPr>
+        <w:spacing w:line="336" w:lineRule="auto" w:after="180"/>
+        <w:shd w:fill="F1F6FC"/>
+      </w:pPr>
+      <w:r>
+        <w:rPr>
+          <w:b w:val="0"/>
+        </w:rPr>
+        <w:t>Adjacent values below, at and above 6 expose an accidental strict inequality. Zero is valid even though no activity fits.</w:t>
+      </w:r>
+    </w:p>
+    <w:p>
+      <w:pPr>
+        <w:spacing w:line="336" w:lineRule="auto" w:after="180"/>
+        <w:shd w:fill="F1F6FC"/>
+      </w:pPr>
+      <w:r>
+        <w:rPr>
+          <w:b w:val="0"/>
+        </w:rPr>
+        <w:t xml:space="preserve">The top valid </w:t>
+      </w:r>
+      <w:r>
+        <w:rPr>
+          <w:b/>
+        </w:rPr>
+        <w:t>input</w:t>
+      </w:r>
+      <w:r>
+        <w:rPr>
+          <w:b w:val="0"/>
+        </w:rPr>
+        <w:t xml:space="preserve"> does not require selecting the longest activity: catalogue order still controls selection. Coverage also asks whose conditions were tested, which cannot be inferred from these numbers alone.</w:t>
+      </w:r>
+    </w:p>
+    <w:p>
+      <w:pPr>
+        <w:pStyle w:val="Heading3"/>
+      </w:pPr>
+      <w:r>
         <w:t>What this example does not establish</w:t>
       </w:r>
     </w:p>
     <w:p>
-      <w:r>
-        <w:t>Equal written rules do not prove equally good outcomes for every group; actual condition-specific evidence is still needed.</w:t>
-      </w:r>
-    </w:p>
-    <w:p>
       <w:pPr>
         <w:pStyle w:val="Heading3"/>
       </w:pPr>
       <w:r>
+        <w:t>Keep the stated limit</w:t>
+      </w:r>
+    </w:p>
+    <w:p>
+      <w:pPr>
+        <w:spacing w:line="336" w:lineRule="auto" w:after="180"/>
+        <w:shd w:fill="FFF5E6"/>
+      </w:pPr>
+      <w:r>
+        <w:rPr>
+          <w:b w:val="0"/>
+        </w:rPr>
+        <w:t xml:space="preserve">Equal </w:t>
+      </w:r>
+      <w:r>
+        <w:rPr>
+          <w:b/>
+        </w:rPr>
+        <w:t>written rule</w:t>
+      </w:r>
+      <w:r>
+        <w:rPr>
+          <w:b w:val="0"/>
+        </w:rPr>
+        <w:t xml:space="preserve">s do not prove equally good outcomes for every group; actual condition-specific </w:t>
+      </w:r>
+      <w:r>
+        <w:rPr>
+          <w:b/>
+        </w:rPr>
+        <w:t>evidence</w:t>
+      </w:r>
+      <w:r>
+        <w:rPr>
+          <w:b w:val="0"/>
+        </w:rPr>
+        <w:t xml:space="preserve"> is still needed.</w:t>
+      </w:r>
+    </w:p>
+    <w:p>
+      <w:pPr>
+        <w:pStyle w:val="Heading3"/>
+      </w:pPr>
+      <w:r>
         <w:t>Change one thing in the pictured case</w:t>
       </w:r>
     </w:p>
     <w:p>
-      <w:r>
+      <w:pPr>
+        <w:pStyle w:val="Heading3"/>
+      </w:pPr>
+      <w:r>
+        <w:t>Change one thing</w:t>
+      </w:r>
+    </w:p>
+    <w:p>
+      <w:pPr>
+        <w:spacing w:line="336" w:lineRule="auto" w:after="180"/>
+        <w:shd w:fill="F5F1FB"/>
+      </w:pPr>
+      <w:r>
+        <w:rPr>
+          <w:b w:val="0"/>
+        </w:rPr>
         <w:t>Change: Faulty code uses duration strictly below available time.</w:t>
       </w:r>
     </w:p>
     <w:p>
-      <w:r>
-        <w:t>Prediction: Request 6 now wrongly returns none.</w:t>
-      </w:r>
-    </w:p>
-    <w:p>
-      <w:r>
+      <w:pPr>
+        <w:pStyle w:val="Heading3"/>
+      </w:pPr>
+      <w:r>
+        <w:t>Predicted result</w:t>
+      </w:r>
+    </w:p>
+    <w:p>
+      <w:pPr>
+        <w:spacing w:line="336" w:lineRule="auto" w:after="180"/>
+        <w:shd w:fill="F1F6FC"/>
+      </w:pPr>
+      <w:r>
+        <w:rPr>
+          <w:b/>
+        </w:rPr>
+        <w:t>Prediction</w:t>
+      </w:r>
+      <w:r>
+        <w:rPr>
+          <w:b w:val="0"/>
+        </w:rPr>
+        <w:t>: Request 6 now wrongly returns none.</w:t>
+      </w:r>
+    </w:p>
+    <w:p>
+      <w:pPr>
+        <w:pStyle w:val="Heading3"/>
+      </w:pPr>
+      <w:r>
+        <w:t>Why the result follows</w:t>
+      </w:r>
+    </w:p>
+    <w:p>
+      <w:pPr>
+        <w:spacing w:line="336" w:lineRule="auto" w:after="180"/>
+        <w:shd w:fill="F1F6FC"/>
+      </w:pPr>
+      <w:r>
+        <w:rPr>
+          <w:b w:val="0"/>
+        </w:rPr>
         <w:t>Reason: A’s duration equals the available time and should be eligible under at most.</w:t>
       </w:r>
     </w:p>
@@ -1406,8 +2739,57 @@
       </w:r>
     </w:p>
     <w:p>
-      <w:r>
-        <w:t>Cover the result. Ask learners to name the inputs and predict the next step. Uncover one step, connect the icon to the actual procedure, and explain its evidence. Then change the supplied condition and compare. The picture is a representation; it does not document execution of a real AI model.</w:t>
+      <w:pPr>
+        <w:pStyle w:val="Heading3"/>
+      </w:pPr>
+      <w:r>
+        <w:t>Ask while showing the picture · 8</w:t>
+      </w:r>
+    </w:p>
+    <w:p>
+      <w:pPr>
+        <w:spacing w:line="336" w:lineRule="auto" w:after="180"/>
+      </w:pPr>
+      <w:r>
+        <w:rPr>
+          <w:b w:val="0"/>
+        </w:rPr>
+        <w:t xml:space="preserve">Cover the result. Ask learners to name the </w:t>
+      </w:r>
+      <w:r>
+        <w:rPr>
+          <w:b/>
+        </w:rPr>
+        <w:t>input</w:t>
+      </w:r>
+      <w:r>
+        <w:rPr>
+          <w:b w:val="0"/>
+        </w:rPr>
+        <w:t xml:space="preserve">s and predict the next step. Uncover one step, connect the icon to the actual procedure, and explain its </w:t>
+      </w:r>
+      <w:r>
+        <w:rPr>
+          <w:b/>
+        </w:rPr>
+        <w:t>evidence</w:t>
+      </w:r>
+      <w:r>
+        <w:rPr>
+          <w:b w:val="0"/>
+        </w:rPr>
+        <w:t>. Then change the supplied condition and compare.</w:t>
+      </w:r>
+    </w:p>
+    <w:p>
+      <w:pPr>
+        <w:spacing w:line="336" w:lineRule="auto" w:after="180"/>
+      </w:pPr>
+      <w:r>
+        <w:rPr>
+          <w:b w:val="0"/>
+        </w:rPr>
+        <w:t>The picture is a representation; it does not document execution of a real AI model.</w:t>
       </w:r>
     </w:p>
     <w:p>
@@ -1419,11 +2801,16 @@
       </w:r>
     </w:p>
     <w:p>
+      <w:r>
+        <w:t>Demonstrate Test Edge Cases and Fairness, reduce support deliberately and check individual reasoning before discussing answers.</w:t>
+      </w:r>
+    </w:p>
+    <w:p>
       <w:pPr>
         <w:pStyle w:val="Heading3"/>
       </w:pPr>
       <w:r>
-        <w:t>Demonstrate and guide practice</w:t>
+        <w:t>Board sequence</w:t>
       </w:r>
     </w:p>
     <w:p>
@@ -1431,26 +2818,102 @@
         <w:pStyle w:val="Heading3"/>
       </w:pPr>
       <w:r>
-        <w:t>Board sequence</w:t>
-      </w:r>
-    </w:p>
-    <w:p>
-      <w:r>
+        <w:t>1. Put the facts on the board</w:t>
+      </w:r>
+    </w:p>
+    <w:p>
+      <w:pPr>
+        <w:spacing w:line="336" w:lineRule="auto" w:after="180"/>
+        <w:shd w:fill="F4F9FC"/>
+      </w:pPr>
+      <w:r>
+        <w:rPr>
+          <w:b w:val="0"/>
+        </w:rPr>
         <w:t>Write the given facts: A sorter handles clean paper but fails on crumpled paper and mixed packaging.</w:t>
       </w:r>
     </w:p>
     <w:p>
-      <w:r>
+      <w:pPr>
+        <w:pStyle w:val="Heading3"/>
+      </w:pPr>
+      <w:r>
+        <w:t>2. State the decision to explain</w:t>
+      </w:r>
+    </w:p>
+    <w:p>
+      <w:pPr>
+        <w:spacing w:line="336" w:lineRule="auto" w:after="180"/>
+        <w:shd w:fill="F4F9FC"/>
+      </w:pPr>
+      <w:r>
+        <w:rPr>
+          <w:b w:val="0"/>
+        </w:rPr>
         <w:t>Write the question to explain: Design revealing tests.</w:t>
       </w:r>
     </w:p>
     <w:p>
-      <w:r>
-        <w:t>Reveal after predictions: Use separately labelled clean, crumpled and mixed cases with expected outputs or review actions declared first. Compare conditions.</w:t>
-      </w:r>
-    </w:p>
-    <w:p>
-      <w:r>
+      <w:pPr>
+        <w:pStyle w:val="Heading3"/>
+      </w:pPr>
+      <w:r>
+        <w:t>3. Reveal the worked reasoning</w:t>
+      </w:r>
+    </w:p>
+    <w:p>
+      <w:pPr>
+        <w:spacing w:line="336" w:lineRule="auto" w:after="180"/>
+        <w:shd w:fill="F1F6FC"/>
+      </w:pPr>
+      <w:r>
+        <w:rPr>
+          <w:b w:val="0"/>
+        </w:rPr>
+        <w:t xml:space="preserve">Reveal after </w:t>
+      </w:r>
+      <w:r>
+        <w:rPr>
+          <w:b/>
+        </w:rPr>
+        <w:t>prediction</w:t>
+      </w:r>
+      <w:r>
+        <w:rPr>
+          <w:b w:val="0"/>
+        </w:rPr>
+        <w:t xml:space="preserve">s: Use separately labelled clean, crumpled and mixed cases with expected </w:t>
+      </w:r>
+      <w:r>
+        <w:rPr>
+          <w:b/>
+        </w:rPr>
+        <w:t>output</w:t>
+      </w:r>
+      <w:r>
+        <w:rPr>
+          <w:b w:val="0"/>
+        </w:rPr>
+        <w:t>s or review actions declared first. Compare conditions.</w:t>
+      </w:r>
+    </w:p>
+    <w:p>
+      <w:pPr>
+        <w:pStyle w:val="Heading3"/>
+      </w:pPr>
+      <w:r>
+        <w:t>Hold back the independent task</w:t>
+      </w:r>
+    </w:p>
+    <w:p>
+      <w:pPr>
+        <w:spacing w:line="336" w:lineRule="auto" w:after="180"/>
+        <w:shd w:fill="F5F1FB"/>
+      </w:pPr>
+      <w:r>
+        <w:rPr>
+          <w:b w:val="0"/>
+        </w:rPr>
         <w:t>Keep for an independent attempt: A sorter works on clear photos. Test a blurred pencil, a dim book and an unfamiliar lunch box. What makes these useful tests?</w:t>
       </w:r>
     </w:p>
@@ -1463,23 +2926,77 @@
       </w:r>
     </w:p>
     <w:p>
-      <w:r>
+      <w:pPr>
+        <w:pStyle w:val="Heading3"/>
+      </w:pPr>
+      <w:r>
+        <w:t>Ask the class</w:t>
+      </w:r>
+    </w:p>
+    <w:p>
+      <w:pPr>
+        <w:spacing w:line="336" w:lineRule="auto" w:after="180"/>
+        <w:shd w:fill="F5F1FB"/>
+      </w:pPr>
+      <w:r>
+        <w:rPr>
+          <w:b w:val="0"/>
+        </w:rPr>
         <w:t>Ask: Which facts are given, and which would we have to assume? Learners mark relevant details before discussing answers.</w:t>
       </w:r>
     </w:p>
     <w:p>
-      <w:r>
+      <w:pPr>
+        <w:pStyle w:val="Heading3"/>
+      </w:pPr>
+      <w:r>
+        <w:t>Language to model</w:t>
+      </w:r>
+    </w:p>
+    <w:p>
+      <w:pPr>
+        <w:spacing w:line="336" w:lineRule="auto" w:after="180"/>
+        <w:shd w:fill="F1F6F8"/>
+      </w:pPr>
+      <w:r>
+        <w:rPr>
+          <w:b w:val="0"/>
+        </w:rPr>
         <w:t>Say: Predict first. Show the rule, information path or calculation that would produce the result. A correct guess is not yet an explanation.</w:t>
       </w:r>
     </w:p>
     <w:p>
-      <w:r>
+      <w:pPr>
+        <w:spacing w:line="336" w:lineRule="auto" w:after="180"/>
+      </w:pPr>
+      <w:r>
+        <w:rPr>
+          <w:b w:val="0"/>
+        </w:rPr>
         <w:t>Reveal reasoning one step at a time. Explain why a tempting alternative fails. Write units and denominators for arithmetic, trace conditions for decisions, and identify supporting sources for claims.</w:t>
       </w:r>
     </w:p>
     <w:p>
-      <w:r>
-        <w:t>In pairs, one learner solves while the other checks evidence; exchange roles. Remove the worked answer before independent assessment.</w:t>
+      <w:pPr>
+        <w:spacing w:line="336" w:lineRule="auto" w:after="180"/>
+      </w:pPr>
+      <w:r>
+        <w:rPr>
+          <w:b w:val="0"/>
+        </w:rPr>
+        <w:t xml:space="preserve">In pairs, one learner solves while the other checks </w:t>
+      </w:r>
+      <w:r>
+        <w:rPr>
+          <w:b/>
+        </w:rPr>
+        <w:t>evidence</w:t>
+      </w:r>
+      <w:r>
+        <w:rPr>
+          <w:b w:val="0"/>
+        </w:rPr>
+        <w:t>; exchange roles. Remove the worked answer before independent assessment.</w:t>
       </w:r>
     </w:p>
     <w:p>
@@ -1491,8 +3008,59 @@
       </w:r>
     </w:p>
     <w:p>
-      <w:r>
-        <w:t>For B version 3 and 15 No, B1 20, B2 18 and B3 17 fail time. B4 15 fits exactly and quiet is unrestricted, so select B4 and stop. For 15 Yes, B4 fails quiet and all earlier rows fail time, so no match after all four. Record B version 3, the saved instruction version, exact request, expected and observed output with reasons, and trace. Exit: inspect strictly less than versus no more than; the specification includes equality, so expected 10 Yes remains B1. Another equality case is 8 No, expected B2. Invalid 31 Yes requires minutes clarification before searching.</w:t>
+      <w:pPr>
+        <w:spacing w:line="336" w:lineRule="auto" w:after="180"/>
+      </w:pPr>
+      <w:r>
+        <w:rPr>
+          <w:b w:val="0"/>
+        </w:rPr>
+        <w:t>For B version 3 and 15 No, B1 20, B2 18 and B3 17 fail time. B4 15 fits exactly and quiet is unrestricted, so select B4 and stop. For 15 Yes, B4 fails quiet and all earlier rows fail time, so no match after all four.</w:t>
+      </w:r>
+    </w:p>
+    <w:p>
+      <w:pPr>
+        <w:spacing w:line="336" w:lineRule="auto" w:after="180"/>
+      </w:pPr>
+      <w:r>
+        <w:rPr>
+          <w:b w:val="0"/>
+        </w:rPr>
+        <w:t xml:space="preserve">Record B version 3, the saved instruction version, exact request, expected and observed </w:t>
+      </w:r>
+      <w:r>
+        <w:rPr>
+          <w:b/>
+        </w:rPr>
+        <w:t>output</w:t>
+      </w:r>
+      <w:r>
+        <w:rPr>
+          <w:b w:val="0"/>
+        </w:rPr>
+        <w:t xml:space="preserve"> with reasons, and trace.</w:t>
+      </w:r>
+    </w:p>
+    <w:p>
+      <w:pPr>
+        <w:spacing w:line="336" w:lineRule="auto" w:after="180"/>
+      </w:pPr>
+      <w:r>
+        <w:rPr>
+          <w:b w:val="0"/>
+        </w:rPr>
+        <w:t>Exit: inspect strictly less than versus no more than; the specification includes equality, so expected 10 Yes remains B1. Another equality case is 8 No, expected B2.</w:t>
+      </w:r>
+    </w:p>
+    <w:p>
+      <w:pPr>
+        <w:spacing w:line="336" w:lineRule="auto" w:after="180"/>
+      </w:pPr>
+      <w:r>
+        <w:rPr>
+          <w:b w:val="0"/>
+        </w:rPr>
+        <w:t>Invalid 31 Yes requires minutes clarification before searching.</w:t>
       </w:r>
     </w:p>
     <w:p>
@@ -1724,41 +3292,143 @@
       </w:r>
     </w:p>
     <w:p>
-      <w:r>
-        <w:t>Completion task: Classify these requests before searching: 0 Yes, 30 Yes, 31 Yes, blank minutes with Yes, 10.5 Yes, and 10 Maybe. Give each expected output or clarification and explain whether any candidate should be checked. Why must zero not be treated like a blank?</w:t>
-      </w:r>
-    </w:p>
-    <w:p>
-      <w:r>
-        <w:t>Teacher check: 0 Yes is valid and checks all rows before no match. 30 Yes is valid and selects B1 at the first row. 31, blank minutes and 10.5 require minutes clarification; 10 Maybe requires a Yes or No quiet choice. Invalid cases check zero candidates. Zero is a supplied whole number within range; blank is missing information.</w:t>
-      </w:r>
-    </w:p>
-    <w:p>
-      <w:r>
-        <w:t>Start by identifying the given inputs together. Leave the intermediate steps blank. If needed, model one step, then withdraw that help on the next step. Move to a full trace only when the partial trace is understood. For partners, alternate explainer and checker; collect a response from every learner before discussion.</w:t>
-      </w:r>
-    </w:p>
-    <w:p>
       <w:pPr>
         <w:pStyle w:val="Heading3"/>
       </w:pPr>
       <w:r>
+        <w:t>Completion practice</w:t>
+      </w:r>
+    </w:p>
+    <w:p>
+      <w:pPr>
+        <w:spacing w:line="336" w:lineRule="auto" w:after="180"/>
+        <w:shd w:fill="F5F1FB"/>
+      </w:pPr>
+      <w:r>
+        <w:rPr>
+          <w:b w:val="0"/>
+        </w:rPr>
+        <w:t xml:space="preserve">Completion task: Classify these requests before searching: 0 Yes, 30 Yes, 31 Yes, blank minutes with Yes, 10.5 Yes, and 10 Maybe. Give each expected </w:t>
+      </w:r>
+      <w:r>
+        <w:rPr>
+          <w:b/>
+        </w:rPr>
+        <w:t>output</w:t>
+      </w:r>
+      <w:r>
+        <w:rPr>
+          <w:b w:val="0"/>
+        </w:rPr>
+        <w:t xml:space="preserve"> or clarification and explain whether any candidate should be checked.</w:t>
+      </w:r>
+    </w:p>
+    <w:p>
+      <w:pPr>
+        <w:spacing w:line="336" w:lineRule="auto" w:after="180"/>
+        <w:shd w:fill="F5F1FB"/>
+      </w:pPr>
+      <w:r>
+        <w:rPr>
+          <w:b w:val="0"/>
+        </w:rPr>
+        <w:t>Why must zero not be treated like a blank?</w:t>
+      </w:r>
+    </w:p>
+    <w:p>
+      <w:pPr>
+        <w:pStyle w:val="Heading3"/>
+      </w:pPr>
+      <w:r>
+        <w:t>Reasoning to listen for</w:t>
+      </w:r>
+    </w:p>
+    <w:p>
+      <w:pPr>
+        <w:spacing w:line="336" w:lineRule="auto" w:after="180"/>
+        <w:shd w:fill="F1F6FC"/>
+      </w:pPr>
+      <w:r>
+        <w:rPr>
+          <w:b w:val="0"/>
+        </w:rPr>
+        <w:t>Teacher check: 0 Yes is valid and checks all rows before no match. 30 Yes is valid and selects B1 at the first row. 31, blank minutes and 10.5 require minutes clarification; 10 Maybe requires a Yes or No quiet choice.</w:t>
+      </w:r>
+    </w:p>
+    <w:p>
+      <w:pPr>
+        <w:spacing w:line="336" w:lineRule="auto" w:after="180"/>
+        <w:shd w:fill="F1F6FC"/>
+      </w:pPr>
+      <w:r>
+        <w:rPr>
+          <w:b w:val="0"/>
+        </w:rPr>
+        <w:t>Invalid cases check zero candidates. Zero is a supplied whole number within range; blank is missing information.</w:t>
+      </w:r>
+    </w:p>
+    <w:p>
+      <w:pPr>
+        <w:spacing w:line="336" w:lineRule="auto" w:after="180"/>
+      </w:pPr>
+      <w:r>
+        <w:rPr>
+          <w:b w:val="0"/>
+        </w:rPr>
+        <w:t xml:space="preserve">Start by identifying the given </w:t>
+      </w:r>
+      <w:r>
+        <w:rPr>
+          <w:b/>
+        </w:rPr>
+        <w:t>input</w:t>
+      </w:r>
+      <w:r>
+        <w:rPr>
+          <w:b w:val="0"/>
+        </w:rPr>
+        <w:t>s together. Leave the intermediate steps blank. If needed, model one step, then withdraw that help on the next step. Move to a full trace only when the partial trace is understood.</w:t>
+      </w:r>
+    </w:p>
+    <w:p>
+      <w:pPr>
+        <w:spacing w:line="336" w:lineRule="auto" w:after="180"/>
+      </w:pPr>
+      <w:r>
+        <w:rPr>
+          <w:b w:val="0"/>
+        </w:rPr>
+        <w:t>For partners, alternate explainer and checker; collect a response from every learner before discussion.</w:t>
+      </w:r>
+    </w:p>
+    <w:p>
+      <w:pPr>
+        <w:pStyle w:val="Heading3"/>
+      </w:pPr>
+      <w:r>
         <w:t>Individual reasoning check</w:t>
       </w:r>
     </w:p>
     <w:p>
-      <w:r>
-        <w:t>Use the worked case for Testing boundaries and varied conditions. Proposed explanation: “At the limit means outside the rule”. Decide whether this explanation is supported. Point to the step or supplied fact that decides; explain your repair if needed.</w:t>
-      </w:r>
-    </w:p>
-    <w:p>
-      <w:r>
-        <w:t>Expected correction: An inclusive rule accepts its endpoints and equality.</w:t>
-      </w:r>
-    </w:p>
-    <w:p>
-      <w:r>
-        <w:t>Collect explanations, not only yes/no votes. If a misunderstanding is common, re-model the relevant step for the class. If it affects a few learners, give a short targeted group explanation while others solve a more demanding variation.</w:t>
+      <w:pPr>
+        <w:spacing w:line="336" w:lineRule="auto" w:after="180"/>
+      </w:pPr>
+      <w:r>
+        <w:rPr>
+          <w:b w:val="0"/>
+        </w:rPr>
+        <w:t>Use the worked case for Testing boundaries and varied conditions. Proposed explanation: “At the limit means outside the rule”. Decide whether this explanation is supported.</w:t>
+      </w:r>
+    </w:p>
+    <w:p>
+      <w:pPr>
+        <w:spacing w:line="336" w:lineRule="auto" w:after="180"/>
+      </w:pPr>
+      <w:r>
+        <w:rPr>
+          <w:b w:val="0"/>
+        </w:rPr>
+        <w:t>Point to the step or supplied fact that decides; explain your repair if needed.</w:t>
       </w:r>
     </w:p>
     <w:p>
@@ -1766,12 +3436,85 @@
         <w:pStyle w:val="Heading3"/>
       </w:pPr>
       <w:r>
+        <w:t>Expected repair</w:t>
+      </w:r>
+    </w:p>
+    <w:p>
+      <w:pPr>
+        <w:spacing w:line="336" w:lineRule="auto" w:after="180"/>
+        <w:shd w:fill="F1F6FC"/>
+      </w:pPr>
+      <w:r>
+        <w:rPr>
+          <w:b w:val="0"/>
+        </w:rPr>
+        <w:t xml:space="preserve">Expected correction: An </w:t>
+      </w:r>
+      <w:r>
+        <w:rPr>
+          <w:b/>
+        </w:rPr>
+        <w:t>inclusive</w:t>
+      </w:r>
+      <w:r>
+        <w:rPr>
+          <w:b w:val="0"/>
+        </w:rPr>
+        <w:t xml:space="preserve"> rule accepts its endpoints and equality.</w:t>
+      </w:r>
+    </w:p>
+    <w:p>
+      <w:pPr>
+        <w:spacing w:line="336" w:lineRule="auto" w:after="180"/>
+      </w:pPr>
+      <w:r>
+        <w:rPr>
+          <w:b w:val="0"/>
+        </w:rPr>
+        <w:t>Collect explanations, not only yes/no votes. If a misunderstanding is common, re-model the relevant step for the class.</w:t>
+      </w:r>
+    </w:p>
+    <w:p>
+      <w:pPr>
+        <w:spacing w:line="336" w:lineRule="auto" w:after="180"/>
+      </w:pPr>
+      <w:r>
+        <w:rPr>
+          <w:b w:val="0"/>
+        </w:rPr>
+        <w:t>If it affects a few learners, give a short targeted group explanation while others solve a more demanding variation.</w:t>
+      </w:r>
+    </w:p>
+    <w:p>
+      <w:pPr>
+        <w:pStyle w:val="Heading3"/>
+      </w:pPr>
+      <w:r>
         <w:t>Pictorial practice question</w:t>
       </w:r>
     </w:p>
     <w:p>
-      <w:r>
-        <w:t>Which single boundary run most directly detects the strict-comparison bug, and why?</w:t>
+      <w:pPr>
+        <w:spacing w:line="336" w:lineRule="auto" w:after="180"/>
+        <w:shd w:fill="F5F1FB"/>
+      </w:pPr>
+      <w:r>
+        <w:rPr>
+          <w:b w:val="0"/>
+        </w:rPr>
+        <w:t xml:space="preserve">Which single </w:t>
+      </w:r>
+      <w:r>
+        <w:rPr>
+          <w:b/>
+        </w:rPr>
+        <w:t>boundary</w:t>
+      </w:r>
+      <w:r>
+        <w:rPr>
+          <w:b w:val="0"/>
+        </w:rPr>
+        <w:t xml:space="preserve"> run most directly detects the strict-comparison bug, and why?</w:t>
       </w:r>
     </w:p>
     <w:p>
@@ -1783,18 +3526,72 @@
       </w:r>
     </w:p>
     <w:p>
-      <w:r>
-        <w:t>6: intended A, faulty none. Inputs 5 and 7 alone would miss this exact equality defect.</w:t>
-      </w:r>
-    </w:p>
-    <w:p>
-      <w:r>
+      <w:pPr>
+        <w:spacing w:line="336" w:lineRule="auto" w:after="180"/>
+      </w:pPr>
+      <w:r>
+        <w:rPr>
+          <w:b w:val="0"/>
+        </w:rPr>
+        <w:t xml:space="preserve">6: intended A, faulty none. </w:t>
+      </w:r>
+      <w:r>
+        <w:rPr>
+          <w:b/>
+        </w:rPr>
+        <w:t>Input</w:t>
+      </w:r>
+      <w:r>
+        <w:rPr>
+          <w:b w:val="0"/>
+        </w:rPr>
+        <w:t>s 5 and 7 alone would miss this exact equality defect.</w:t>
+      </w:r>
+    </w:p>
+    <w:p>
+      <w:pPr>
+        <w:spacing w:line="336" w:lineRule="auto" w:after="180"/>
+      </w:pPr>
+      <w:r>
+        <w:rPr>
+          <w:b w:val="0"/>
+        </w:rPr>
         <w:t>Changed-case reasoning: Request 6 now wrongly returns none. A’s duration equals the available time and should be eligible under at most.</w:t>
       </w:r>
     </w:p>
     <w:p>
-      <w:r>
-        <w:t>Collect each learner’s explanation before discussion. Use the first missing connection between input, deciding step and result to choose support. This question is worked-case practice, not fresh mastery evidence.</w:t>
+      <w:pPr>
+        <w:spacing w:line="336" w:lineRule="auto" w:after="180"/>
+      </w:pPr>
+      <w:r>
+        <w:rPr>
+          <w:b w:val="0"/>
+        </w:rPr>
+        <w:t xml:space="preserve">Collect each learner’s explanation before discussion. Use the first missing connection between </w:t>
+      </w:r>
+      <w:r>
+        <w:rPr>
+          <w:b/>
+        </w:rPr>
+        <w:t>input</w:t>
+      </w:r>
+      <w:r>
+        <w:rPr>
+          <w:b w:val="0"/>
+        </w:rPr>
+        <w:t xml:space="preserve">, deciding step and result to choose support. This question is worked-case practice, not fresh mastery </w:t>
+      </w:r>
+      <w:r>
+        <w:rPr>
+          <w:b/>
+        </w:rPr>
+        <w:t>evidence</w:t>
+      </w:r>
+      <w:r>
+        <w:rPr>
+          <w:b w:val="0"/>
+        </w:rPr>
+        <w:t>.</w:t>
       </w:r>
     </w:p>
     <w:p>
@@ -1806,45 +3603,198 @@
       </w:r>
     </w:p>
     <w:p>
+      <w:r>
+        <w:t>Run the Test Edge Cases and Fairness investigation and use the first unsupported step to choose a teaching response.</w:t>
+      </w:r>
+    </w:p>
+    <w:p>
+      <w:pPr>
+        <w:spacing w:line="336" w:lineRule="auto" w:after="180"/>
+      </w:pPr>
+      <w:r>
+        <w:rPr>
+          <w:b w:val="0"/>
+        </w:rPr>
+        <w:t xml:space="preserve">Predict first, test honestly, and explain what the </w:t>
+      </w:r>
+      <w:r>
+        <w:rPr>
+          <w:b/>
+        </w:rPr>
+        <w:t>evidence</w:t>
+      </w:r>
+      <w:r>
+        <w:rPr>
+          <w:b w:val="0"/>
+        </w:rPr>
+        <w:t xml:space="preserve"> means.</w:t>
+      </w:r>
+    </w:p>
+    <w:p>
       <w:pPr>
         <w:pStyle w:val="Heading3"/>
       </w:pPr>
       <w:r>
-        <w:t>Run the weekly evidence lab</w:t>
-      </w:r>
-    </w:p>
-    <w:p>
-      <w:r>
-        <w:t>Predict first, test honestly, and explain what the evidence means.</w:t>
-      </w:r>
-    </w:p>
-    <w:p>
-      <w:r>
-        <w:t>State your prediction before the result is known.</w:t>
-      </w:r>
-    </w:p>
-    <w:p>
-      <w:r>
-        <w:t>Complete the task: Add missing, ambiguous, and subgroup test cards.</w:t>
-      </w:r>
-    </w:p>
-    <w:p>
-      <w:r>
-        <w:t>Keep a normal case and an edge case clearly separated.</w:t>
-      </w:r>
-    </w:p>
-    <w:p>
-      <w:r>
-        <w:t>Record what happened—even when it does not match your prediction.</w:t>
-      </w:r>
-    </w:p>
-    <w:p>
-      <w:r>
+        <w:t>1. Predict</w:t>
+      </w:r>
+    </w:p>
+    <w:p>
+      <w:pPr>
+        <w:spacing w:line="336" w:lineRule="auto" w:after="180"/>
+        <w:shd w:fill="F4F9FC"/>
+      </w:pPr>
+      <w:r>
+        <w:rPr>
+          <w:b w:val="0"/>
+        </w:rPr>
+        <w:t xml:space="preserve">State your </w:t>
+      </w:r>
+      <w:r>
+        <w:rPr>
+          <w:b/>
+        </w:rPr>
+        <w:t>prediction</w:t>
+      </w:r>
+      <w:r>
+        <w:rPr>
+          <w:b w:val="0"/>
+        </w:rPr>
+        <w:t xml:space="preserve"> before the result is known.</w:t>
+      </w:r>
+    </w:p>
+    <w:p>
+      <w:pPr>
+        <w:pStyle w:val="Heading3"/>
+      </w:pPr>
+      <w:r>
+        <w:t>2. Investigate</w:t>
+      </w:r>
+    </w:p>
+    <w:p>
+      <w:pPr>
+        <w:spacing w:line="336" w:lineRule="auto" w:after="180"/>
+        <w:shd w:fill="F4F9FC"/>
+      </w:pPr>
+      <w:r>
+        <w:rPr>
+          <w:b w:val="0"/>
+        </w:rPr>
+        <w:t xml:space="preserve">Complete the task: Add missing, ambiguous, and </w:t>
+      </w:r>
+      <w:r>
+        <w:rPr>
+          <w:b/>
+        </w:rPr>
+        <w:t>subgroup test</w:t>
+      </w:r>
+      <w:r>
+        <w:rPr>
+          <w:b w:val="0"/>
+        </w:rPr>
+        <w:t xml:space="preserve"> cards.</w:t>
+      </w:r>
+    </w:p>
+    <w:p>
+      <w:pPr>
+        <w:pStyle w:val="Heading3"/>
+      </w:pPr>
+      <w:r>
+        <w:t>3. Compare cases</w:t>
+      </w:r>
+    </w:p>
+    <w:p>
+      <w:pPr>
+        <w:spacing w:line="336" w:lineRule="auto" w:after="180"/>
+        <w:shd w:fill="F4F9FC"/>
+      </w:pPr>
+      <w:r>
+        <w:rPr>
+          <w:b w:val="0"/>
+        </w:rPr>
+        <w:t xml:space="preserve">Keep a normal case and an </w:t>
+      </w:r>
+      <w:r>
+        <w:rPr>
+          <w:b/>
+        </w:rPr>
+        <w:t>edge case</w:t>
+      </w:r>
+      <w:r>
+        <w:rPr>
+          <w:b w:val="0"/>
+        </w:rPr>
+        <w:t xml:space="preserve"> clearly separated.</w:t>
+      </w:r>
+    </w:p>
+    <w:p>
+      <w:pPr>
+        <w:pStyle w:val="Heading3"/>
+      </w:pPr>
+      <w:r>
+        <w:t>4. Record honestly</w:t>
+      </w:r>
+    </w:p>
+    <w:p>
+      <w:pPr>
+        <w:spacing w:line="336" w:lineRule="auto" w:after="180"/>
+        <w:shd w:fill="F4F9FC"/>
+      </w:pPr>
+      <w:r>
+        <w:rPr>
+          <w:b w:val="0"/>
+        </w:rPr>
+        <w:t xml:space="preserve">Record what happened—even when it does not match your </w:t>
+      </w:r>
+      <w:r>
+        <w:rPr>
+          <w:b/>
+        </w:rPr>
+        <w:t>prediction</w:t>
+      </w:r>
+      <w:r>
+        <w:rPr>
+          <w:b w:val="0"/>
+        </w:rPr>
+        <w:t>.</w:t>
+      </w:r>
+    </w:p>
+    <w:p>
+      <w:pPr>
+        <w:pStyle w:val="Heading3"/>
+      </w:pPr>
+      <w:r>
+        <w:t>5. Explain and plan the next test</w:t>
+      </w:r>
+    </w:p>
+    <w:p>
+      <w:pPr>
+        <w:spacing w:line="336" w:lineRule="auto" w:after="180"/>
+        <w:shd w:fill="F4F9FC"/>
+      </w:pPr>
+      <w:r>
+        <w:rPr>
+          <w:b w:val="0"/>
+        </w:rPr>
         <w:t>Explain the result, one limitation, and the next useful test.</w:t>
       </w:r>
     </w:p>
     <w:p>
-      <w:r>
+      <w:pPr>
+        <w:pStyle w:val="Heading3"/>
+      </w:pPr>
+      <w:r>
+        <w:t>Use a fresh case after support</w:t>
+      </w:r>
+    </w:p>
+    <w:p>
+      <w:pPr>
+        <w:spacing w:line="336" w:lineRule="auto" w:after="180"/>
+        <w:shd w:fill="FFF5E6"/>
+      </w:pPr>
+      <w:r>
+        <w:rPr>
+          <w:b w:val="0"/>
+        </w:rPr>
         <w:t>INDEPENDENCE After support is removed, repeat the proof with a fresh case.</w:t>
       </w:r>
     </w:p>
@@ -1857,8 +3807,37 @@
       </w:r>
     </w:p>
     <w:p>
-      <w:r>
-        <w:t>Use the concrete case as the shared normal case and the independent question as a second case. Each pair creates a boundary or missing-information case and predicts its result before testing. Keep the expected result separate from an observed mistake.</w:t>
+      <w:pPr>
+        <w:spacing w:line="336" w:lineRule="auto" w:after="180"/>
+      </w:pPr>
+      <w:r>
+        <w:rPr>
+          <w:b w:val="0"/>
+        </w:rPr>
+        <w:t xml:space="preserve">Use the concrete case as the shared normal case and the independent question as a second case. Each pair creates a </w:t>
+      </w:r>
+      <w:r>
+        <w:rPr>
+          <w:b/>
+        </w:rPr>
+        <w:t>boundary</w:t>
+      </w:r>
+      <w:r>
+        <w:rPr>
+          <w:b w:val="0"/>
+        </w:rPr>
+        <w:t xml:space="preserve"> or missing-information case and predicts its result before testing.</w:t>
+      </w:r>
+    </w:p>
+    <w:p>
+      <w:pPr>
+        <w:spacing w:line="336" w:lineRule="auto" w:after="180"/>
+      </w:pPr>
+      <w:r>
+        <w:rPr>
+          <w:b w:val="0"/>
+        </w:rPr>
+        <w:t>Keep the expected result separate from an observed mistake.</w:t>
       </w:r>
     </w:p>
     <w:tbl>
@@ -2016,40 +3995,132 @@
       </w:r>
     </w:p>
     <w:p>
-      <w:r>
-        <w:t>CLAIM TO REPAIR Repeating only easy inputs tests the system's limits.</w:t>
-      </w:r>
-    </w:p>
-    <w:p>
-      <w:r>
-        <w:t>For guessing, return to given facts and request a trace. For vocabulary without application, use one example and one non-example. For arithmetic errors, check the setup before the calculation. Finish with a different uncoached case before recording mastery.</w:t>
-      </w:r>
-    </w:p>
-    <w:p>
       <w:pPr>
         <w:pStyle w:val="Heading3"/>
       </w:pPr>
       <w:r>
+        <w:t>Find the unsupported claim</w:t>
+      </w:r>
+    </w:p>
+    <w:p>
+      <w:pPr>
+        <w:spacing w:line="336" w:lineRule="auto" w:after="180"/>
+        <w:shd w:fill="F5F1FB"/>
+      </w:pPr>
+      <w:r>
+        <w:rPr>
+          <w:b w:val="0"/>
+        </w:rPr>
+        <w:t xml:space="preserve">CLAIM TO REPAIR Repeating only easy </w:t>
+      </w:r>
+      <w:r>
+        <w:rPr>
+          <w:b/>
+        </w:rPr>
+        <w:t>input</w:t>
+      </w:r>
+      <w:r>
+        <w:rPr>
+          <w:b w:val="0"/>
+        </w:rPr>
+        <w:t>s tests the system's limits.</w:t>
+      </w:r>
+    </w:p>
+    <w:p>
+      <w:pPr>
+        <w:spacing w:line="336" w:lineRule="auto" w:after="180"/>
+      </w:pPr>
+      <w:r>
+        <w:rPr>
+          <w:b w:val="0"/>
+        </w:rPr>
+        <w:t>For guessing, return to given facts and request a trace. For vocabulary without application, use one example and one non-example. For arithmetic errors, check the setup before the calculation.</w:t>
+      </w:r>
+    </w:p>
+    <w:p>
+      <w:pPr>
+        <w:spacing w:line="336" w:lineRule="auto" w:after="180"/>
+      </w:pPr>
+      <w:r>
+        <w:rPr>
+          <w:b w:val="0"/>
+        </w:rPr>
+        <w:t>Finish with a different uncoached case before recording mastery.</w:t>
+      </w:r>
+    </w:p>
+    <w:p>
+      <w:pPr>
+        <w:pStyle w:val="Heading3"/>
+      </w:pPr>
+      <w:r>
         <w:t>Address these additional misconceptions</w:t>
       </w:r>
     </w:p>
     <w:p>
-      <w:r>
-        <w:t>At the limit means outside the rule: An inclusive rule accepts its endpoints and equality.</w:t>
-      </w:r>
-    </w:p>
-    <w:p>
-      <w:r>
-        <w:t>No match and invalid mean the same thing: No match follows valid input; invalid fields need clarification before search.</w:t>
-      </w:r>
-    </w:p>
-    <w:p>
-      <w:r>
+      <w:pPr>
+        <w:spacing w:line="336" w:lineRule="auto" w:after="180"/>
+      </w:pPr>
+      <w:r>
+        <w:rPr>
+          <w:b w:val="0"/>
+        </w:rPr>
+        <w:t xml:space="preserve">At the limit means outside the rule: An </w:t>
+      </w:r>
+      <w:r>
+        <w:rPr>
+          <w:b/>
+        </w:rPr>
+        <w:t>inclusive</w:t>
+      </w:r>
+      <w:r>
+        <w:rPr>
+          <w:b w:val="0"/>
+        </w:rPr>
+        <w:t xml:space="preserve"> rule accepts its endpoints and equality.</w:t>
+      </w:r>
+    </w:p>
+    <w:p>
+      <w:pPr>
+        <w:spacing w:line="336" w:lineRule="auto" w:after="180"/>
+      </w:pPr>
+      <w:r>
+        <w:rPr>
+          <w:b w:val="0"/>
+        </w:rPr>
+        <w:t xml:space="preserve">No match and invalid mean the same thing: No match follows valid </w:t>
+      </w:r>
+      <w:r>
+        <w:rPr>
+          <w:b/>
+        </w:rPr>
+        <w:t>input</w:t>
+      </w:r>
+      <w:r>
+        <w:rPr>
+          <w:b w:val="0"/>
+        </w:rPr>
+        <w:t>; invalid fields need clarification before search.</w:t>
+      </w:r>
+    </w:p>
+    <w:p>
+      <w:pPr>
+        <w:spacing w:line="336" w:lineRule="auto" w:after="180"/>
+      </w:pPr>
+      <w:r>
+        <w:rPr>
+          <w:b w:val="0"/>
+        </w:rPr>
         <w:t>A catalogue change needs the same expected answer: Recompute expectations from the declared new data and unchanged requirements.</w:t>
       </w:r>
     </w:p>
     <w:p>
-      <w:r>
+      <w:pPr>
+        <w:spacing w:line="336" w:lineRule="auto" w:after="180"/>
+      </w:pPr>
+      <w:r>
+        <w:rPr>
+          <w:b w:val="0"/>
+        </w:rPr>
         <w:t>More routine repetitions close every gap: Choose cases that exercise a missing condition or path.</w:t>
       </w:r>
     </w:p>
@@ -2208,8 +4279,37 @@
       </w:tr>
     </w:tbl>
     <w:p>
-      <w:r>
-        <w:t>Offer an oral explanation, drawing, enlarged visual or fewer examples when that removes a reading/writing barrier. Keep the same reasoning goal. Stretch secure learners by changing a boundary or assumption and asking them to defend the effect, not simply by assigning more of the same questions.</w:t>
+      <w:pPr>
+        <w:spacing w:line="336" w:lineRule="auto" w:after="180"/>
+      </w:pPr>
+      <w:r>
+        <w:rPr>
+          <w:b w:val="0"/>
+        </w:rPr>
+        <w:t>Offer an oral explanation, drawing, enlarged visual or fewer examples when that removes a reading/writing barrier. Keep the same reasoning goal.</w:t>
+      </w:r>
+    </w:p>
+    <w:p>
+      <w:pPr>
+        <w:spacing w:line="336" w:lineRule="auto" w:after="180"/>
+      </w:pPr>
+      <w:r>
+        <w:rPr>
+          <w:b w:val="0"/>
+        </w:rPr>
+        <w:t xml:space="preserve">Stretch secure learners by changing a </w:t>
+      </w:r>
+      <w:r>
+        <w:rPr>
+          <w:b/>
+        </w:rPr>
+        <w:t>boundary</w:t>
+      </w:r>
+      <w:r>
+        <w:rPr>
+          <w:b w:val="0"/>
+        </w:rPr>
+        <w:t xml:space="preserve"> or assumption and asking them to defend the effect, not simply by assigning more of the same questions.</w:t>
       </w:r>
     </w:p>
     <w:p>
@@ -2221,11 +4321,16 @@
       </w:r>
     </w:p>
     <w:p>
+      <w:r>
+        <w:t>Use the Test Edge Cases and Fairness questions, teacher keys and criteria after the relevant attempts. Previously discussed cases are practice; protect the separately selected independent task.</w:t>
+      </w:r>
+    </w:p>
+    <w:p>
       <w:pPr>
         <w:pStyle w:val="Heading3"/>
       </w:pPr>
       <w:r>
-        <w:t>Assess and explain the answers</w:t>
+        <w:t>Worked case answer</w:t>
       </w:r>
     </w:p>
     <w:p>
@@ -2233,12 +4338,31 @@
         <w:pStyle w:val="Heading3"/>
       </w:pPr>
       <w:r>
-        <w:t>Worked case answer</w:t>
-      </w:r>
-    </w:p>
-    <w:p>
-      <w:r>
-        <w:t>Use separately labelled clean, crumpled and mixed cases with expected outputs or review actions declared first. Compare conditions.</w:t>
+        <w:t>Teacher key · Worked case answer</w:t>
+      </w:r>
+    </w:p>
+    <w:p>
+      <w:pPr>
+        <w:spacing w:line="336" w:lineRule="auto" w:after="180"/>
+        <w:shd w:fill="F1F6FC"/>
+      </w:pPr>
+      <w:r>
+        <w:rPr>
+          <w:b w:val="0"/>
+        </w:rPr>
+        <w:t xml:space="preserve">Use separately labelled clean, crumpled and mixed cases with expected </w:t>
+      </w:r>
+      <w:r>
+        <w:rPr>
+          <w:b/>
+        </w:rPr>
+        <w:t>output</w:t>
+      </w:r>
+      <w:r>
+        <w:rPr>
+          <w:b w:val="0"/>
+        </w:rPr>
+        <w:t>s or review actions declared first. Compare conditions.</w:t>
       </w:r>
     </w:p>
     <w:p>
@@ -2250,7 +4374,22 @@
       </w:r>
     </w:p>
     <w:p>
-      <w:r>
+      <w:pPr>
+        <w:pStyle w:val="Heading3"/>
+      </w:pPr>
+      <w:r>
+        <w:t>Independent question · withhold the key</w:t>
+      </w:r>
+    </w:p>
+    <w:p>
+      <w:pPr>
+        <w:spacing w:line="336" w:lineRule="auto" w:after="180"/>
+        <w:shd w:fill="F5F1FB"/>
+      </w:pPr>
+      <w:r>
+        <w:rPr>
+          <w:b w:val="0"/>
+        </w:rPr>
         <w:t>A sorter works on clear photos. Test a blurred pencil, a dim book and an unfamiliar lunch box. What makes these useful tests?</w:t>
       </w:r>
     </w:p>
@@ -2263,8 +4402,47 @@
       </w:r>
     </w:p>
     <w:p>
-      <w:r>
-        <w:t>They probe unclear input, changed lighting and an unknown category. Record expected behaviour before each test, including review when evidence is insufficient.</w:t>
+      <w:pPr>
+        <w:pStyle w:val="Heading3"/>
+      </w:pPr>
+      <w:r>
+        <w:t>Teacher key · Expected independent answer</w:t>
+      </w:r>
+    </w:p>
+    <w:p>
+      <w:pPr>
+        <w:spacing w:line="336" w:lineRule="auto" w:after="180"/>
+        <w:shd w:fill="F1F6FC"/>
+      </w:pPr>
+      <w:r>
+        <w:rPr>
+          <w:b w:val="0"/>
+        </w:rPr>
+        <w:t xml:space="preserve">They probe unclear </w:t>
+      </w:r>
+      <w:r>
+        <w:rPr>
+          <w:b/>
+        </w:rPr>
+        <w:t>input</w:t>
+      </w:r>
+      <w:r>
+        <w:rPr>
+          <w:b w:val="0"/>
+        </w:rPr>
+        <w:t xml:space="preserve">, changed lighting and an unknown category. Record expected behaviour before each test, including review when </w:t>
+      </w:r>
+      <w:r>
+        <w:rPr>
+          <w:b/>
+        </w:rPr>
+        <w:t>evidence</w:t>
+      </w:r>
+      <w:r>
+        <w:rPr>
+          <w:b w:val="0"/>
+        </w:rPr>
+        <w:t xml:space="preserve"> is insufficient.</w:t>
       </w:r>
     </w:p>
     <w:p>
@@ -2502,8 +4680,25 @@
       </w:tr>
     </w:tbl>
     <w:p>
-      <w:r>
-        <w:t>Use 6/8 as a classroom checkpoint, with 2 required for both Result and Reasoning. This is a proposed teaching rule, not a validated certification threshold. Do not count a coached answer as independent mastery; correct unsafe or unsupported claims regardless of total.</w:t>
+      <w:pPr>
+        <w:spacing w:line="336" w:lineRule="auto" w:after="180"/>
+      </w:pPr>
+      <w:r>
+        <w:rPr>
+          <w:b w:val="0"/>
+        </w:rPr>
+        <w:t>Use 6/8 as a classroom checkpoint, with 2 required for both Result and Reasoning. This is a proposed teaching rule, not a validated certification threshold.</w:t>
+      </w:r>
+    </w:p>
+    <w:p>
+      <w:pPr>
+        <w:spacing w:line="336" w:lineRule="auto" w:after="180"/>
+      </w:pPr>
+      <w:r>
+        <w:rPr>
+          <w:b w:val="0"/>
+        </w:rPr>
+        <w:t>Do not count a coached answer as independent mastery; correct unsafe or unsupported claims regardless of total.</w:t>
       </w:r>
     </w:p>
     <w:p>
@@ -2515,8 +4710,38 @@
       </w:r>
     </w:p>
     <w:p>
-      <w:r>
-        <w:t>Ask the learner to find the evidence that challenges this claim: “Repeating only easy inputs tests the system's limits.” Keep the first attempt and an uncoached retry separate.</w:t>
+      <w:pPr>
+        <w:spacing w:line="336" w:lineRule="auto" w:after="180"/>
+      </w:pPr>
+      <w:r>
+        <w:rPr>
+          <w:b w:val="0"/>
+        </w:rPr>
+        <w:t xml:space="preserve">Ask the learner to find the </w:t>
+      </w:r>
+      <w:r>
+        <w:rPr>
+          <w:b/>
+        </w:rPr>
+        <w:t>evidence</w:t>
+      </w:r>
+      <w:r>
+        <w:rPr>
+          <w:b w:val="0"/>
+        </w:rPr>
+        <w:t xml:space="preserve"> that challenges this claim: “Repeating only easy </w:t>
+      </w:r>
+      <w:r>
+        <w:rPr>
+          <w:b/>
+        </w:rPr>
+        <w:t>input</w:t>
+      </w:r>
+      <w:r>
+        <w:rPr>
+          <w:b w:val="0"/>
+        </w:rPr>
+        <w:t>s tests the system's limits.” Keep the first attempt and an uncoached retry separate.</w:t>
       </w:r>
     </w:p>
     <w:p>
@@ -2528,15 +4753,54 @@
       </w:r>
     </w:p>
     <w:p>
-      <w:r>
-        <w:t>A reasonable policy is P, M, review, review. Changing expected labels just to match predictions makes the test circular. If the policy itself was wrong, document a justified correction and reevaluate all affected cases, preserving the original record.</w:t>
-      </w:r>
-    </w:p>
-    <w:p>
       <w:pPr>
         <w:pStyle w:val="Heading3"/>
       </w:pPr>
       <w:r>
+        <w:t>Teacher key · Original transfer answer</w:t>
+      </w:r>
+    </w:p>
+    <w:p>
+      <w:pPr>
+        <w:spacing w:line="336" w:lineRule="auto" w:after="180"/>
+        <w:shd w:fill="F1F6FC"/>
+      </w:pPr>
+      <w:r>
+        <w:rPr>
+          <w:b w:val="0"/>
+        </w:rPr>
+        <w:t xml:space="preserve">A reasonable policy is P, M, review, review. Changing expected labels just to match </w:t>
+      </w:r>
+      <w:r>
+        <w:rPr>
+          <w:b/>
+        </w:rPr>
+        <w:t>prediction</w:t>
+      </w:r>
+      <w:r>
+        <w:rPr>
+          <w:b w:val="0"/>
+        </w:rPr>
+        <w:t>s makes the test circular.</w:t>
+      </w:r>
+    </w:p>
+    <w:p>
+      <w:pPr>
+        <w:spacing w:line="336" w:lineRule="auto" w:after="180"/>
+        <w:shd w:fill="F1F6FC"/>
+      </w:pPr>
+      <w:r>
+        <w:rPr>
+          <w:b w:val="0"/>
+        </w:rPr>
+        <w:t>If the policy itself was wrong, document a justified correction and reevaluate all affected cases, preserving the original record.</w:t>
+      </w:r>
+    </w:p>
+    <w:p>
+      <w:pPr>
+        <w:pStyle w:val="Heading3"/>
+      </w:pPr>
+      <w:r>
         <w:t>Explanations for the additional workbook examples</w:t>
       </w:r>
     </w:p>
@@ -2549,111 +4813,603 @@
       </w:r>
     </w:p>
     <w:p>
-      <w:r>
-        <w:t>For catalogue B version 1, write expected outputs and reasons for 9 Yes, 10 Yes and 11 Yes. Explain why keeping quiet and catalogue fixed helps examine the time boundary. Predict what the faulty strictly-less-than S comparison does for 10 Yes.</w:t>
-      </w:r>
-    </w:p>
-    <w:p>
-      <w:r>
-        <w:t>9 Yes has no match: B1 and B3 are too long and B2 is not quiet; B4 also fails. 10 Yes and 11 Yes select B1, which is quiet and fits at equality or with time left. Fixing the other conditions isolates the time comparison. S rejects equality at B1 and cannot find a later fit for 10 Yes, so incorrectly returns no match.</w:t>
-      </w:r>
-    </w:p>
-    <w:p>
       <w:pPr>
         <w:pStyle w:val="Heading3"/>
       </w:pPr>
       <w:r>
+        <w:t>Workbook question · W1</w:t>
+      </w:r>
+    </w:p>
+    <w:p>
+      <w:pPr>
+        <w:spacing w:line="336" w:lineRule="auto" w:after="180"/>
+        <w:shd w:fill="F5F1FB"/>
+      </w:pPr>
+      <w:r>
+        <w:rPr>
+          <w:b w:val="0"/>
+        </w:rPr>
+        <w:t xml:space="preserve">For catalogue B version 1, write expected </w:t>
+      </w:r>
+      <w:r>
+        <w:rPr>
+          <w:b/>
+        </w:rPr>
+        <w:t>output</w:t>
+      </w:r>
+      <w:r>
+        <w:rPr>
+          <w:b w:val="0"/>
+        </w:rPr>
+        <w:t xml:space="preserve">s and reasons for 9 Yes, 10 Yes and 11 Yes. Explain why keeping quiet and catalogue fixed helps examine the time </w:t>
+      </w:r>
+      <w:r>
+        <w:rPr>
+          <w:b/>
+        </w:rPr>
+        <w:t>boundary</w:t>
+      </w:r>
+      <w:r>
+        <w:rPr>
+          <w:b w:val="0"/>
+        </w:rPr>
+        <w:t>.</w:t>
+      </w:r>
+    </w:p>
+    <w:p>
+      <w:pPr>
+        <w:spacing w:line="336" w:lineRule="auto" w:after="180"/>
+        <w:shd w:fill="F5F1FB"/>
+      </w:pPr>
+      <w:r>
+        <w:rPr>
+          <w:b w:val="0"/>
+        </w:rPr>
+        <w:t>Predict what the faulty strictly-less-than S comparison does for 10 Yes.</w:t>
+      </w:r>
+    </w:p>
+    <w:p>
+      <w:pPr>
+        <w:pStyle w:val="Heading3"/>
+      </w:pPr>
+      <w:r>
+        <w:t>Teacher reasoning · W1</w:t>
+      </w:r>
+    </w:p>
+    <w:p>
+      <w:pPr>
+        <w:spacing w:line="336" w:lineRule="auto" w:after="180"/>
+        <w:shd w:fill="F1F6FC"/>
+      </w:pPr>
+      <w:r>
+        <w:rPr>
+          <w:b w:val="0"/>
+        </w:rPr>
+        <w:t>9 Yes has no match: B1 and B3 are too long and B2 is not quiet; B4 also fails. 10 Yes and 11 Yes select B1, which is quiet and fits at equality or with time left. Fixing the other conditions isolates the time comparison.</w:t>
+      </w:r>
+    </w:p>
+    <w:p>
+      <w:pPr>
+        <w:spacing w:line="336" w:lineRule="auto" w:after="180"/>
+        <w:shd w:fill="F1F6FC"/>
+      </w:pPr>
+      <w:r>
+        <w:rPr>
+          <w:b w:val="0"/>
+        </w:rPr>
+        <w:t>S rejects equality at B1 and cannot find a later fit for 10 Yes, so incorrectly returns no match.</w:t>
+      </w:r>
+    </w:p>
+    <w:p>
+      <w:pPr>
+        <w:pStyle w:val="Heading3"/>
+      </w:pPr>
+      <w:r>
         <w:t>W2 Check the validation boundary</w:t>
       </w:r>
     </w:p>
     <w:p>
-      <w:r>
-        <w:t>Classify these requests before searching: 0 Yes, 30 Yes, 31 Yes, blank minutes with Yes, 10.5 Yes, and 10 Maybe. Give each expected output or clarification and explain whether any candidate should be checked. Why must zero not be treated like a blank?</w:t>
-      </w:r>
-    </w:p>
-    <w:p>
-      <w:r>
-        <w:t>0 Yes is valid and checks all rows before no match. 30 Yes is valid and selects B1 at the first row. 31, blank minutes and 10.5 require minutes clarification; 10 Maybe requires a Yes or No quiet choice. Invalid cases check zero candidates. Zero is a supplied whole number within range; blank is missing information.</w:t>
-      </w:r>
-    </w:p>
-    <w:p>
       <w:pPr>
         <w:pStyle w:val="Heading3"/>
       </w:pPr>
       <w:r>
+        <w:t>Workbook question · W2</w:t>
+      </w:r>
+    </w:p>
+    <w:p>
+      <w:pPr>
+        <w:spacing w:line="336" w:lineRule="auto" w:after="180"/>
+        <w:shd w:fill="F5F1FB"/>
+      </w:pPr>
+      <w:r>
+        <w:rPr>
+          <w:b w:val="0"/>
+        </w:rPr>
+        <w:t xml:space="preserve">Classify these requests before searching: 0 Yes, 30 Yes, 31 Yes, blank minutes with Yes, 10.5 Yes, and 10 Maybe. Give each expected </w:t>
+      </w:r>
+      <w:r>
+        <w:rPr>
+          <w:b/>
+        </w:rPr>
+        <w:t>output</w:t>
+      </w:r>
+      <w:r>
+        <w:rPr>
+          <w:b w:val="0"/>
+        </w:rPr>
+        <w:t xml:space="preserve"> or clarification and explain whether any candidate should be checked.</w:t>
+      </w:r>
+    </w:p>
+    <w:p>
+      <w:pPr>
+        <w:spacing w:line="336" w:lineRule="auto" w:after="180"/>
+        <w:shd w:fill="F5F1FB"/>
+      </w:pPr>
+      <w:r>
+        <w:rPr>
+          <w:b w:val="0"/>
+        </w:rPr>
+        <w:t>Why must zero not be treated like a blank?</w:t>
+      </w:r>
+    </w:p>
+    <w:p>
+      <w:pPr>
+        <w:pStyle w:val="Heading3"/>
+      </w:pPr>
+      <w:r>
+        <w:t>Teacher reasoning · W2</w:t>
+      </w:r>
+    </w:p>
+    <w:p>
+      <w:pPr>
+        <w:spacing w:line="336" w:lineRule="auto" w:after="180"/>
+        <w:shd w:fill="F1F6FC"/>
+      </w:pPr>
+      <w:r>
+        <w:rPr>
+          <w:b w:val="0"/>
+        </w:rPr>
+        <w:t>0 Yes is valid and checks all rows before no match. 30 Yes is valid and selects B1 at the first row. 31, blank minutes and 10.5 require minutes clarification; 10 Maybe requires a Yes or No quiet choice.</w:t>
+      </w:r>
+    </w:p>
+    <w:p>
+      <w:pPr>
+        <w:spacing w:line="336" w:lineRule="auto" w:after="180"/>
+        <w:shd w:fill="F1F6FC"/>
+      </w:pPr>
+      <w:r>
+        <w:rPr>
+          <w:b w:val="0"/>
+        </w:rPr>
+        <w:t>Invalid cases check zero candidates. Zero is a supplied whole number within range; blank is missing information.</w:t>
+      </w:r>
+    </w:p>
+    <w:p>
+      <w:pPr>
+        <w:pStyle w:val="Heading3"/>
+      </w:pPr>
+      <w:r>
         <w:t>W3 Run a labelled catalogue variation</w:t>
       </w:r>
     </w:p>
     <w:p>
-      <w:r>
-        <w:t>Copy B version 1 and change only B1’s duration to 20, labelling it B version 2. Write the expected result for 12 Yes, then run your saved P1 and the manual baseline on this copy. Record the actual traces separately. Explain why an answer checked against B version 1 would not be a fair judgement of this run.</w:t>
-      </w:r>
-    </w:p>
-    <w:p>
-      <w:r>
-        <w:t>Expected B3: B1 takes too long, B2 fails quiet, B3 fits 12 exactly and is quiet. Correct P1 and baseline agree, but retain actual disagreements for investigation. Under version 1 the expected first fit is B1, so using that expectation with changed data would mix conditions. Save catalogue and instruction versions with both traces.</w:t>
-      </w:r>
-    </w:p>
-    <w:p>
       <w:pPr>
         <w:pStyle w:val="Heading3"/>
       </w:pPr>
       <w:r>
+        <w:t>Workbook question · W3</w:t>
+      </w:r>
+    </w:p>
+    <w:p>
+      <w:pPr>
+        <w:spacing w:line="336" w:lineRule="auto" w:after="180"/>
+        <w:shd w:fill="F5F1FB"/>
+      </w:pPr>
+      <w:r>
+        <w:rPr>
+          <w:b w:val="0"/>
+        </w:rPr>
+        <w:t>Copy B version 1 and change only B1’s duration to 20, labelling it B version 2. Write the expected result for 12 Yes, then run your saved P1 and the manual baseline on this copy. Record the actual traces separately.</w:t>
+      </w:r>
+    </w:p>
+    <w:p>
+      <w:pPr>
+        <w:spacing w:line="336" w:lineRule="auto" w:after="180"/>
+        <w:shd w:fill="F5F1FB"/>
+      </w:pPr>
+      <w:r>
+        <w:rPr>
+          <w:b w:val="0"/>
+        </w:rPr>
+        <w:t>Explain why an answer checked against B version 1 would not be a fair judgement of this run.</w:t>
+      </w:r>
+    </w:p>
+    <w:p>
+      <w:pPr>
+        <w:pStyle w:val="Heading3"/>
+      </w:pPr>
+      <w:r>
+        <w:t>Teacher reasoning · W3</w:t>
+      </w:r>
+    </w:p>
+    <w:p>
+      <w:pPr>
+        <w:spacing w:line="336" w:lineRule="auto" w:after="180"/>
+        <w:shd w:fill="F1F6FC"/>
+      </w:pPr>
+      <w:r>
+        <w:rPr>
+          <w:b w:val="0"/>
+        </w:rPr>
+        <w:t>Expected B3: B1 takes too long, B2 fails quiet, B3 fits 12 exactly and is quiet. Correct P1 and baseline agree, but retain actual disagreements for investigation.</w:t>
+      </w:r>
+    </w:p>
+    <w:p>
+      <w:pPr>
+        <w:spacing w:line="336" w:lineRule="auto" w:after="180"/>
+        <w:shd w:fill="F1F6FC"/>
+      </w:pPr>
+      <w:r>
+        <w:rPr>
+          <w:b w:val="0"/>
+        </w:rPr>
+        <w:t>Under version 1 the expected first fit is B1, so using that expectation with changed data would mix conditions. Save catalogue and instruction versions with both traces.</w:t>
+      </w:r>
+    </w:p>
+    <w:p>
+      <w:pPr>
+        <w:pStyle w:val="Heading3"/>
+      </w:pPr>
+      <w:r>
         <w:t>W4 Find an independent capacity boundary</w:t>
       </w:r>
     </w:p>
     <w:p>
-      <w:r>
-        <w:t>A new equipment selector lists E1 first, capacity 4; E2 second, capacity 8. Valid group size is a whole number from 1 to 10. Choose the first item whose capacity is at least the group size, or no match; invalid input needs clarification. A faulty version uses capacity strictly greater than group size. Independently give correct and faulty outputs for groups 3, 4 and 5, then for group 8. Explain the defect and give the correct response to group 0. No booking occurs.</w:t>
-      </w:r>
-    </w:p>
-    <w:p>
-      <w:r>
-        <w:t>Correct outputs for 3, 4, 5 and 8 are E1, E1, E2 and E2. Faulty outputs are E1, E2, E2 and no match. Equality is wrongly excluded at capacities 4 and 8. Use capacity at least group size, including equality. Group 0 is outside the accepted 1 to 10 range and needs clarification before any search. This range differs from the activity time range.</w:t>
-      </w:r>
-    </w:p>
-    <w:p>
       <w:pPr>
         <w:pStyle w:val="Heading3"/>
       </w:pPr>
       <w:r>
+        <w:t>Workbook question · W4</w:t>
+      </w:r>
+    </w:p>
+    <w:p>
+      <w:pPr>
+        <w:spacing w:line="336" w:lineRule="auto" w:after="180"/>
+        <w:shd w:fill="F5F1FB"/>
+      </w:pPr>
+      <w:r>
+        <w:rPr>
+          <w:b w:val="0"/>
+        </w:rPr>
+        <w:t>A new equipment selector lists E1 first, capacity 4; E2 second, capacity 8. Valid group size is a whole number from 1 to 10.</w:t>
+      </w:r>
+    </w:p>
+    <w:p>
+      <w:pPr>
+        <w:spacing w:line="336" w:lineRule="auto" w:after="180"/>
+        <w:shd w:fill="F5F1FB"/>
+      </w:pPr>
+      <w:r>
+        <w:rPr>
+          <w:b w:val="0"/>
+        </w:rPr>
+        <w:t xml:space="preserve">Choose the first item whose capacity is at least the group size, or no match; </w:t>
+      </w:r>
+      <w:r>
+        <w:rPr>
+          <w:b/>
+        </w:rPr>
+        <w:t>invalid input</w:t>
+      </w:r>
+      <w:r>
+        <w:rPr>
+          <w:b w:val="0"/>
+        </w:rPr>
+        <w:t xml:space="preserve"> needs clarification. A faulty version uses capacity strictly greater than group size.</w:t>
+      </w:r>
+    </w:p>
+    <w:p>
+      <w:pPr>
+        <w:spacing w:line="336" w:lineRule="auto" w:after="180"/>
+        <w:shd w:fill="F5F1FB"/>
+      </w:pPr>
+      <w:r>
+        <w:rPr>
+          <w:b w:val="0"/>
+        </w:rPr>
+        <w:t xml:space="preserve">Independently give correct and faulty </w:t>
+      </w:r>
+      <w:r>
+        <w:rPr>
+          <w:b/>
+        </w:rPr>
+        <w:t>output</w:t>
+      </w:r>
+      <w:r>
+        <w:rPr>
+          <w:b w:val="0"/>
+        </w:rPr>
+        <w:t>s for groups 3, 4 and 5, then for group 8. Explain the defect and give the correct response to group 0. No booking occurs.</w:t>
+      </w:r>
+    </w:p>
+    <w:p>
+      <w:pPr>
+        <w:pStyle w:val="Heading3"/>
+      </w:pPr>
+      <w:r>
+        <w:t>Teacher reasoning · W4</w:t>
+      </w:r>
+    </w:p>
+    <w:p>
+      <w:pPr>
+        <w:spacing w:line="336" w:lineRule="auto" w:after="180"/>
+        <w:shd w:fill="F1F6FC"/>
+      </w:pPr>
+      <w:r>
+        <w:rPr>
+          <w:b w:val="0"/>
+        </w:rPr>
+        <w:t xml:space="preserve">Correct </w:t>
+      </w:r>
+      <w:r>
+        <w:rPr>
+          <w:b/>
+        </w:rPr>
+        <w:t>output</w:t>
+      </w:r>
+      <w:r>
+        <w:rPr>
+          <w:b w:val="0"/>
+        </w:rPr>
+        <w:t xml:space="preserve">s for 3, 4, 5 and 8 are E1, E1, E2 and E2. Faulty </w:t>
+      </w:r>
+      <w:r>
+        <w:rPr>
+          <w:b/>
+        </w:rPr>
+        <w:t>output</w:t>
+      </w:r>
+      <w:r>
+        <w:rPr>
+          <w:b w:val="0"/>
+        </w:rPr>
+        <w:t>s are E1, E2, E2 and no match. Equality is wrongly excluded at capacities 4 and 8. Use capacity at least group size, including equality.</w:t>
+      </w:r>
+    </w:p>
+    <w:p>
+      <w:pPr>
+        <w:spacing w:line="336" w:lineRule="auto" w:after="180"/>
+        <w:shd w:fill="F1F6FC"/>
+      </w:pPr>
+      <w:r>
+        <w:rPr>
+          <w:b w:val="0"/>
+        </w:rPr>
+        <w:t>Group 0 is outside the accepted 1 to 10 range and needs clarification before any search. This range differs from the activity time range.</w:t>
+      </w:r>
+    </w:p>
+    <w:p>
+      <w:pPr>
+        <w:pStyle w:val="Heading3"/>
+      </w:pPr>
+      <w:r>
         <w:t>W5 Audit what changed in the test</w:t>
       </w:r>
     </w:p>
     <w:p>
-      <w:r>
-        <w:t>A team runs 15 No on B version 3, gets B4, but records “B version 1” and calls B4 correct. Explain the documentation error and the expected result under each catalogue. State what must stay the same in a fair prototype-versus-baseline comparison and why a test not yet run cannot be counted as a pass.</w:t>
-      </w:r>
-    </w:p>
-    <w:p>
-      <w:r>
-        <w:t>For version 3, B1 20, B2 18 and B3 17 are too long; B4 15 fits and quiet is unrestricted, so B4 is correct. Under version 1, earlier B1 fits and must be selected. Correct the catalogue label while preserving what was actually used and observed. Both methods need the same request, catalogue and pass criterion. An unrun case has no observed evidence, so cannot be counted as passing.</w:t>
-      </w:r>
-    </w:p>
-    <w:p>
       <w:pPr>
         <w:pStyle w:val="Heading3"/>
       </w:pPr>
       <w:r>
+        <w:t>Workbook question · W5</w:t>
+      </w:r>
+    </w:p>
+    <w:p>
+      <w:pPr>
+        <w:spacing w:line="336" w:lineRule="auto" w:after="180"/>
+        <w:shd w:fill="F5F1FB"/>
+      </w:pPr>
+      <w:r>
+        <w:rPr>
+          <w:b w:val="0"/>
+        </w:rPr>
+        <w:t>A team runs 15 No on B version 3, gets B4, but records “B version 1” and calls B4 correct. Explain the documentation error and the expected result under each catalogue.</w:t>
+      </w:r>
+    </w:p>
+    <w:p>
+      <w:pPr>
+        <w:spacing w:line="336" w:lineRule="auto" w:after="180"/>
+        <w:shd w:fill="F5F1FB"/>
+      </w:pPr>
+      <w:r>
+        <w:rPr>
+          <w:b w:val="0"/>
+        </w:rPr>
+        <w:t>State what must stay the same in a fair prototype-versus-baseline comparison and why a test not yet run cannot be counted as a pass.</w:t>
+      </w:r>
+    </w:p>
+    <w:p>
+      <w:pPr>
+        <w:pStyle w:val="Heading3"/>
+      </w:pPr>
+      <w:r>
+        <w:t>Teacher reasoning · W5</w:t>
+      </w:r>
+    </w:p>
+    <w:p>
+      <w:pPr>
+        <w:spacing w:line="336" w:lineRule="auto" w:after="180"/>
+        <w:shd w:fill="F1F6FC"/>
+      </w:pPr>
+      <w:r>
+        <w:rPr>
+          <w:b w:val="0"/>
+        </w:rPr>
+        <w:t>For version 3, B1 20, B2 18 and B3 17 are too long; B4 15 fits and quiet is unrestricted, so B4 is correct. Under version 1, earlier B1 fits and must be selected.</w:t>
+      </w:r>
+    </w:p>
+    <w:p>
+      <w:pPr>
+        <w:spacing w:line="336" w:lineRule="auto" w:after="180"/>
+        <w:shd w:fill="F1F6FC"/>
+      </w:pPr>
+      <w:r>
+        <w:rPr>
+          <w:b w:val="0"/>
+        </w:rPr>
+        <w:t xml:space="preserve">Correct the catalogue label while preserving what was actually used and observed. Both methods need the same request, catalogue and pass criterion. An unrun case has no observed </w:t>
+      </w:r>
+      <w:r>
+        <w:rPr>
+          <w:b/>
+        </w:rPr>
+        <w:t>evidence</w:t>
+      </w:r>
+      <w:r>
+        <w:rPr>
+          <w:b w:val="0"/>
+        </w:rPr>
+        <w:t>, so cannot be counted as passing.</w:t>
+      </w:r>
+    </w:p>
+    <w:p>
+      <w:pPr>
+        <w:pStyle w:val="Heading3"/>
+      </w:pPr>
+      <w:r>
         <w:t>Assess independent transfer</w:t>
       </w:r>
     </w:p>
     <w:p>
-      <w:r>
-        <w:t>Selected case: A new equipment selector lists E1 first, capacity 4; E2 second, capacity 8. Valid group size is a whole number from 1 to 10. Choose the first item whose capacity is at least the group size, or no match; invalid input needs clarification. A faulty version uses capacity strictly greater than group size. Independently give correct and faulty outputs for groups 3, 4 and 5, then for group 8. Explain the defect and give the correct response to group 0. No booking occurs.</w:t>
-      </w:r>
-    </w:p>
-    <w:p>
       <w:pPr>
         <w:pStyle w:val="Heading3"/>
       </w:pPr>
       <w:r>
+        <w:t>Independent question · withhold the key</w:t>
+      </w:r>
+    </w:p>
+    <w:p>
+      <w:pPr>
+        <w:spacing w:line="336" w:lineRule="auto" w:after="180"/>
+        <w:shd w:fill="F5F1FB"/>
+      </w:pPr>
+      <w:r>
+        <w:rPr>
+          <w:b w:val="0"/>
+        </w:rPr>
+        <w:t>Selected case: A new equipment selector lists E1 first, capacity 4; E2 second, capacity 8. Valid group size is a whole number from 1 to 10.</w:t>
+      </w:r>
+    </w:p>
+    <w:p>
+      <w:pPr>
+        <w:spacing w:line="336" w:lineRule="auto" w:after="180"/>
+        <w:shd w:fill="F5F1FB"/>
+      </w:pPr>
+      <w:r>
+        <w:rPr>
+          <w:b w:val="0"/>
+        </w:rPr>
+        <w:t xml:space="preserve">Choose the first item whose capacity is at least the group size, or no match; </w:t>
+      </w:r>
+      <w:r>
+        <w:rPr>
+          <w:b/>
+        </w:rPr>
+        <w:t>invalid input</w:t>
+      </w:r>
+      <w:r>
+        <w:rPr>
+          <w:b w:val="0"/>
+        </w:rPr>
+        <w:t xml:space="preserve"> needs clarification. A faulty version uses capacity strictly greater than group size.</w:t>
+      </w:r>
+    </w:p>
+    <w:p>
+      <w:pPr>
+        <w:spacing w:line="336" w:lineRule="auto" w:after="180"/>
+        <w:shd w:fill="F5F1FB"/>
+      </w:pPr>
+      <w:r>
+        <w:rPr>
+          <w:b w:val="0"/>
+        </w:rPr>
+        <w:t xml:space="preserve">Independently give correct and faulty </w:t>
+      </w:r>
+      <w:r>
+        <w:rPr>
+          <w:b/>
+        </w:rPr>
+        <w:t>output</w:t>
+      </w:r>
+      <w:r>
+        <w:rPr>
+          <w:b w:val="0"/>
+        </w:rPr>
+        <w:t>s for groups 3, 4 and 5, then for group 8. Explain the defect and give the correct response to group 0. No booking occurs.</w:t>
+      </w:r>
+    </w:p>
+    <w:p>
+      <w:pPr>
+        <w:pStyle w:val="Heading3"/>
+      </w:pPr>
+      <w:r>
         <w:t>Selected case answer</w:t>
       </w:r>
     </w:p>
     <w:p>
-      <w:r>
-        <w:t>Correct outputs for 3, 4, 5 and 8 are E1, E1, E2 and E2. Faulty outputs are E1, E2, E2 and no match. Equality is wrongly excluded at capacities 4 and 8. Use capacity at least group size, including equality. Group 0 is outside the accepted 1 to 10 range and needs clarification before any search. This range differs from the activity time range.</w:t>
+      <w:pPr>
+        <w:pStyle w:val="Heading3"/>
+      </w:pPr>
+      <w:r>
+        <w:t>Teacher key · Selected case answer</w:t>
+      </w:r>
+    </w:p>
+    <w:p>
+      <w:pPr>
+        <w:spacing w:line="336" w:lineRule="auto" w:after="180"/>
+        <w:shd w:fill="F1F6FC"/>
+      </w:pPr>
+      <w:r>
+        <w:rPr>
+          <w:b w:val="0"/>
+        </w:rPr>
+        <w:t xml:space="preserve">Correct </w:t>
+      </w:r>
+      <w:r>
+        <w:rPr>
+          <w:b/>
+        </w:rPr>
+        <w:t>output</w:t>
+      </w:r>
+      <w:r>
+        <w:rPr>
+          <w:b w:val="0"/>
+        </w:rPr>
+        <w:t xml:space="preserve">s for 3, 4, 5 and 8 are E1, E1, E2 and E2. Faulty </w:t>
+      </w:r>
+      <w:r>
+        <w:rPr>
+          <w:b/>
+        </w:rPr>
+        <w:t>output</w:t>
+      </w:r>
+      <w:r>
+        <w:rPr>
+          <w:b w:val="0"/>
+        </w:rPr>
+        <w:t>s are E1, E2, E2 and no match. Equality is wrongly excluded at capacities 4 and 8. Use capacity at least group size, including equality.</w:t>
+      </w:r>
+    </w:p>
+    <w:p>
+      <w:pPr>
+        <w:spacing w:line="336" w:lineRule="auto" w:after="180"/>
+        <w:shd w:fill="F1F6FC"/>
+      </w:pPr>
+      <w:r>
+        <w:rPr>
+          <w:b w:val="0"/>
+        </w:rPr>
+        <w:t>Group 0 is outside the accepted 1 to 10 range and needs clarification before any search. This range differs from the activity time range.</w:t>
       </w:r>
     </w:p>
     <w:tbl>
@@ -2759,21 +5515,77 @@
       </w:tr>
     </w:tbl>
     <w:p>
-      <w:r>
-        <w:t>Record each dimension as not yet, with support, or independent. Accept a valid alternative procedure with a defensible trace. Do not penalise an honestly recorded model failure if the learner correctly explains its evidence and limits.</w:t>
-      </w:r>
-    </w:p>
-    <w:p>
       <w:pPr>
         <w:pStyle w:val="Heading3"/>
       </w:pPr>
       <w:r>
+        <w:t>Teacher key · Selected case answer</w:t>
+      </w:r>
+    </w:p>
+    <w:p>
+      <w:pPr>
+        <w:spacing w:line="336" w:lineRule="auto" w:after="180"/>
+        <w:shd w:fill="F1F6FC"/>
+      </w:pPr>
+      <w:r>
+        <w:rPr>
+          <w:b w:val="0"/>
+        </w:rPr>
+        <w:t>Record each dimension as not yet, with support, or independent. Accept a valid alternative procedure with a defensible trace.</w:t>
+      </w:r>
+    </w:p>
+    <w:p>
+      <w:pPr>
+        <w:spacing w:line="336" w:lineRule="auto" w:after="180"/>
+        <w:shd w:fill="F1F6FC"/>
+      </w:pPr>
+      <w:r>
+        <w:rPr>
+          <w:b w:val="0"/>
+        </w:rPr>
+        <w:t xml:space="preserve">Do not penalise an honestly recorded model failure if the learner correctly explains its </w:t>
+      </w:r>
+      <w:r>
+        <w:rPr>
+          <w:b/>
+        </w:rPr>
+        <w:t>evidence</w:t>
+      </w:r>
+      <w:r>
+        <w:rPr>
+          <w:b w:val="0"/>
+        </w:rPr>
+        <w:t xml:space="preserve"> and limits.</w:t>
+      </w:r>
+    </w:p>
+    <w:p>
+      <w:pPr>
+        <w:pStyle w:val="Heading3"/>
+      </w:pPr>
+      <w:r>
         <w:t>Feedback that the learner uses</w:t>
       </w:r>
     </w:p>
     <w:p>
-      <w:r>
-        <w:t>Name the earliest unsupported step and give one action to repair it. Have the learner make that repair now and explain why. Then assess the relevant skill on a fresh, fully specified case. Confirm it was not previously practised with feedback; solve and check the new case before assigning it. A follow-up design prompt is a starting brief, not automatically an equivalent test.</w:t>
+      <w:pPr>
+        <w:spacing w:line="336" w:lineRule="auto" w:after="180"/>
+      </w:pPr>
+      <w:r>
+        <w:rPr>
+          <w:b w:val="0"/>
+        </w:rPr>
+        <w:t>Name the earliest unsupported step and give one action to repair it. Have the learner make that repair now and explain why. Then assess the relevant skill on a fresh, fully specified case.</w:t>
+      </w:r>
+    </w:p>
+    <w:p>
+      <w:pPr>
+        <w:spacing w:line="336" w:lineRule="auto" w:after="180"/>
+      </w:pPr>
+      <w:r>
+        <w:rPr>
+          <w:b w:val="0"/>
+        </w:rPr>
+        <w:t>Confirm it was not previously practised with feedback; solve and check the new case before assigning it. A follow-up design prompt is a starting brief, not automatically an equivalent test.</w:t>
       </w:r>
     </w:p>
     <w:p>
@@ -2785,11 +5597,62 @@
       </w:r>
     </w:p>
     <w:p>
+      <w:r>
+        <w:t>Connect Test Edge Cases and Fairness to Helpful Classroom Sorter, adapt support and plan a later changed-case check.</w:t>
+      </w:r>
+    </w:p>
+    <w:p>
       <w:pPr>
         <w:pStyle w:val="Heading3"/>
       </w:pPr>
       <w:r>
-        <w:t>Connect and extend learning</w:t>
+        <w:t>Helpful Classroom Sorter</w:t>
+      </w:r>
+    </w:p>
+    <w:p>
+      <w:pPr>
+        <w:spacing w:line="336" w:lineRule="auto" w:after="180"/>
+      </w:pPr>
+      <w:r>
+        <w:rPr>
+          <w:b w:val="0"/>
+        </w:rPr>
+        <w:t>Expand the sorter test suite with edge, missing-data, and fairness cases plus expected safe behavior.</w:t>
+      </w:r>
+    </w:p>
+    <w:p>
+      <w:pPr>
+        <w:spacing w:line="336" w:lineRule="auto" w:after="180"/>
+      </w:pPr>
+      <w:r>
+        <w:rPr>
+          <w:b w:val="0"/>
+        </w:rPr>
+        <w:t xml:space="preserve">Keep the decision, </w:t>
+      </w:r>
+      <w:r>
+        <w:rPr>
+          <w:b/>
+        </w:rPr>
+        <w:t>input</w:t>
+      </w:r>
+      <w:r>
+        <w:rPr>
+          <w:b w:val="0"/>
+        </w:rPr>
+        <w:t xml:space="preserve">, result, explanation and remaining limitation in the project </w:t>
+      </w:r>
+      <w:r>
+        <w:rPr>
+          <w:b/>
+        </w:rPr>
+        <w:t>evidence</w:t>
+      </w:r>
+      <w:r>
+        <w:rPr>
+          <w:b w:val="0"/>
+        </w:rPr>
+        <w:t xml:space="preserve"> record. Retrieve this record next week rather than restarting the project.</w:t>
       </w:r>
     </w:p>
     <w:p>
@@ -2797,17 +5660,54 @@
         <w:pStyle w:val="Heading3"/>
       </w:pPr>
       <w:r>
-        <w:t>Helpful Classroom Sorter</w:t>
-      </w:r>
-    </w:p>
-    <w:p>
-      <w:r>
-        <w:t>Expand the sorter test suite with edge, missing-data, and fairness cases plus expected safe behavior.</w:t>
-      </w:r>
-    </w:p>
-    <w:p>
-      <w:r>
-        <w:t>Keep the decision, input, result, explanation and remaining limitation in the project evidence record. Retrieve this record next week rather than restarting the project.</w:t>
+        <w:t>Support and stretch</w:t>
+      </w:r>
+    </w:p>
+    <w:p>
+      <w:pPr>
+        <w:spacing w:line="336" w:lineRule="auto" w:after="180"/>
+      </w:pPr>
+      <w:r>
+        <w:rPr>
+          <w:b w:val="0"/>
+        </w:rPr>
+        <w:t xml:space="preserve">Use physical cards, spoken explanations and a three-stage drawing. Read aloud without giving the answer. Stretch: compare two </w:t>
+      </w:r>
+      <w:r>
+        <w:rPr>
+          <w:b/>
+        </w:rPr>
+        <w:t>mechanism</w:t>
+      </w:r>
+      <w:r>
+        <w:rPr>
+          <w:b w:val="0"/>
+        </w:rPr>
+        <w:t xml:space="preserve">s with the same visible </w:t>
+      </w:r>
+      <w:r>
+        <w:rPr>
+          <w:b/>
+        </w:rPr>
+        <w:t>output</w:t>
+      </w:r>
+      <w:r>
+        <w:rPr>
+          <w:b w:val="0"/>
+        </w:rPr>
+        <w:t xml:space="preserve"> and explain what </w:t>
+      </w:r>
+      <w:r>
+        <w:rPr>
+          <w:b/>
+        </w:rPr>
+        <w:t>evidence</w:t>
+      </w:r>
+      <w:r>
+        <w:rPr>
+          <w:b w:val="0"/>
+        </w:rPr>
+        <w:t xml:space="preserve"> distinguishes them.</w:t>
       </w:r>
     </w:p>
     <w:p>
@@ -2815,12 +5715,30 @@
         <w:pStyle w:val="Heading3"/>
       </w:pPr>
       <w:r>
-        <w:t>Support and stretch</w:t>
-      </w:r>
-    </w:p>
-    <w:p>
-      <w:r>
-        <w:t>Use physical cards, spoken explanations and a three-stage drawing. Read aloud without giving the answer. Stretch: compare two mechanisms with the same visible output and explain what evidence distinguishes them.</w:t>
+        <w:t>Exit reflection</w:t>
+      </w:r>
+    </w:p>
+    <w:p>
+      <w:pPr>
+        <w:spacing w:line="336" w:lineRule="auto" w:after="180"/>
+      </w:pPr>
+      <w:r>
+        <w:rPr>
+          <w:b w:val="0"/>
+        </w:rPr>
+        <w:t xml:space="preserve">Ask for one decision the learner can now justify and one situation requiring more </w:t>
+      </w:r>
+      <w:r>
+        <w:rPr>
+          <w:b/>
+        </w:rPr>
+        <w:t>evidence</w:t>
+      </w:r>
+      <w:r>
+        <w:rPr>
+          <w:b w:val="0"/>
+        </w:rPr>
+        <w:t xml:space="preserve"> or human review. Confidence ratings are separate from correct independent performance.</w:t>
       </w:r>
     </w:p>
     <w:p>
@@ -2828,12 +5746,30 @@
         <w:pStyle w:val="Heading3"/>
       </w:pPr>
       <w:r>
-        <w:t>Exit reflection</w:t>
-      </w:r>
-    </w:p>
-    <w:p>
-      <w:r>
-        <w:t>Ask for one decision the learner can now justify and one situation requiring more evidence or human review. Confidence ratings are separate from correct independent performance.</w:t>
+        <w:t>Bridge to the next week</w:t>
+      </w:r>
+    </w:p>
+    <w:p>
+      <w:pPr>
+        <w:spacing w:line="336" w:lineRule="auto" w:after="180"/>
+      </w:pPr>
+      <w:r>
+        <w:rPr>
+          <w:b w:val="0"/>
+        </w:rPr>
+        <w:t xml:space="preserve">Next: Week 35: Improve One Cause. Retrieve today’s </w:t>
+      </w:r>
+      <w:r>
+        <w:rPr>
+          <w:b/>
+        </w:rPr>
+        <w:t>evidence</w:t>
+      </w:r>
+      <w:r>
+        <w:rPr>
+          <w:b w:val="0"/>
+        </w:rPr>
+        <w:t xml:space="preserve"> and identify what carries forward and what is new.</w:t>
       </w:r>
     </w:p>
     <w:p>
@@ -2841,12 +5777,109 @@
         <w:pStyle w:val="Heading3"/>
       </w:pPr>
       <w:r>
-        <w:t>Bridge to the next week</w:t>
-      </w:r>
-    </w:p>
-    <w:p>
-      <w:r>
-        <w:t>Next: Week 35: Improve One Cause. Retrieve today’s evidence and identify what carries forward and what is new.</w:t>
+        <w:t>Support and fresh reassessment</w:t>
+      </w:r>
+    </w:p>
+    <w:p>
+      <w:pPr>
+        <w:spacing w:line="336" w:lineRule="auto" w:after="180"/>
+      </w:pPr>
+      <w:r>
+        <w:rPr>
+          <w:b w:val="0"/>
+        </w:rPr>
+        <w:t xml:space="preserve">Draw a number line around each </w:t>
+      </w:r>
+      <w:r>
+        <w:rPr>
+          <w:b/>
+        </w:rPr>
+        <w:t>boundary</w:t>
+      </w:r>
+      <w:r>
+        <w:rPr>
+          <w:b w:val="0"/>
+        </w:rPr>
+        <w:t xml:space="preserve"> and read at least or no more than aloud. Keep validation and candidate checks on separate cards. Provide version-label headings without filling expected results.</w:t>
+      </w:r>
+    </w:p>
+    <w:p>
+      <w:pPr>
+        <w:spacing w:line="336" w:lineRule="auto" w:after="180"/>
+      </w:pPr>
+      <w:r>
+        <w:rPr>
+          <w:b w:val="0"/>
+        </w:rPr>
+        <w:t>Extension: contrast a catalogue reorder with a duration change and explain how the first-match requirement remains unchanged in both.</w:t>
+      </w:r>
+    </w:p>
+    <w:p>
+      <w:pPr>
+        <w:spacing w:line="336" w:lineRule="auto" w:after="180"/>
+      </w:pPr>
+      <w:r>
+        <w:rPr>
+          <w:b w:val="0"/>
+        </w:rPr>
+        <w:t xml:space="preserve">W4 should distinguish correct E1, E1, E2, E2 from faulty E1, E2, E2, no match for 3, 4, 5, 8. Require an </w:t>
+      </w:r>
+      <w:r>
+        <w:rPr>
+          <w:b/>
+        </w:rPr>
+        <w:t>inclusive</w:t>
+      </w:r>
+      <w:r>
+        <w:rPr>
+          <w:b w:val="0"/>
+        </w:rPr>
+        <w:t>-capacity explanation and clarification for zero, not the activity task’s valid-zero rule.</w:t>
+      </w:r>
+    </w:p>
+    <w:p>
+      <w:pPr>
+        <w:spacing w:line="336" w:lineRule="auto" w:after="180"/>
+      </w:pPr>
+      <w:r>
+        <w:rPr>
+          <w:b w:val="0"/>
+        </w:rPr>
+        <w:t xml:space="preserve">After support, use a new catalogue F1 capacity 5 then F2 capacity 9 with the same 1 to 10 </w:t>
+      </w:r>
+      <w:r>
+        <w:rPr>
+          <w:b/>
+        </w:rPr>
+        <w:t>input</w:t>
+      </w:r>
+      <w:r>
+        <w:rPr>
+          <w:b w:val="0"/>
+        </w:rPr>
+        <w:t xml:space="preserve"> range. For groups 5 and 9, correct F1 and F2; strict comparison gives F2 and no match.</w:t>
+      </w:r>
+    </w:p>
+    <w:p>
+      <w:pPr>
+        <w:spacing w:line="336" w:lineRule="auto" w:after="180"/>
+      </w:pPr>
+      <w:r>
+        <w:rPr>
+          <w:b w:val="0"/>
+        </w:rPr>
+        <w:t>Require an independent explanation of both changes.</w:t>
+      </w:r>
+    </w:p>
+    <w:p>
+      <w:pPr>
+        <w:spacing w:line="336" w:lineRule="auto" w:after="180"/>
+      </w:pPr>
+      <w:r>
+        <w:rPr>
+          <w:b w:val="0"/>
+        </w:rPr>
+        <w:t>Week 35 repairs a documented defect, reruns revealing cases and checks earlier successful cases for regressions before fixing a version for final evaluation.</w:t>
       </w:r>
     </w:p>
     <w:p>
@@ -2854,40 +5887,40 @@
         <w:pStyle w:val="Heading3"/>
       </w:pPr>
       <w:r>
-        <w:t>Support and fresh reassessment</w:t>
-      </w:r>
-    </w:p>
-    <w:p>
-      <w:r>
-        <w:t>Draw a number line around each boundary and read at least or no more than aloud. Keep validation and candidate checks on separate cards. Provide version-label headings without filling expected results. Extension: contrast a catalogue reorder with a duration change and explain how the first-match requirement remains unchanged in both.</w:t>
-      </w:r>
-    </w:p>
-    <w:p>
-      <w:r>
-        <w:t>W4 should distinguish correct E1, E1, E2, E2 from faulty E1, E2, E2, no match for 3, 4, 5, 8. Require an inclusive-capacity explanation and clarification for zero, not the activity task’s valid-zero rule. After support, use a new catalogue F1 capacity 5 then F2 capacity 9 with the same 1 to 10 input range. For groups 5 and 9, correct F1 and F2; strict comparison gives F2 and no match. Require an independent explanation of both changes.</w:t>
-      </w:r>
-    </w:p>
-    <w:p>
-      <w:r>
-        <w:t>Week 35 repairs a documented defect, reruns revealing cases and checks earlier successful cases for regressions before fixing a version for final evaluation.</w:t>
-      </w:r>
-    </w:p>
-    <w:p>
-      <w:pPr>
-        <w:pStyle w:val="Heading3"/>
-      </w:pPr>
-      <w:r>
         <w:t>Plan the delayed return</w:t>
       </w:r>
     </w:p>
     <w:p>
-      <w:r>
+      <w:pPr>
+        <w:spacing w:line="336" w:lineRule="auto" w:after="180"/>
+      </w:pPr>
+      <w:r>
+        <w:rPr>
+          <w:b w:val="0"/>
+        </w:rPr>
         <w:t>Suggested return points in this level: ai-1/35. Use actual classroom dates, adjusting for holidays and gaps. One, three and six teaching weeks are scheduling choices, not a claimed optimal spacing.</w:t>
       </w:r>
     </w:p>
     <w:p>
-      <w:r>
-        <w:t>At a delayed check, ask for the idea from memory and a changed application. Compare with the earlier independent response and record support used. For a new level, revisit the previous capstone before checking the new prerequisites.</w:t>
+      <w:pPr>
+        <w:spacing w:line="336" w:lineRule="auto" w:after="180"/>
+      </w:pPr>
+      <w:r>
+        <w:rPr>
+          <w:b w:val="0"/>
+        </w:rPr>
+        <w:t>At a delayed check, ask for the idea from memory and a changed application. Compare with the earlier independent response and record support used.</w:t>
+      </w:r>
+    </w:p>
+    <w:p>
+      <w:pPr>
+        <w:spacing w:line="336" w:lineRule="auto" w:after="180"/>
+      </w:pPr>
+      <w:r>
+        <w:rPr>
+          <w:b w:val="0"/>
+        </w:rPr>
+        <w:t>For a new level, revisit the previous capstone before checking the new prerequisites.</w:t>
       </w:r>
     </w:p>
     <w:tbl>
@@ -3047,8 +6080,26 @@
       </w:tr>
     </w:tbl>
     <w:p>
-      <w:r>
-        <w:t>Use the evidence to choose reteaching or the next step. A completed page, confidence rating or attractive project does not by itself demonstrate understanding.</w:t>
+      <w:pPr>
+        <w:spacing w:line="336" w:lineRule="auto" w:after="180"/>
+      </w:pPr>
+      <w:r>
+        <w:rPr>
+          <w:b w:val="0"/>
+        </w:rPr>
+        <w:t xml:space="preserve">Use the </w:t>
+      </w:r>
+      <w:r>
+        <w:rPr>
+          <w:b/>
+        </w:rPr>
+        <w:t>evidence</w:t>
+      </w:r>
+      <w:r>
+        <w:rPr>
+          <w:b w:val="0"/>
+        </w:rPr>
+        <w:t xml:space="preserve"> to choose reteaching or the next step. A completed page, confidence rating or attractive project does not by itself demonstrate understanding.</w:t>
       </w:r>
     </w:p>
     <w:p>
@@ -3060,8 +6111,26 @@
       </w:r>
     </w:p>
     <w:p>
-      <w:r>
-        <w:t>Add sorter boundary cases, missing fields and relevant user conditions to the test plan before making fairness claims.</w:t>
+      <w:pPr>
+        <w:spacing w:line="336" w:lineRule="auto" w:after="180"/>
+      </w:pPr>
+      <w:r>
+        <w:rPr>
+          <w:b w:val="0"/>
+        </w:rPr>
+        <w:t xml:space="preserve">Add sorter </w:t>
+      </w:r>
+      <w:r>
+        <w:rPr>
+          <w:b/>
+        </w:rPr>
+        <w:t>boundary</w:t>
+      </w:r>
+      <w:r>
+        <w:rPr>
+          <w:b w:val="0"/>
+        </w:rPr>
+        <w:t xml:space="preserve"> cases, missing fields and relevant user conditions to the test plan before making fairness claims.</w:t>
       </w:r>
     </w:p>
     <w:p>
@@ -3074,12 +6143,56 @@
     </w:p>
     <w:p>
       <w:r>
-        <w:t>Teaching target: Choose tests just below, at and above a decision boundary</w:t>
-      </w:r>
-    </w:p>
-    <w:p>
-      <w:r>
-        <w:t>Prepare the labelled worked-case picture, the matching workbook, fictional input cards and a place for individual responses. No paid AI account is required for the paper reasoning activities.</w:t>
+        <w:t>Use this preparation summary alongside the detailed Test Edge Cases and Fairness lesson; it is a checklist rather than a replacement for the full sequence.</w:t>
+      </w:r>
+    </w:p>
+    <w:p>
+      <w:pPr>
+        <w:pStyle w:val="Heading3"/>
+      </w:pPr>
+      <w:r>
+        <w:t>Teaching target</w:t>
+      </w:r>
+    </w:p>
+    <w:p>
+      <w:pPr>
+        <w:spacing w:line="336" w:lineRule="auto" w:after="180"/>
+        <w:shd w:fill="EDF7F3"/>
+      </w:pPr>
+      <w:r>
+        <w:rPr>
+          <w:b w:val="0"/>
+        </w:rPr>
+        <w:t xml:space="preserve">Teaching target: Choose tests just below, at and above a decision </w:t>
+      </w:r>
+      <w:r>
+        <w:rPr>
+          <w:b/>
+        </w:rPr>
+        <w:t>boundary</w:t>
+      </w:r>
+    </w:p>
+    <w:p>
+      <w:pPr>
+        <w:spacing w:line="336" w:lineRule="auto" w:after="180"/>
+      </w:pPr>
+      <w:r>
+        <w:rPr>
+          <w:b w:val="0"/>
+        </w:rPr>
+        <w:t xml:space="preserve">Prepare the labelled worked-case picture, the matching workbook, fictional </w:t>
+      </w:r>
+      <w:r>
+        <w:rPr>
+          <w:b/>
+        </w:rPr>
+        <w:t>input</w:t>
+      </w:r>
+      <w:r>
+        <w:rPr>
+          <w:b w:val="0"/>
+        </w:rPr>
+        <w:t xml:space="preserve"> cards and a place for individual responses. No paid AI account is required for the paper reasoning activities.</w:t>
       </w:r>
     </w:p>
     <w:tbl>
@@ -3226,37 +6339,218 @@
       </w:tr>
     </w:tbl>
     <w:p>
-      <w:r>
-        <w:t>Before class, solve the supported practice: Classify these requests before searching: 0 Yes, 30 Yes, 31 Yes, blank minutes with Yes, 10.5 Yes, and 10 Maybe. Give each expected output or clarification and explain whether any candidate should be checked. Why must zero not be treated like a blank?</w:t>
-      </w:r>
-    </w:p>
-    <w:p>
-      <w:r>
-        <w:t>Reasoned practice answer: 0 Yes is valid and checks all rows before no match. 30 Yes is valid and selects B1 at the first row. 31, blank minutes and 10.5 require minutes clarification; 10 Maybe requires a Yes or No quiet choice. Invalid cases check zero candidates. Zero is a supplied whole number within range; blank is missing information.</w:t>
-      </w:r>
-    </w:p>
-    <w:p>
-      <w:r>
-        <w:t>Check every learner before discussion: Use the worked case for Testing boundaries and varied conditions. Proposed explanation: “At the limit means outside the rule”. Decide whether this explanation is supported. Point to the step or supplied fact that decides; explain your repair if needed.</w:t>
-      </w:r>
-    </w:p>
-    <w:p>
-      <w:r>
-        <w:t>Misconception repair: An inclusive rule accepts its endpoints and equality.</w:t>
-      </w:r>
-    </w:p>
-    <w:p>
-      <w:r>
-        <w:t>Support: read the exact case aloud, enlarge the labelled picture, supply input cards and model only the first deciding step. Accept a spoken explanation or drawing; retain the reasoning goal.</w:t>
-      </w:r>
-    </w:p>
-    <w:p>
-      <w:r>
-        <w:t>Extension: Faulty code uses duration strictly below available time. Require a prediction and a reason before comparing. Expected result: Request 6 now wrongly returns none. Reason: A’s duration equals the available time and should be eligible under at most.</w:t>
-      </w:r>
-    </w:p>
-    <w:p>
-      <w:r>
+      <w:pPr>
+        <w:spacing w:line="336" w:lineRule="auto" w:after="180"/>
+      </w:pPr>
+      <w:r>
+        <w:rPr>
+          <w:b w:val="0"/>
+        </w:rPr>
+        <w:t>Before class, solve the supported practice: Classify these requests before searching: 0 Yes, 30 Yes, 31 Yes, blank minutes with Yes, 10.5 Yes, and 10 Maybe.</w:t>
+      </w:r>
+    </w:p>
+    <w:p>
+      <w:pPr>
+        <w:spacing w:line="336" w:lineRule="auto" w:after="180"/>
+      </w:pPr>
+      <w:r>
+        <w:rPr>
+          <w:b w:val="0"/>
+        </w:rPr>
+        <w:t xml:space="preserve">Give each expected </w:t>
+      </w:r>
+      <w:r>
+        <w:rPr>
+          <w:b/>
+        </w:rPr>
+        <w:t>output</w:t>
+      </w:r>
+      <w:r>
+        <w:rPr>
+          <w:b w:val="0"/>
+        </w:rPr>
+        <w:t xml:space="preserve"> or clarification and explain whether any candidate should be checked. Why must zero not be treated like a blank?</w:t>
+      </w:r>
+    </w:p>
+    <w:p>
+      <w:pPr>
+        <w:pStyle w:val="Heading3"/>
+      </w:pPr>
+      <w:r>
+        <w:t>Supported practice answer</w:t>
+      </w:r>
+    </w:p>
+    <w:p>
+      <w:pPr>
+        <w:spacing w:line="336" w:lineRule="auto" w:after="180"/>
+        <w:shd w:fill="F1F6FC"/>
+      </w:pPr>
+      <w:r>
+        <w:rPr>
+          <w:b w:val="0"/>
+        </w:rPr>
+        <w:t>Reasoned practice answer: 0 Yes is valid and checks all rows before no match. 30 Yes is valid and selects B1 at the first row. 31, blank minutes and 10.5 require minutes clarification; 10 Maybe requires a Yes or No quiet choice.</w:t>
+      </w:r>
+    </w:p>
+    <w:p>
+      <w:pPr>
+        <w:spacing w:line="336" w:lineRule="auto" w:after="180"/>
+        <w:shd w:fill="F1F6FC"/>
+      </w:pPr>
+      <w:r>
+        <w:rPr>
+          <w:b w:val="0"/>
+        </w:rPr>
+        <w:t>Invalid cases check zero candidates. Zero is a supplied whole number within range; blank is missing information.</w:t>
+      </w:r>
+    </w:p>
+    <w:p>
+      <w:pPr>
+        <w:spacing w:line="336" w:lineRule="auto" w:after="180"/>
+      </w:pPr>
+      <w:r>
+        <w:rPr>
+          <w:b w:val="0"/>
+        </w:rPr>
+        <w:t>Check every learner before discussion: Use the worked case for Testing boundaries and varied conditions. Proposed explanation: “At the limit means outside the rule”. Decide whether this explanation is supported.</w:t>
+      </w:r>
+    </w:p>
+    <w:p>
+      <w:pPr>
+        <w:spacing w:line="336" w:lineRule="auto" w:after="180"/>
+      </w:pPr>
+      <w:r>
+        <w:rPr>
+          <w:b w:val="0"/>
+        </w:rPr>
+        <w:t>Point to the step or supplied fact that decides; explain your repair if needed.</w:t>
+      </w:r>
+    </w:p>
+    <w:p>
+      <w:pPr>
+        <w:pStyle w:val="Heading3"/>
+      </w:pPr>
+      <w:r>
+        <w:t>Repair the misconception</w:t>
+      </w:r>
+    </w:p>
+    <w:p>
+      <w:pPr>
+        <w:spacing w:line="336" w:lineRule="auto" w:after="180"/>
+        <w:shd w:fill="FFF5E6"/>
+      </w:pPr>
+      <w:r>
+        <w:rPr>
+          <w:b w:val="0"/>
+        </w:rPr>
+        <w:t xml:space="preserve">Misconception repair: An </w:t>
+      </w:r>
+      <w:r>
+        <w:rPr>
+          <w:b/>
+        </w:rPr>
+        <w:t>inclusive</w:t>
+      </w:r>
+      <w:r>
+        <w:rPr>
+          <w:b w:val="0"/>
+        </w:rPr>
+        <w:t xml:space="preserve"> rule accepts its endpoints and equality.</w:t>
+      </w:r>
+    </w:p>
+    <w:p>
+      <w:pPr>
+        <w:pStyle w:val="Heading3"/>
+      </w:pPr>
+      <w:r>
+        <w:t>Support without giving away the answer</w:t>
+      </w:r>
+    </w:p>
+    <w:p>
+      <w:pPr>
+        <w:spacing w:line="336" w:lineRule="auto" w:after="180"/>
+        <w:shd w:fill="F1F6F8"/>
+      </w:pPr>
+      <w:r>
+        <w:rPr>
+          <w:b w:val="0"/>
+        </w:rPr>
+        <w:t xml:space="preserve">Support: read the exact case aloud, enlarge the labelled picture, supply </w:t>
+      </w:r>
+      <w:r>
+        <w:rPr>
+          <w:b/>
+        </w:rPr>
+        <w:t>input</w:t>
+      </w:r>
+      <w:r>
+        <w:rPr>
+          <w:b w:val="0"/>
+        </w:rPr>
+        <w:t xml:space="preserve"> cards and model only the first deciding step. Accept a spoken explanation or drawing; retain the reasoning goal.</w:t>
+      </w:r>
+    </w:p>
+    <w:p>
+      <w:pPr>
+        <w:pStyle w:val="Heading3"/>
+      </w:pPr>
+      <w:r>
+        <w:t>Extend the reasoning</w:t>
+      </w:r>
+    </w:p>
+    <w:p>
+      <w:pPr>
+        <w:spacing w:line="336" w:lineRule="auto" w:after="180"/>
+        <w:shd w:fill="F5F1FB"/>
+      </w:pPr>
+      <w:r>
+        <w:rPr>
+          <w:b w:val="0"/>
+        </w:rPr>
+        <w:t xml:space="preserve">Extension: Faulty code uses duration strictly below available time. Require a </w:t>
+      </w:r>
+      <w:r>
+        <w:rPr>
+          <w:b/>
+        </w:rPr>
+        <w:t>prediction</w:t>
+      </w:r>
+      <w:r>
+        <w:rPr>
+          <w:b w:val="0"/>
+        </w:rPr>
+        <w:t xml:space="preserve"> and a reason before comparing. Expected result: Request 6 now wrongly returns none.</w:t>
+      </w:r>
+    </w:p>
+    <w:p>
+      <w:pPr>
+        <w:spacing w:line="336" w:lineRule="auto" w:after="180"/>
+        <w:shd w:fill="F5F1FB"/>
+      </w:pPr>
+      <w:r>
+        <w:rPr>
+          <w:b w:val="0"/>
+        </w:rPr>
+        <w:t>Reason: A’s duration equals the available time and should be eligible under at most.</w:t>
+      </w:r>
+    </w:p>
+    <w:p>
+      <w:pPr>
+        <w:pStyle w:val="Heading3"/>
+      </w:pPr>
+      <w:r>
+        <w:t>Protect the independent attempt</w:t>
+      </w:r>
+    </w:p>
+    <w:p>
+      <w:pPr>
+        <w:spacing w:line="336" w:lineRule="auto" w:after="180"/>
+        <w:shd w:fill="FFF5E6"/>
+      </w:pPr>
+      <w:r>
+        <w:rPr>
+          <w:b w:val="0"/>
+        </w:rPr>
         <w:t>Independent assessment: withhold the reserved answer until the learner has attempted the new case. Record support separately from correctness.</w:t>
       </w:r>
     </w:p>
@@ -3445,13 +6739,58 @@
       </w:tr>
     </w:tbl>
     <w:p>
-      <w:r>
-        <w:t>Project checkpoint: Present and defend. Demonstrate the system, explain one failure and justify the next improvement with evidence.</w:t>
-      </w:r>
-    </w:p>
-    <w:p>
-      <w:r>
-        <w:t>Use the weekly teacher answer for topic-specific reasoning. A saved progress tick is an activity record; judge mastery from the learner’s explanation and evidence.</w:t>
+      <w:pPr>
+        <w:pStyle w:val="Heading3"/>
+      </w:pPr>
+      <w:r>
+        <w:t>Project checkpoint</w:t>
+      </w:r>
+    </w:p>
+    <w:p>
+      <w:pPr>
+        <w:spacing w:line="336" w:lineRule="auto" w:after="180"/>
+        <w:shd w:fill="EDF7F3"/>
+      </w:pPr>
+      <w:r>
+        <w:rPr>
+          <w:b w:val="0"/>
+        </w:rPr>
+        <w:t xml:space="preserve">Project checkpoint: Present and defend. Demonstrate the system, explain one failure and justify the next improvement with </w:t>
+      </w:r>
+      <w:r>
+        <w:rPr>
+          <w:b/>
+        </w:rPr>
+        <w:t>evidence</w:t>
+      </w:r>
+      <w:r>
+        <w:rPr>
+          <w:b w:val="0"/>
+        </w:rPr>
+        <w:t>.</w:t>
+      </w:r>
+    </w:p>
+    <w:p>
+      <w:pPr>
+        <w:spacing w:line="336" w:lineRule="auto" w:after="180"/>
+      </w:pPr>
+      <w:r>
+        <w:rPr>
+          <w:b w:val="0"/>
+        </w:rPr>
+        <w:t xml:space="preserve">Use the weekly teacher answer for topic-specific reasoning. A saved progress tick is an activity record; judge mastery from the learner’s explanation and </w:t>
+      </w:r>
+      <w:r>
+        <w:rPr>
+          <w:b/>
+        </w:rPr>
+        <w:t>evidence</w:t>
+      </w:r>
+      <w:r>
+        <w:rPr>
+          <w:b w:val="0"/>
+        </w:rPr>
+        <w:t>.</w:t>
       </w:r>
     </w:p>
     <w:p>
@@ -3464,27 +6803,964 @@
     </w:p>
     <w:p>
       <w:r>
-        <w:t>Use the two formative questions as supported practice, not as independent mastery scores. Discuss the deciding evidence rather than accepting a guessed selection.</w:t>
-      </w:r>
-    </w:p>
-    <w:p>
-      <w:r>
+        <w:t>Use feedback, earlier review and portfolios purposefully. Apply the coding routine only when this lesson has an executable lab.</w:t>
+      </w:r>
+    </w:p>
+    <w:p>
+      <w:pPr>
+        <w:spacing w:line="336" w:lineRule="auto" w:after="180"/>
+      </w:pPr>
+      <w:r>
+        <w:rPr>
+          <w:b w:val="0"/>
+        </w:rPr>
+        <w:t xml:space="preserve">Use the two formative questions as supported practice, not as independent mastery scores. Discuss the deciding </w:t>
+      </w:r>
+      <w:r>
+        <w:rPr>
+          <w:b/>
+        </w:rPr>
+        <w:t>evidence</w:t>
+      </w:r>
+      <w:r>
+        <w:rPr>
+          <w:b w:val="0"/>
+        </w:rPr>
+        <w:t xml:space="preserve"> rather than accepting a guessed selection.</w:t>
+      </w:r>
+    </w:p>
+    <w:p>
+      <w:pPr>
+        <w:spacing w:line="336" w:lineRule="auto" w:after="180"/>
+      </w:pPr>
+      <w:r>
+        <w:rPr>
+          <w:b w:val="0"/>
+        </w:rPr>
         <w:t>The feedback comes from the reviewed public worked case. Do not reveal the separately reserved independent teacher answer until the learner has attempted that case.</w:t>
       </w:r>
     </w:p>
     <w:p>
-      <w:r>
-        <w:t>Ask students to predict before running code. Preserve errors and actual outputs; collect a changed test and an explanation. The branch-boundary and indexing lessons deliberately include failure cases.</w:t>
-      </w:r>
-    </w:p>
-    <w:p>
-      <w:r>
+      <w:pPr>
+        <w:pStyle w:val="Heading3"/>
+      </w:pPr>
+      <w:r>
+        <w:t>For later coding lessons</w:t>
+      </w:r>
+    </w:p>
+    <w:p>
+      <w:r>
+        <w:t>This week has no code block. Use this routine when a later lesson includes an executable lab.</w:t>
+      </w:r>
+    </w:p>
+    <w:p>
+      <w:pPr>
+        <w:spacing w:line="336" w:lineRule="auto" w:after="180"/>
+        <w:shd w:fill="F1F6F8"/>
+      </w:pPr>
+      <w:r>
+        <w:rPr>
+          <w:b w:val="0"/>
+        </w:rPr>
+        <w:t xml:space="preserve">Ask students to predict before running code. Preserve errors and actual </w:t>
+      </w:r>
+      <w:r>
+        <w:rPr>
+          <w:b/>
+        </w:rPr>
+        <w:t>output</w:t>
+      </w:r>
+      <w:r>
+        <w:rPr>
+          <w:b w:val="0"/>
+        </w:rPr>
+        <w:t>s; collect a changed test and an explanation. The branch-</w:t>
+      </w:r>
+      <w:r>
+        <w:rPr>
+          <w:b/>
+        </w:rPr>
+        <w:t>boundary</w:t>
+      </w:r>
+      <w:r>
+        <w:rPr>
+          <w:b w:val="0"/>
+        </w:rPr>
+        <w:t xml:space="preserve"> and indexing lessons deliberately include failure cases.</w:t>
+      </w:r>
+    </w:p>
+    <w:p>
+      <w:pPr>
+        <w:spacing w:line="336" w:lineRule="auto" w:after="180"/>
+      </w:pPr>
+      <w:r>
+        <w:rPr>
+          <w:b w:val="0"/>
+        </w:rPr>
         <w:t>Use the earlier worked-explanation links to address a specific missing building block, then return to the current question. Adapt this suggestion after observing the learner; it is not an automatic diagnosis.</w:t>
       </w:r>
     </w:p>
     <w:p>
-      <w:r>
-        <w:t>Collect the completed-work portfolio as evidence. Record support separately from correctness, and assess explanation, trace/test and limitations. Progress ticks and quiz selections alone do not establish mastery.</w:t>
+      <w:pPr>
+        <w:spacing w:line="336" w:lineRule="auto" w:after="180"/>
+      </w:pPr>
+      <w:r>
+        <w:rPr>
+          <w:b w:val="0"/>
+        </w:rPr>
+        <w:t xml:space="preserve">Collect the completed-work portfolio as </w:t>
+      </w:r>
+      <w:r>
+        <w:rPr>
+          <w:b/>
+        </w:rPr>
+        <w:t>evidence</w:t>
+      </w:r>
+      <w:r>
+        <w:rPr>
+          <w:b w:val="0"/>
+        </w:rPr>
+        <w:t>. Record support separately from correctness, and assess explanation, trace/test and limitations. Progress ticks and quiz selections alone do not establish mastery.</w:t>
+      </w:r>
+    </w:p>
+    <w:p>
+      <w:pPr>
+        <w:pStyle w:val="Heading1"/>
+      </w:pPr>
+      <w:r>
+        <w:t>09. Visual concept journey</w:t>
+      </w:r>
+    </w:p>
+    <w:p>
+      <w:r>
+        <w:t>Show one Test Edge Cases and Fairness graphic at a time, request a prediction and discuss its trace before the independent assessment.</w:t>
+      </w:r>
+    </w:p>
+    <w:p>
+      <w:pPr>
+        <w:spacing w:line="336" w:lineRule="auto" w:after="180"/>
+      </w:pPr>
+      <w:r>
+        <w:rPr>
+          <w:b w:val="0"/>
+        </w:rPr>
+        <w:t xml:space="preserve">Use one picture at a time. Hide a worked result before asking for a </w:t>
+      </w:r>
+      <w:r>
+        <w:rPr>
+          <w:b/>
+        </w:rPr>
+        <w:t>prediction</w:t>
+      </w:r>
+      <w:r>
+        <w:rPr>
+          <w:b w:val="0"/>
+        </w:rPr>
+        <w:t>, then reveal it for feedback. These are supported teaching cases; retain the separate independent assessment for a fresh first attempt.</w:t>
+      </w:r>
+    </w:p>
+    <w:p>
+      <w:pPr>
+        <w:pStyle w:val="Heading3"/>
+      </w:pPr>
+      <w:r>
+        <w:t>01. Test Edge Cases and Fairness: the case</w:t>
+      </w:r>
+    </w:p>
+    <w:p>
+      <w:r>
+        <w:drawing>
+          <wp:inline xmlns:a="http://schemas.openxmlformats.org/drawingml/2006/main" xmlns:pic="http://schemas.openxmlformats.org/drawingml/2006/picture">
+            <wp:extent cx="5486400" cy="2843784"/>
+            <wp:docPr id="2" name="Picture 2" descr="A fictional craft-book chooser accepts requests for whole available minutes from 0 to 20. Supplied facts: Booklet A takes 6 minutes; B takes 12. Return first duration at most available time. Check 5,6,7; also 0,20,21 and blank. Same catalogue applies to every user."/>
+            <wp:cNvGraphicFramePr>
+              <a:graphicFrameLocks noChangeAspect="1"/>
+            </wp:cNvGraphicFramePr>
+            <a:graphic>
+              <a:graphicData uri="http://schemas.openxmlformats.org/drawingml/2006/picture">
+                <pic:pic>
+                  <pic:nvPicPr>
+                    <pic:cNvPr id="0" name="academy-story-ai-1-34-01.png"/>
+                    <pic:cNvPicPr/>
+                  </pic:nvPicPr>
+                  <pic:blipFill>
+                    <a:blip r:embed="rId10"/>
+                    <a:stretch>
+                      <a:fillRect/>
+                    </a:stretch>
+                  </pic:blipFill>
+                  <pic:spPr>
+                    <a:xfrm>
+                      <a:off x="0" y="0"/>
+                      <a:ext cx="5486400" cy="2843784"/>
+                    </a:xfrm>
+                    <a:prstGeom prst="rect"/>
+                  </pic:spPr>
+                </pic:pic>
+              </a:graphicData>
+            </a:graphic>
+          </wp:inline>
+        </w:drawing>
+      </w:r>
+    </w:p>
+    <w:p>
+      <w:pPr>
+        <w:spacing w:line="336" w:lineRule="auto" w:after="180"/>
+      </w:pPr>
+      <w:r>
+        <w:rPr>
+          <w:b w:val="0"/>
+        </w:rPr>
+        <w:t>A fictional craft-book chooser accepts requests for whole available minutes from 0 to 20. Supplied facts: Booklet A takes 6 minutes; B takes 12. Return first duration at most available time.</w:t>
+      </w:r>
+    </w:p>
+    <w:p>
+      <w:pPr>
+        <w:spacing w:line="336" w:lineRule="auto" w:after="180"/>
+      </w:pPr>
+      <w:r>
+        <w:rPr>
+          <w:b w:val="0"/>
+        </w:rPr>
+        <w:t>Check 5,6,7; also 0,20,21 and blank. Same catalogue applies to every user.</w:t>
+      </w:r>
+    </w:p>
+    <w:p>
+      <w:pPr>
+        <w:spacing w:line="336" w:lineRule="auto" w:after="180"/>
+        <w:shd w:fill="F5F1FB"/>
+      </w:pPr>
+      <w:r>
+        <w:rPr>
+          <w:b w:val="0"/>
+        </w:rPr>
+        <w:t>Point to the given fact that matters most. Explain why it matters.</w:t>
+      </w:r>
+    </w:p>
+    <w:p>
+      <w:pPr>
+        <w:pStyle w:val="Heading3"/>
+      </w:pPr>
+      <w:r>
+        <w:t>Discuss while showing the picture</w:t>
+      </w:r>
+    </w:p>
+    <w:p>
+      <w:pPr>
+        <w:spacing w:line="336" w:lineRule="auto" w:after="180"/>
+        <w:shd w:fill="F1F6F8"/>
+      </w:pPr>
+      <w:r>
+        <w:rPr>
+          <w:b w:val="0"/>
+        </w:rPr>
+        <w:t>Teacher prompt: Point to the given fact that matters most. Explain why it matters. Ask learners to describe one label or arrow in ordinary words. Use the adjacent transcript if the image is difficult to see.</w:t>
+      </w:r>
+    </w:p>
+    <w:p>
+      <w:pPr>
+        <w:pStyle w:val="Heading3"/>
+      </w:pPr>
+      <w:r>
+        <w:t>02. Follow the deciding steps</w:t>
+      </w:r>
+    </w:p>
+    <w:p>
+      <w:r>
+        <w:drawing>
+          <wp:inline xmlns:a="http://schemas.openxmlformats.org/drawingml/2006/main" xmlns:pic="http://schemas.openxmlformats.org/drawingml/2006/picture">
+            <wp:extent cx="5486400" cy="4005072"/>
+            <wp:docPr id="3" name="Picture 3" descr="Near a boundary: At 5: none. At 6 and 7: A. → Valid extremes: 0: none. 20: A, because first-fit order remains fixed. → Invalid inputs: 21 and blank require clarification, not ordinary search. → Coverage record: Record each user condition tested; do not invent unrun outcomes."/>
+            <wp:cNvGraphicFramePr>
+              <a:graphicFrameLocks noChangeAspect="1"/>
+            </wp:cNvGraphicFramePr>
+            <a:graphic>
+              <a:graphicData uri="http://schemas.openxmlformats.org/drawingml/2006/picture">
+                <pic:pic>
+                  <pic:nvPicPr>
+                    <pic:cNvPr id="0" name="academy-story-ai-1-34-02.png"/>
+                    <pic:cNvPicPr/>
+                  </pic:nvPicPr>
+                  <pic:blipFill>
+                    <a:blip r:embed="rId11"/>
+                    <a:stretch>
+                      <a:fillRect/>
+                    </a:stretch>
+                  </pic:blipFill>
+                  <pic:spPr>
+                    <a:xfrm>
+                      <a:off x="0" y="0"/>
+                      <a:ext cx="5486400" cy="4005072"/>
+                    </a:xfrm>
+                    <a:prstGeom prst="rect"/>
+                  </pic:spPr>
+                </pic:pic>
+              </a:graphicData>
+            </a:graphic>
+          </wp:inline>
+        </w:drawing>
+      </w:r>
+    </w:p>
+    <w:p>
+      <w:pPr>
+        <w:spacing w:line="336" w:lineRule="auto" w:after="180"/>
+      </w:pPr>
+      <w:r>
+        <w:rPr>
+          <w:b w:val="0"/>
+        </w:rPr>
+        <w:t xml:space="preserve">Near a </w:t>
+      </w:r>
+      <w:r>
+        <w:rPr>
+          <w:b/>
+        </w:rPr>
+        <w:t>boundary</w:t>
+      </w:r>
+      <w:r>
+        <w:rPr>
+          <w:b w:val="0"/>
+        </w:rPr>
+        <w:t>: At 5: none.</w:t>
+      </w:r>
+    </w:p>
+    <w:p>
+      <w:pPr>
+        <w:spacing w:line="336" w:lineRule="auto" w:after="180"/>
+      </w:pPr>
+      <w:r>
+        <w:rPr>
+          <w:b w:val="0"/>
+        </w:rPr>
+        <w:t xml:space="preserve">At 6 and 7: A. → Valid extremes: 0: none. 20: A, because first-fit order remains fixed. → </w:t>
+      </w:r>
+      <w:r>
+        <w:rPr>
+          <w:b/>
+        </w:rPr>
+        <w:t>Invalid input</w:t>
+      </w:r>
+      <w:r>
+        <w:rPr>
+          <w:b w:val="0"/>
+        </w:rPr>
+        <w:t>s: 21 and blank require clarification, not ordinary search. → Coverage record: Record each user condition tested; do not invent unrun outcomes.</w:t>
+      </w:r>
+    </w:p>
+    <w:p>
+      <w:pPr>
+        <w:spacing w:line="336" w:lineRule="auto" w:after="180"/>
+        <w:shd w:fill="F5F1FB"/>
+      </w:pPr>
+      <w:r>
+        <w:rPr>
+          <w:b w:val="0"/>
+        </w:rPr>
+        <w:t xml:space="preserve">Point to each numbered stage and explain which recorded </w:t>
+      </w:r>
+      <w:r>
+        <w:rPr>
+          <w:b/>
+        </w:rPr>
+        <w:t>input</w:t>
+      </w:r>
+      <w:r>
+        <w:rPr>
+          <w:b w:val="0"/>
+        </w:rPr>
+        <w:t xml:space="preserve"> it uses.</w:t>
+      </w:r>
+    </w:p>
+    <w:p>
+      <w:pPr>
+        <w:pStyle w:val="Heading3"/>
+      </w:pPr>
+      <w:r>
+        <w:t>Discuss while showing the picture</w:t>
+      </w:r>
+    </w:p>
+    <w:p>
+      <w:pPr>
+        <w:spacing w:line="336" w:lineRule="auto" w:after="180"/>
+        <w:shd w:fill="F1F6F8"/>
+      </w:pPr>
+      <w:r>
+        <w:rPr>
+          <w:b w:val="0"/>
+        </w:rPr>
+        <w:t xml:space="preserve">Teacher prompt: Point to each numbered stage and explain which recorded </w:t>
+      </w:r>
+      <w:r>
+        <w:rPr>
+          <w:b/>
+        </w:rPr>
+        <w:t>input</w:t>
+      </w:r>
+      <w:r>
+        <w:rPr>
+          <w:b w:val="0"/>
+        </w:rPr>
+        <w:t xml:space="preserve"> it uses. Ask learners to describe one label or arrow in ordinary words. Use the adjacent transcript if the image is difficult to see.</w:t>
+      </w:r>
+    </w:p>
+    <w:p>
+      <w:pPr>
+        <w:pStyle w:val="Heading3"/>
+      </w:pPr>
+      <w:r>
+        <w:t>03. Three requests around ten minutes</w:t>
+      </w:r>
+    </w:p>
+    <w:p>
+      <w:r>
+        <w:drawing>
+          <wp:inline xmlns:a="http://schemas.openxmlformats.org/drawingml/2006/main" xmlns:pic="http://schemas.openxmlformats.org/drawingml/2006/picture">
+            <wp:extent cx="5486400" cy="2834640"/>
+            <wp:docPr id="4" name="Picture 4" descr="Three requests around ten minutes. 9 minutes | 10 is too long | No match in catalogue B. 10 minutes | 10 fits exactly | Suggest B1. 11 minutes | 10 fits with time left | Suggest B1"/>
+            <wp:cNvGraphicFramePr>
+              <a:graphicFrameLocks noChangeAspect="1"/>
+            </wp:cNvGraphicFramePr>
+            <a:graphic>
+              <a:graphicData uri="http://schemas.openxmlformats.org/drawingml/2006/picture">
+                <pic:pic>
+                  <pic:nvPicPr>
+                    <pic:cNvPr id="0" name="academy-story-ai-1-34-03.png"/>
+                    <pic:cNvPicPr/>
+                  </pic:nvPicPr>
+                  <pic:blipFill>
+                    <a:blip r:embed="rId12"/>
+                    <a:stretch>
+                      <a:fillRect/>
+                    </a:stretch>
+                  </pic:blipFill>
+                  <pic:spPr>
+                    <a:xfrm>
+                      <a:off x="0" y="0"/>
+                      <a:ext cx="5486400" cy="2834640"/>
+                    </a:xfrm>
+                    <a:prstGeom prst="rect"/>
+                  </pic:spPr>
+                </pic:pic>
+              </a:graphicData>
+            </a:graphic>
+          </wp:inline>
+        </w:drawing>
+      </w:r>
+    </w:p>
+    <w:p>
+      <w:pPr>
+        <w:spacing w:line="336" w:lineRule="auto" w:after="180"/>
+      </w:pPr>
+      <w:r>
+        <w:rPr>
+          <w:b w:val="0"/>
+        </w:rPr>
+        <w:t>Three requests around ten minutes. 9 minutes | 10 is too long | No match in catalogue B. 10 minutes | 10 fits exactly | Suggest B1. 11 minutes | 10 fits with time left | Suggest B1</w:t>
+      </w:r>
+    </w:p>
+    <w:p>
+      <w:pPr>
+        <w:spacing w:line="336" w:lineRule="auto" w:after="180"/>
+        <w:shd w:fill="F5F1FB"/>
+      </w:pPr>
+      <w:r>
+        <w:rPr>
+          <w:b w:val="0"/>
+        </w:rPr>
+        <w:t>Read the labels and values. Explain the relationship the model shows.</w:t>
+      </w:r>
+    </w:p>
+    <w:p>
+      <w:pPr>
+        <w:pStyle w:val="Heading3"/>
+      </w:pPr>
+      <w:r>
+        <w:t>Discuss while showing the picture</w:t>
+      </w:r>
+    </w:p>
+    <w:p>
+      <w:pPr>
+        <w:spacing w:line="336" w:lineRule="auto" w:after="180"/>
+        <w:shd w:fill="F1F6F8"/>
+      </w:pPr>
+      <w:r>
+        <w:rPr>
+          <w:b w:val="0"/>
+        </w:rPr>
+        <w:t>Teacher prompt: Read the labels and values. Explain the relationship the model shows. Ask learners to describe one label or arrow in ordinary words. Use the adjacent transcript if the image is difficult to see.</w:t>
+      </w:r>
+    </w:p>
+    <w:p>
+      <w:pPr>
+        <w:pStyle w:val="Heading3"/>
+      </w:pPr>
+      <w:r>
+        <w:t>04. Change one thing. Trace what follows.</w:t>
+      </w:r>
+    </w:p>
+    <w:p>
+      <w:r>
+        <w:drawing>
+          <wp:inline xmlns:a="http://schemas.openxmlformats.org/drawingml/2006/main" xmlns:pic="http://schemas.openxmlformats.org/drawingml/2006/picture">
+            <wp:extent cx="5486400" cy="3026664"/>
+            <wp:docPr id="5" name="Picture 5" descr="Original case: Record each user condition tested; do not invent unrun outcomes. Changed condition: Faulty code uses duration strictly below available time. Expected result: Request 6 now wrongly returns none. Reason: A’s duration equals the available time and should be eligible under at most."/>
+            <wp:cNvGraphicFramePr>
+              <a:graphicFrameLocks noChangeAspect="1"/>
+            </wp:cNvGraphicFramePr>
+            <a:graphic>
+              <a:graphicData uri="http://schemas.openxmlformats.org/drawingml/2006/picture">
+                <pic:pic>
+                  <pic:nvPicPr>
+                    <pic:cNvPr id="0" name="academy-story-ai-1-34-04.png"/>
+                    <pic:cNvPicPr/>
+                  </pic:nvPicPr>
+                  <pic:blipFill>
+                    <a:blip r:embed="rId13"/>
+                    <a:stretch>
+                      <a:fillRect/>
+                    </a:stretch>
+                  </pic:blipFill>
+                  <pic:spPr>
+                    <a:xfrm>
+                      <a:off x="0" y="0"/>
+                      <a:ext cx="5486400" cy="3026664"/>
+                    </a:xfrm>
+                    <a:prstGeom prst="rect"/>
+                  </pic:spPr>
+                </pic:pic>
+              </a:graphicData>
+            </a:graphic>
+          </wp:inline>
+        </w:drawing>
+      </w:r>
+    </w:p>
+    <w:p>
+      <w:pPr>
+        <w:spacing w:line="336" w:lineRule="auto" w:after="180"/>
+      </w:pPr>
+      <w:r>
+        <w:rPr>
+          <w:b w:val="0"/>
+        </w:rPr>
+        <w:t>Original case: Record each user condition tested; do not invent unrun outcomes. Changed condition: Faulty code uses duration strictly below available time. Expected result: Request 6 now wrongly returns none.</w:t>
+      </w:r>
+    </w:p>
+    <w:p>
+      <w:pPr>
+        <w:spacing w:line="336" w:lineRule="auto" w:after="180"/>
+      </w:pPr>
+      <w:r>
+        <w:rPr>
+          <w:b w:val="0"/>
+        </w:rPr>
+        <w:t>Reason: A’s duration equals the available time and should be eligible under at most.</w:t>
+      </w:r>
+    </w:p>
+    <w:p>
+      <w:pPr>
+        <w:spacing w:line="336" w:lineRule="auto" w:after="180"/>
+        <w:shd w:fill="F5F1FB"/>
+      </w:pPr>
+      <w:r>
+        <w:rPr>
+          <w:b w:val="0"/>
+        </w:rPr>
+        <w:t>Predict before checking the worked changed-case result. Name what changed and what the supplied facts allow you to conclude.</w:t>
+      </w:r>
+    </w:p>
+    <w:p>
+      <w:pPr>
+        <w:pStyle w:val="Heading3"/>
+      </w:pPr>
+      <w:r>
+        <w:t>Discuss while showing the picture</w:t>
+      </w:r>
+    </w:p>
+    <w:p>
+      <w:pPr>
+        <w:spacing w:line="336" w:lineRule="auto" w:after="180"/>
+        <w:shd w:fill="F1F6F8"/>
+      </w:pPr>
+      <w:r>
+        <w:rPr>
+          <w:b w:val="0"/>
+        </w:rPr>
+        <w:t>Teacher prompt: Predict before checking the worked changed-case result. Name what changed and what the supplied facts allow you to conclude. Ask learners to describe one label or arrow in ordinary words.</w:t>
+      </w:r>
+    </w:p>
+    <w:p>
+      <w:pPr>
+        <w:spacing w:line="336" w:lineRule="auto" w:after="180"/>
+        <w:shd w:fill="F1F6F8"/>
+      </w:pPr>
+      <w:r>
+        <w:rPr>
+          <w:b w:val="0"/>
+        </w:rPr>
+        <w:t>Use the adjacent transcript if the image is difficult to see. Changed-case reasoning: A’s duration equals the available time and should be eligible under at most.</w:t>
+      </w:r>
+    </w:p>
+    <w:p>
+      <w:pPr>
+        <w:pStyle w:val="Heading3"/>
+      </w:pPr>
+      <w:r>
+        <w:t>05. Connect the explanation to its limit</w:t>
+      </w:r>
+    </w:p>
+    <w:p>
+      <w:r>
+        <w:drawing>
+          <wp:inline xmlns:a="http://schemas.openxmlformats.org/drawingml/2006/main" xmlns:pic="http://schemas.openxmlformats.org/drawingml/2006/picture">
+            <wp:extent cx="5486400" cy="2834640"/>
+            <wp:docPr id="6" name="Picture 6" descr="Adjacent values below, at and above 6 expose an accidental strict inequality. Zero is valid even though no activity fits. The top valid input does not require selecting the longest activity: catalogue order still controls selection. Coverage also asks whose conditions were tested, which cannot be inferred from these numbers alone. Limit: Equal written rules do not prove equally good outcomes for every group; actual condition-specific evidence is still needed."/>
+            <wp:cNvGraphicFramePr>
+              <a:graphicFrameLocks noChangeAspect="1"/>
+            </wp:cNvGraphicFramePr>
+            <a:graphic>
+              <a:graphicData uri="http://schemas.openxmlformats.org/drawingml/2006/picture">
+                <pic:pic>
+                  <pic:nvPicPr>
+                    <pic:cNvPr id="0" name="academy-story-ai-1-34-05.png"/>
+                    <pic:cNvPicPr/>
+                  </pic:nvPicPr>
+                  <pic:blipFill>
+                    <a:blip r:embed="rId14"/>
+                    <a:stretch>
+                      <a:fillRect/>
+                    </a:stretch>
+                  </pic:blipFill>
+                  <pic:spPr>
+                    <a:xfrm>
+                      <a:off x="0" y="0"/>
+                      <a:ext cx="5486400" cy="2834640"/>
+                    </a:xfrm>
+                    <a:prstGeom prst="rect"/>
+                  </pic:spPr>
+                </pic:pic>
+              </a:graphicData>
+            </a:graphic>
+          </wp:inline>
+        </w:drawing>
+      </w:r>
+    </w:p>
+    <w:p>
+      <w:pPr>
+        <w:spacing w:line="336" w:lineRule="auto" w:after="180"/>
+      </w:pPr>
+      <w:r>
+        <w:rPr>
+          <w:b w:val="0"/>
+        </w:rPr>
+        <w:t>Adjacent values below, at and above 6 expose an accidental strict inequality. Zero is valid even though no activity fits.</w:t>
+      </w:r>
+    </w:p>
+    <w:p>
+      <w:pPr>
+        <w:spacing w:line="336" w:lineRule="auto" w:after="180"/>
+      </w:pPr>
+      <w:r>
+        <w:rPr>
+          <w:b w:val="0"/>
+        </w:rPr>
+        <w:t xml:space="preserve">The top valid </w:t>
+      </w:r>
+      <w:r>
+        <w:rPr>
+          <w:b/>
+        </w:rPr>
+        <w:t>input</w:t>
+      </w:r>
+      <w:r>
+        <w:rPr>
+          <w:b w:val="0"/>
+        </w:rPr>
+        <w:t xml:space="preserve"> does not require selecting the longest activity: catalogue order still controls selection. Coverage also asks whose conditions were tested, which cannot be inferred from these numbers alone.</w:t>
+      </w:r>
+    </w:p>
+    <w:p>
+      <w:pPr>
+        <w:spacing w:line="336" w:lineRule="auto" w:after="180"/>
+      </w:pPr>
+      <w:r>
+        <w:rPr>
+          <w:b w:val="0"/>
+        </w:rPr>
+        <w:t xml:space="preserve">Limit: Equal </w:t>
+      </w:r>
+      <w:r>
+        <w:rPr>
+          <w:b/>
+        </w:rPr>
+        <w:t>written rule</w:t>
+      </w:r>
+      <w:r>
+        <w:rPr>
+          <w:b w:val="0"/>
+        </w:rPr>
+        <w:t xml:space="preserve">s do not prove equally good outcomes for every group; actual condition-specific </w:t>
+      </w:r>
+      <w:r>
+        <w:rPr>
+          <w:b/>
+        </w:rPr>
+        <w:t>evidence</w:t>
+      </w:r>
+      <w:r>
+        <w:rPr>
+          <w:b w:val="0"/>
+        </w:rPr>
+        <w:t xml:space="preserve"> is still needed.</w:t>
+      </w:r>
+    </w:p>
+    <w:p>
+      <w:pPr>
+        <w:spacing w:line="336" w:lineRule="auto" w:after="180"/>
+        <w:shd w:fill="F5F1FB"/>
+      </w:pPr>
+      <w:r>
+        <w:rPr>
+          <w:b w:val="0"/>
+        </w:rPr>
+        <w:t>Explain the case, then point to a limit on the claim.</w:t>
+      </w:r>
+    </w:p>
+    <w:p>
+      <w:pPr>
+        <w:pStyle w:val="Heading3"/>
+      </w:pPr>
+      <w:r>
+        <w:t>Discuss while showing the picture</w:t>
+      </w:r>
+    </w:p>
+    <w:p>
+      <w:pPr>
+        <w:spacing w:line="336" w:lineRule="auto" w:after="180"/>
+        <w:shd w:fill="F1F6F8"/>
+      </w:pPr>
+      <w:r>
+        <w:rPr>
+          <w:b w:val="0"/>
+        </w:rPr>
+        <w:t>Teacher prompt: Explain the case, then point to a limit on the claim. Ask learners to describe one label or arrow in ordinary words. Use the adjacent transcript if the image is difficult to see.</w:t>
+      </w:r>
+    </w:p>
+    <w:p>
+      <w:pPr>
+        <w:spacing w:line="336" w:lineRule="auto" w:after="180"/>
+        <w:shd w:fill="F1F6F8"/>
+      </w:pPr>
+      <w:r>
+        <w:rPr>
+          <w:b w:val="0"/>
+        </w:rPr>
+        <w:t xml:space="preserve">Keep the stated scope: Equal </w:t>
+      </w:r>
+      <w:r>
+        <w:rPr>
+          <w:b/>
+        </w:rPr>
+        <w:t>written rule</w:t>
+      </w:r>
+      <w:r>
+        <w:rPr>
+          <w:b w:val="0"/>
+        </w:rPr>
+        <w:t xml:space="preserve">s do not prove equally good outcomes for every group; actual condition-specific </w:t>
+      </w:r>
+      <w:r>
+        <w:rPr>
+          <w:b/>
+        </w:rPr>
+        <w:t>evidence</w:t>
+      </w:r>
+      <w:r>
+        <w:rPr>
+          <w:b w:val="0"/>
+        </w:rPr>
+        <w:t xml:space="preserve"> is still needed.</w:t>
+      </w:r>
+    </w:p>
+    <w:p>
+      <w:pPr>
+        <w:pStyle w:val="Heading3"/>
+      </w:pPr>
+      <w:r>
+        <w:t>06. Make the idea visible in your project</w:t>
+      </w:r>
+    </w:p>
+    <w:p>
+      <w:r>
+        <w:drawing>
+          <wp:inline xmlns:a="http://schemas.openxmlformats.org/drawingml/2006/main" xmlns:pic="http://schemas.openxmlformats.org/drawingml/2006/picture">
+            <wp:extent cx="5486400" cy="3380232"/>
+            <wp:docPr id="7" name="Picture 7" descr="Add sorter boundary cases, missing fields and relevant user conditions to the test plan before making fairness claims. Draw your input, deciding step, result and limit. Supported question: Which single boundary run most directly detects the strict-comparison bug, and why?"/>
+            <wp:cNvGraphicFramePr>
+              <a:graphicFrameLocks noChangeAspect="1"/>
+            </wp:cNvGraphicFramePr>
+            <a:graphic>
+              <a:graphicData uri="http://schemas.openxmlformats.org/drawingml/2006/picture">
+                <pic:pic>
+                  <pic:nvPicPr>
+                    <pic:cNvPr id="0" name="academy-story-ai-1-34-06.png"/>
+                    <pic:cNvPicPr/>
+                  </pic:nvPicPr>
+                  <pic:blipFill>
+                    <a:blip r:embed="rId15"/>
+                    <a:stretch>
+                      <a:fillRect/>
+                    </a:stretch>
+                  </pic:blipFill>
+                  <pic:spPr>
+                    <a:xfrm>
+                      <a:off x="0" y="0"/>
+                      <a:ext cx="5486400" cy="3380232"/>
+                    </a:xfrm>
+                    <a:prstGeom prst="rect"/>
+                  </pic:spPr>
+                </pic:pic>
+              </a:graphicData>
+            </a:graphic>
+          </wp:inline>
+        </w:drawing>
+      </w:r>
+    </w:p>
+    <w:p>
+      <w:pPr>
+        <w:spacing w:line="336" w:lineRule="auto" w:after="180"/>
+      </w:pPr>
+      <w:r>
+        <w:rPr>
+          <w:b w:val="0"/>
+        </w:rPr>
+        <w:t xml:space="preserve">Add sorter </w:t>
+      </w:r>
+      <w:r>
+        <w:rPr>
+          <w:b/>
+        </w:rPr>
+        <w:t>boundary</w:t>
+      </w:r>
+      <w:r>
+        <w:rPr>
+          <w:b w:val="0"/>
+        </w:rPr>
+        <w:t xml:space="preserve"> cases, missing fields and relevant user conditions to the test plan before making fairness claims. Draw your </w:t>
+      </w:r>
+      <w:r>
+        <w:rPr>
+          <w:b/>
+        </w:rPr>
+        <w:t>input</w:t>
+      </w:r>
+      <w:r>
+        <w:rPr>
+          <w:b w:val="0"/>
+        </w:rPr>
+        <w:t>, deciding step, result and limit.</w:t>
+      </w:r>
+    </w:p>
+    <w:p>
+      <w:pPr>
+        <w:spacing w:line="336" w:lineRule="auto" w:after="180"/>
+      </w:pPr>
+      <w:r>
+        <w:rPr>
+          <w:b w:val="0"/>
+        </w:rPr>
+        <w:t xml:space="preserve">Supported question: Which single </w:t>
+      </w:r>
+      <w:r>
+        <w:rPr>
+          <w:b/>
+        </w:rPr>
+        <w:t>boundary</w:t>
+      </w:r>
+      <w:r>
+        <w:rPr>
+          <w:b w:val="0"/>
+        </w:rPr>
+        <w:t xml:space="preserve"> run most directly detects the strict-comparison bug, and why?</w:t>
+      </w:r>
+    </w:p>
+    <w:p>
+      <w:pPr>
+        <w:spacing w:line="336" w:lineRule="auto" w:after="180"/>
+        <w:shd w:fill="F5F1FB"/>
+      </w:pPr>
+      <w:r>
+        <w:rPr>
+          <w:b w:val="0"/>
+        </w:rPr>
+        <w:t xml:space="preserve">Draw your project trace and justify the deciding step using </w:t>
+      </w:r>
+      <w:r>
+        <w:rPr>
+          <w:b/>
+        </w:rPr>
+        <w:t>evidence</w:t>
+      </w:r>
+      <w:r>
+        <w:rPr>
+          <w:b w:val="0"/>
+        </w:rPr>
+        <w:t>.</w:t>
+      </w:r>
+    </w:p>
+    <w:p>
+      <w:pPr>
+        <w:pStyle w:val="Heading3"/>
+      </w:pPr>
+      <w:r>
+        <w:t>Discuss while showing the picture</w:t>
+      </w:r>
+    </w:p>
+    <w:p>
+      <w:pPr>
+        <w:spacing w:line="336" w:lineRule="auto" w:after="180"/>
+        <w:shd w:fill="F1F6F8"/>
+      </w:pPr>
+      <w:r>
+        <w:rPr>
+          <w:b w:val="0"/>
+        </w:rPr>
+        <w:t xml:space="preserve">Teacher prompt: Draw your project trace and justify the deciding step using </w:t>
+      </w:r>
+      <w:r>
+        <w:rPr>
+          <w:b/>
+        </w:rPr>
+        <w:t>evidence</w:t>
+      </w:r>
+      <w:r>
+        <w:rPr>
+          <w:b w:val="0"/>
+        </w:rPr>
+        <w:t>. Ask learners to describe one label or arrow in ordinary words. Use the adjacent transcript if the image is difficult to see.</w:t>
+      </w:r>
+    </w:p>
+    <w:p>
+      <w:pPr>
+        <w:spacing w:line="336" w:lineRule="auto" w:after="180"/>
+        <w:shd w:fill="F1F6F8"/>
+      </w:pPr>
+      <w:r>
+        <w:rPr>
+          <w:b w:val="0"/>
+        </w:rPr>
+        <w:t xml:space="preserve">Supported practice key: 6: intended A, faulty none. </w:t>
+      </w:r>
+      <w:r>
+        <w:rPr>
+          <w:b/>
+        </w:rPr>
+        <w:t>Input</w:t>
+      </w:r>
+      <w:r>
+        <w:rPr>
+          <w:b w:val="0"/>
+        </w:rPr>
+        <w:t>s 5 and 7 alone would miss this exact equality defect.</w:t>
       </w:r>
     </w:p>
     <w:sectPr>

--- a/downloads/teacher/ai-1-week-34.docx
+++ b/downloads/teacher/ai-1-week-34.docx
@@ -131,7 +131,7 @@
           </w:tcPr>
           <w:p>
             <w:r>
-              <w:t>Sections 1–6; record the brief recall in the workbook.</w:t>
+              <w:t>Use Your mission, Notice the evidence, See how it works, Compare the cases, Words that unlock the idea and Follow a worked example; record the brief recall in the workbook.</w:t>
             </w:r>
           </w:p>
         </w:tc>
@@ -163,7 +163,7 @@
           </w:tcPr>
           <w:p>
             <w:r>
-              <w:t>Sections 7–10; use the matching workbook W2 and misconception check.</w:t>
+              <w:t>Use Find and repair a mistake, Practise together, Run the investigation and Build your understanding; use the matching workbook W2 and misconception check.</w:t>
             </w:r>
           </w:p>
         </w:tc>
@@ -195,7 +195,7 @@
           </w:tcPr>
           <w:p>
             <w:r>
-              <w:t>Sections 9 and 11–14. Give extra time to finish the full task set; use Section 15 when the week includes a coding lab.</w:t>
+              <w:t>Use Run the investigation, Connect your project, Show what you know, Study a complete case and Try a new case independently. Allow extra time for the full task set. Use a coding lab only when this week actually provides one; Your lesson route is the planning section.</w:t>
             </w:r>
           </w:p>
         </w:tc>
@@ -6268,7 +6268,7 @@
           </w:tcPr>
           <w:p>
             <w:r>
-              <w:t>Sections 1–6; record the brief recall in the workbook.</w:t>
+              <w:t>Use Your mission, Notice the evidence, See how it works, Compare the cases, Words that unlock the idea and Follow a worked example; record the brief recall in the workbook.</w:t>
             </w:r>
           </w:p>
         </w:tc>
@@ -6300,7 +6300,7 @@
           </w:tcPr>
           <w:p>
             <w:r>
-              <w:t>Sections 7–10; use the matching workbook W2 and misconception check.</w:t>
+              <w:t>Use Find and repair a mistake, Practise together, Run the investigation and Build your understanding; use the matching workbook W2 and misconception check.</w:t>
             </w:r>
           </w:p>
         </w:tc>
@@ -6332,7 +6332,7 @@
           </w:tcPr>
           <w:p>
             <w:r>
-              <w:t>Sections 9 and 11–14. Give extra time to finish the full task set; use Section 15 when the week includes a coding lab.</w:t>
+              <w:t>Use Run the investigation, Connect your project, Show what you know, Study a complete case and Try a new case independently. Allow extra time for the full task set. Use a coding lab only when this week actually provides one; Your lesson route is the planning section.</w:t>
             </w:r>
           </w:p>
         </w:tc>

--- a/downloads/teacher/ai-1-week-34.docx
+++ b/downloads/teacher/ai-1-week-34.docx
@@ -25,20 +25,38 @@
         <w:pStyle w:val="Heading1"/>
       </w:pPr>
       <w:r>
-        <w:t>01. Test Edge Cases and Fairness</w:t>
-      </w:r>
-    </w:p>
-    <w:p>
-      <w:r>
-        <w:t>Prepare Test Edge Cases and Fairness: check the target, prerequisites, resources and adaptable teaching schedule.</w:t>
-      </w:r>
-    </w:p>
-    <w:p>
-      <w:pPr>
-        <w:pStyle w:val="Heading3"/>
-      </w:pPr>
-      <w:r>
-        <w:t>Teach the learning cycle</w:t>
+        <w:t>Teach coverage as a documented question, not a guarantee.</w:t>
+      </w:r>
+    </w:p>
+    <w:p>
+      <w:r>
+        <w:t>Model equality and input validity, label catalogue copies and reserve the new capacity comparison for independent work.</w:t>
+      </w:r>
+    </w:p>
+    <w:p>
+      <w:r>
+        <w:t>Look for precommitted expectations, exact versions and condition-specific evidence.</w:t>
+      </w:r>
+    </w:p>
+    <w:p>
+      <w:pPr>
+        <w:pStyle w:val="Heading1"/>
+      </w:pPr>
+      <w:r>
+        <w:t>01. Prepare this connected week</w:t>
+      </w:r>
+    </w:p>
+    <w:p>
+      <w:r>
+        <w:t>Use one main plan and keep practice separate from the independent first attempt.</w:t>
+      </w:r>
+    </w:p>
+    <w:p>
+      <w:pPr>
+        <w:pStyle w:val="Heading2"/>
+      </w:pPr>
+      <w:r>
+        <w:t>Learning goal and precision</w:t>
       </w:r>
     </w:p>
     <w:p>
@@ -56,6 +74,128 @@
           <w:b/>
         </w:rPr>
         <w:t>boundary</w:t>
+      </w:r>
+    </w:p>
+    <w:p>
+      <w:pPr>
+        <w:spacing w:line="336" w:lineRule="auto" w:after="180"/>
+      </w:pPr>
+      <w:r>
+        <w:rPr>
+          <w:b/>
+        </w:rPr>
+        <w:t>Boundary</w:t>
+      </w:r>
+      <w:r>
+        <w:rPr>
+          <w:b w:val="0"/>
+        </w:rPr>
+        <w:t xml:space="preserve"> testing returns to </w:t>
+      </w:r>
+      <w:r>
+        <w:rPr>
+          <w:b/>
+        </w:rPr>
+        <w:t>inclusive</w:t>
+      </w:r>
+      <w:r>
+        <w:rPr>
+          <w:b w:val="0"/>
+        </w:rPr>
+        <w:t xml:space="preserve"> comparisons and validation using the capstone context. S version 0 is a deliberately faulty comparison example, not the correct P1 implementation.</w:t>
+      </w:r>
+    </w:p>
+    <w:p>
+      <w:pPr>
+        <w:spacing w:line="336" w:lineRule="auto" w:after="180"/>
+      </w:pPr>
+      <w:r>
+        <w:rPr>
+          <w:b w:val="0"/>
+        </w:rPr>
+        <w:t>It can pass the earlier routine set while rejecting exact duration fits. Catalogue variations test later successful paths that the original data cannot reach.</w:t>
+      </w:r>
+    </w:p>
+    <w:p>
+      <w:pPr>
+        <w:spacing w:line="336" w:lineRule="auto" w:after="180"/>
+      </w:pPr>
+      <w:r>
+        <w:rPr>
+          <w:b w:val="0"/>
+        </w:rPr>
+        <w:t>Preserve the distinction between changing data, changing requirements and changing implementation; the variations here change only declared catalogue values.</w:t>
+      </w:r>
+    </w:p>
+    <w:p>
+      <w:pPr>
+        <w:spacing w:line="336" w:lineRule="auto" w:after="180"/>
+      </w:pPr>
+      <w:r>
+        <w:rPr>
+          <w:b w:val="0"/>
+        </w:rPr>
+        <w:t xml:space="preserve">By the end, I can design </w:t>
+      </w:r>
+      <w:r>
+        <w:rPr>
+          <w:b/>
+        </w:rPr>
+        <w:t>boundary</w:t>
+      </w:r>
+      <w:r>
+        <w:rPr>
+          <w:b w:val="0"/>
+        </w:rPr>
+        <w:t xml:space="preserve"> and coverage tests instead of assuming routine success is enough.</w:t>
+      </w:r>
+    </w:p>
+    <w:p>
+      <w:pPr>
+        <w:pStyle w:val="Heading2"/>
+      </w:pPr>
+      <w:r>
+        <w:t>What to prepare</w:t>
+      </w:r>
+    </w:p>
+    <w:p>
+      <w:pPr>
+        <w:pStyle w:val="ListBullet"/>
+      </w:pPr>
+      <w:r>
+        <w:t>Use the supplied scenario, student illustrations and blank paper. For numeric work, offer counters or a calculator after learners show the setup. Fictional records are supplied; personal data and paid accounts are unnecessary.</w:t>
+      </w:r>
+    </w:p>
+    <w:p>
+      <w:pPr>
+        <w:pStyle w:val="ListBullet"/>
+      </w:pPr>
+      <w:r>
+        <w:t>Saved P1 instructions and catalogue B version 1, plus separate labelled copies for versions 2 and 3</w:t>
+      </w:r>
+    </w:p>
+    <w:p>
+      <w:pPr>
+        <w:pStyle w:val="ListBullet"/>
+      </w:pPr>
+      <w:r>
+        <w:t>Test records with purpose, versions, input, expected result, observed result, judgement and trace</w:t>
+      </w:r>
+    </w:p>
+    <w:p>
+      <w:pPr>
+        <w:pStyle w:val="ListBullet"/>
+      </w:pPr>
+      <w:r>
+        <w:t>Paper cards for the independent equipment selector and a folder retaining every attempted run</w:t>
+      </w:r>
+    </w:p>
+    <w:p>
+      <w:pPr>
+        <w:pStyle w:val="Heading2"/>
+      </w:pPr>
+      <w:r>
+        <w:t>Main teaching plan</w:t>
       </w:r>
     </w:p>
     <w:tbl>
@@ -237,9 +377,283 @@
     </w:p>
     <w:p>
       <w:pPr>
+        <w:pStyle w:val="Heading2"/>
+      </w:pPr>
+      <w:r>
+        <w:t>Opening retrieval and readiness</w:t>
+      </w:r>
+    </w:p>
+    <w:p>
+      <w:pPr>
+        <w:spacing w:line="336" w:lineRule="auto" w:after="180"/>
+      </w:pPr>
+      <w:r>
+        <w:rPr>
+          <w:b w:val="0"/>
+        </w:rPr>
+        <w:t>Without opening the old lesson, explain one key idea from Test Normal Cases. Give an example and a mistake that the idea helps you avoid.</w:t>
+      </w:r>
+    </w:p>
+    <w:p>
+      <w:pPr>
+        <w:spacing w:line="336" w:lineRule="auto" w:after="180"/>
+      </w:pPr>
+      <w:r>
+        <w:rPr>
+          <w:b w:val="0"/>
+        </w:rPr>
+        <w:t>Look for: Plan routine cases with expected results derived from the requirements</w:t>
+      </w:r>
+    </w:p>
+    <w:p>
+      <w:pPr>
+        <w:spacing w:line="336" w:lineRule="auto" w:after="180"/>
+      </w:pPr>
+      <w:r>
+        <w:rPr>
+          <w:b w:val="0"/>
+        </w:rPr>
+        <w:t>Reference example, not the only acceptable wording: R1 B1 because time fits and it is quiet; early match. R2 B2 because B1 is too long, B2 fits and quiet is unrestricted; later match.</w:t>
+      </w:r>
+    </w:p>
+    <w:p>
+      <w:pPr>
+        <w:spacing w:line="336" w:lineRule="auto" w:after="180"/>
+      </w:pPr>
+      <w:r>
+        <w:rPr>
+          <w:b w:val="0"/>
+        </w:rPr>
+        <w:t>R3 no match because every time exceeds 6; exhaustion. R4 no match because B2 fails quiet while other rows exceed 9; both conditions. Record P1 version 1, B version 1 and the manual baseline.</w:t>
+      </w:r>
+    </w:p>
+    <w:p>
+      <w:pPr>
+        <w:spacing w:line="336" w:lineRule="auto" w:after="180"/>
+      </w:pPr>
+      <w:r>
+        <w:rPr>
+          <w:b w:val="0"/>
+        </w:rPr>
+        <w:t xml:space="preserve">A full pass needs the required </w:t>
+      </w:r>
+      <w:r>
+        <w:rPr>
+          <w:b/>
+        </w:rPr>
+        <w:t>output</w:t>
+      </w:r>
+      <w:r>
+        <w:rPr>
+          <w:b w:val="0"/>
+        </w:rPr>
+        <w:t xml:space="preserve"> and a correct explanation.</w:t>
+      </w:r>
+    </w:p>
+    <w:p>
+      <w:pPr>
+        <w:spacing w:line="336" w:lineRule="auto" w:after="180"/>
+      </w:pPr>
+      <w:r>
+        <w:rPr>
+          <w:b w:val="0"/>
+        </w:rPr>
+        <w:t xml:space="preserve">Without opening the old lesson, explain one key idea from Design the Decision </w:t>
+      </w:r>
+      <w:r>
+        <w:rPr>
+          <w:b/>
+        </w:rPr>
+        <w:t>Process</w:t>
+      </w:r>
+      <w:r>
+        <w:rPr>
+          <w:b w:val="0"/>
+        </w:rPr>
+        <w:t>. Give an example and a mistake that the idea helps you avoid.</w:t>
+      </w:r>
+    </w:p>
+    <w:p>
+      <w:pPr>
+        <w:spacing w:line="336" w:lineRule="auto" w:after="180"/>
+      </w:pPr>
+      <w:r>
+        <w:rPr>
+          <w:b w:val="0"/>
+        </w:rPr>
+        <w:t xml:space="preserve">Look for: Design a decision </w:t>
+      </w:r>
+      <w:r>
+        <w:rPr>
+          <w:b/>
+        </w:rPr>
+        <w:t>process</w:t>
+      </w:r>
+      <w:r>
+        <w:rPr>
+          <w:b w:val="0"/>
+        </w:rPr>
+        <w:t xml:space="preserve"> that covers valid, invalid and no-match requests</w:t>
+      </w:r>
+    </w:p>
+    <w:p>
+      <w:pPr>
+        <w:spacing w:line="336" w:lineRule="auto" w:after="180"/>
+      </w:pPr>
+      <w:r>
+        <w:rPr>
+          <w:b w:val="0"/>
+        </w:rPr>
+        <w:t xml:space="preserve">Reference example, not the only acceptable wording: Clarification follows invalid or missing </w:t>
+      </w:r>
+      <w:r>
+        <w:rPr>
+          <w:b/>
+        </w:rPr>
+        <w:t>input</w:t>
+      </w:r>
+      <w:r>
+        <w:rPr>
+          <w:b w:val="0"/>
+        </w:rPr>
+        <w:t>. A suggestion follows the first candidate passing both compatibility conditions.</w:t>
+      </w:r>
+    </w:p>
+    <w:p>
+      <w:pPr>
+        <w:spacing w:line="336" w:lineRule="auto" w:after="180"/>
+      </w:pPr>
+      <w:r>
+        <w:rPr>
+          <w:b w:val="0"/>
+        </w:rPr>
+        <w:t xml:space="preserve">No match follows a valid request after all candidates fail. A single failed candidate does not settle whether later candidates fit, so the </w:t>
+      </w:r>
+      <w:r>
+        <w:rPr>
+          <w:b/>
+        </w:rPr>
+        <w:t>process</w:t>
+      </w:r>
+      <w:r>
+        <w:rPr>
+          <w:b w:val="0"/>
+        </w:rPr>
+        <w:t xml:space="preserve"> must advance.</w:t>
+      </w:r>
+    </w:p>
+    <w:p>
+      <w:pPr>
+        <w:spacing w:line="336" w:lineRule="auto" w:after="180"/>
+      </w:pPr>
+      <w:r>
+        <w:rPr>
+          <w:b w:val="0"/>
+        </w:rPr>
+        <w:t>Without opening the old lesson, explain one key idea from Humans Set Boundaries. Give an example and a mistake that the idea helps you avoid.</w:t>
+      </w:r>
+    </w:p>
+    <w:p>
+      <w:pPr>
+        <w:spacing w:line="336" w:lineRule="auto" w:after="180"/>
+      </w:pPr>
+      <w:r>
+        <w:rPr>
+          <w:b w:val="0"/>
+        </w:rPr>
+        <w:t xml:space="preserve">Look for: Distinguish a system’s capability, the correctness of its </w:t>
+      </w:r>
+      <w:r>
+        <w:rPr>
+          <w:b/>
+        </w:rPr>
+        <w:t>output</w:t>
+      </w:r>
+      <w:r>
+        <w:rPr>
+          <w:b w:val="0"/>
+        </w:rPr>
+        <w:t xml:space="preserve"> and permission to take an action</w:t>
+      </w:r>
+    </w:p>
+    <w:p>
+      <w:pPr>
+        <w:spacing w:line="336" w:lineRule="auto" w:after="180"/>
+      </w:pPr>
+      <w:r>
+        <w:rPr>
+          <w:b w:val="0"/>
+        </w:rPr>
+        <w:t>Reference example, not the only acceptable wording: The button establishes a capability. The fact check establishes factual support for A at that time.</w:t>
+      </w:r>
+    </w:p>
+    <w:p>
+      <w:pPr>
+        <w:spacing w:line="336" w:lineRule="auto" w:after="180"/>
+      </w:pPr>
+      <w:r>
+        <w:rPr>
+          <w:b w:val="0"/>
+        </w:rPr>
+        <w:t>The approval permits the specified classroom-board action within its limits. Public posting is outside that permission even though the button exists and A is factually checked.</w:t>
+      </w:r>
+    </w:p>
+    <w:p>
+      <w:pPr>
+        <w:spacing w:line="336" w:lineRule="auto" w:after="180"/>
+      </w:pPr>
+      <w:r>
+        <w:rPr>
+          <w:b w:val="0"/>
+        </w:rPr>
+        <w:t xml:space="preserve">They examine only the selected </w:t>
+      </w:r>
+      <w:r>
+        <w:rPr>
+          <w:b/>
+        </w:rPr>
+        <w:t>input</w:t>
+      </w:r>
+      <w:r>
+        <w:rPr>
+          <w:b w:val="0"/>
+        </w:rPr>
+        <w:t xml:space="preserve">s and conditions. A mistake may affect equality, </w:t>
+      </w:r>
+      <w:r>
+        <w:rPr>
+          <w:b/>
+        </w:rPr>
+        <w:t>invalid input</w:t>
+      </w:r>
+      <w:r>
+        <w:rPr>
+          <w:b w:val="0"/>
+        </w:rPr>
+        <w:t>, another catalogue or a path that none of those cases reaches.</w:t>
+      </w:r>
+    </w:p>
+    <w:p>
+      <w:pPr>
+        <w:pStyle w:val="Heading2"/>
+      </w:pPr>
+      <w:r>
+        <w:t>Earlier wording, alternatives and picture transcripts · reference / check after trying</w:t>
+      </w:r>
+    </w:p>
+    <w:p>
+      <w:pPr>
         <w:pStyle w:val="Heading3"/>
       </w:pPr>
       <w:r>
+        <w:t>Teach the learning cycle</w:t>
+      </w:r>
+    </w:p>
+    <w:p>
+      <w:pPr>
+        <w:pStyle w:val="Heading3"/>
+      </w:pPr>
+      <w:r>
         <w:t>Retrieval answer guidance</w:t>
       </w:r>
     </w:p>
@@ -253,73 +667,6 @@
     </w:p>
     <w:p>
       <w:pPr>
-        <w:spacing w:line="336" w:lineRule="auto" w:after="180"/>
-      </w:pPr>
-      <w:r>
-        <w:rPr>
-          <w:b w:val="0"/>
-        </w:rPr>
-        <w:t>Without opening the old lesson, explain one key idea from Test Normal Cases. Give an example and a mistake that the idea helps you avoid.</w:t>
-      </w:r>
-    </w:p>
-    <w:p>
-      <w:pPr>
-        <w:spacing w:line="336" w:lineRule="auto" w:after="180"/>
-      </w:pPr>
-      <w:r>
-        <w:rPr>
-          <w:b w:val="0"/>
-        </w:rPr>
-        <w:t>Look for: Plan routine cases with expected results derived from the requirements</w:t>
-      </w:r>
-    </w:p>
-    <w:p>
-      <w:pPr>
-        <w:spacing w:line="336" w:lineRule="auto" w:after="180"/>
-      </w:pPr>
-      <w:r>
-        <w:rPr>
-          <w:b w:val="0"/>
-        </w:rPr>
-        <w:t>Reference example, not the only acceptable wording: R1 B1 because time fits and it is quiet; early match. R2 B2 because B1 is too long, B2 fits and quiet is unrestricted; later match.</w:t>
-      </w:r>
-    </w:p>
-    <w:p>
-      <w:pPr>
-        <w:spacing w:line="336" w:lineRule="auto" w:after="180"/>
-      </w:pPr>
-      <w:r>
-        <w:rPr>
-          <w:b w:val="0"/>
-        </w:rPr>
-        <w:t>R3 no match because every time exceeds 6; exhaustion. R4 no match because B2 fails quiet while other rows exceed 9; both conditions. Record P1 version 1, B version 1 and the manual baseline.</w:t>
-      </w:r>
-    </w:p>
-    <w:p>
-      <w:pPr>
-        <w:spacing w:line="336" w:lineRule="auto" w:after="180"/>
-      </w:pPr>
-      <w:r>
-        <w:rPr>
-          <w:b w:val="0"/>
-        </w:rPr>
-        <w:t xml:space="preserve">A full pass needs the required </w:t>
-      </w:r>
-      <w:r>
-        <w:rPr>
-          <w:b/>
-        </w:rPr>
-        <w:t>output</w:t>
-      </w:r>
-      <w:r>
-        <w:rPr>
-          <w:b w:val="0"/>
-        </w:rPr>
-        <w:t xml:space="preserve"> and a correct explanation.</w:t>
-      </w:r>
-    </w:p>
-    <w:p>
-      <w:pPr>
         <w:pStyle w:val="Heading3"/>
       </w:pPr>
       <w:r>
@@ -328,158 +675,10 @@
     </w:p>
     <w:p>
       <w:pPr>
-        <w:spacing w:line="336" w:lineRule="auto" w:after="180"/>
-      </w:pPr>
-      <w:r>
-        <w:rPr>
-          <w:b w:val="0"/>
-        </w:rPr>
-        <w:t xml:space="preserve">Without opening the old lesson, explain one key idea from Design the Decision </w:t>
-      </w:r>
-      <w:r>
-        <w:rPr>
-          <w:b/>
-        </w:rPr>
-        <w:t>Process</w:t>
-      </w:r>
-      <w:r>
-        <w:rPr>
-          <w:b w:val="0"/>
-        </w:rPr>
-        <w:t>. Give an example and a mistake that the idea helps you avoid.</w:t>
-      </w:r>
-    </w:p>
-    <w:p>
-      <w:pPr>
-        <w:spacing w:line="336" w:lineRule="auto" w:after="180"/>
-      </w:pPr>
-      <w:r>
-        <w:rPr>
-          <w:b w:val="0"/>
-        </w:rPr>
-        <w:t xml:space="preserve">Look for: Design a decision </w:t>
-      </w:r>
-      <w:r>
-        <w:rPr>
-          <w:b/>
-        </w:rPr>
-        <w:t>process</w:t>
-      </w:r>
-      <w:r>
-        <w:rPr>
-          <w:b w:val="0"/>
-        </w:rPr>
-        <w:t xml:space="preserve"> that covers valid, invalid and no-match requests</w:t>
-      </w:r>
-    </w:p>
-    <w:p>
-      <w:pPr>
-        <w:spacing w:line="336" w:lineRule="auto" w:after="180"/>
-      </w:pPr>
-      <w:r>
-        <w:rPr>
-          <w:b w:val="0"/>
-        </w:rPr>
-        <w:t xml:space="preserve">Reference example, not the only acceptable wording: Clarification follows invalid or missing </w:t>
-      </w:r>
-      <w:r>
-        <w:rPr>
-          <w:b/>
-        </w:rPr>
-        <w:t>input</w:t>
-      </w:r>
-      <w:r>
-        <w:rPr>
-          <w:b w:val="0"/>
-        </w:rPr>
-        <w:t>. A suggestion follows the first candidate passing both compatibility conditions.</w:t>
-      </w:r>
-    </w:p>
-    <w:p>
-      <w:pPr>
-        <w:spacing w:line="336" w:lineRule="auto" w:after="180"/>
-      </w:pPr>
-      <w:r>
-        <w:rPr>
-          <w:b w:val="0"/>
-        </w:rPr>
-        <w:t xml:space="preserve">No match follows a valid request after all candidates fail. A single failed candidate does not settle whether later candidates fit, so the </w:t>
-      </w:r>
-      <w:r>
-        <w:rPr>
-          <w:b/>
-        </w:rPr>
-        <w:t>process</w:t>
-      </w:r>
-      <w:r>
-        <w:rPr>
-          <w:b w:val="0"/>
-        </w:rPr>
-        <w:t xml:space="preserve"> must advance.</w:t>
-      </w:r>
-    </w:p>
-    <w:p>
-      <w:pPr>
         <w:pStyle w:val="Heading3"/>
       </w:pPr>
       <w:r>
         <w:t>Humans Set Boundaries</w:t>
-      </w:r>
-    </w:p>
-    <w:p>
-      <w:pPr>
-        <w:spacing w:line="336" w:lineRule="auto" w:after="180"/>
-      </w:pPr>
-      <w:r>
-        <w:rPr>
-          <w:b w:val="0"/>
-        </w:rPr>
-        <w:t>Without opening the old lesson, explain one key idea from Humans Set Boundaries. Give an example and a mistake that the idea helps you avoid.</w:t>
-      </w:r>
-    </w:p>
-    <w:p>
-      <w:pPr>
-        <w:spacing w:line="336" w:lineRule="auto" w:after="180"/>
-      </w:pPr>
-      <w:r>
-        <w:rPr>
-          <w:b w:val="0"/>
-        </w:rPr>
-        <w:t xml:space="preserve">Look for: Distinguish a system’s capability, the correctness of its </w:t>
-      </w:r>
-      <w:r>
-        <w:rPr>
-          <w:b/>
-        </w:rPr>
-        <w:t>output</w:t>
-      </w:r>
-      <w:r>
-        <w:rPr>
-          <w:b w:val="0"/>
-        </w:rPr>
-        <w:t xml:space="preserve"> and permission to take an action</w:t>
-      </w:r>
-    </w:p>
-    <w:p>
-      <w:pPr>
-        <w:spacing w:line="336" w:lineRule="auto" w:after="180"/>
-      </w:pPr>
-      <w:r>
-        <w:rPr>
-          <w:b w:val="0"/>
-        </w:rPr>
-        <w:t>Reference example, not the only acceptable wording: The button establishes a capability. The fact check establishes factual support for A at that time.</w:t>
-      </w:r>
-    </w:p>
-    <w:p>
-      <w:pPr>
-        <w:spacing w:line="336" w:lineRule="auto" w:after="180"/>
-      </w:pPr>
-      <w:r>
-        <w:rPr>
-          <w:b w:val="0"/>
-        </w:rPr>
-        <w:t>The approval permits the specified classroom-board action within its limits. Public posting is outside that permission even though the button exists and A is factually checked.</w:t>
       </w:r>
     </w:p>
     <w:p>
@@ -688,6 +887,11 @@
       </w:r>
     </w:p>
     <w:p>
+      <w:r>
+        <w:t>This compact option is not the full-week schedule. Use the main teaching cycle and allow extra sessions for the investigation, independent work and project.</w:t>
+      </w:r>
+    </w:p>
+    <w:p>
       <w:pPr>
         <w:spacing w:line="336" w:lineRule="auto" w:after="180"/>
       </w:pPr>
@@ -695,7 +899,7 @@
         <w:rPr>
           <w:b w:val="0"/>
         </w:rPr>
-        <w:t>Use the supplied scenario, student illustrations and blank paper. For numeric work, offer counters or a calculator after learners show the setup. Fictional records are supplied; personal data and paid accounts are unnecessary.</w:t>
+        <w:t>Allow 80 minutes: recall 8; explanation 12; worked demonstration 15; guided practice 20; independent assessment 15; project and reflection 10. Extend the lab into a second session when needed.</w:t>
       </w:r>
     </w:p>
     <w:p>
@@ -703,32 +907,55 @@
         <w:pStyle w:val="Heading3"/>
       </w:pPr>
       <w:r>
-        <w:t>Alternative compact allocation</w:t>
-      </w:r>
-    </w:p>
-    <w:p>
-      <w:r>
-        <w:t>This compact option is not the full-week schedule. Use the main teaching cycle and allow extra sessions for the investigation, independent work and project.</w:t>
+        <w:t>Preparation for the connected explanation</w:t>
+      </w:r>
+    </w:p>
+    <w:p>
+      <w:pPr>
+        <w:pStyle w:val="Heading3"/>
+      </w:pPr>
+      <w:r>
+        <w:t>Readiness answer</w:t>
+      </w:r>
+    </w:p>
+    <w:p>
+      <w:pPr>
+        <w:pStyle w:val="Heading3"/>
+      </w:pPr>
+      <w:r>
+        <w:t>End goal for the pictorial case</w:t>
       </w:r>
     </w:p>
     <w:p>
       <w:pPr>
         <w:spacing w:line="336" w:lineRule="auto" w:after="180"/>
-        <w:shd w:fill="F1F6F8"/>
-      </w:pPr>
-      <w:r>
-        <w:rPr>
-          <w:b w:val="0"/>
-        </w:rPr>
-        <w:t>Allow 80 minutes: recall 8; explanation 12; worked demonstration 15; guided practice 20; independent assessment 15; project and reflection 10. Extend the lab into a second session when needed.</w:t>
-      </w:r>
-    </w:p>
-    <w:p>
-      <w:pPr>
-        <w:pStyle w:val="Heading3"/>
-      </w:pPr>
-      <w:r>
-        <w:t>Preparation for the connected explanation</w:t>
+      </w:pPr>
+      <w:r>
+        <w:rPr>
+          <w:b w:val="0"/>
+        </w:rPr>
+        <w:t>This added worked case illustrates the week’s main idea. Retain all original and connected topics; schedule its practice within the teaching cycle.</w:t>
+      </w:r>
+    </w:p>
+    <w:p>
+      <w:pPr>
+        <w:pStyle w:val="Heading1"/>
+      </w:pPr>
+      <w:r>
+        <w:t>02. Teach boundary and condition coverage without overstating fairness</w:t>
+      </w:r>
+    </w:p>
+    <w:p>
+      <w:r>
+        <w:t>Keep catalogue versions explicit and distinguish input validity from compatibility.</w:t>
+      </w:r>
+    </w:p>
+    <w:p>
+      <w:pPr>
+        <w:pStyle w:val="Heading2"/>
+      </w:pPr>
+      <w:r>
+        <w:t>Read the unchanged activity contract</w:t>
       </w:r>
     </w:p>
     <w:p>
@@ -737,27 +964,102 @@
       </w:pPr>
       <w:r>
         <w:rPr>
+          <w:b w:val="0"/>
+        </w:rPr>
+        <w:t xml:space="preserve">Routine examples can miss a mistake at an exact limit. This week you will choose revealing cases around those limits and vary the paper catalogue to reach later successful </w:t>
+      </w:r>
+      <w:r>
+        <w:rPr>
           <w:b/>
         </w:rPr>
-        <w:t>Boundary</w:t>
-      </w:r>
-      <w:r>
-        <w:rPr>
-          <w:b w:val="0"/>
-        </w:rPr>
-        <w:t xml:space="preserve"> testing returns to </w:t>
+        <w:t>output</w:t>
+      </w:r>
+      <w:r>
+        <w:rPr>
+          <w:b w:val="0"/>
+        </w:rPr>
+        <w:t>s.</w:t>
+      </w:r>
+    </w:p>
+    <w:p>
+      <w:pPr>
+        <w:spacing w:line="336" w:lineRule="auto" w:after="180"/>
+      </w:pPr>
+      <w:r>
+        <w:rPr>
+          <w:b w:val="0"/>
+        </w:rPr>
+        <w:t xml:space="preserve">Write expected results from the requirements before operating the prototype. Keep its saved instructions and each test record so a failure remains useful </w:t>
       </w:r>
       <w:r>
         <w:rPr>
           <w:b/>
         </w:rPr>
+        <w:t>evidence</w:t>
+      </w:r>
+      <w:r>
+        <w:rPr>
+          <w:b w:val="0"/>
+        </w:rPr>
+        <w:t>.</w:t>
+      </w:r>
+    </w:p>
+    <w:p>
+      <w:pPr>
+        <w:spacing w:line="336" w:lineRule="auto" w:after="180"/>
+      </w:pPr>
+      <w:r>
+        <w:rPr>
+          <w:b w:val="0"/>
+        </w:rPr>
+        <w:t xml:space="preserve">Catalogue B version 1 is unchanged: B1 Bookmark drawing, 10 minutes, quiet Yes; B2 Story circle, 8 minutes, quiet No; B3 Pattern puzzle, </w:t>
+      </w:r>
+      <w:r>
+        <w:rPr>
+          <w:b/>
+        </w:rPr>
+        <w:t>12 minutes</w:t>
+      </w:r>
+      <w:r>
+        <w:rPr>
+          <w:b w:val="0"/>
+        </w:rPr>
+        <w:t>, quiet Yes; B4 Tower challenge, 15 minutes, quiet No. Search in that order.</w:t>
+      </w:r>
+    </w:p>
+    <w:p>
+      <w:pPr>
+        <w:spacing w:line="336" w:lineRule="auto" w:after="180"/>
+      </w:pPr>
+      <w:r>
+        <w:rPr>
+          <w:b w:val="0"/>
+        </w:rPr>
+        <w:t xml:space="preserve">These fictional paper values assume materials are available. </w:t>
+      </w:r>
+      <w:r>
+        <w:rPr>
+          <w:b/>
+        </w:rPr>
+        <w:t>Input</w:t>
+      </w:r>
+      <w:r>
+        <w:rPr>
+          <w:b w:val="0"/>
+        </w:rPr>
+        <w:t xml:space="preserve">s are whole minutes from 0 to 30 </w:t>
+      </w:r>
+      <w:r>
+        <w:rPr>
+          <w:b/>
+        </w:rPr>
         <w:t>inclusive</w:t>
       </w:r>
       <w:r>
         <w:rPr>
           <w:b w:val="0"/>
         </w:rPr>
-        <w:t xml:space="preserve"> comparisons and validation using the capstone context. S version 0 is a deliberately faulty comparison example, not the correct P1 implementation.</w:t>
+        <w:t xml:space="preserve"> and Quiet required Yes or No. No allows quiet or nonquiet activities.</w:t>
       </w:r>
     </w:p>
     <w:p>
@@ -768,7 +1070,19 @@
         <w:rPr>
           <w:b w:val="0"/>
         </w:rPr>
-        <w:t>It can pass the earlier routine set while rejecting exact duration fits. Catalogue variations test later successful paths that the original data cannot reach.</w:t>
+        <w:t xml:space="preserve">Time fits when required minutes are no more than available minutes, including equality. The quiet condition must also hold. Select the first </w:t>
+      </w:r>
+      <w:r>
+        <w:rPr>
+          <w:b/>
+        </w:rPr>
+        <w:t>fitting</w:t>
+      </w:r>
+      <w:r>
+        <w:rPr>
+          <w:b w:val="0"/>
+        </w:rPr>
+        <w:t xml:space="preserve"> row with a correct reason, or report no match after every row fails.</w:t>
       </w:r>
     </w:p>
     <w:p>
@@ -779,15 +1093,19 @@
         <w:rPr>
           <w:b w:val="0"/>
         </w:rPr>
-        <w:t>Preserve the distinction between changing data, changing requirements and changing implementation; the variations here change only declared catalogue values.</w:t>
-      </w:r>
-    </w:p>
-    <w:p>
-      <w:pPr>
-        <w:pStyle w:val="Heading3"/>
-      </w:pPr>
-      <w:r>
-        <w:t>Readiness answer</w:t>
+        <w:t xml:space="preserve">Invalid or missing </w:t>
+      </w:r>
+      <w:r>
+        <w:rPr>
+          <w:b/>
+        </w:rPr>
+        <w:t>input</w:t>
+      </w:r>
+      <w:r>
+        <w:rPr>
+          <w:b w:val="0"/>
+        </w:rPr>
+        <w:t xml:space="preserve"> requires clarification before searching. P1 validates, resets to the first row, checks both conditions, advances after failure and stops at the first fit or catalogue exhaustion.</w:t>
       </w:r>
     </w:p>
     <w:p>
@@ -798,31 +1116,83 @@
         <w:rPr>
           <w:b w:val="0"/>
         </w:rPr>
-        <w:t xml:space="preserve">They examine only the selected </w:t>
+        <w:t xml:space="preserve">No </w:t>
       </w:r>
       <w:r>
         <w:rPr>
           <w:b/>
         </w:rPr>
-        <w:t>input</w:t>
-      </w:r>
-      <w:r>
-        <w:rPr>
-          <w:b w:val="0"/>
-        </w:rPr>
-        <w:t xml:space="preserve">s and conditions. A mistake may affect equality, </w:t>
+        <w:t>output</w:t>
+      </w:r>
+      <w:r>
+        <w:rPr>
+          <w:b w:val="0"/>
+        </w:rPr>
+        <w:t xml:space="preserve"> books or publishes anything.</w:t>
+      </w:r>
+    </w:p>
+    <w:p>
+      <w:pPr>
+        <w:pStyle w:val="Heading2"/>
+      </w:pPr>
+      <w:r>
+        <w:t>Expose equality missed by routine S0 passes</w:t>
+      </w:r>
+    </w:p>
+    <w:p>
+      <w:pPr>
+        <w:spacing w:line="336" w:lineRule="auto" w:after="180"/>
+      </w:pPr>
+      <w:r>
+        <w:rPr>
+          <w:b w:val="0"/>
+        </w:rPr>
+        <w:t>For quiet requests, 10 minutes is the first time a catalogue activity fits. Test 9, 10 and 11 with Yes so only the time changes.</w:t>
+      </w:r>
+    </w:p>
+    <w:p>
+      <w:pPr>
+        <w:spacing w:line="336" w:lineRule="auto" w:after="180"/>
+      </w:pPr>
+      <w:r>
+        <w:rPr>
+          <w:b w:val="0"/>
+        </w:rPr>
+        <w:t>A faulty comparison S version 0 uses strictly less than instead of no more than for time, while keeping the other P1 rules. It rejects B1 at exactly 10.</w:t>
+      </w:r>
+    </w:p>
+    <w:p>
+      <w:pPr>
+        <w:spacing w:line="336" w:lineRule="auto" w:after="180"/>
+      </w:pPr>
+      <w:r>
+        <w:rPr>
+          <w:b w:val="0"/>
+        </w:rPr>
+        <w:t>With quiet required, every later row also fails, so it incorrectly reports no match.</w:t>
+      </w:r>
+    </w:p>
+    <w:p>
+      <w:pPr>
+        <w:spacing w:line="336" w:lineRule="auto" w:after="180"/>
+      </w:pPr>
+      <w:r>
+        <w:rPr>
+          <w:b w:val="0"/>
+        </w:rPr>
+        <w:t xml:space="preserve">S can pass all four routine requests from Week 33: 11 Yes, 9 No, 6 No and 9 Yes. None has a </w:t>
       </w:r>
       <w:r>
         <w:rPr>
           <w:b/>
         </w:rPr>
-        <w:t>invalid input</w:t>
-      </w:r>
-      <w:r>
-        <w:rPr>
-          <w:b w:val="0"/>
-        </w:rPr>
-        <w:t>, another catalogue or a path that none of those cases reaches.</w:t>
+        <w:t>fitting</w:t>
+      </w:r>
+      <w:r>
+        <w:rPr>
+          <w:b w:val="0"/>
+        </w:rPr>
+        <w:t xml:space="preserve"> activity whose duration equals the request. The 10 Yes case reveals a gap those passes did not close.</w:t>
       </w:r>
     </w:p>
     <w:p>
@@ -833,1047 +1203,27 @@
         <w:rPr>
           <w:b w:val="0"/>
         </w:rPr>
-        <w:t>Saved P1 instructions and catalogue B version 1, plus separate labelled copies for versions 2 and 3</w:t>
-      </w:r>
-    </w:p>
-    <w:p>
-      <w:pPr>
-        <w:spacing w:line="336" w:lineRule="auto" w:after="180"/>
-      </w:pPr>
-      <w:r>
-        <w:rPr>
-          <w:b w:val="0"/>
-        </w:rPr>
-        <w:t xml:space="preserve">Test records with purpose, versions, </w:t>
+        <w:t xml:space="preserve">Another useful </w:t>
       </w:r>
       <w:r>
         <w:rPr>
           <w:b/>
         </w:rPr>
-        <w:t>input</w:t>
-      </w:r>
-      <w:r>
-        <w:rPr>
-          <w:b w:val="0"/>
-        </w:rPr>
-        <w:t>, expected result, observed result, judgement and trace</w:t>
-      </w:r>
-    </w:p>
-    <w:p>
-      <w:pPr>
-        <w:spacing w:line="336" w:lineRule="auto" w:after="180"/>
-      </w:pPr>
-      <w:r>
-        <w:rPr>
-          <w:b w:val="0"/>
-        </w:rPr>
-        <w:t>Paper cards for the independent equipment selector and a folder retaining every attempted run</w:t>
-      </w:r>
-    </w:p>
-    <w:p>
-      <w:pPr>
-        <w:pStyle w:val="Heading3"/>
-      </w:pPr>
-      <w:r>
-        <w:t>End goal for the pictorial case</w:t>
-      </w:r>
-    </w:p>
-    <w:p>
-      <w:pPr>
-        <w:spacing w:line="336" w:lineRule="auto" w:after="180"/>
-      </w:pPr>
-      <w:r>
-        <w:rPr>
-          <w:b w:val="0"/>
-        </w:rPr>
-        <w:t xml:space="preserve">By the end, I can design </w:t>
-      </w:r>
-      <w:r>
-        <w:rPr>
-          <w:b/>
-        </w:rPr>
         <w:t>boundary</w:t>
       </w:r>
       <w:r>
         <w:rPr>
           <w:b w:val="0"/>
         </w:rPr>
-        <w:t xml:space="preserve"> and coverage tests instead of assuming routine success is enough.</w:t>
-      </w:r>
-    </w:p>
-    <w:p>
-      <w:pPr>
-        <w:spacing w:line="336" w:lineRule="auto" w:after="180"/>
-      </w:pPr>
-      <w:r>
-        <w:rPr>
-          <w:b w:val="0"/>
-        </w:rPr>
-        <w:t>This added worked case illustrates the week’s main idea. Retain all original and connected topics; schedule its practice within the teaching cycle.</w:t>
-      </w:r>
-    </w:p>
-    <w:p>
-      <w:pPr>
-        <w:pStyle w:val="Heading1"/>
-      </w:pPr>
-      <w:r>
-        <w:t>02. Explain the mechanism</w:t>
-      </w:r>
-    </w:p>
-    <w:p>
-      <w:r>
-        <w:t>Model Test Edge Cases and Fairness using the supplied case, labelled mechanism and reasoning. Make the scope of each conclusion explicit.</w:t>
-      </w:r>
-    </w:p>
-    <w:p>
-      <w:pPr>
-        <w:spacing w:line="336" w:lineRule="auto" w:after="180"/>
-      </w:pPr>
-      <w:r>
-        <w:rPr>
-          <w:b w:val="0"/>
-        </w:rPr>
-        <w:t>Follow the information instead of imagining magic inside the machine.</w:t>
-      </w:r>
-    </w:p>
-    <w:p>
-      <w:pPr>
-        <w:pStyle w:val="Heading3"/>
-      </w:pPr>
-      <w:r>
-        <w:t>1. Input — information entering</w:t>
-      </w:r>
-    </w:p>
-    <w:p>
-      <w:pPr>
-        <w:spacing w:line="336" w:lineRule="auto" w:after="180"/>
-        <w:shd w:fill="F4F9FC"/>
-      </w:pPr>
-      <w:r>
-        <w:rPr>
-          <w:b/>
-        </w:rPr>
-        <w:t>INPUT</w:t>
-      </w:r>
-      <w:r>
-        <w:rPr>
-          <w:b w:val="0"/>
-        </w:rPr>
-        <w:t xml:space="preserve"> planned edge and subgroup cases</w:t>
-      </w:r>
-    </w:p>
-    <w:p>
-      <w:pPr>
-        <w:pStyle w:val="Heading3"/>
-      </w:pPr>
-      <w:r>
-        <w:t>2. Process — the deciding step</w:t>
-      </w:r>
-    </w:p>
-    <w:p>
-      <w:pPr>
-        <w:spacing w:line="336" w:lineRule="auto" w:after="180"/>
-        <w:shd w:fill="F4F9FC"/>
-      </w:pPr>
-      <w:r>
-        <w:rPr>
-          <w:b/>
-        </w:rPr>
-        <w:t>PROCESS</w:t>
-      </w:r>
-      <w:r>
-        <w:rPr>
-          <w:b w:val="0"/>
-        </w:rPr>
-        <w:t xml:space="preserve"> run same version and compare error patterns</w:t>
-      </w:r>
-    </w:p>
-    <w:p>
-      <w:pPr>
-        <w:pStyle w:val="Heading3"/>
-      </w:pPr>
-      <w:r>
-        <w:t>3. Output — the result</w:t>
-      </w:r>
-    </w:p>
-    <w:p>
-      <w:pPr>
-        <w:spacing w:line="336" w:lineRule="auto" w:after="180"/>
-        <w:shd w:fill="F4F9FC"/>
-      </w:pPr>
-      <w:r>
-        <w:rPr>
-          <w:b/>
-        </w:rPr>
-        <w:t>OUTPUT</w:t>
-      </w:r>
-      <w:r>
-        <w:rPr>
-          <w:b w:val="0"/>
-        </w:rPr>
-        <w:t xml:space="preserve"> documented gaps, harms, and repair priorities</w:t>
-      </w:r>
-    </w:p>
-    <w:p>
-      <w:pPr>
-        <w:pStyle w:val="Heading3"/>
-      </w:pPr>
-      <w:r>
-        <w:t>Key idea</w:t>
-      </w:r>
-    </w:p>
-    <w:p>
-      <w:pPr>
-        <w:spacing w:line="336" w:lineRule="auto" w:after="180"/>
-        <w:shd w:fill="EDF7F3"/>
-      </w:pPr>
-      <w:r>
-        <w:rPr>
-          <w:b w:val="0"/>
-        </w:rPr>
-        <w:t xml:space="preserve">CORE IDEA Unusual and </w:t>
-      </w:r>
-      <w:r>
-        <w:rPr>
-          <w:b/>
-        </w:rPr>
-        <w:t>underrepresented</w:t>
-      </w:r>
-      <w:r>
-        <w:rPr>
-          <w:b w:val="0"/>
-        </w:rPr>
-        <w:t xml:space="preserve"> cases reveal </w:t>
-      </w:r>
-      <w:r>
-        <w:rPr>
-          <w:b/>
-        </w:rPr>
-        <w:t>hidden assumption</w:t>
-      </w:r>
-      <w:r>
-        <w:rPr>
-          <w:b w:val="0"/>
-        </w:rPr>
-        <w:t>s.</w:t>
-      </w:r>
-    </w:p>
-    <w:p>
-      <w:pPr>
-        <w:pStyle w:val="Heading3"/>
-      </w:pPr>
-      <w:r>
-        <w:t>How the mechanism works</w:t>
-      </w:r>
-    </w:p>
-    <w:p>
-      <w:pPr>
-        <w:spacing w:line="336" w:lineRule="auto" w:after="180"/>
-        <w:shd w:fill="F1F6F8"/>
-      </w:pPr>
-      <w:r>
-        <w:rPr>
-          <w:b w:val="0"/>
-        </w:rPr>
-        <w:t>UNDER THE HOOD Edge testing explores boundaries, rare combinations, missing values, adversarial ambiguity, and subgroup conditions. Fairness analysis asks whether error burdens differ and whether fallback paths remain usable.</w:t>
-      </w:r>
-    </w:p>
-    <w:p>
-      <w:pPr>
-        <w:spacing w:line="336" w:lineRule="auto" w:after="180"/>
-      </w:pPr>
-      <w:r>
-        <w:rPr>
-          <w:b w:val="0"/>
-        </w:rPr>
-        <w:t>Draw a fresh example with all three stages:</w:t>
-      </w:r>
-    </w:p>
-    <w:p>
-      <w:pPr>
-        <w:spacing w:line="336" w:lineRule="auto" w:after="180"/>
-      </w:pPr>
-      <w:r>
-        <w:rPr>
-          <w:b w:val="0"/>
-        </w:rPr>
-        <w:t xml:space="preserve">Every step connects a claim to observable </w:t>
-      </w:r>
-      <w:r>
-        <w:rPr>
-          <w:b/>
-        </w:rPr>
-        <w:t>evidence</w:t>
-      </w:r>
-      <w:r>
-        <w:rPr>
-          <w:b w:val="0"/>
-        </w:rPr>
-        <w:t>.</w:t>
-      </w:r>
-    </w:p>
-    <w:p>
-      <w:pPr>
-        <w:pStyle w:val="Heading3"/>
-      </w:pPr>
-      <w:r>
-        <w:t>The case to investigate</w:t>
-      </w:r>
-    </w:p>
-    <w:p>
-      <w:pPr>
-        <w:spacing w:line="336" w:lineRule="auto" w:after="180"/>
-        <w:shd w:fill="F1F6FC"/>
-      </w:pPr>
-      <w:r>
-        <w:rPr>
-          <w:b w:val="0"/>
-        </w:rPr>
-        <w:t xml:space="preserve">CASE A worn notebook, multilingual label, partly hidden item, and object </w:t>
-      </w:r>
-      <w:r>
-        <w:rPr>
-          <w:b/>
-        </w:rPr>
-        <w:t>fitting</w:t>
-      </w:r>
-      <w:r>
-        <w:rPr>
-          <w:b w:val="0"/>
-        </w:rPr>
-        <w:t xml:space="preserve"> two bins reveal assumptions normal tests miss.</w:t>
-      </w:r>
-    </w:p>
-    <w:p>
-      <w:pPr>
-        <w:pStyle w:val="Heading3"/>
-      </w:pPr>
-      <w:r>
-        <w:t>Step 1</w:t>
-      </w:r>
-    </w:p>
-    <w:p>
-      <w:pPr>
-        <w:spacing w:line="336" w:lineRule="auto" w:after="180"/>
-        <w:shd w:fill="F4F9FC"/>
-      </w:pPr>
-      <w:r>
-        <w:rPr>
-          <w:b w:val="0"/>
-        </w:rPr>
-        <w:t>STEP 1 — OBSERVE planned edge and subgroup cases</w:t>
-      </w:r>
-    </w:p>
-    <w:p>
-      <w:pPr>
-        <w:pStyle w:val="Heading3"/>
-      </w:pPr>
-      <w:r>
-        <w:t>Step 2</w:t>
-      </w:r>
-    </w:p>
-    <w:p>
-      <w:pPr>
-        <w:spacing w:line="336" w:lineRule="auto" w:after="180"/>
-        <w:shd w:fill="F4F9FC"/>
-      </w:pPr>
-      <w:r>
-        <w:rPr>
-          <w:b w:val="0"/>
-        </w:rPr>
-        <w:t>STEP 2 — TRACE run same version and compare error patterns</w:t>
-      </w:r>
-    </w:p>
-    <w:p>
-      <w:pPr>
-        <w:pStyle w:val="Heading3"/>
-      </w:pPr>
-      <w:r>
-        <w:t>Step 3</w:t>
-      </w:r>
-    </w:p>
-    <w:p>
-      <w:pPr>
-        <w:spacing w:line="336" w:lineRule="auto" w:after="180"/>
-        <w:shd w:fill="F4F9FC"/>
-      </w:pPr>
-      <w:r>
-        <w:rPr>
-          <w:b w:val="0"/>
-        </w:rPr>
-        <w:t>STEP 3 — CONCLUDE documented gaps, harms, and repair priorities</w:t>
-      </w:r>
-    </w:p>
-    <w:p>
-      <w:pPr>
-        <w:pStyle w:val="Heading3"/>
-      </w:pPr>
-      <w:r>
-        <w:t>Model answer</w:t>
-      </w:r>
-    </w:p>
-    <w:p>
-      <w:pPr>
-        <w:spacing w:line="336" w:lineRule="auto" w:after="180"/>
-        <w:shd w:fill="F1F6FC"/>
-      </w:pPr>
-      <w:r>
-        <w:rPr>
-          <w:b w:val="0"/>
-        </w:rPr>
-        <w:t>MODEL REASONING Use the same frozen prototype, log outcomes by condition, and compare error types. Prioritize failures with high burden or no usable fallback, then design a targeted repair without stereotyping users.</w:t>
-      </w:r>
-    </w:p>
-    <w:p>
-      <w:pPr>
-        <w:pStyle w:val="Heading3"/>
-      </w:pPr>
-      <w:r>
-        <w:t>A claim to avoid</w:t>
-      </w:r>
-    </w:p>
-    <w:p>
-      <w:pPr>
-        <w:spacing w:line="336" w:lineRule="auto" w:after="180"/>
-        <w:shd w:fill="FFF5E6"/>
-      </w:pPr>
-      <w:r>
-        <w:rPr>
-          <w:b w:val="0"/>
-        </w:rPr>
-        <w:t xml:space="preserve">DO NOT OVERCLAIM </w:t>
-      </w:r>
-      <w:r>
-        <w:rPr>
-          <w:b/>
-        </w:rPr>
-        <w:t>Edge case</w:t>
-      </w:r>
-      <w:r>
-        <w:rPr>
-          <w:b w:val="0"/>
-        </w:rPr>
-        <w:t xml:space="preserve">s are not excuses to blame users for being unusual; they are </w:t>
-      </w:r>
-      <w:r>
-        <w:rPr>
-          <w:b/>
-        </w:rPr>
-        <w:t>evidence</w:t>
-      </w:r>
-      <w:r>
-        <w:rPr>
-          <w:b w:val="0"/>
-        </w:rPr>
-        <w:t xml:space="preserve"> about design limits.</w:t>
-      </w:r>
-    </w:p>
-    <w:p>
-      <w:pPr>
-        <w:spacing w:line="336" w:lineRule="auto" w:after="180"/>
-        <w:shd w:fill="F5F1FB"/>
-      </w:pPr>
-      <w:r>
-        <w:rPr>
-          <w:b w:val="0"/>
-        </w:rPr>
-        <w:t xml:space="preserve">What new </w:t>
-      </w:r>
-      <w:r>
-        <w:rPr>
-          <w:b/>
-        </w:rPr>
-        <w:t>evidence</w:t>
-      </w:r>
-      <w:r>
-        <w:rPr>
-          <w:b w:val="0"/>
-        </w:rPr>
-        <w:t xml:space="preserve"> could change this answer?</w:t>
-      </w:r>
-    </w:p>
-    <w:p>
-      <w:pPr>
-        <w:pStyle w:val="Heading3"/>
-      </w:pPr>
-      <w:r>
-        <w:t>Concrete teaching case</w:t>
-      </w:r>
-    </w:p>
-    <w:p>
-      <w:pPr>
-        <w:pStyle w:val="Heading3"/>
-      </w:pPr>
-      <w:r>
-        <w:t>The teaching case</w:t>
-      </w:r>
-    </w:p>
-    <w:p>
-      <w:pPr>
-        <w:spacing w:line="336" w:lineRule="auto" w:after="180"/>
-        <w:shd w:fill="F1F6FC"/>
-      </w:pPr>
-      <w:r>
-        <w:rPr>
-          <w:b w:val="0"/>
-        </w:rPr>
-        <w:t>A sorter handles clean paper but fails on crumpled paper and mixed packaging.</w:t>
-      </w:r>
-    </w:p>
-    <w:p>
-      <w:pPr>
-        <w:pStyle w:val="Heading3"/>
-      </w:pPr>
-      <w:r>
-        <w:t>The teaching case</w:t>
-      </w:r>
-    </w:p>
-    <w:p>
-      <w:pPr>
-        <w:spacing w:line="336" w:lineRule="auto" w:after="180"/>
-        <w:shd w:fill="F1F6FC"/>
-      </w:pPr>
-      <w:r>
-        <w:rPr>
-          <w:b w:val="0"/>
-        </w:rPr>
-        <w:t>Design revealing tests.</w:t>
-      </w:r>
-    </w:p>
-    <w:p>
-      <w:pPr>
-        <w:pStyle w:val="Heading3"/>
-      </w:pPr>
-      <w:r>
-        <w:t>Exact explanation to model</w:t>
-      </w:r>
-    </w:p>
-    <w:p>
-      <w:pPr>
-        <w:pStyle w:val="Heading3"/>
-      </w:pPr>
-      <w:r>
-        <w:t>Why the result follows</w:t>
-      </w:r>
-    </w:p>
-    <w:p>
-      <w:pPr>
-        <w:spacing w:line="336" w:lineRule="auto" w:after="180"/>
-        <w:shd w:fill="F1F6FC"/>
-      </w:pPr>
-      <w:r>
-        <w:rPr>
-          <w:b w:val="0"/>
-        </w:rPr>
-        <w:t xml:space="preserve">Use separately labelled clean, crumpled and mixed cases with expected </w:t>
-      </w:r>
-      <w:r>
-        <w:rPr>
-          <w:b/>
-        </w:rPr>
-        <w:t>output</w:t>
-      </w:r>
-      <w:r>
-        <w:rPr>
-          <w:b w:val="0"/>
-        </w:rPr>
-        <w:t>s or review actions declared first. Compare conditions.</w:t>
-      </w:r>
-    </w:p>
-    <w:p>
-      <w:pPr>
-        <w:pStyle w:val="Heading3"/>
-      </w:pPr>
-      <w:r>
-        <w:t>Explain the added worked example</w:t>
-      </w:r>
-    </w:p>
-    <w:p>
-      <w:pPr>
-        <w:pStyle w:val="Heading3"/>
-      </w:pPr>
-      <w:r>
-        <w:t>Explain the added worked example · 1</w:t>
-      </w:r>
-    </w:p>
-    <w:p>
-      <w:pPr>
-        <w:spacing w:line="336" w:lineRule="auto" w:after="180"/>
-      </w:pPr>
-      <w:r>
-        <w:rPr>
-          <w:b w:val="0"/>
-        </w:rPr>
-        <w:t xml:space="preserve">Routine examples can miss a mistake at an exact limit. This week you will choose revealing cases around those limits and vary the paper catalogue to reach later successful </w:t>
-      </w:r>
-      <w:r>
-        <w:rPr>
-          <w:b/>
-        </w:rPr>
-        <w:t>output</w:t>
-      </w:r>
-      <w:r>
-        <w:rPr>
-          <w:b w:val="0"/>
-        </w:rPr>
-        <w:t>s.</w:t>
-      </w:r>
-    </w:p>
-    <w:p>
-      <w:pPr>
-        <w:spacing w:line="336" w:lineRule="auto" w:after="180"/>
-      </w:pPr>
-      <w:r>
-        <w:rPr>
-          <w:b w:val="0"/>
-        </w:rPr>
-        <w:t xml:space="preserve">Write expected results from the requirements before operating the prototype. Keep its saved instructions and each test record so a failure remains useful </w:t>
-      </w:r>
-      <w:r>
-        <w:rPr>
-          <w:b/>
-        </w:rPr>
-        <w:t>evidence</w:t>
-      </w:r>
-      <w:r>
-        <w:rPr>
-          <w:b w:val="0"/>
-        </w:rPr>
-        <w:t>.</w:t>
-      </w:r>
-    </w:p>
-    <w:p>
-      <w:pPr>
-        <w:pStyle w:val="Heading3"/>
-      </w:pPr>
-      <w:r>
-        <w:t>Explain the added worked example · 2</w:t>
-      </w:r>
-    </w:p>
-    <w:p>
-      <w:pPr>
-        <w:spacing w:line="336" w:lineRule="auto" w:after="180"/>
-      </w:pPr>
-      <w:r>
-        <w:rPr>
-          <w:b w:val="0"/>
-        </w:rPr>
-        <w:t xml:space="preserve">Catalogue B version 1 is unchanged: B1 Bookmark drawing, 10 minutes, quiet Yes; B2 Story circle, 8 minutes, quiet No; B3 Pattern puzzle, </w:t>
-      </w:r>
-      <w:r>
-        <w:rPr>
-          <w:b/>
-        </w:rPr>
-        <w:t>12 minutes</w:t>
-      </w:r>
-      <w:r>
-        <w:rPr>
-          <w:b w:val="0"/>
-        </w:rPr>
-        <w:t>, quiet Yes; B4 Tower challenge, 15 minutes, quiet No. Search in that order.</w:t>
-      </w:r>
-    </w:p>
-    <w:p>
-      <w:pPr>
-        <w:spacing w:line="336" w:lineRule="auto" w:after="180"/>
-      </w:pPr>
-      <w:r>
-        <w:rPr>
-          <w:b w:val="0"/>
-        </w:rPr>
-        <w:t xml:space="preserve">These fictional paper values assume materials are available. </w:t>
-      </w:r>
-      <w:r>
-        <w:rPr>
-          <w:b/>
-        </w:rPr>
-        <w:t>Input</w:t>
-      </w:r>
-      <w:r>
-        <w:rPr>
-          <w:b w:val="0"/>
-        </w:rPr>
-        <w:t xml:space="preserve">s are whole minutes from 0 to 30 </w:t>
-      </w:r>
-      <w:r>
-        <w:rPr>
-          <w:b/>
-        </w:rPr>
-        <w:t>inclusive</w:t>
-      </w:r>
-      <w:r>
-        <w:rPr>
-          <w:b w:val="0"/>
-        </w:rPr>
-        <w:t xml:space="preserve"> and Quiet required Yes or No. No allows quiet or nonquiet activities.</w:t>
-      </w:r>
-    </w:p>
-    <w:p>
-      <w:pPr>
-        <w:pStyle w:val="Heading3"/>
-      </w:pPr>
-      <w:r>
-        <w:t>Explain the added worked example · 3</w:t>
-      </w:r>
-    </w:p>
-    <w:p>
-      <w:pPr>
-        <w:spacing w:line="336" w:lineRule="auto" w:after="180"/>
-      </w:pPr>
-      <w:r>
-        <w:rPr>
-          <w:b w:val="0"/>
-        </w:rPr>
-        <w:t xml:space="preserve">Time fits when required minutes are no more than available minutes, including equality. The quiet condition must also hold. Select the first </w:t>
-      </w:r>
-      <w:r>
-        <w:rPr>
-          <w:b/>
-        </w:rPr>
-        <w:t>fitting</w:t>
-      </w:r>
-      <w:r>
-        <w:rPr>
-          <w:b w:val="0"/>
-        </w:rPr>
-        <w:t xml:space="preserve"> row with a correct reason, or report no match after every row fails.</w:t>
-      </w:r>
-    </w:p>
-    <w:p>
-      <w:pPr>
-        <w:spacing w:line="336" w:lineRule="auto" w:after="180"/>
-      </w:pPr>
-      <w:r>
-        <w:rPr>
-          <w:b w:val="0"/>
-        </w:rPr>
-        <w:t xml:space="preserve">Invalid or missing </w:t>
-      </w:r>
-      <w:r>
-        <w:rPr>
-          <w:b/>
-        </w:rPr>
-        <w:t>input</w:t>
-      </w:r>
-      <w:r>
-        <w:rPr>
-          <w:b w:val="0"/>
-        </w:rPr>
-        <w:t xml:space="preserve"> requires clarification before searching. P1 validates, resets to the first row, checks both conditions, advances after failure and stops at the first fit or catalogue exhaustion.</w:t>
-      </w:r>
-    </w:p>
-    <w:p>
-      <w:pPr>
-        <w:spacing w:line="336" w:lineRule="auto" w:after="180"/>
-      </w:pPr>
-      <w:r>
-        <w:rPr>
-          <w:b w:val="0"/>
-        </w:rPr>
-        <w:t xml:space="preserve">No </w:t>
-      </w:r>
-      <w:r>
-        <w:rPr>
-          <w:b/>
-        </w:rPr>
-        <w:t>output</w:t>
-      </w:r>
-      <w:r>
-        <w:rPr>
-          <w:b w:val="0"/>
-        </w:rPr>
-        <w:t xml:space="preserve"> books or publishes anything.</w:t>
-      </w:r>
-    </w:p>
-    <w:p>
-      <w:pPr>
-        <w:pStyle w:val="Heading3"/>
-      </w:pPr>
-      <w:r>
-        <w:t>Explain the added worked example · 4</w:t>
-      </w:r>
-    </w:p>
-    <w:p>
-      <w:pPr>
-        <w:spacing w:line="336" w:lineRule="auto" w:after="180"/>
-      </w:pPr>
-      <w:r>
-        <w:rPr>
-          <w:b w:val="0"/>
-        </w:rPr>
-        <w:t>For quiet requests, 10 minutes is the first time a catalogue activity fits. Test 9, 10 and 11 with Yes so only the time changes.</w:t>
-      </w:r>
-    </w:p>
-    <w:p>
-      <w:pPr>
-        <w:spacing w:line="336" w:lineRule="auto" w:after="180"/>
-      </w:pPr>
-      <w:r>
-        <w:rPr>
-          <w:b w:val="0"/>
-        </w:rPr>
-        <w:t>A faulty comparison S version 0 uses strictly less than instead of no more than for time, while keeping the other P1 rules. It rejects B1 at exactly 10.</w:t>
-      </w:r>
-    </w:p>
-    <w:p>
-      <w:pPr>
-        <w:spacing w:line="336" w:lineRule="auto" w:after="180"/>
-      </w:pPr>
-      <w:r>
-        <w:rPr>
-          <w:b w:val="0"/>
-        </w:rPr>
-        <w:t>With quiet required, every later row also fails, so it incorrectly reports no match.</w:t>
-      </w:r>
-    </w:p>
-    <w:p>
-      <w:pPr>
-        <w:pStyle w:val="Heading3"/>
-      </w:pPr>
-      <w:r>
-        <w:t>Explain the added worked example · 5</w:t>
-      </w:r>
-    </w:p>
-    <w:p>
-      <w:pPr>
-        <w:spacing w:line="336" w:lineRule="auto" w:after="180"/>
-      </w:pPr>
-      <w:r>
-        <w:rPr>
-          <w:b w:val="0"/>
-        </w:rPr>
-        <w:t xml:space="preserve">S can pass all four routine requests from Week 33: 11 Yes, 9 No, 6 No and 9 Yes. None has a </w:t>
-      </w:r>
-      <w:r>
-        <w:rPr>
-          <w:b/>
-        </w:rPr>
-        <w:t>fitting</w:t>
-      </w:r>
-      <w:r>
-        <w:rPr>
-          <w:b w:val="0"/>
-        </w:rPr>
-        <w:t xml:space="preserve"> activity whose duration equals the request. The 10 Yes case reveals a gap those passes did not close.</w:t>
-      </w:r>
-    </w:p>
-    <w:p>
-      <w:pPr>
-        <w:spacing w:line="336" w:lineRule="auto" w:after="180"/>
-      </w:pPr>
-      <w:r>
-        <w:rPr>
-          <w:b w:val="0"/>
-        </w:rPr>
-        <w:t xml:space="preserve">Another useful </w:t>
-      </w:r>
-      <w:r>
-        <w:rPr>
-          <w:b/>
-        </w:rPr>
-        <w:t>boundary</w:t>
-      </w:r>
-      <w:r>
-        <w:rPr>
-          <w:b w:val="0"/>
-        </w:rPr>
         <w:t xml:space="preserve"> is 8 minutes with No: equality should allow B2, while 7 No has no match. Keep both quiet values in your wider plan because No does not mean nonquiet only.</w:t>
       </w:r>
     </w:p>
     <w:p>
       <w:pPr>
-        <w:pStyle w:val="Heading3"/>
-      </w:pPr>
-      <w:r>
-        <w:t>Key terms</w:t>
-      </w:r>
-    </w:p>
-    <w:tbl>
-      <w:tblPr>
-        <w:tblStyle w:val="LightShading-Accent1"/>
-        <w:tblW w:type="auto" w:w="0"/>
-        <w:tblLook w:firstColumn="1" w:firstRow="1" w:lastColumn="0" w:lastRow="0" w:noHBand="0" w:noVBand="1" w:val="04A0"/>
-      </w:tblPr>
-      <w:tblGrid>
-        <w:gridCol w:w="5112"/>
-        <w:gridCol w:w="5112"/>
-      </w:tblGrid>
-      <w:tr>
-        <w:trPr>
-          <w:tblHeader/>
-        </w:trPr>
-        <w:tc>
-          <w:tcPr>
-            <w:tcW w:type="dxa" w:w="5112"/>
-          </w:tcPr>
-          <w:p>
-            <w:r>
-              <w:t>Term</w:t>
-            </w:r>
-          </w:p>
-        </w:tc>
-        <w:tc>
-          <w:tcPr>
-            <w:tcW w:type="dxa" w:w="5112"/>
-          </w:tcPr>
-          <w:p>
-            <w:r>
-              <w:t>Meaning</w:t>
-            </w:r>
-          </w:p>
-        </w:tc>
-      </w:tr>
-      <w:tr>
-        <w:tc>
-          <w:tcPr>
-            <w:tcW w:type="dxa" w:w="5112"/>
-          </w:tcPr>
-          <w:p>
-            <w:r>
-              <w:t>Boundary</w:t>
-            </w:r>
-          </w:p>
-        </w:tc>
-        <w:tc>
-          <w:tcPr>
-            <w:tcW w:type="dxa" w:w="5112"/>
-          </w:tcPr>
-          <w:p>
-            <w:r>
-              <w:t>A value where an input changes category or a condition changes truth</w:t>
-            </w:r>
-          </w:p>
-        </w:tc>
-      </w:tr>
-      <w:tr>
-        <w:tc>
-          <w:tcPr>
-            <w:tcW w:type="dxa" w:w="5112"/>
-          </w:tcPr>
-          <w:p>
-            <w:r>
-              <w:t>Inclusive</w:t>
-            </w:r>
-          </w:p>
-        </w:tc>
-        <w:tc>
-          <w:tcPr>
-            <w:tcW w:type="dxa" w:w="5112"/>
-          </w:tcPr>
-          <w:p>
-            <w:r>
-              <w:t>Including the stated endpoint or equal value</w:t>
-            </w:r>
-          </w:p>
-        </w:tc>
-      </w:tr>
-      <w:tr>
-        <w:tc>
-          <w:tcPr>
-            <w:tcW w:type="dxa" w:w="5112"/>
-          </w:tcPr>
-          <w:p>
-            <w:r>
-              <w:t>Invalid input</w:t>
-            </w:r>
-          </w:p>
-        </w:tc>
-        <w:tc>
-          <w:tcPr>
-            <w:tcW w:type="dxa" w:w="5112"/>
-          </w:tcPr>
-          <w:p>
-            <w:r>
-              <w:t>A value that does not meet the agreed input rules</w:t>
-            </w:r>
-          </w:p>
-        </w:tc>
-      </w:tr>
-      <w:tr>
-        <w:tc>
-          <w:tcPr>
-            <w:tcW w:type="dxa" w:w="5112"/>
-          </w:tcPr>
-          <w:p>
-            <w:r>
-              <w:t>Test variation</w:t>
-            </w:r>
-          </w:p>
-        </w:tc>
-        <w:tc>
-          <w:tcPr>
-            <w:tcW w:type="dxa" w:w="5112"/>
-          </w:tcPr>
-          <w:p>
-            <w:r>
-              <w:t>A documented change in the conditions used for a test</w:t>
-            </w:r>
-          </w:p>
-        </w:tc>
-      </w:tr>
-      <w:tr>
-        <w:tc>
-          <w:tcPr>
-            <w:tcW w:type="dxa" w:w="5112"/>
-          </w:tcPr>
-          <w:p>
-            <w:r>
-              <w:t>Coverage gap</w:t>
-            </w:r>
-          </w:p>
-        </w:tc>
-        <w:tc>
-          <w:tcPr>
-            <w:tcW w:type="dxa" w:w="5112"/>
-          </w:tcPr>
-          <w:p>
-            <w:r>
-              <w:t>A relevant condition or behaviour the current tests have not examined</w:t>
-            </w:r>
-          </w:p>
-        </w:tc>
-      </w:tr>
-    </w:tbl>
-    <w:p>
-      <w:pPr>
-        <w:pStyle w:val="Heading3"/>
-      </w:pPr>
-      <w:r>
-        <w:t>Model the reasoning aloud</w:t>
-      </w:r>
-    </w:p>
-    <w:p>
-      <w:pPr>
-        <w:spacing w:line="336" w:lineRule="auto" w:after="180"/>
-      </w:pPr>
-      <w:r>
-        <w:rPr>
-          <w:b w:val="0"/>
-        </w:rPr>
-        <w:t xml:space="preserve">Use the complete worked example below before asking learners to complete W2. Reveal a small part, invite a </w:t>
-      </w:r>
-      <w:r>
-        <w:rPr>
-          <w:b/>
-        </w:rPr>
-        <w:t>prediction</w:t>
-      </w:r>
-      <w:r>
-        <w:rPr>
-          <w:b w:val="0"/>
-        </w:rPr>
-        <w:t>, then explain the deciding step.</w:t>
-      </w:r>
-    </w:p>
-    <w:p>
-      <w:pPr>
-        <w:spacing w:line="336" w:lineRule="auto" w:after="180"/>
-      </w:pPr>
-      <w:r>
-        <w:rPr>
-          <w:b w:val="0"/>
-        </w:rPr>
-        <w:t>These teacher notes contain solutions; do not reveal the independent case answer during modelling.</w:t>
+        <w:pStyle w:val="Heading2"/>
+      </w:pPr>
+      <w:r>
+        <w:t>Model valid extremes, missing and invalid fields</w:t>
       </w:r>
     </w:p>
     <w:tbl>
@@ -2117,14 +1467,6 @@
     </w:tbl>
     <w:p>
       <w:pPr>
-        <w:pStyle w:val="Heading3"/>
-      </w:pPr>
-      <w:r>
-        <w:t>Model the reasoning aloud · 6</w:t>
-      </w:r>
-    </w:p>
-    <w:p>
-      <w:pPr>
         <w:spacing w:line="336" w:lineRule="auto" w:after="180"/>
       </w:pPr>
       <w:r>
@@ -2159,14 +1501,6 @@
     </w:p>
     <w:p>
       <w:pPr>
-        <w:pStyle w:val="Heading3"/>
-      </w:pPr>
-      <w:r>
-        <w:t>Model the reasoning aloud · 7</w:t>
-      </w:r>
-    </w:p>
-    <w:p>
-      <w:pPr>
         <w:spacing w:line="336" w:lineRule="auto" w:after="180"/>
       </w:pPr>
       <w:r>
@@ -2199,108 +1533,14 @@
         <w:t>.</w:t>
       </w:r>
     </w:p>
-    <w:tbl>
-      <w:tblPr>
-        <w:tblStyle w:val="LightShading-Accent1"/>
-        <w:tblW w:type="auto" w:w="0"/>
-        <w:tblLook w:firstColumn="1" w:firstRow="1" w:lastColumn="0" w:lastRow="0" w:noHBand="0" w:noVBand="1" w:val="04A0"/>
-      </w:tblPr>
-      <w:tblGrid>
-        <w:gridCol w:w="5112"/>
-        <w:gridCol w:w="5112"/>
-      </w:tblGrid>
-      <w:tr>
-        <w:trPr>
-          <w:tblHeader/>
-        </w:trPr>
-        <w:tc>
-          <w:tcPr>
-            <w:tcW w:type="dxa" w:w="5112"/>
-          </w:tcPr>
-          <w:p>
-            <w:r>
-              <w:t>Thinking move</w:t>
-            </w:r>
-          </w:p>
-        </w:tc>
-        <w:tc>
-          <w:tcPr>
-            <w:tcW w:type="dxa" w:w="5112"/>
-          </w:tcPr>
-          <w:p>
-            <w:r>
-              <w:t>Teacher prompt</w:t>
-            </w:r>
-          </w:p>
-        </w:tc>
-      </w:tr>
-      <w:tr>
-        <w:tc>
-          <w:tcPr>
-            <w:tcW w:type="dxa" w:w="5112"/>
-          </w:tcPr>
-          <w:p>
-            <w:r>
-              <w:t>Plan</w:t>
-            </w:r>
-          </w:p>
-        </w:tc>
-        <w:tc>
-          <w:tcPr>
-            <w:tcW w:type="dxa" w:w="5112"/>
-          </w:tcPr>
-          <w:p>
-            <w:r>
-              <w:t>What is given? What is the question? Which procedure fits these facts?</w:t>
-            </w:r>
-          </w:p>
-        </w:tc>
-      </w:tr>
-      <w:tr>
-        <w:tc>
-          <w:tcPr>
-            <w:tcW w:type="dxa" w:w="5112"/>
-          </w:tcPr>
-          <w:p>
-            <w:r>
-              <w:t>Do</w:t>
-            </w:r>
-          </w:p>
-        </w:tc>
-        <w:tc>
-          <w:tcPr>
-            <w:tcW w:type="dxa" w:w="5112"/>
-          </w:tcPr>
-          <w:p>
-            <w:r>
-              <w:t>Point to each input and intermediate step in the worked trace. Name the rule that allows the next step.</w:t>
-            </w:r>
-          </w:p>
-        </w:tc>
-      </w:tr>
-      <w:tr>
-        <w:tc>
-          <w:tcPr>
-            <w:tcW w:type="dxa" w:w="5112"/>
-          </w:tcPr>
-          <w:p>
-            <w:r>
-              <w:t>Check</w:t>
-            </w:r>
-          </w:p>
-        </w:tc>
-        <w:tc>
-          <w:tcPr>
-            <w:tcW w:type="dxa" w:w="5112"/>
-          </w:tcPr>
-          <w:p>
-            <w:r>
-              <w:t>Does the output answer the question? Which assumption or limitation prevents a larger claim?</w:t>
-            </w:r>
-          </w:p>
-        </w:tc>
-      </w:tr>
-    </w:tbl>
+    <w:p>
+      <w:pPr>
+        <w:pStyle w:val="Heading2"/>
+      </w:pPr>
+      <w:r>
+        <w:t>Introduce the separate booklet range and records</w:t>
+      </w:r>
+    </w:p>
     <w:p>
       <w:pPr>
         <w:spacing w:line="336" w:lineRule="auto" w:after="180"/>
@@ -2309,15 +1549,7 @@
         <w:rPr>
           <w:b w:val="0"/>
         </w:rPr>
-        <w:t>Use the diagram and verbal explanation together. Ask learners to match a sentence to a specific visual step; do not assign learners fixed visual or auditory learning styles.</w:t>
-      </w:r>
-    </w:p>
-    <w:p>
-      <w:pPr>
-        <w:pStyle w:val="Heading3"/>
-      </w:pPr>
-      <w:r>
-        <w:t>A pictorial worked case: Test Edge Cases and Fairness</w:t>
+        <w:t>A fictional craft-book chooser accepts requests for whole available minutes from 0 to 20.</w:t>
       </w:r>
     </w:p>
     <w:p>
@@ -2328,63 +1560,34 @@
         <w:rPr>
           <w:b w:val="0"/>
         </w:rPr>
-        <w:t>A fictional craft-book chooser accepts requests for whole available minutes from 0 to 20.</w:t>
-      </w:r>
-    </w:p>
-    <w:p>
-      <w:pPr>
-        <w:pStyle w:val="Heading3"/>
-      </w:pPr>
-      <w:r>
-        <w:t>The facts we will use</w:t>
-      </w:r>
-    </w:p>
-    <w:p>
-      <w:pPr>
-        <w:pStyle w:val="Heading3"/>
-      </w:pPr>
-      <w:r>
-        <w:t>Supplied facts</w:t>
+        <w:t>Booklet A takes 6 minutes; B takes 12. Return first duration at most available time.</w:t>
       </w:r>
     </w:p>
     <w:p>
       <w:pPr>
         <w:spacing w:line="336" w:lineRule="auto" w:after="180"/>
-        <w:shd w:fill="F1F6FC"/>
-      </w:pPr>
-      <w:r>
-        <w:rPr>
-          <w:b w:val="0"/>
-        </w:rPr>
-        <w:t>Booklet A takes 6 minutes; B takes 12. Return first duration at most available time.</w:t>
-      </w:r>
-    </w:p>
-    <w:p>
-      <w:pPr>
-        <w:pStyle w:val="Heading3"/>
-      </w:pPr>
-      <w:r>
-        <w:t>Supplied facts</w:t>
-      </w:r>
-    </w:p>
-    <w:p>
-      <w:pPr>
-        <w:spacing w:line="336" w:lineRule="auto" w:after="180"/>
-        <w:shd w:fill="F1F6FC"/>
       </w:pPr>
       <w:r>
         <w:rPr>
           <w:b w:val="0"/>
         </w:rPr>
         <w:t>Check 5,6,7; also 0,20,21 and blank. Same catalogue applies to every user.</w:t>
+      </w:r>
+    </w:p>
+    <w:p>
+      <w:pPr>
+        <w:pStyle w:val="Heading2"/>
+      </w:pPr>
+      <w:r>
+        <w:t>Return to the activity project’s ten-minute boundary</w:t>
       </w:r>
     </w:p>
     <w:p>
       <w:r>
         <w:drawing>
           <wp:inline xmlns:a="http://schemas.openxmlformats.org/drawingml/2006/main" xmlns:pic="http://schemas.openxmlformats.org/drawingml/2006/picture">
-            <wp:extent cx="5346057" cy="5943599"/>
-            <wp:docPr id="1" name="Picture 1" descr="Test Edge Cases and Fairness. Near a boundary: At 5: none. At 6 and 7: A.. Valid extremes: 0: none. 20: A, because first-fit order remains fixed.. Invalid inputs: 21 and blank require clarification, not ordinary search.. Coverage record: Record each user condition tested; do not invent unrun outcomes."/>
+            <wp:extent cx="5486400" cy="2834640"/>
+            <wp:docPr id="1" name="Picture 1" descr="Three requests around ten minutes. 9 minutes | 10 is too long | No match in catalogue B. 10 minutes | 10 fits exactly | Suggest B1. 11 minutes | 10 fits with time left | Suggest B1"/>
             <wp:cNvGraphicFramePr>
               <a:graphicFrameLocks noChangeAspect="1"/>
             </wp:cNvGraphicFramePr>
@@ -2392,7 +1595,7 @@
               <a:graphicData uri="http://schemas.openxmlformats.org/drawingml/2006/picture">
                 <pic:pic>
                   <pic:nvPicPr>
-                    <pic:cNvPr id="0" name="academy-visual-ai-1-34.png"/>
+                    <pic:cNvPr id="0" name="academy-story-ai-1-34-03.png"/>
                     <pic:cNvPicPr/>
                   </pic:nvPicPr>
                   <pic:blipFill>
@@ -2404,7 +1607,51 @@
                   <pic:spPr>
                     <a:xfrm>
                       <a:off x="0" y="0"/>
-                      <a:ext cx="5346057" cy="5943599"/>
+                      <a:ext cx="5486400" cy="2834640"/>
+                    </a:xfrm>
+                    <a:prstGeom prst="rect"/>
+                  </pic:spPr>
+                </pic:pic>
+              </a:graphicData>
+            </a:graphic>
+          </wp:inline>
+        </w:drawing>
+      </w:r>
+    </w:p>
+    <w:p>
+      <w:pPr>
+        <w:pStyle w:val="Heading2"/>
+      </w:pPr>
+      <w:r>
+        <w:t>Trace the booklet boundary and validation</w:t>
+      </w:r>
+    </w:p>
+    <w:p>
+      <w:r>
+        <w:drawing>
+          <wp:inline xmlns:a="http://schemas.openxmlformats.org/drawingml/2006/main" xmlns:pic="http://schemas.openxmlformats.org/drawingml/2006/picture">
+            <wp:extent cx="5486400" cy="4005072"/>
+            <wp:docPr id="2" name="Picture 2" descr="Near a boundary: At 5: none. At 6 and 7: A. → Valid extremes: 0: none. 20: A, because first-fit order remains fixed. → Invalid inputs: 21 and blank require clarification, not ordinary search. → Coverage record: Record each user condition tested; do not invent unrun outcomes."/>
+            <wp:cNvGraphicFramePr>
+              <a:graphicFrameLocks noChangeAspect="1"/>
+            </wp:cNvGraphicFramePr>
+            <a:graphic>
+              <a:graphicData uri="http://schemas.openxmlformats.org/drawingml/2006/picture">
+                <pic:pic>
+                  <pic:nvPicPr>
+                    <pic:cNvPr id="0" name="academy-story-ai-1-34-02.png"/>
+                    <pic:cNvPicPr/>
+                  </pic:nvPicPr>
+                  <pic:blipFill>
+                    <a:blip r:embed="rId10"/>
+                    <a:stretch>
+                      <a:fillRect/>
+                    </a:stretch>
+                  </pic:blipFill>
+                  <pic:spPr>
+                    <a:xfrm>
+                      <a:off x="0" y="0"/>
+                      <a:ext cx="5486400" cy="4005072"/>
                     </a:xfrm>
                     <a:prstGeom prst="rect"/>
                   </pic:spPr>
@@ -2554,271 +1801,229 @@
     </w:p>
     <w:p>
       <w:pPr>
+        <w:spacing w:line="336" w:lineRule="auto" w:after="180"/>
+      </w:pPr>
+      <w:r>
+        <w:rPr>
+          <w:b w:val="0"/>
+        </w:rPr>
+        <w:t>Adjacent values below, at and above 6 expose an accidental strict inequality. Zero is valid even though no activity fits.</w:t>
+      </w:r>
+    </w:p>
+    <w:p>
+      <w:pPr>
+        <w:spacing w:line="336" w:lineRule="auto" w:after="180"/>
+      </w:pPr>
+      <w:r>
+        <w:rPr>
+          <w:b w:val="0"/>
+        </w:rPr>
+        <w:t xml:space="preserve">The top valid </w:t>
+      </w:r>
+      <w:r>
+        <w:rPr>
+          <w:b/>
+        </w:rPr>
+        <w:t>input</w:t>
+      </w:r>
+      <w:r>
+        <w:rPr>
+          <w:b w:val="0"/>
+        </w:rPr>
+        <w:t xml:space="preserve"> does not require selecting the longest activity: catalogue order still controls selection. Coverage also asks whose conditions were tested, which cannot be inferred from these numbers alone.</w:t>
+      </w:r>
+    </w:p>
+    <w:p>
+      <w:pPr>
+        <w:pStyle w:val="Heading2"/>
+      </w:pPr>
+      <w:r>
+        <w:t>Require actual condition-specific fairness evidence</w:t>
+      </w:r>
+    </w:p>
+    <w:p>
+      <w:pPr>
+        <w:spacing w:line="336" w:lineRule="auto" w:after="180"/>
+      </w:pPr>
+      <w:r>
+        <w:rPr>
+          <w:b w:val="0"/>
+        </w:rPr>
+        <w:t xml:space="preserve">Equal </w:t>
+      </w:r>
+      <w:r>
+        <w:rPr>
+          <w:b/>
+        </w:rPr>
+        <w:t>written rule</w:t>
+      </w:r>
+      <w:r>
+        <w:rPr>
+          <w:b w:val="0"/>
+        </w:rPr>
+        <w:t xml:space="preserve">s do not prove equally good outcomes for every group; actual condition-specific </w:t>
+      </w:r>
+      <w:r>
+        <w:rPr>
+          <w:b/>
+        </w:rPr>
+        <w:t>evidence</w:t>
+      </w:r>
+      <w:r>
+        <w:rPr>
+          <w:b w:val="0"/>
+        </w:rPr>
+        <w:t xml:space="preserve"> is still needed.</w:t>
+      </w:r>
+    </w:p>
+    <w:p>
+      <w:pPr>
+        <w:pStyle w:val="Heading2"/>
+      </w:pPr>
+      <w:r>
+        <w:t>Change to strict duration comparison</w:t>
+      </w:r>
+    </w:p>
+    <w:p>
+      <w:pPr>
+        <w:spacing w:line="336" w:lineRule="auto" w:after="180"/>
+      </w:pPr>
+      <w:r>
+        <w:rPr>
+          <w:b w:val="0"/>
+        </w:rPr>
+        <w:t>Change: Faulty code uses duration strictly below available time.</w:t>
+      </w:r>
+    </w:p>
+    <w:p>
+      <w:pPr>
+        <w:spacing w:line="336" w:lineRule="auto" w:after="180"/>
+      </w:pPr>
+      <w:r>
+        <w:rPr>
+          <w:b/>
+        </w:rPr>
+        <w:t>Prediction</w:t>
+      </w:r>
+      <w:r>
+        <w:rPr>
+          <w:b w:val="0"/>
+        </w:rPr>
+        <w:t>: Request 6 now wrongly returns none.</w:t>
+      </w:r>
+    </w:p>
+    <w:p>
+      <w:pPr>
+        <w:spacing w:line="336" w:lineRule="auto" w:after="180"/>
+      </w:pPr>
+      <w:r>
+        <w:rPr>
+          <w:b w:val="0"/>
+        </w:rPr>
+        <w:t>Reason: A’s duration equals the available time and should be eligible under at most.</w:t>
+      </w:r>
+    </w:p>
+    <w:p>
+      <w:pPr>
+        <w:pStyle w:val="Heading2"/>
+      </w:pPr>
+      <w:r>
+        <w:t>Use the picture to explain the detecting case</w:t>
+      </w:r>
+    </w:p>
+    <w:p>
+      <w:pPr>
+        <w:spacing w:line="336" w:lineRule="auto" w:after="180"/>
+      </w:pPr>
+      <w:r>
+        <w:rPr>
+          <w:b w:val="0"/>
+        </w:rPr>
+        <w:t>Use the diagram and verbal explanation together. Ask learners to match a sentence to a specific visual step; do not assign learners fixed visual or auditory learning styles.</w:t>
+      </w:r>
+    </w:p>
+    <w:p>
+      <w:pPr>
+        <w:spacing w:line="336" w:lineRule="auto" w:after="180"/>
+      </w:pPr>
+      <w:r>
+        <w:rPr>
+          <w:b w:val="0"/>
+        </w:rPr>
+        <w:t xml:space="preserve">Cover the result. Ask learners to name the </w:t>
+      </w:r>
+      <w:r>
+        <w:rPr>
+          <w:b/>
+        </w:rPr>
+        <w:t>input</w:t>
+      </w:r>
+      <w:r>
+        <w:rPr>
+          <w:b w:val="0"/>
+        </w:rPr>
+        <w:t xml:space="preserve">s and predict the next step. Uncover one step, connect the icon to the actual procedure, and explain its </w:t>
+      </w:r>
+      <w:r>
+        <w:rPr>
+          <w:b/>
+        </w:rPr>
+        <w:t>evidence</w:t>
+      </w:r>
+      <w:r>
+        <w:rPr>
+          <w:b w:val="0"/>
+        </w:rPr>
+        <w:t>. Then change the supplied condition and compare.</w:t>
+      </w:r>
+    </w:p>
+    <w:p>
+      <w:pPr>
+        <w:spacing w:line="336" w:lineRule="auto" w:after="180"/>
+      </w:pPr>
+      <w:r>
+        <w:rPr>
+          <w:b w:val="0"/>
+        </w:rPr>
+        <w:t>The picture is a representation; it does not document execution of a real AI model.</w:t>
+      </w:r>
+    </w:p>
+    <w:p>
+      <w:pPr>
+        <w:pStyle w:val="Heading2"/>
+      </w:pPr>
+      <w:r>
+        <w:t>Earlier wording, alternatives and picture transcripts · reference / check after trying</w:t>
+      </w:r>
+    </w:p>
+    <w:p>
+      <w:pPr>
+        <w:spacing w:line="336" w:lineRule="auto" w:after="180"/>
+      </w:pPr>
+      <w:r>
+        <w:rPr>
+          <w:b w:val="0"/>
+        </w:rPr>
+        <w:t>Explain the mechanism</w:t>
+      </w:r>
+    </w:p>
+    <w:p>
+      <w:pPr>
+        <w:spacing w:line="336" w:lineRule="auto" w:after="180"/>
+      </w:pPr>
+      <w:r>
+        <w:rPr>
+          <w:b w:val="0"/>
+        </w:rPr>
+        <w:t>Follow the information instead of imagining magic inside the machine.</w:t>
+      </w:r>
+    </w:p>
+    <w:p>
+      <w:pPr>
         <w:pStyle w:val="Heading3"/>
       </w:pPr>
       <w:r>
-        <w:t>Why this result follows</w:t>
-      </w:r>
-    </w:p>
-    <w:p>
-      <w:pPr>
-        <w:pStyle w:val="Heading3"/>
-      </w:pPr>
-      <w:r>
-        <w:t>Why the result follows</w:t>
-      </w:r>
-    </w:p>
-    <w:p>
-      <w:pPr>
-        <w:spacing w:line="336" w:lineRule="auto" w:after="180"/>
-        <w:shd w:fill="F1F6FC"/>
-      </w:pPr>
-      <w:r>
-        <w:rPr>
-          <w:b w:val="0"/>
-        </w:rPr>
-        <w:t>Adjacent values below, at and above 6 expose an accidental strict inequality. Zero is valid even though no activity fits.</w:t>
-      </w:r>
-    </w:p>
-    <w:p>
-      <w:pPr>
-        <w:spacing w:line="336" w:lineRule="auto" w:after="180"/>
-        <w:shd w:fill="F1F6FC"/>
-      </w:pPr>
-      <w:r>
-        <w:rPr>
-          <w:b w:val="0"/>
-        </w:rPr>
-        <w:t xml:space="preserve">The top valid </w:t>
-      </w:r>
-      <w:r>
-        <w:rPr>
-          <w:b/>
-        </w:rPr>
-        <w:t>input</w:t>
-      </w:r>
-      <w:r>
-        <w:rPr>
-          <w:b w:val="0"/>
-        </w:rPr>
-        <w:t xml:space="preserve"> does not require selecting the longest activity: catalogue order still controls selection. Coverage also asks whose conditions were tested, which cannot be inferred from these numbers alone.</w:t>
-      </w:r>
-    </w:p>
-    <w:p>
-      <w:pPr>
-        <w:pStyle w:val="Heading3"/>
-      </w:pPr>
-      <w:r>
-        <w:t>What this example does not establish</w:t>
-      </w:r>
-    </w:p>
-    <w:p>
-      <w:pPr>
-        <w:pStyle w:val="Heading3"/>
-      </w:pPr>
-      <w:r>
-        <w:t>Keep the stated limit</w:t>
-      </w:r>
-    </w:p>
-    <w:p>
-      <w:pPr>
-        <w:spacing w:line="336" w:lineRule="auto" w:after="180"/>
-        <w:shd w:fill="FFF5E6"/>
-      </w:pPr>
-      <w:r>
-        <w:rPr>
-          <w:b w:val="0"/>
-        </w:rPr>
-        <w:t xml:space="preserve">Equal </w:t>
-      </w:r>
-      <w:r>
-        <w:rPr>
-          <w:b/>
-        </w:rPr>
-        <w:t>written rule</w:t>
-      </w:r>
-      <w:r>
-        <w:rPr>
-          <w:b w:val="0"/>
-        </w:rPr>
-        <w:t xml:space="preserve">s do not prove equally good outcomes for every group; actual condition-specific </w:t>
-      </w:r>
-      <w:r>
-        <w:rPr>
-          <w:b/>
-        </w:rPr>
-        <w:t>evidence</w:t>
-      </w:r>
-      <w:r>
-        <w:rPr>
-          <w:b w:val="0"/>
-        </w:rPr>
-        <w:t xml:space="preserve"> is still needed.</w:t>
-      </w:r>
-    </w:p>
-    <w:p>
-      <w:pPr>
-        <w:pStyle w:val="Heading3"/>
-      </w:pPr>
-      <w:r>
-        <w:t>Change one thing in the pictured case</w:t>
-      </w:r>
-    </w:p>
-    <w:p>
-      <w:pPr>
-        <w:pStyle w:val="Heading3"/>
-      </w:pPr>
-      <w:r>
-        <w:t>Change one thing</w:t>
-      </w:r>
-    </w:p>
-    <w:p>
-      <w:pPr>
-        <w:spacing w:line="336" w:lineRule="auto" w:after="180"/>
-        <w:shd w:fill="F5F1FB"/>
-      </w:pPr>
-      <w:r>
-        <w:rPr>
-          <w:b w:val="0"/>
-        </w:rPr>
-        <w:t>Change: Faulty code uses duration strictly below available time.</w:t>
-      </w:r>
-    </w:p>
-    <w:p>
-      <w:pPr>
-        <w:pStyle w:val="Heading3"/>
-      </w:pPr>
-      <w:r>
-        <w:t>Predicted result</w:t>
-      </w:r>
-    </w:p>
-    <w:p>
-      <w:pPr>
-        <w:spacing w:line="336" w:lineRule="auto" w:after="180"/>
-        <w:shd w:fill="F1F6FC"/>
-      </w:pPr>
-      <w:r>
-        <w:rPr>
-          <w:b/>
-        </w:rPr>
-        <w:t>Prediction</w:t>
-      </w:r>
-      <w:r>
-        <w:rPr>
-          <w:b w:val="0"/>
-        </w:rPr>
-        <w:t>: Request 6 now wrongly returns none.</w:t>
-      </w:r>
-    </w:p>
-    <w:p>
-      <w:pPr>
-        <w:pStyle w:val="Heading3"/>
-      </w:pPr>
-      <w:r>
-        <w:t>Why the result follows</w:t>
-      </w:r>
-    </w:p>
-    <w:p>
-      <w:pPr>
-        <w:spacing w:line="336" w:lineRule="auto" w:after="180"/>
-        <w:shd w:fill="F1F6FC"/>
-      </w:pPr>
-      <w:r>
-        <w:rPr>
-          <w:b w:val="0"/>
-        </w:rPr>
-        <w:t>Reason: A’s duration equals the available time and should be eligible under at most.</w:t>
-      </w:r>
-    </w:p>
-    <w:p>
-      <w:pPr>
-        <w:pStyle w:val="Heading3"/>
-      </w:pPr>
-      <w:r>
-        <w:t>Ask while showing the picture</w:t>
-      </w:r>
-    </w:p>
-    <w:p>
-      <w:pPr>
-        <w:pStyle w:val="Heading3"/>
-      </w:pPr>
-      <w:r>
-        <w:t>Ask while showing the picture · 8</w:t>
-      </w:r>
-    </w:p>
-    <w:p>
-      <w:pPr>
-        <w:spacing w:line="336" w:lineRule="auto" w:after="180"/>
-      </w:pPr>
-      <w:r>
-        <w:rPr>
-          <w:b w:val="0"/>
-        </w:rPr>
-        <w:t xml:space="preserve">Cover the result. Ask learners to name the </w:t>
-      </w:r>
-      <w:r>
-        <w:rPr>
-          <w:b/>
-        </w:rPr>
-        <w:t>input</w:t>
-      </w:r>
-      <w:r>
-        <w:rPr>
-          <w:b w:val="0"/>
-        </w:rPr>
-        <w:t xml:space="preserve">s and predict the next step. Uncover one step, connect the icon to the actual procedure, and explain its </w:t>
-      </w:r>
-      <w:r>
-        <w:rPr>
-          <w:b/>
-        </w:rPr>
-        <w:t>evidence</w:t>
-      </w:r>
-      <w:r>
-        <w:rPr>
-          <w:b w:val="0"/>
-        </w:rPr>
-        <w:t>. Then change the supplied condition and compare.</w:t>
-      </w:r>
-    </w:p>
-    <w:p>
-      <w:pPr>
-        <w:spacing w:line="336" w:lineRule="auto" w:after="180"/>
-      </w:pPr>
-      <w:r>
-        <w:rPr>
-          <w:b w:val="0"/>
-        </w:rPr>
-        <w:t>The picture is a representation; it does not document execution of a real AI model.</w:t>
-      </w:r>
-    </w:p>
-    <w:p>
-      <w:pPr>
-        <w:pStyle w:val="Heading1"/>
-      </w:pPr>
-      <w:r>
-        <w:t>03. Demonstrate and guide practice</w:t>
-      </w:r>
-    </w:p>
-    <w:p>
-      <w:r>
-        <w:t>Demonstrate Test Edge Cases and Fairness, reduce support deliberately and check individual reasoning before discussing answers.</w:t>
-      </w:r>
-    </w:p>
-    <w:p>
-      <w:pPr>
-        <w:pStyle w:val="Heading3"/>
-      </w:pPr>
-      <w:r>
-        <w:t>Board sequence</w:t>
-      </w:r>
-    </w:p>
-    <w:p>
-      <w:pPr>
-        <w:pStyle w:val="Heading3"/>
-      </w:pPr>
-      <w:r>
-        <w:t>1. Put the facts on the board</w:t>
+        <w:t>1. Input — information entering</w:t>
       </w:r>
     </w:p>
     <w:p>
@@ -2828,9 +2033,15 @@
       </w:pPr>
       <w:r>
         <w:rPr>
-          <w:b w:val="0"/>
-        </w:rPr>
-        <w:t>Write the given facts: A sorter handles clean paper but fails on crumpled paper and mixed packaging.</w:t>
+          <w:b/>
+        </w:rPr>
+        <w:t>INPUT</w:t>
+      </w:r>
+      <w:r>
+        <w:rPr>
+          <w:b w:val="0"/>
+        </w:rPr>
+        <w:t xml:space="preserve"> planned edge and subgroup cases</w:t>
       </w:r>
     </w:p>
     <w:p>
@@ -2838,7 +2049,7 @@
         <w:pStyle w:val="Heading3"/>
       </w:pPr>
       <w:r>
-        <w:t>2. State the decision to explain</w:t>
+        <w:t>2. Process — the deciding step</w:t>
       </w:r>
     </w:p>
     <w:p>
@@ -2848,6 +2059,1069 @@
       </w:pPr>
       <w:r>
         <w:rPr>
+          <w:b/>
+        </w:rPr>
+        <w:t>PROCESS</w:t>
+      </w:r>
+      <w:r>
+        <w:rPr>
+          <w:b w:val="0"/>
+        </w:rPr>
+        <w:t xml:space="preserve"> run same version and compare error patterns</w:t>
+      </w:r>
+    </w:p>
+    <w:p>
+      <w:pPr>
+        <w:pStyle w:val="Heading3"/>
+      </w:pPr>
+      <w:r>
+        <w:t>3. Output — the result</w:t>
+      </w:r>
+    </w:p>
+    <w:p>
+      <w:pPr>
+        <w:spacing w:line="336" w:lineRule="auto" w:after="180"/>
+        <w:shd w:fill="F4F9FC"/>
+      </w:pPr>
+      <w:r>
+        <w:rPr>
+          <w:b/>
+        </w:rPr>
+        <w:t>OUTPUT</w:t>
+      </w:r>
+      <w:r>
+        <w:rPr>
+          <w:b w:val="0"/>
+        </w:rPr>
+        <w:t xml:space="preserve"> documented gaps, harms, and repair priorities</w:t>
+      </w:r>
+    </w:p>
+    <w:p>
+      <w:pPr>
+        <w:spacing w:line="336" w:lineRule="auto" w:after="180"/>
+      </w:pPr>
+      <w:r>
+        <w:rPr>
+          <w:b w:val="0"/>
+        </w:rPr>
+        <w:t xml:space="preserve">CORE IDEA Unusual and </w:t>
+      </w:r>
+      <w:r>
+        <w:rPr>
+          <w:b/>
+        </w:rPr>
+        <w:t>underrepresented</w:t>
+      </w:r>
+      <w:r>
+        <w:rPr>
+          <w:b w:val="0"/>
+        </w:rPr>
+        <w:t xml:space="preserve"> cases reveal </w:t>
+      </w:r>
+      <w:r>
+        <w:rPr>
+          <w:b/>
+        </w:rPr>
+        <w:t>hidden assumption</w:t>
+      </w:r>
+      <w:r>
+        <w:rPr>
+          <w:b w:val="0"/>
+        </w:rPr>
+        <w:t>s.</w:t>
+      </w:r>
+    </w:p>
+    <w:p>
+      <w:pPr>
+        <w:spacing w:line="336" w:lineRule="auto" w:after="180"/>
+      </w:pPr>
+      <w:r>
+        <w:rPr>
+          <w:b w:val="0"/>
+        </w:rPr>
+        <w:t>UNDER THE HOOD Edge testing explores boundaries, rare combinations, missing values, adversarial ambiguity, and subgroup conditions. Fairness analysis asks whether error burdens differ and whether fallback paths remain usable.</w:t>
+      </w:r>
+    </w:p>
+    <w:p>
+      <w:pPr>
+        <w:spacing w:line="336" w:lineRule="auto" w:after="180"/>
+      </w:pPr>
+      <w:r>
+        <w:rPr>
+          <w:b w:val="0"/>
+        </w:rPr>
+        <w:t>Draw a fresh example with all three stages:</w:t>
+      </w:r>
+    </w:p>
+    <w:p>
+      <w:pPr>
+        <w:spacing w:line="336" w:lineRule="auto" w:after="180"/>
+      </w:pPr>
+      <w:r>
+        <w:rPr>
+          <w:b w:val="0"/>
+        </w:rPr>
+        <w:t xml:space="preserve">Every step connects a claim to observable </w:t>
+      </w:r>
+      <w:r>
+        <w:rPr>
+          <w:b/>
+        </w:rPr>
+        <w:t>evidence</w:t>
+      </w:r>
+      <w:r>
+        <w:rPr>
+          <w:b w:val="0"/>
+        </w:rPr>
+        <w:t>.</w:t>
+      </w:r>
+    </w:p>
+    <w:p>
+      <w:pPr>
+        <w:spacing w:line="336" w:lineRule="auto" w:after="180"/>
+      </w:pPr>
+      <w:r>
+        <w:rPr>
+          <w:b w:val="0"/>
+        </w:rPr>
+        <w:t xml:space="preserve">CASE A worn notebook, multilingual label, partly hidden item, and object </w:t>
+      </w:r>
+      <w:r>
+        <w:rPr>
+          <w:b/>
+        </w:rPr>
+        <w:t>fitting</w:t>
+      </w:r>
+      <w:r>
+        <w:rPr>
+          <w:b w:val="0"/>
+        </w:rPr>
+        <w:t xml:space="preserve"> two bins reveal assumptions normal tests miss.</w:t>
+      </w:r>
+    </w:p>
+    <w:p>
+      <w:pPr>
+        <w:spacing w:line="336" w:lineRule="auto" w:after="180"/>
+      </w:pPr>
+      <w:r>
+        <w:rPr>
+          <w:b w:val="0"/>
+        </w:rPr>
+        <w:t>STEP 1 — OBSERVE planned edge and subgroup cases</w:t>
+      </w:r>
+    </w:p>
+    <w:p>
+      <w:pPr>
+        <w:spacing w:line="336" w:lineRule="auto" w:after="180"/>
+      </w:pPr>
+      <w:r>
+        <w:rPr>
+          <w:b w:val="0"/>
+        </w:rPr>
+        <w:t>STEP 2 — TRACE run same version and compare error patterns</w:t>
+      </w:r>
+    </w:p>
+    <w:p>
+      <w:pPr>
+        <w:spacing w:line="336" w:lineRule="auto" w:after="180"/>
+      </w:pPr>
+      <w:r>
+        <w:rPr>
+          <w:b w:val="0"/>
+        </w:rPr>
+        <w:t>STEP 3 — CONCLUDE documented gaps, harms, and repair priorities</w:t>
+      </w:r>
+    </w:p>
+    <w:p>
+      <w:pPr>
+        <w:spacing w:line="336" w:lineRule="auto" w:after="180"/>
+      </w:pPr>
+      <w:r>
+        <w:rPr>
+          <w:b w:val="0"/>
+        </w:rPr>
+        <w:t>MODEL REASONING Use the same frozen prototype, log outcomes by condition, and compare error types. Prioritize failures with high burden or no usable fallback, then design a targeted repair without stereotyping users.</w:t>
+      </w:r>
+    </w:p>
+    <w:p>
+      <w:pPr>
+        <w:spacing w:line="336" w:lineRule="auto" w:after="180"/>
+      </w:pPr>
+      <w:r>
+        <w:rPr>
+          <w:b w:val="0"/>
+        </w:rPr>
+        <w:t xml:space="preserve">DO NOT OVERCLAIM </w:t>
+      </w:r>
+      <w:r>
+        <w:rPr>
+          <w:b/>
+        </w:rPr>
+        <w:t>Edge case</w:t>
+      </w:r>
+      <w:r>
+        <w:rPr>
+          <w:b w:val="0"/>
+        </w:rPr>
+        <w:t xml:space="preserve">s are not excuses to blame users for being unusual; they are </w:t>
+      </w:r>
+      <w:r>
+        <w:rPr>
+          <w:b/>
+        </w:rPr>
+        <w:t>evidence</w:t>
+      </w:r>
+      <w:r>
+        <w:rPr>
+          <w:b w:val="0"/>
+        </w:rPr>
+        <w:t xml:space="preserve"> about design limits.</w:t>
+      </w:r>
+    </w:p>
+    <w:p>
+      <w:pPr>
+        <w:spacing w:line="336" w:lineRule="auto" w:after="180"/>
+      </w:pPr>
+      <w:r>
+        <w:rPr>
+          <w:b w:val="0"/>
+        </w:rPr>
+        <w:t xml:space="preserve">What new </w:t>
+      </w:r>
+      <w:r>
+        <w:rPr>
+          <w:b/>
+        </w:rPr>
+        <w:t>evidence</w:t>
+      </w:r>
+      <w:r>
+        <w:rPr>
+          <w:b w:val="0"/>
+        </w:rPr>
+        <w:t xml:space="preserve"> could change this answer?</w:t>
+      </w:r>
+    </w:p>
+    <w:p>
+      <w:pPr>
+        <w:pStyle w:val="Heading3"/>
+      </w:pPr>
+      <w:r>
+        <w:t>Concrete teaching case</w:t>
+      </w:r>
+    </w:p>
+    <w:p>
+      <w:pPr>
+        <w:spacing w:line="336" w:lineRule="auto" w:after="180"/>
+      </w:pPr>
+      <w:r>
+        <w:rPr>
+          <w:b w:val="0"/>
+        </w:rPr>
+        <w:t>A sorter handles clean paper but fails on crumpled paper and mixed packaging.</w:t>
+      </w:r>
+    </w:p>
+    <w:p>
+      <w:pPr>
+        <w:spacing w:line="336" w:lineRule="auto" w:after="180"/>
+      </w:pPr>
+      <w:r>
+        <w:rPr>
+          <w:b w:val="0"/>
+        </w:rPr>
+        <w:t>Design revealing tests.</w:t>
+      </w:r>
+    </w:p>
+    <w:p>
+      <w:pPr>
+        <w:pStyle w:val="Heading3"/>
+      </w:pPr>
+      <w:r>
+        <w:t>Exact explanation to model</w:t>
+      </w:r>
+    </w:p>
+    <w:p>
+      <w:pPr>
+        <w:spacing w:line="336" w:lineRule="auto" w:after="180"/>
+      </w:pPr>
+      <w:r>
+        <w:rPr>
+          <w:b w:val="0"/>
+        </w:rPr>
+        <w:t xml:space="preserve">Use separately labelled clean, crumpled and mixed cases with expected </w:t>
+      </w:r>
+      <w:r>
+        <w:rPr>
+          <w:b/>
+        </w:rPr>
+        <w:t>output</w:t>
+      </w:r>
+      <w:r>
+        <w:rPr>
+          <w:b w:val="0"/>
+        </w:rPr>
+        <w:t>s or review actions declared first. Compare conditions.</w:t>
+      </w:r>
+    </w:p>
+    <w:p>
+      <w:pPr>
+        <w:pStyle w:val="Heading3"/>
+      </w:pPr>
+      <w:r>
+        <w:t>Explain the added worked example</w:t>
+      </w:r>
+    </w:p>
+    <w:p>
+      <w:pPr>
+        <w:pStyle w:val="Heading3"/>
+      </w:pPr>
+      <w:r>
+        <w:t>Key terms</w:t>
+      </w:r>
+    </w:p>
+    <w:tbl>
+      <w:tblPr>
+        <w:tblStyle w:val="LightShading-Accent1"/>
+        <w:tblW w:type="auto" w:w="0"/>
+        <w:tblLook w:firstColumn="1" w:firstRow="1" w:lastColumn="0" w:lastRow="0" w:noHBand="0" w:noVBand="1" w:val="04A0"/>
+      </w:tblPr>
+      <w:tblGrid>
+        <w:gridCol w:w="5112"/>
+        <w:gridCol w:w="5112"/>
+      </w:tblGrid>
+      <w:tr>
+        <w:trPr>
+          <w:tblHeader/>
+        </w:trPr>
+        <w:tc>
+          <w:tcPr>
+            <w:tcW w:type="dxa" w:w="5112"/>
+          </w:tcPr>
+          <w:p>
+            <w:r>
+              <w:t>Term</w:t>
+            </w:r>
+          </w:p>
+        </w:tc>
+        <w:tc>
+          <w:tcPr>
+            <w:tcW w:type="dxa" w:w="5112"/>
+          </w:tcPr>
+          <w:p>
+            <w:r>
+              <w:t>Meaning</w:t>
+            </w:r>
+          </w:p>
+        </w:tc>
+      </w:tr>
+      <w:tr>
+        <w:tc>
+          <w:tcPr>
+            <w:tcW w:type="dxa" w:w="5112"/>
+          </w:tcPr>
+          <w:p>
+            <w:r>
+              <w:t>Boundary</w:t>
+            </w:r>
+          </w:p>
+        </w:tc>
+        <w:tc>
+          <w:tcPr>
+            <w:tcW w:type="dxa" w:w="5112"/>
+          </w:tcPr>
+          <w:p>
+            <w:r>
+              <w:t>A value where an input changes category or a condition changes truth</w:t>
+            </w:r>
+          </w:p>
+        </w:tc>
+      </w:tr>
+      <w:tr>
+        <w:tc>
+          <w:tcPr>
+            <w:tcW w:type="dxa" w:w="5112"/>
+          </w:tcPr>
+          <w:p>
+            <w:r>
+              <w:t>Inclusive</w:t>
+            </w:r>
+          </w:p>
+        </w:tc>
+        <w:tc>
+          <w:tcPr>
+            <w:tcW w:type="dxa" w:w="5112"/>
+          </w:tcPr>
+          <w:p>
+            <w:r>
+              <w:t>Including the stated endpoint or equal value</w:t>
+            </w:r>
+          </w:p>
+        </w:tc>
+      </w:tr>
+      <w:tr>
+        <w:tc>
+          <w:tcPr>
+            <w:tcW w:type="dxa" w:w="5112"/>
+          </w:tcPr>
+          <w:p>
+            <w:r>
+              <w:t>Invalid input</w:t>
+            </w:r>
+          </w:p>
+        </w:tc>
+        <w:tc>
+          <w:tcPr>
+            <w:tcW w:type="dxa" w:w="5112"/>
+          </w:tcPr>
+          <w:p>
+            <w:r>
+              <w:t>A value that does not meet the agreed input rules</w:t>
+            </w:r>
+          </w:p>
+        </w:tc>
+      </w:tr>
+      <w:tr>
+        <w:tc>
+          <w:tcPr>
+            <w:tcW w:type="dxa" w:w="5112"/>
+          </w:tcPr>
+          <w:p>
+            <w:r>
+              <w:t>Test variation</w:t>
+            </w:r>
+          </w:p>
+        </w:tc>
+        <w:tc>
+          <w:tcPr>
+            <w:tcW w:type="dxa" w:w="5112"/>
+          </w:tcPr>
+          <w:p>
+            <w:r>
+              <w:t>A documented change in the conditions used for a test</w:t>
+            </w:r>
+          </w:p>
+        </w:tc>
+      </w:tr>
+      <w:tr>
+        <w:tc>
+          <w:tcPr>
+            <w:tcW w:type="dxa" w:w="5112"/>
+          </w:tcPr>
+          <w:p>
+            <w:r>
+              <w:t>Coverage gap</w:t>
+            </w:r>
+          </w:p>
+        </w:tc>
+        <w:tc>
+          <w:tcPr>
+            <w:tcW w:type="dxa" w:w="5112"/>
+          </w:tcPr>
+          <w:p>
+            <w:r>
+              <w:t>A relevant condition or behaviour the current tests have not examined</w:t>
+            </w:r>
+          </w:p>
+        </w:tc>
+      </w:tr>
+    </w:tbl>
+    <w:p>
+      <w:pPr>
+        <w:pStyle w:val="Heading3"/>
+      </w:pPr>
+      <w:r>
+        <w:t>Model the reasoning aloud</w:t>
+      </w:r>
+    </w:p>
+    <w:p>
+      <w:pPr>
+        <w:spacing w:line="336" w:lineRule="auto" w:after="180"/>
+      </w:pPr>
+      <w:r>
+        <w:rPr>
+          <w:b w:val="0"/>
+        </w:rPr>
+        <w:t xml:space="preserve">Use the complete worked example below before asking learners to complete W2. Reveal a small part, invite a </w:t>
+      </w:r>
+      <w:r>
+        <w:rPr>
+          <w:b/>
+        </w:rPr>
+        <w:t>prediction</w:t>
+      </w:r>
+      <w:r>
+        <w:rPr>
+          <w:b w:val="0"/>
+        </w:rPr>
+        <w:t>, then explain the deciding step.</w:t>
+      </w:r>
+    </w:p>
+    <w:p>
+      <w:pPr>
+        <w:spacing w:line="336" w:lineRule="auto" w:after="180"/>
+      </w:pPr>
+      <w:r>
+        <w:rPr>
+          <w:b w:val="0"/>
+        </w:rPr>
+        <w:t>These teacher notes contain solutions; do not reveal the independent case answer during modelling.</w:t>
+      </w:r>
+    </w:p>
+    <w:tbl>
+      <w:tblPr>
+        <w:tblStyle w:val="LightShading-Accent1"/>
+        <w:tblW w:type="auto" w:w="0"/>
+        <w:tblLook w:firstColumn="1" w:firstRow="1" w:lastColumn="0" w:lastRow="0" w:noHBand="0" w:noVBand="1" w:val="04A0"/>
+      </w:tblPr>
+      <w:tblGrid>
+        <w:gridCol w:w="5112"/>
+        <w:gridCol w:w="5112"/>
+      </w:tblGrid>
+      <w:tr>
+        <w:trPr>
+          <w:tblHeader/>
+        </w:trPr>
+        <w:tc>
+          <w:tcPr>
+            <w:tcW w:type="dxa" w:w="5112"/>
+          </w:tcPr>
+          <w:p>
+            <w:r>
+              <w:t>Thinking move</w:t>
+            </w:r>
+          </w:p>
+        </w:tc>
+        <w:tc>
+          <w:tcPr>
+            <w:tcW w:type="dxa" w:w="5112"/>
+          </w:tcPr>
+          <w:p>
+            <w:r>
+              <w:t>Teacher prompt</w:t>
+            </w:r>
+          </w:p>
+        </w:tc>
+      </w:tr>
+      <w:tr>
+        <w:tc>
+          <w:tcPr>
+            <w:tcW w:type="dxa" w:w="5112"/>
+          </w:tcPr>
+          <w:p>
+            <w:r>
+              <w:t>Plan</w:t>
+            </w:r>
+          </w:p>
+        </w:tc>
+        <w:tc>
+          <w:tcPr>
+            <w:tcW w:type="dxa" w:w="5112"/>
+          </w:tcPr>
+          <w:p>
+            <w:r>
+              <w:t>What is given? What is the question? Which procedure fits these facts?</w:t>
+            </w:r>
+          </w:p>
+        </w:tc>
+      </w:tr>
+      <w:tr>
+        <w:tc>
+          <w:tcPr>
+            <w:tcW w:type="dxa" w:w="5112"/>
+          </w:tcPr>
+          <w:p>
+            <w:r>
+              <w:t>Do</w:t>
+            </w:r>
+          </w:p>
+        </w:tc>
+        <w:tc>
+          <w:tcPr>
+            <w:tcW w:type="dxa" w:w="5112"/>
+          </w:tcPr>
+          <w:p>
+            <w:r>
+              <w:t>Point to each input and intermediate step in the worked trace. Name the rule that allows the next step.</w:t>
+            </w:r>
+          </w:p>
+        </w:tc>
+      </w:tr>
+      <w:tr>
+        <w:tc>
+          <w:tcPr>
+            <w:tcW w:type="dxa" w:w="5112"/>
+          </w:tcPr>
+          <w:p>
+            <w:r>
+              <w:t>Check</w:t>
+            </w:r>
+          </w:p>
+        </w:tc>
+        <w:tc>
+          <w:tcPr>
+            <w:tcW w:type="dxa" w:w="5112"/>
+          </w:tcPr>
+          <w:p>
+            <w:r>
+              <w:t>Does the output answer the question? Which assumption or limitation prevents a larger claim?</w:t>
+            </w:r>
+          </w:p>
+        </w:tc>
+      </w:tr>
+    </w:tbl>
+    <w:p>
+      <w:pPr>
+        <w:pStyle w:val="Heading3"/>
+      </w:pPr>
+      <w:r>
+        <w:t>A pictorial worked case: Test Edge Cases and Fairness</w:t>
+      </w:r>
+    </w:p>
+    <w:p>
+      <w:pPr>
+        <w:pStyle w:val="Heading3"/>
+      </w:pPr>
+      <w:r>
+        <w:t>The facts we will use</w:t>
+      </w:r>
+    </w:p>
+    <w:p>
+      <w:r>
+        <w:drawing>
+          <wp:inline xmlns:a="http://schemas.openxmlformats.org/drawingml/2006/main" xmlns:pic="http://schemas.openxmlformats.org/drawingml/2006/picture">
+            <wp:extent cx="5346057" cy="5943599"/>
+            <wp:docPr id="3" name="Picture 3" descr="Test Edge Cases and Fairness. Near a boundary: At 5: none. At 6 and 7: A.. Valid extremes: 0: none. 20: A, because first-fit order remains fixed.. Invalid inputs: 21 and blank require clarification, not ordinary search.. Coverage record: Record each user condition tested; do not invent unrun outcomes."/>
+            <wp:cNvGraphicFramePr>
+              <a:graphicFrameLocks noChangeAspect="1"/>
+            </wp:cNvGraphicFramePr>
+            <a:graphic>
+              <a:graphicData uri="http://schemas.openxmlformats.org/drawingml/2006/picture">
+                <pic:pic>
+                  <pic:nvPicPr>
+                    <pic:cNvPr id="0" name="academy-visual-ai-1-34.png"/>
+                    <pic:cNvPicPr/>
+                  </pic:nvPicPr>
+                  <pic:blipFill>
+                    <a:blip r:embed="rId11"/>
+                    <a:stretch>
+                      <a:fillRect/>
+                    </a:stretch>
+                  </pic:blipFill>
+                  <pic:spPr>
+                    <a:xfrm>
+                      <a:off x="0" y="0"/>
+                      <a:ext cx="5346057" cy="5943599"/>
+                    </a:xfrm>
+                    <a:prstGeom prst="rect"/>
+                  </pic:spPr>
+                </pic:pic>
+              </a:graphicData>
+            </a:graphic>
+          </wp:inline>
+        </w:drawing>
+      </w:r>
+    </w:p>
+    <w:p>
+      <w:pPr>
+        <w:pStyle w:val="Heading3"/>
+      </w:pPr>
+      <w:r>
+        <w:t>Why this result follows</w:t>
+      </w:r>
+    </w:p>
+    <w:p>
+      <w:pPr>
+        <w:pStyle w:val="Heading3"/>
+      </w:pPr>
+      <w:r>
+        <w:t>What this example does not establish</w:t>
+      </w:r>
+    </w:p>
+    <w:p>
+      <w:pPr>
+        <w:pStyle w:val="Heading3"/>
+      </w:pPr>
+      <w:r>
+        <w:t>Change one thing in the pictured case</w:t>
+      </w:r>
+    </w:p>
+    <w:p>
+      <w:pPr>
+        <w:pStyle w:val="Heading3"/>
+      </w:pPr>
+      <w:r>
+        <w:t>Ask while showing the picture</w:t>
+      </w:r>
+    </w:p>
+    <w:p>
+      <w:pPr>
+        <w:pStyle w:val="Heading1"/>
+      </w:pPr>
+      <w:r>
+        <w:t>03. Guide the reasoning, then remove help</w:t>
+      </w:r>
+    </w:p>
+    <w:p>
+      <w:r>
+        <w:t>Collect a response from each learner before discussing the worked key.</w:t>
+      </w:r>
+    </w:p>
+    <w:p>
+      <w:pPr>
+        <w:pStyle w:val="Heading2"/>
+      </w:pPr>
+      <w:r>
+        <w:t>Prompt before revealing</w:t>
+      </w:r>
+    </w:p>
+    <w:p>
+      <w:pPr>
+        <w:spacing w:line="336" w:lineRule="auto" w:after="180"/>
+      </w:pPr>
+      <w:r>
+        <w:rPr>
+          <w:b w:val="0"/>
+        </w:rPr>
+        <w:t xml:space="preserve">Completion task: Classify these requests before searching: 0 Yes, 30 Yes, 31 Yes, blank minutes with Yes, 10.5 Yes, and 10 Maybe. Give each expected </w:t>
+      </w:r>
+      <w:r>
+        <w:rPr>
+          <w:b/>
+        </w:rPr>
+        <w:t>output</w:t>
+      </w:r>
+      <w:r>
+        <w:rPr>
+          <w:b w:val="0"/>
+        </w:rPr>
+        <w:t xml:space="preserve"> or clarification and explain whether any candidate should be checked.</w:t>
+      </w:r>
+    </w:p>
+    <w:p>
+      <w:pPr>
+        <w:spacing w:line="336" w:lineRule="auto" w:after="180"/>
+      </w:pPr>
+      <w:r>
+        <w:rPr>
+          <w:b w:val="0"/>
+        </w:rPr>
+        <w:t>Why must zero not be treated like a blank?</w:t>
+      </w:r>
+    </w:p>
+    <w:p>
+      <w:pPr>
+        <w:pStyle w:val="Heading2"/>
+      </w:pPr>
+      <w:r>
+        <w:t>Expected reasoning and fading help</w:t>
+      </w:r>
+    </w:p>
+    <w:p>
+      <w:pPr>
+        <w:spacing w:line="336" w:lineRule="auto" w:after="180"/>
+      </w:pPr>
+      <w:r>
+        <w:rPr>
+          <w:b w:val="0"/>
+        </w:rPr>
+        <w:t>Teacher check: 0 Yes is valid and checks all rows before no match. 30 Yes is valid and selects B1 at the first row. 31, blank minutes and 10.5 require minutes clarification; 10 Maybe requires a Yes or No quiet choice.</w:t>
+      </w:r>
+    </w:p>
+    <w:p>
+      <w:pPr>
+        <w:spacing w:line="336" w:lineRule="auto" w:after="180"/>
+      </w:pPr>
+      <w:r>
+        <w:rPr>
+          <w:b w:val="0"/>
+        </w:rPr>
+        <w:t>Invalid cases check zero candidates. Zero is a supplied whole number within range; blank is missing information.</w:t>
+      </w:r>
+    </w:p>
+    <w:p>
+      <w:pPr>
+        <w:spacing w:line="336" w:lineRule="auto" w:after="180"/>
+      </w:pPr>
+      <w:r>
+        <w:rPr>
+          <w:b w:val="0"/>
+        </w:rPr>
+        <w:t xml:space="preserve">Start by identifying the given </w:t>
+      </w:r>
+      <w:r>
+        <w:rPr>
+          <w:b/>
+        </w:rPr>
+        <w:t>input</w:t>
+      </w:r>
+      <w:r>
+        <w:rPr>
+          <w:b w:val="0"/>
+        </w:rPr>
+        <w:t>s together. Leave the intermediate steps blank. If needed, model one step, then withdraw that help on the next step. Move to a full trace only when the partial trace is understood.</w:t>
+      </w:r>
+    </w:p>
+    <w:p>
+      <w:pPr>
+        <w:spacing w:line="336" w:lineRule="auto" w:after="180"/>
+      </w:pPr>
+      <w:r>
+        <w:rPr>
+          <w:b w:val="0"/>
+        </w:rPr>
+        <w:t>For partners, alternate explainer and checker; collect a response from every learner before discussion.</w:t>
+      </w:r>
+    </w:p>
+    <w:p>
+      <w:pPr>
+        <w:pStyle w:val="Heading2"/>
+      </w:pPr>
+      <w:r>
+        <w:t>Check the misconception before discussion</w:t>
+      </w:r>
+    </w:p>
+    <w:p>
+      <w:pPr>
+        <w:spacing w:line="336" w:lineRule="auto" w:after="180"/>
+      </w:pPr>
+      <w:r>
+        <w:rPr>
+          <w:b w:val="0"/>
+        </w:rPr>
+        <w:t>Use the worked case for Testing boundaries and varied conditions. Proposed explanation: “At the limit means outside the rule”. Decide whether this explanation is supported.</w:t>
+      </w:r>
+    </w:p>
+    <w:p>
+      <w:pPr>
+        <w:spacing w:line="336" w:lineRule="auto" w:after="180"/>
+      </w:pPr>
+      <w:r>
+        <w:rPr>
+          <w:b w:val="0"/>
+        </w:rPr>
+        <w:t>Point to the step or supplied fact that decides; explain your repair if needed.</w:t>
+      </w:r>
+    </w:p>
+    <w:p>
+      <w:pPr>
+        <w:spacing w:line="336" w:lineRule="auto" w:after="180"/>
+      </w:pPr>
+      <w:r>
+        <w:rPr>
+          <w:b w:val="0"/>
+        </w:rPr>
+        <w:t xml:space="preserve">Expected correction: An </w:t>
+      </w:r>
+      <w:r>
+        <w:rPr>
+          <w:b/>
+        </w:rPr>
+        <w:t>inclusive</w:t>
+      </w:r>
+      <w:r>
+        <w:rPr>
+          <w:b w:val="0"/>
+        </w:rPr>
+        <w:t xml:space="preserve"> rule accepts its endpoints and equality.</w:t>
+      </w:r>
+    </w:p>
+    <w:p>
+      <w:pPr>
+        <w:spacing w:line="336" w:lineRule="auto" w:after="180"/>
+      </w:pPr>
+      <w:r>
+        <w:rPr>
+          <w:b w:val="0"/>
+        </w:rPr>
+        <w:t>Collect explanations, not only yes/no votes. If a misunderstanding is common, re-model the relevant step for the class.</w:t>
+      </w:r>
+    </w:p>
+    <w:p>
+      <w:pPr>
+        <w:spacing w:line="336" w:lineRule="auto" w:after="180"/>
+      </w:pPr>
+      <w:r>
+        <w:rPr>
+          <w:b w:val="0"/>
+        </w:rPr>
+        <w:t>If it affects a few learners, give a short targeted group explanation while others solve a more demanding variation.</w:t>
+      </w:r>
+    </w:p>
+    <w:p>
+      <w:pPr>
+        <w:pStyle w:val="Heading2"/>
+      </w:pPr>
+      <w:r>
+        <w:t>Use the pictorial check</w:t>
+      </w:r>
+    </w:p>
+    <w:p>
+      <w:pPr>
+        <w:spacing w:line="336" w:lineRule="auto" w:after="180"/>
+      </w:pPr>
+      <w:r>
+        <w:rPr>
+          <w:b w:val="0"/>
+        </w:rPr>
+        <w:t xml:space="preserve">Which single </w:t>
+      </w:r>
+      <w:r>
+        <w:rPr>
+          <w:b/>
+        </w:rPr>
+        <w:t>boundary</w:t>
+      </w:r>
+      <w:r>
+        <w:rPr>
+          <w:b w:val="0"/>
+        </w:rPr>
+        <w:t xml:space="preserve"> run most directly detects the strict-comparison bug, and why?</w:t>
+      </w:r>
+    </w:p>
+    <w:p>
+      <w:pPr>
+        <w:spacing w:line="336" w:lineRule="auto" w:after="180"/>
+      </w:pPr>
+      <w:r>
+        <w:rPr>
+          <w:b w:val="0"/>
+        </w:rPr>
+        <w:t xml:space="preserve">6: intended A, faulty none. </w:t>
+      </w:r>
+      <w:r>
+        <w:rPr>
+          <w:b/>
+        </w:rPr>
+        <w:t>Input</w:t>
+      </w:r>
+      <w:r>
+        <w:rPr>
+          <w:b w:val="0"/>
+        </w:rPr>
+        <w:t>s 5 and 7 alone would miss this exact equality defect.</w:t>
+      </w:r>
+    </w:p>
+    <w:p>
+      <w:pPr>
+        <w:spacing w:line="336" w:lineRule="auto" w:after="180"/>
+      </w:pPr>
+      <w:r>
+        <w:rPr>
+          <w:b w:val="0"/>
+        </w:rPr>
+        <w:t>Changed-case reasoning: Request 6 now wrongly returns none. A’s duration equals the available time and should be eligible under at most.</w:t>
+      </w:r>
+    </w:p>
+    <w:p>
+      <w:pPr>
+        <w:spacing w:line="336" w:lineRule="auto" w:after="180"/>
+      </w:pPr>
+      <w:r>
+        <w:rPr>
+          <w:b w:val="0"/>
+        </w:rPr>
+        <w:t xml:space="preserve">Collect each learner’s explanation before discussion. Use the first missing connection between </w:t>
+      </w:r>
+      <w:r>
+        <w:rPr>
+          <w:b/>
+        </w:rPr>
+        <w:t>input</w:t>
+      </w:r>
+      <w:r>
+        <w:rPr>
+          <w:b w:val="0"/>
+        </w:rPr>
+        <w:t xml:space="preserve">, deciding step and result to choose support. This question is worked-case practice, not fresh mastery </w:t>
+      </w:r>
+      <w:r>
+        <w:rPr>
+          <w:b/>
+        </w:rPr>
+        <w:t>evidence</w:t>
+      </w:r>
+      <w:r>
+        <w:rPr>
+          <w:b w:val="0"/>
+        </w:rPr>
+        <w:t>.</w:t>
+      </w:r>
+    </w:p>
+    <w:p>
+      <w:pPr>
+        <w:pStyle w:val="Heading2"/>
+      </w:pPr>
+      <w:r>
+        <w:t>Keep each learner explaining</w:t>
+      </w:r>
+    </w:p>
+    <w:p>
+      <w:pPr>
+        <w:pStyle w:val="ListBullet"/>
+      </w:pPr>
+      <w:r>
+        <w:t>Ask: Which facts are given, and which would we have to assume? Learners mark relevant details before discussing answers.</w:t>
+      </w:r>
+    </w:p>
+    <w:p>
+      <w:pPr>
+        <w:pStyle w:val="ListBullet"/>
+      </w:pPr>
+      <w:r>
+        <w:t>Say: Predict first. Show the rule, information path or calculation that would produce the result. A correct guess is not yet an explanation.</w:t>
+      </w:r>
+    </w:p>
+    <w:p>
+      <w:pPr>
+        <w:pStyle w:val="ListBullet"/>
+      </w:pPr>
+      <w:r>
+        <w:t>In pairs, one learner solves while the other checks evidence; exchange roles. Remove the worked answer before independent assessment.</w:t>
+      </w:r>
+    </w:p>
+    <w:p>
+      <w:pPr>
+        <w:pStyle w:val="Heading2"/>
+      </w:pPr>
+      <w:r>
+        <w:t>Earlier wording, alternatives and picture transcripts · reference / check after trying</w:t>
+      </w:r>
+    </w:p>
+    <w:p>
+      <w:pPr>
+        <w:spacing w:line="336" w:lineRule="auto" w:after="180"/>
+      </w:pPr>
+      <w:r>
+        <w:rPr>
+          <w:b w:val="0"/>
+        </w:rPr>
+        <w:t>Demonstrate and guide practice</w:t>
+      </w:r>
+    </w:p>
+    <w:p>
+      <w:pPr>
+        <w:pStyle w:val="Heading3"/>
+      </w:pPr>
+      <w:r>
+        <w:t>Board sequence</w:t>
+      </w:r>
+    </w:p>
+    <w:p>
+      <w:pPr>
+        <w:spacing w:line="336" w:lineRule="auto" w:after="180"/>
+      </w:pPr>
+      <w:r>
+        <w:rPr>
+          <w:b w:val="0"/>
+        </w:rPr>
+        <w:t>Write the given facts: A sorter handles clean paper but fails on crumpled paper and mixed packaging.</w:t>
+      </w:r>
+    </w:p>
+    <w:p>
+      <w:pPr>
+        <w:spacing w:line="336" w:lineRule="auto" w:after="180"/>
+      </w:pPr>
+      <w:r>
+        <w:rPr>
           <w:b w:val="0"/>
         </w:rPr>
         <w:t>Write the question to explain: Design revealing tests.</w:t>
@@ -2855,148 +3129,67 @@
     </w:p>
     <w:p>
       <w:pPr>
+        <w:spacing w:line="336" w:lineRule="auto" w:after="180"/>
+      </w:pPr>
+      <w:r>
+        <w:rPr>
+          <w:b w:val="0"/>
+        </w:rPr>
+        <w:t xml:space="preserve">Reveal after </w:t>
+      </w:r>
+      <w:r>
+        <w:rPr>
+          <w:b/>
+        </w:rPr>
+        <w:t>prediction</w:t>
+      </w:r>
+      <w:r>
+        <w:rPr>
+          <w:b w:val="0"/>
+        </w:rPr>
+        <w:t xml:space="preserve">s: Use separately labelled clean, crumpled and mixed cases with expected </w:t>
+      </w:r>
+      <w:r>
+        <w:rPr>
+          <w:b/>
+        </w:rPr>
+        <w:t>output</w:t>
+      </w:r>
+      <w:r>
+        <w:rPr>
+          <w:b w:val="0"/>
+        </w:rPr>
+        <w:t>s or review actions declared first. Compare conditions.</w:t>
+      </w:r>
+    </w:p>
+    <w:p>
+      <w:pPr>
+        <w:spacing w:line="336" w:lineRule="auto" w:after="180"/>
+      </w:pPr>
+      <w:r>
+        <w:rPr>
+          <w:b w:val="0"/>
+        </w:rPr>
+        <w:t>Use the earlier changed question as optional later practice. Reserve Find an independent capacity boundary for the first independent attempt before hints or feedback.</w:t>
+      </w:r>
+    </w:p>
+    <w:p>
+      <w:pPr>
         <w:pStyle w:val="Heading3"/>
       </w:pPr>
       <w:r>
-        <w:t>3. Reveal the worked reasoning</w:t>
+        <w:t>Classroom dialogue</w:t>
       </w:r>
     </w:p>
     <w:p>
       <w:pPr>
         <w:spacing w:line="336" w:lineRule="auto" w:after="180"/>
-        <w:shd w:fill="F1F6FC"/>
-      </w:pPr>
-      <w:r>
-        <w:rPr>
-          <w:b w:val="0"/>
-        </w:rPr>
-        <w:t xml:space="preserve">Reveal after </w:t>
-      </w:r>
-      <w:r>
-        <w:rPr>
-          <w:b/>
-        </w:rPr>
-        <w:t>prediction</w:t>
-      </w:r>
-      <w:r>
-        <w:rPr>
-          <w:b w:val="0"/>
-        </w:rPr>
-        <w:t xml:space="preserve">s: Use separately labelled clean, crumpled and mixed cases with expected </w:t>
-      </w:r>
-      <w:r>
-        <w:rPr>
-          <w:b/>
-        </w:rPr>
-        <w:t>output</w:t>
-      </w:r>
-      <w:r>
-        <w:rPr>
-          <w:b w:val="0"/>
-        </w:rPr>
-        <w:t>s or review actions declared first. Compare conditions.</w:t>
-      </w:r>
-    </w:p>
-    <w:p>
-      <w:pPr>
-        <w:pStyle w:val="Heading3"/>
-      </w:pPr>
-      <w:r>
-        <w:t>Hold back the independent task</w:t>
-      </w:r>
-    </w:p>
-    <w:p>
-      <w:pPr>
-        <w:spacing w:line="336" w:lineRule="auto" w:after="180"/>
-        <w:shd w:fill="F5F1FB"/>
-      </w:pPr>
-      <w:r>
-        <w:rPr>
-          <w:b w:val="0"/>
-        </w:rPr>
-        <w:t>Keep for an independent attempt: A sorter works on clear photos. Test a blurred pencil, a dim book and an unfamiliar lunch box. What makes these useful tests?</w:t>
-      </w:r>
-    </w:p>
-    <w:p>
-      <w:pPr>
-        <w:pStyle w:val="Heading3"/>
-      </w:pPr>
-      <w:r>
-        <w:t>Classroom dialogue</w:t>
-      </w:r>
-    </w:p>
-    <w:p>
-      <w:pPr>
-        <w:pStyle w:val="Heading3"/>
-      </w:pPr>
-      <w:r>
-        <w:t>Ask the class</w:t>
-      </w:r>
-    </w:p>
-    <w:p>
-      <w:pPr>
-        <w:spacing w:line="336" w:lineRule="auto" w:after="180"/>
-        <w:shd w:fill="F5F1FB"/>
-      </w:pPr>
-      <w:r>
-        <w:rPr>
-          <w:b w:val="0"/>
-        </w:rPr>
-        <w:t>Ask: Which facts are given, and which would we have to assume? Learners mark relevant details before discussing answers.</w:t>
-      </w:r>
-    </w:p>
-    <w:p>
-      <w:pPr>
-        <w:pStyle w:val="Heading3"/>
-      </w:pPr>
-      <w:r>
-        <w:t>Language to model</w:t>
-      </w:r>
-    </w:p>
-    <w:p>
-      <w:pPr>
-        <w:spacing w:line="336" w:lineRule="auto" w:after="180"/>
-        <w:shd w:fill="F1F6F8"/>
-      </w:pPr>
-      <w:r>
-        <w:rPr>
-          <w:b w:val="0"/>
-        </w:rPr>
-        <w:t>Say: Predict first. Show the rule, information path or calculation that would produce the result. A correct guess is not yet an explanation.</w:t>
-      </w:r>
-    </w:p>
-    <w:p>
-      <w:pPr>
-        <w:spacing w:line="336" w:lineRule="auto" w:after="180"/>
       </w:pPr>
       <w:r>
         <w:rPr>
           <w:b w:val="0"/>
         </w:rPr>
         <w:t>Reveal reasoning one step at a time. Explain why a tempting alternative fails. Write units and denominators for arithmetic, trace conditions for decisions, and identify supporting sources for claims.</w:t>
-      </w:r>
-    </w:p>
-    <w:p>
-      <w:pPr>
-        <w:spacing w:line="336" w:lineRule="auto" w:after="180"/>
-      </w:pPr>
-      <w:r>
-        <w:rPr>
-          <w:b w:val="0"/>
-        </w:rPr>
-        <w:t xml:space="preserve">In pairs, one learner solves while the other checks </w:t>
-      </w:r>
-      <w:r>
-        <w:rPr>
-          <w:b/>
-        </w:rPr>
-        <w:t>evidence</w:t>
-      </w:r>
-      <w:r>
-        <w:rPr>
-          <w:b w:val="0"/>
-        </w:rPr>
-        <w:t>; exchange roles. Remove the worked answer before independent assessment.</w:t>
       </w:r>
     </w:p>
     <w:p>
@@ -3296,548 +3489,103 @@
         <w:pStyle w:val="Heading3"/>
       </w:pPr>
       <w:r>
-        <w:t>Completion practice</w:t>
+        <w:t>Individual reasoning check</w:t>
+      </w:r>
+    </w:p>
+    <w:p>
+      <w:pPr>
+        <w:pStyle w:val="Heading3"/>
+      </w:pPr>
+      <w:r>
+        <w:t>Pictorial practice question</w:t>
+      </w:r>
+    </w:p>
+    <w:p>
+      <w:pPr>
+        <w:pStyle w:val="Heading3"/>
+      </w:pPr>
+      <w:r>
+        <w:t>Reasoned teacher answer</w:t>
+      </w:r>
+    </w:p>
+    <w:p>
+      <w:pPr>
+        <w:pStyle w:val="Heading1"/>
+      </w:pPr>
+      <w:r>
+        <w:t>04. Run the supplied investigation</w:t>
+      </w:r>
+    </w:p>
+    <w:p>
+      <w:r>
+        <w:t>Keep expected results, observed paper traces and remaining limits distinguishable.</w:t>
+      </w:r>
+    </w:p>
+    <w:p>
+      <w:pPr>
+        <w:pStyle w:val="Heading2"/>
+      </w:pPr>
+      <w:r>
+        <w:t>Supplied materials and answer guidance</w:t>
       </w:r>
     </w:p>
     <w:p>
       <w:pPr>
         <w:spacing w:line="336" w:lineRule="auto" w:after="180"/>
-        <w:shd w:fill="F5F1FB"/>
-      </w:pPr>
-      <w:r>
-        <w:rPr>
-          <w:b w:val="0"/>
-        </w:rPr>
-        <w:t xml:space="preserve">Completion task: Classify these requests before searching: 0 Yes, 30 Yes, 31 Yes, blank minutes with Yes, 10.5 Yes, and 10 Maybe. Give each expected </w:t>
-      </w:r>
-      <w:r>
-        <w:rPr>
-          <w:b/>
-        </w:rPr>
-        <w:t>output</w:t>
-      </w:r>
-      <w:r>
-        <w:rPr>
-          <w:b w:val="0"/>
-        </w:rPr>
-        <w:t xml:space="preserve"> or clarification and explain whether any candidate should be checked.</w:t>
-      </w:r>
-    </w:p>
-    <w:p>
-      <w:pPr>
-        <w:spacing w:line="336" w:lineRule="auto" w:after="180"/>
-        <w:shd w:fill="F5F1FB"/>
-      </w:pPr>
-      <w:r>
-        <w:rPr>
-          <w:b w:val="0"/>
-        </w:rPr>
-        <w:t>Why must zero not be treated like a blank?</w:t>
-      </w:r>
-    </w:p>
-    <w:p>
-      <w:pPr>
-        <w:pStyle w:val="Heading3"/>
-      </w:pPr>
-      <w:r>
-        <w:t>Reasoning to listen for</w:t>
-      </w:r>
-    </w:p>
-    <w:p>
-      <w:pPr>
-        <w:spacing w:line="336" w:lineRule="auto" w:after="180"/>
-        <w:shd w:fill="F1F6FC"/>
-      </w:pPr>
-      <w:r>
-        <w:rPr>
-          <w:b w:val="0"/>
-        </w:rPr>
-        <w:t>Teacher check: 0 Yes is valid and checks all rows before no match. 30 Yes is valid and selects B1 at the first row. 31, blank minutes and 10.5 require minutes clarification; 10 Maybe requires a Yes or No quiet choice.</w:t>
-      </w:r>
-    </w:p>
-    <w:p>
-      <w:pPr>
-        <w:spacing w:line="336" w:lineRule="auto" w:after="180"/>
-        <w:shd w:fill="F1F6FC"/>
-      </w:pPr>
-      <w:r>
-        <w:rPr>
-          <w:b w:val="0"/>
-        </w:rPr>
-        <w:t>Invalid cases check zero candidates. Zero is a supplied whole number within range; blank is missing information.</w:t>
-      </w:r>
-    </w:p>
-    <w:p>
-      <w:pPr>
-        <w:spacing w:line="336" w:lineRule="auto" w:after="180"/>
-      </w:pPr>
-      <w:r>
-        <w:rPr>
-          <w:b w:val="0"/>
-        </w:rPr>
-        <w:t xml:space="preserve">Start by identifying the given </w:t>
-      </w:r>
-      <w:r>
-        <w:rPr>
-          <w:b/>
-        </w:rPr>
-        <w:t>input</w:t>
-      </w:r>
-      <w:r>
-        <w:rPr>
-          <w:b w:val="0"/>
-        </w:rPr>
-        <w:t>s together. Leave the intermediate steps blank. If needed, model one step, then withdraw that help on the next step. Move to a full trace only when the partial trace is understood.</w:t>
-      </w:r>
-    </w:p>
-    <w:p>
-      <w:pPr>
-        <w:spacing w:line="336" w:lineRule="auto" w:after="180"/>
-      </w:pPr>
-      <w:r>
-        <w:rPr>
-          <w:b w:val="0"/>
-        </w:rPr>
-        <w:t>For partners, alternate explainer and checker; collect a response from every learner before discussion.</w:t>
-      </w:r>
-    </w:p>
-    <w:p>
-      <w:pPr>
-        <w:pStyle w:val="Heading3"/>
-      </w:pPr>
-      <w:r>
-        <w:t>Individual reasoning check</w:t>
-      </w:r>
-    </w:p>
-    <w:p>
-      <w:pPr>
-        <w:spacing w:line="336" w:lineRule="auto" w:after="180"/>
-      </w:pPr>
-      <w:r>
-        <w:rPr>
-          <w:b w:val="0"/>
-        </w:rPr>
-        <w:t>Use the worked case for Testing boundaries and varied conditions. Proposed explanation: “At the limit means outside the rule”. Decide whether this explanation is supported.</w:t>
-      </w:r>
-    </w:p>
-    <w:p>
-      <w:pPr>
-        <w:spacing w:line="336" w:lineRule="auto" w:after="180"/>
-      </w:pPr>
-      <w:r>
-        <w:rPr>
-          <w:b w:val="0"/>
-        </w:rPr>
-        <w:t>Point to the step or supplied fact that decides; explain your repair if needed.</w:t>
-      </w:r>
-    </w:p>
-    <w:p>
-      <w:pPr>
-        <w:pStyle w:val="Heading3"/>
-      </w:pPr>
-      <w:r>
-        <w:t>Expected repair</w:t>
-      </w:r>
-    </w:p>
-    <w:p>
-      <w:pPr>
-        <w:spacing w:line="336" w:lineRule="auto" w:after="180"/>
-        <w:shd w:fill="F1F6FC"/>
-      </w:pPr>
-      <w:r>
-        <w:rPr>
-          <w:b w:val="0"/>
-        </w:rPr>
-        <w:t xml:space="preserve">Expected correction: An </w:t>
-      </w:r>
-      <w:r>
-        <w:rPr>
-          <w:b/>
-        </w:rPr>
-        <w:t>inclusive</w:t>
-      </w:r>
-      <w:r>
-        <w:rPr>
-          <w:b w:val="0"/>
-        </w:rPr>
-        <w:t xml:space="preserve"> rule accepts its endpoints and equality.</w:t>
-      </w:r>
-    </w:p>
-    <w:p>
-      <w:pPr>
-        <w:spacing w:line="336" w:lineRule="auto" w:after="180"/>
-      </w:pPr>
-      <w:r>
-        <w:rPr>
-          <w:b w:val="0"/>
-        </w:rPr>
-        <w:t>Collect explanations, not only yes/no votes. If a misunderstanding is common, re-model the relevant step for the class.</w:t>
-      </w:r>
-    </w:p>
-    <w:p>
-      <w:pPr>
-        <w:spacing w:line="336" w:lineRule="auto" w:after="180"/>
-      </w:pPr>
-      <w:r>
-        <w:rPr>
-          <w:b w:val="0"/>
-        </w:rPr>
-        <w:t>If it affects a few learners, give a short targeted group explanation while others solve a more demanding variation.</w:t>
-      </w:r>
-    </w:p>
-    <w:p>
-      <w:pPr>
-        <w:pStyle w:val="Heading3"/>
-      </w:pPr>
-      <w:r>
-        <w:t>Pictorial practice question</w:t>
-      </w:r>
-    </w:p>
-    <w:p>
-      <w:pPr>
-        <w:spacing w:line="336" w:lineRule="auto" w:after="180"/>
-        <w:shd w:fill="F5F1FB"/>
-      </w:pPr>
-      <w:r>
-        <w:rPr>
-          <w:b w:val="0"/>
-        </w:rPr>
-        <w:t xml:space="preserve">Which single </w:t>
-      </w:r>
-      <w:r>
-        <w:rPr>
-          <w:b/>
-        </w:rPr>
-        <w:t>boundary</w:t>
-      </w:r>
-      <w:r>
-        <w:rPr>
-          <w:b w:val="0"/>
-        </w:rPr>
-        <w:t xml:space="preserve"> run most directly detects the strict-comparison bug, and why?</w:t>
-      </w:r>
-    </w:p>
-    <w:p>
-      <w:pPr>
-        <w:pStyle w:val="Heading3"/>
-      </w:pPr>
-      <w:r>
-        <w:t>Reasoned teacher answer</w:t>
-      </w:r>
-    </w:p>
-    <w:p>
-      <w:pPr>
-        <w:spacing w:line="336" w:lineRule="auto" w:after="180"/>
-      </w:pPr>
-      <w:r>
-        <w:rPr>
-          <w:b w:val="0"/>
-        </w:rPr>
-        <w:t xml:space="preserve">6: intended A, faulty none. </w:t>
-      </w:r>
-      <w:r>
-        <w:rPr>
-          <w:b/>
-        </w:rPr>
-        <w:t>Input</w:t>
-      </w:r>
-      <w:r>
-        <w:rPr>
-          <w:b w:val="0"/>
-        </w:rPr>
-        <w:t>s 5 and 7 alone would miss this exact equality defect.</w:t>
-      </w:r>
-    </w:p>
-    <w:p>
-      <w:pPr>
-        <w:spacing w:line="336" w:lineRule="auto" w:after="180"/>
-      </w:pPr>
-      <w:r>
-        <w:rPr>
-          <w:b w:val="0"/>
-        </w:rPr>
-        <w:t>Changed-case reasoning: Request 6 now wrongly returns none. A’s duration equals the available time and should be eligible under at most.</w:t>
-      </w:r>
-    </w:p>
-    <w:p>
-      <w:pPr>
-        <w:spacing w:line="336" w:lineRule="auto" w:after="180"/>
-      </w:pPr>
-      <w:r>
-        <w:rPr>
-          <w:b w:val="0"/>
-        </w:rPr>
-        <w:t xml:space="preserve">Collect each learner’s explanation before discussion. Use the first missing connection between </w:t>
-      </w:r>
-      <w:r>
-        <w:rPr>
-          <w:b/>
-        </w:rPr>
-        <w:t>input</w:t>
-      </w:r>
-      <w:r>
-        <w:rPr>
-          <w:b w:val="0"/>
-        </w:rPr>
-        <w:t xml:space="preserve">, deciding step and result to choose support. This question is worked-case practice, not fresh mastery </w:t>
-      </w:r>
-      <w:r>
-        <w:rPr>
-          <w:b/>
-        </w:rPr>
-        <w:t>evidence</w:t>
-      </w:r>
-      <w:r>
-        <w:rPr>
-          <w:b w:val="0"/>
-        </w:rPr>
-        <w:t>.</w:t>
-      </w:r>
-    </w:p>
-    <w:p>
-      <w:pPr>
-        <w:pStyle w:val="Heading1"/>
-      </w:pPr>
-      <w:r>
-        <w:t>04. Run the weekly evidence lab</w:t>
-      </w:r>
-    </w:p>
-    <w:p>
-      <w:r>
-        <w:t>Run the Test Edge Cases and Fairness investigation and use the first unsupported step to choose a teaching response.</w:t>
-      </w:r>
-    </w:p>
-    <w:p>
-      <w:pPr>
-        <w:spacing w:line="336" w:lineRule="auto" w:after="180"/>
-      </w:pPr>
-      <w:r>
-        <w:rPr>
-          <w:b w:val="0"/>
-        </w:rPr>
-        <w:t xml:space="preserve">Predict first, test honestly, and explain what the </w:t>
-      </w:r>
-      <w:r>
-        <w:rPr>
-          <w:b/>
-        </w:rPr>
-        <w:t>evidence</w:t>
-      </w:r>
-      <w:r>
-        <w:rPr>
-          <w:b w:val="0"/>
-        </w:rPr>
-        <w:t xml:space="preserve"> means.</w:t>
-      </w:r>
-    </w:p>
-    <w:p>
-      <w:pPr>
-        <w:pStyle w:val="Heading3"/>
-      </w:pPr>
-      <w:r>
-        <w:t>1. Predict</w:t>
-      </w:r>
-    </w:p>
-    <w:p>
-      <w:pPr>
-        <w:spacing w:line="336" w:lineRule="auto" w:after="180"/>
-        <w:shd w:fill="F4F9FC"/>
-      </w:pPr>
-      <w:r>
-        <w:rPr>
-          <w:b w:val="0"/>
-        </w:rPr>
-        <w:t xml:space="preserve">State your </w:t>
-      </w:r>
-      <w:r>
-        <w:rPr>
-          <w:b/>
-        </w:rPr>
-        <w:t>prediction</w:t>
-      </w:r>
-      <w:r>
-        <w:rPr>
-          <w:b w:val="0"/>
-        </w:rPr>
-        <w:t xml:space="preserve"> before the result is known.</w:t>
-      </w:r>
-    </w:p>
-    <w:p>
-      <w:pPr>
-        <w:pStyle w:val="Heading3"/>
-      </w:pPr>
-      <w:r>
-        <w:t>2. Investigate</w:t>
-      </w:r>
-    </w:p>
-    <w:p>
-      <w:pPr>
-        <w:spacing w:line="336" w:lineRule="auto" w:after="180"/>
-        <w:shd w:fill="F4F9FC"/>
-      </w:pPr>
-      <w:r>
-        <w:rPr>
-          <w:b w:val="0"/>
-        </w:rPr>
-        <w:t xml:space="preserve">Complete the task: Add missing, ambiguous, and </w:t>
-      </w:r>
-      <w:r>
-        <w:rPr>
-          <w:b/>
-        </w:rPr>
-        <w:t>subgroup test</w:t>
-      </w:r>
-      <w:r>
-        <w:rPr>
-          <w:b w:val="0"/>
-        </w:rPr>
-        <w:t xml:space="preserve"> cards.</w:t>
-      </w:r>
-    </w:p>
-    <w:p>
-      <w:pPr>
-        <w:pStyle w:val="Heading3"/>
-      </w:pPr>
-      <w:r>
-        <w:t>3. Compare cases</w:t>
-      </w:r>
-    </w:p>
-    <w:p>
-      <w:pPr>
-        <w:spacing w:line="336" w:lineRule="auto" w:after="180"/>
-        <w:shd w:fill="F4F9FC"/>
-      </w:pPr>
-      <w:r>
-        <w:rPr>
-          <w:b w:val="0"/>
-        </w:rPr>
-        <w:t xml:space="preserve">Keep a normal case and an </w:t>
-      </w:r>
-      <w:r>
-        <w:rPr>
-          <w:b/>
-        </w:rPr>
-        <w:t>edge case</w:t>
-      </w:r>
-      <w:r>
-        <w:rPr>
-          <w:b w:val="0"/>
-        </w:rPr>
-        <w:t xml:space="preserve"> clearly separated.</w:t>
-      </w:r>
-    </w:p>
-    <w:p>
-      <w:pPr>
-        <w:pStyle w:val="Heading3"/>
-      </w:pPr>
-      <w:r>
-        <w:t>4. Record honestly</w:t>
-      </w:r>
-    </w:p>
-    <w:p>
-      <w:pPr>
-        <w:spacing w:line="336" w:lineRule="auto" w:after="180"/>
-        <w:shd w:fill="F4F9FC"/>
-      </w:pPr>
-      <w:r>
-        <w:rPr>
-          <w:b w:val="0"/>
-        </w:rPr>
-        <w:t xml:space="preserve">Record what happened—even when it does not match your </w:t>
-      </w:r>
-      <w:r>
-        <w:rPr>
-          <w:b/>
-        </w:rPr>
-        <w:t>prediction</w:t>
-      </w:r>
-      <w:r>
-        <w:rPr>
-          <w:b w:val="0"/>
-        </w:rPr>
-        <w:t>.</w:t>
-      </w:r>
-    </w:p>
-    <w:p>
-      <w:pPr>
-        <w:pStyle w:val="Heading3"/>
-      </w:pPr>
-      <w:r>
-        <w:t>5. Explain and plan the next test</w:t>
-      </w:r>
-    </w:p>
-    <w:p>
-      <w:pPr>
-        <w:spacing w:line="336" w:lineRule="auto" w:after="180"/>
-        <w:shd w:fill="F4F9FC"/>
-      </w:pPr>
-      <w:r>
-        <w:rPr>
-          <w:b w:val="0"/>
-        </w:rPr>
+      </w:pPr>
+      <w:r>
+        <w:rPr>
+          <w:b w:val="0"/>
+        </w:rPr>
+        <w:t>For development E1–E9 under B version 1, required outputs are no match, B1, B1, no match, B1, clarify minutes, clarify minutes, clarify minutes and clarify quiet. Search should not start for the four invalid/missing inputs E6–E9. Under B version 2, (12,Yes) must return B3. B version 3 gives B4 for (15,No) and no match for (15,Yes). These are expectations; actual runs must be recorded. Numerical coverage is not evidence of real-group fairness or usability. Reserve Find an independent capacity boundary for an individual attempt.</w:t>
+      </w:r>
+    </w:p>
+    <w:p>
+      <w:pPr>
+        <w:pStyle w:val="Heading2"/>
+      </w:pPr>
+      <w:r>
+        <w:t>Run and record</w:t>
+      </w:r>
+    </w:p>
+    <w:p>
+      <w:pPr>
+        <w:pStyle w:val="ListNumber"/>
+      </w:pPr>
+      <w:r>
+        <w:t>Complete the task: Add missing, ambiguous, and subgroup test cards.</w:t>
+      </w:r>
+    </w:p>
+    <w:p>
+      <w:pPr>
+        <w:pStyle w:val="ListNumber"/>
+      </w:pPr>
+      <w:r>
+        <w:t>Keep a normal case and an edge case clearly separated.</w:t>
+      </w:r>
+    </w:p>
+    <w:p>
+      <w:pPr>
+        <w:pStyle w:val="ListNumber"/>
+      </w:pPr>
+      <w:r>
+        <w:t>Record what happened—even when it does not match your prediction.</w:t>
+      </w:r>
+    </w:p>
+    <w:p>
+      <w:pPr>
+        <w:pStyle w:val="ListNumber"/>
+      </w:pPr>
+      <w:r>
         <w:t>Explain the result, one limitation, and the next useful test.</w:t>
       </w:r>
     </w:p>
     <w:p>
       <w:pPr>
-        <w:pStyle w:val="Heading3"/>
-      </w:pPr>
-      <w:r>
-        <w:t>Use a fresh case after support</w:t>
-      </w:r>
-    </w:p>
-    <w:p>
-      <w:pPr>
-        <w:spacing w:line="336" w:lineRule="auto" w:after="180"/>
-        <w:shd w:fill="FFF5E6"/>
-      </w:pPr>
-      <w:r>
-        <w:rPr>
-          <w:b w:val="0"/>
-        </w:rPr>
-        <w:t>INDEPENDENCE After support is removed, repeat the proof with a fresh case.</w:t>
-      </w:r>
-    </w:p>
-    <w:p>
-      <w:pPr>
-        <w:pStyle w:val="Heading3"/>
-      </w:pPr>
-      <w:r>
-        <w:t>Make the lab runnable</w:t>
-      </w:r>
-    </w:p>
-    <w:p>
-      <w:pPr>
-        <w:spacing w:line="336" w:lineRule="auto" w:after="180"/>
-      </w:pPr>
-      <w:r>
-        <w:rPr>
-          <w:b w:val="0"/>
-        </w:rPr>
-        <w:t xml:space="preserve">Use the concrete case as the shared normal case and the independent question as a second case. Each pair creates a </w:t>
-      </w:r>
-      <w:r>
-        <w:rPr>
-          <w:b/>
-        </w:rPr>
-        <w:t>boundary</w:t>
-      </w:r>
-      <w:r>
-        <w:rPr>
-          <w:b w:val="0"/>
-        </w:rPr>
-        <w:t xml:space="preserve"> or missing-information case and predicts its result before testing.</w:t>
-      </w:r>
-    </w:p>
-    <w:p>
-      <w:pPr>
-        <w:spacing w:line="336" w:lineRule="auto" w:after="180"/>
-      </w:pPr>
-      <w:r>
-        <w:rPr>
-          <w:b w:val="0"/>
-        </w:rPr>
-        <w:t>Keep the expected result separate from an observed mistake.</w:t>
+        <w:pStyle w:val="Heading2"/>
+      </w:pPr>
+      <w:r>
+        <w:t>Keep an inspectable record</w:t>
       </w:r>
     </w:p>
     <w:tbl>
@@ -3988,42 +3736,56 @@
     </w:tbl>
     <w:p>
       <w:pPr>
-        <w:pStyle w:val="Heading3"/>
-      </w:pPr>
-      <w:r>
-        <w:t>Diagnose and reteach</w:t>
-      </w:r>
-    </w:p>
-    <w:p>
-      <w:pPr>
-        <w:pStyle w:val="Heading3"/>
-      </w:pPr>
-      <w:r>
-        <w:t>Find the unsupported claim</w:t>
+        <w:pStyle w:val="Heading2"/>
+      </w:pPr>
+      <w:r>
+        <w:t>Diagnose the first misunderstanding</w:t>
       </w:r>
     </w:p>
     <w:p>
       <w:pPr>
         <w:spacing w:line="336" w:lineRule="auto" w:after="180"/>
-        <w:shd w:fill="F5F1FB"/>
-      </w:pPr>
-      <w:r>
-        <w:rPr>
-          <w:b w:val="0"/>
-        </w:rPr>
-        <w:t xml:space="preserve">CLAIM TO REPAIR Repeating only easy </w:t>
+      </w:pPr>
+      <w:r>
+        <w:rPr>
+          <w:b w:val="0"/>
+        </w:rPr>
+        <w:t xml:space="preserve">At the limit means outside the rule: An </w:t>
       </w:r>
       <w:r>
         <w:rPr>
           <w:b/>
         </w:rPr>
+        <w:t>inclusive</w:t>
+      </w:r>
+      <w:r>
+        <w:rPr>
+          <w:b w:val="0"/>
+        </w:rPr>
+        <w:t xml:space="preserve"> rule accepts its endpoints and equality.</w:t>
+      </w:r>
+    </w:p>
+    <w:p>
+      <w:pPr>
+        <w:spacing w:line="336" w:lineRule="auto" w:after="180"/>
+      </w:pPr>
+      <w:r>
+        <w:rPr>
+          <w:b w:val="0"/>
+        </w:rPr>
+        <w:t xml:space="preserve">No match and invalid mean the same thing: No match follows valid </w:t>
+      </w:r>
+      <w:r>
+        <w:rPr>
+          <w:b/>
+        </w:rPr>
         <w:t>input</w:t>
       </w:r>
       <w:r>
         <w:rPr>
           <w:b w:val="0"/>
         </w:rPr>
-        <w:t>s tests the system's limits.</w:t>
+        <w:t>; invalid fields need clarification before search.</w:t>
       </w:r>
     </w:p>
     <w:p>
@@ -4034,94 +3796,15 @@
         <w:rPr>
           <w:b w:val="0"/>
         </w:rPr>
-        <w:t>For guessing, return to given facts and request a trace. For vocabulary without application, use one example and one non-example. For arithmetic errors, check the setup before the calculation.</w:t>
-      </w:r>
-    </w:p>
-    <w:p>
-      <w:pPr>
-        <w:spacing w:line="336" w:lineRule="auto" w:after="180"/>
-      </w:pPr>
-      <w:r>
-        <w:rPr>
-          <w:b w:val="0"/>
-        </w:rPr>
-        <w:t>Finish with a different uncoached case before recording mastery.</w:t>
-      </w:r>
-    </w:p>
-    <w:p>
-      <w:pPr>
-        <w:pStyle w:val="Heading3"/>
-      </w:pPr>
-      <w:r>
-        <w:t>Address these additional misconceptions</w:t>
-      </w:r>
-    </w:p>
-    <w:p>
-      <w:pPr>
-        <w:spacing w:line="336" w:lineRule="auto" w:after="180"/>
-      </w:pPr>
-      <w:r>
-        <w:rPr>
-          <w:b w:val="0"/>
-        </w:rPr>
-        <w:t xml:space="preserve">At the limit means outside the rule: An </w:t>
-      </w:r>
-      <w:r>
-        <w:rPr>
-          <w:b/>
-        </w:rPr>
-        <w:t>inclusive</w:t>
-      </w:r>
-      <w:r>
-        <w:rPr>
-          <w:b w:val="0"/>
-        </w:rPr>
-        <w:t xml:space="preserve"> rule accepts its endpoints and equality.</w:t>
-      </w:r>
-    </w:p>
-    <w:p>
-      <w:pPr>
-        <w:spacing w:line="336" w:lineRule="auto" w:after="180"/>
-      </w:pPr>
-      <w:r>
-        <w:rPr>
-          <w:b w:val="0"/>
-        </w:rPr>
-        <w:t xml:space="preserve">No match and invalid mean the same thing: No match follows valid </w:t>
-      </w:r>
-      <w:r>
-        <w:rPr>
-          <w:b/>
-        </w:rPr>
-        <w:t>input</w:t>
-      </w:r>
-      <w:r>
-        <w:rPr>
-          <w:b w:val="0"/>
-        </w:rPr>
-        <w:t>; invalid fields need clarification before search.</w:t>
-      </w:r>
-    </w:p>
-    <w:p>
-      <w:pPr>
-        <w:spacing w:line="336" w:lineRule="auto" w:after="180"/>
-      </w:pPr>
-      <w:r>
-        <w:rPr>
-          <w:b w:val="0"/>
-        </w:rPr>
         <w:t>A catalogue change needs the same expected answer: Recompute expectations from the declared new data and unchanged requirements.</w:t>
       </w:r>
     </w:p>
     <w:p>
       <w:pPr>
-        <w:spacing w:line="336" w:lineRule="auto" w:after="180"/>
-      </w:pPr>
-      <w:r>
-        <w:rPr>
-          <w:b w:val="0"/>
-        </w:rPr>
-        <w:t>More routine repetitions close every gap: Choose cases that exercise a missing condition or path.</w:t>
+        <w:pStyle w:val="Heading2"/>
+      </w:pPr>
+      <w:r>
+        <w:t>Choose support from the response</w:t>
       </w:r>
     </w:p>
     <w:p>
@@ -4280,12 +3963,191 @@
     </w:tbl>
     <w:p>
       <w:pPr>
+        <w:pStyle w:val="Heading2"/>
+      </w:pPr>
+      <w:r>
+        <w:t>Earlier wording, alternatives and picture transcripts · reference / check after trying</w:t>
+      </w:r>
+    </w:p>
+    <w:p>
+      <w:pPr>
         <w:spacing w:line="336" w:lineRule="auto" w:after="180"/>
       </w:pPr>
       <w:r>
         <w:rPr>
           <w:b w:val="0"/>
         </w:rPr>
+        <w:t>Run the weekly evidence lab</w:t>
+      </w:r>
+    </w:p>
+    <w:p>
+      <w:pPr>
+        <w:spacing w:line="336" w:lineRule="auto" w:after="180"/>
+      </w:pPr>
+      <w:r>
+        <w:rPr>
+          <w:b w:val="0"/>
+        </w:rPr>
+        <w:t xml:space="preserve">Predict first, test honestly, and explain what the </w:t>
+      </w:r>
+      <w:r>
+        <w:rPr>
+          <w:b/>
+        </w:rPr>
+        <w:t>evidence</w:t>
+      </w:r>
+      <w:r>
+        <w:rPr>
+          <w:b w:val="0"/>
+        </w:rPr>
+        <w:t xml:space="preserve"> means.</w:t>
+      </w:r>
+    </w:p>
+    <w:p>
+      <w:pPr>
+        <w:spacing w:line="336" w:lineRule="auto" w:after="180"/>
+      </w:pPr>
+      <w:r>
+        <w:rPr>
+          <w:b w:val="0"/>
+        </w:rPr>
+        <w:t xml:space="preserve">State your </w:t>
+      </w:r>
+      <w:r>
+        <w:rPr>
+          <w:b/>
+        </w:rPr>
+        <w:t>prediction</w:t>
+      </w:r>
+      <w:r>
+        <w:rPr>
+          <w:b w:val="0"/>
+        </w:rPr>
+        <w:t xml:space="preserve"> before the result is known.</w:t>
+      </w:r>
+    </w:p>
+    <w:p>
+      <w:pPr>
+        <w:spacing w:line="336" w:lineRule="auto" w:after="180"/>
+      </w:pPr>
+      <w:r>
+        <w:rPr>
+          <w:b w:val="0"/>
+        </w:rPr>
+        <w:t>INDEPENDENCE After support is removed, repeat the proof with a fresh case.</w:t>
+      </w:r>
+    </w:p>
+    <w:p>
+      <w:pPr>
+        <w:pStyle w:val="Heading3"/>
+      </w:pPr>
+      <w:r>
+        <w:t>Make the lab runnable</w:t>
+      </w:r>
+    </w:p>
+    <w:p>
+      <w:pPr>
+        <w:spacing w:line="336" w:lineRule="auto" w:after="180"/>
+      </w:pPr>
+      <w:r>
+        <w:rPr>
+          <w:b w:val="0"/>
+        </w:rPr>
+        <w:t xml:space="preserve">Use the supplied investigation for shared practice. Keep predictions and observed paper-trace results separate. Reserve Find an independent capacity </w:t>
+      </w:r>
+      <w:r>
+        <w:rPr>
+          <w:b/>
+        </w:rPr>
+        <w:t>boundary</w:t>
+      </w:r>
+      <w:r>
+        <w:rPr>
+          <w:b w:val="0"/>
+        </w:rPr>
+        <w:t xml:space="preserve"> for the individual first attempt before feedback; do not use the reserved case as a paired lab task.</w:t>
+      </w:r>
+    </w:p>
+    <w:p>
+      <w:pPr>
+        <w:pStyle w:val="Heading3"/>
+      </w:pPr>
+      <w:r>
+        <w:t>Diagnose and reteach</w:t>
+      </w:r>
+    </w:p>
+    <w:p>
+      <w:pPr>
+        <w:spacing w:line="336" w:lineRule="auto" w:after="180"/>
+      </w:pPr>
+      <w:r>
+        <w:rPr>
+          <w:b w:val="0"/>
+        </w:rPr>
+        <w:t xml:space="preserve">CLAIM TO REPAIR Repeating only easy </w:t>
+      </w:r>
+      <w:r>
+        <w:rPr>
+          <w:b/>
+        </w:rPr>
+        <w:t>input</w:t>
+      </w:r>
+      <w:r>
+        <w:rPr>
+          <w:b w:val="0"/>
+        </w:rPr>
+        <w:t>s tests the system's limits.</w:t>
+      </w:r>
+    </w:p>
+    <w:p>
+      <w:pPr>
+        <w:spacing w:line="336" w:lineRule="auto" w:after="180"/>
+      </w:pPr>
+      <w:r>
+        <w:rPr>
+          <w:b w:val="0"/>
+        </w:rPr>
+        <w:t>For guessing, return to given facts and request a trace. For vocabulary without application, use one example and one non-example. For arithmetic errors, check the setup before the calculation.</w:t>
+      </w:r>
+    </w:p>
+    <w:p>
+      <w:pPr>
+        <w:spacing w:line="336" w:lineRule="auto" w:after="180"/>
+      </w:pPr>
+      <w:r>
+        <w:rPr>
+          <w:b w:val="0"/>
+        </w:rPr>
+        <w:t>Finish with a different uncoached case before recording mastery.</w:t>
+      </w:r>
+    </w:p>
+    <w:p>
+      <w:pPr>
+        <w:pStyle w:val="Heading3"/>
+      </w:pPr>
+      <w:r>
+        <w:t>Address these additional misconceptions</w:t>
+      </w:r>
+    </w:p>
+    <w:p>
+      <w:pPr>
+        <w:spacing w:line="336" w:lineRule="auto" w:after="180"/>
+      </w:pPr>
+      <w:r>
+        <w:rPr>
+          <w:b w:val="0"/>
+        </w:rPr>
+        <w:t>More routine repetitions close every gap: Choose cases that exercise a missing condition or path.</w:t>
+      </w:r>
+    </w:p>
+    <w:p>
+      <w:pPr>
+        <w:spacing w:line="336" w:lineRule="auto" w:after="180"/>
+      </w:pPr>
+      <w:r>
+        <w:rPr>
+          <w:b w:val="0"/>
+        </w:rPr>
         <w:t>Offer an oral explanation, drawing, enlarged visual or fewer examples when that removes a reading/writing barrier. Keep the same reasoning goal.</w:t>
       </w:r>
     </w:p>
@@ -4317,12 +4179,572 @@
         <w:pStyle w:val="Heading1"/>
       </w:pPr>
       <w:r>
-        <w:t>05. Assess and explain the answers</w:t>
-      </w:r>
-    </w:p>
-    <w:p>
-      <w:r>
-        <w:t>Use the Test Edge Cases and Fairness questions, teacher keys and criteria after the relevant attempts. Previously discussed cases are practice; protect the separately selected independent task.</w:t>
+        <w:t>05. Assess the selected new case</w:t>
+      </w:r>
+    </w:p>
+    <w:p>
+      <w:r>
+        <w:t>Keep this key until after the first attempt; accept valid alternatives with defensible reasoning.</w:t>
+      </w:r>
+    </w:p>
+    <w:p>
+      <w:pPr>
+        <w:pStyle w:val="Heading2"/>
+      </w:pPr>
+      <w:r>
+        <w:t>Selected independent question and key</w:t>
+      </w:r>
+    </w:p>
+    <w:p>
+      <w:pPr>
+        <w:spacing w:line="336" w:lineRule="auto" w:after="180"/>
+      </w:pPr>
+      <w:r>
+        <w:rPr>
+          <w:b w:val="0"/>
+        </w:rPr>
+        <w:t>Selected case: A new equipment selector lists E1 first, capacity 4; E2 second, capacity 8. Valid group size is a whole number from 1 to 10.</w:t>
+      </w:r>
+    </w:p>
+    <w:p>
+      <w:pPr>
+        <w:spacing w:line="336" w:lineRule="auto" w:after="180"/>
+      </w:pPr>
+      <w:r>
+        <w:rPr>
+          <w:b w:val="0"/>
+        </w:rPr>
+        <w:t xml:space="preserve">Choose the first item whose capacity is at least the group size, or no match; </w:t>
+      </w:r>
+      <w:r>
+        <w:rPr>
+          <w:b/>
+        </w:rPr>
+        <w:t>invalid input</w:t>
+      </w:r>
+      <w:r>
+        <w:rPr>
+          <w:b w:val="0"/>
+        </w:rPr>
+        <w:t xml:space="preserve"> needs clarification. A faulty version uses capacity strictly greater than group size.</w:t>
+      </w:r>
+    </w:p>
+    <w:p>
+      <w:pPr>
+        <w:spacing w:line="336" w:lineRule="auto" w:after="180"/>
+      </w:pPr>
+      <w:r>
+        <w:rPr>
+          <w:b w:val="0"/>
+        </w:rPr>
+        <w:t xml:space="preserve">Independently give correct and faulty </w:t>
+      </w:r>
+      <w:r>
+        <w:rPr>
+          <w:b/>
+        </w:rPr>
+        <w:t>output</w:t>
+      </w:r>
+      <w:r>
+        <w:rPr>
+          <w:b w:val="0"/>
+        </w:rPr>
+        <w:t>s for groups 3, 4 and 5, then for group 8. Explain the defect and give the correct response to group 0. No booking occurs.</w:t>
+      </w:r>
+    </w:p>
+    <w:p>
+      <w:pPr>
+        <w:spacing w:line="336" w:lineRule="auto" w:after="180"/>
+      </w:pPr>
+      <w:r>
+        <w:rPr>
+          <w:b w:val="0"/>
+        </w:rPr>
+        <w:t xml:space="preserve">Correct </w:t>
+      </w:r>
+      <w:r>
+        <w:rPr>
+          <w:b/>
+        </w:rPr>
+        <w:t>output</w:t>
+      </w:r>
+      <w:r>
+        <w:rPr>
+          <w:b w:val="0"/>
+        </w:rPr>
+        <w:t xml:space="preserve">s for 3, 4, 5 and 8 are E1, E1, E2 and E2. Faulty </w:t>
+      </w:r>
+      <w:r>
+        <w:rPr>
+          <w:b/>
+        </w:rPr>
+        <w:t>output</w:t>
+      </w:r>
+      <w:r>
+        <w:rPr>
+          <w:b w:val="0"/>
+        </w:rPr>
+        <w:t>s are E1, E2, E2 and no match. Equality is wrongly excluded at capacities 4 and 8. Use capacity at least group size, including equality.</w:t>
+      </w:r>
+    </w:p>
+    <w:p>
+      <w:pPr>
+        <w:spacing w:line="336" w:lineRule="auto" w:after="180"/>
+      </w:pPr>
+      <w:r>
+        <w:rPr>
+          <w:b w:val="0"/>
+        </w:rPr>
+        <w:t>Group 0 is outside the accepted 1 to 10 range and needs clarification before any search. This range differs from the activity time range.</w:t>
+      </w:r>
+    </w:p>
+    <w:p>
+      <w:pPr>
+        <w:pStyle w:val="Heading2"/>
+      </w:pPr>
+      <w:r>
+        <w:t>Judge explanation, trace and limits</w:t>
+      </w:r>
+    </w:p>
+    <w:tbl>
+      <w:tblPr>
+        <w:tblStyle w:val="LightShading-Accent1"/>
+        <w:tblW w:type="auto" w:w="0"/>
+        <w:tblLook w:firstColumn="1" w:firstRow="1" w:lastColumn="0" w:lastRow="0" w:noHBand="0" w:noVBand="1" w:val="04A0"/>
+      </w:tblPr>
+      <w:tblGrid>
+        <w:gridCol w:w="5112"/>
+        <w:gridCol w:w="5112"/>
+      </w:tblGrid>
+      <w:tr>
+        <w:trPr>
+          <w:tblHeader/>
+        </w:trPr>
+        <w:tc>
+          <w:tcPr>
+            <w:tcW w:type="dxa" w:w="5112"/>
+          </w:tcPr>
+          <w:p>
+            <w:r>
+              <w:t>Dimension</w:t>
+            </w:r>
+          </w:p>
+        </w:tc>
+        <w:tc>
+          <w:tcPr>
+            <w:tcW w:type="dxa" w:w="5112"/>
+          </w:tcPr>
+          <w:p>
+            <w:r>
+              <w:t>Evidence required</w:t>
+            </w:r>
+          </w:p>
+        </w:tc>
+      </w:tr>
+      <w:tr>
+        <w:tc>
+          <w:tcPr>
+            <w:tcW w:type="dxa" w:w="5112"/>
+          </w:tcPr>
+          <w:p>
+            <w:r>
+              <w:t>Explanation</w:t>
+            </w:r>
+          </w:p>
+        </w:tc>
+        <w:tc>
+          <w:tcPr>
+            <w:tcW w:type="dxa" w:w="5112"/>
+          </w:tcPr>
+          <w:p>
+            <w:r>
+              <w:t>Names the applicable idea or procedure and ties it to the supplied facts.</w:t>
+            </w:r>
+          </w:p>
+        </w:tc>
+      </w:tr>
+      <w:tr>
+        <w:tc>
+          <w:tcPr>
+            <w:tcW w:type="dxa" w:w="5112"/>
+          </w:tcPr>
+          <w:p>
+            <w:r>
+              <w:t>Trace and result</w:t>
+            </w:r>
+          </w:p>
+        </w:tc>
+        <w:tc>
+          <w:tcPr>
+            <w:tcW w:type="dxa" w:w="5112"/>
+          </w:tcPr>
+          <w:p>
+            <w:r>
+              <w:t>Preserves the given inputs and shows the relevant intermediate steps; distinguishes a prediction from an observed execution.</w:t>
+            </w:r>
+          </w:p>
+        </w:tc>
+      </w:tr>
+      <w:tr>
+        <w:tc>
+          <w:tcPr>
+            <w:tcW w:type="dxa" w:w="5112"/>
+          </w:tcPr>
+          <w:p>
+            <w:r>
+              <w:t>Limits</w:t>
+            </w:r>
+          </w:p>
+        </w:tc>
+        <w:tc>
+          <w:tcPr>
+            <w:tcW w:type="dxa" w:w="5112"/>
+          </w:tcPr>
+          <w:p>
+            <w:r>
+              <w:t>States the assumptions, missing evidence or conditions under which the result would change.</w:t>
+            </w:r>
+          </w:p>
+        </w:tc>
+      </w:tr>
+    </w:tbl>
+    <w:p>
+      <w:pPr>
+        <w:spacing w:line="336" w:lineRule="auto" w:after="180"/>
+      </w:pPr>
+      <w:r>
+        <w:rPr>
+          <w:b w:val="0"/>
+        </w:rPr>
+        <w:t>Record each dimension as not yet, with support, or independent. Accept a valid alternative procedure with a defensible trace.</w:t>
+      </w:r>
+    </w:p>
+    <w:p>
+      <w:pPr>
+        <w:spacing w:line="336" w:lineRule="auto" w:after="180"/>
+      </w:pPr>
+      <w:r>
+        <w:rPr>
+          <w:b w:val="0"/>
+        </w:rPr>
+        <w:t xml:space="preserve">Do not penalise an honestly recorded model failure if the learner correctly explains its </w:t>
+      </w:r>
+      <w:r>
+        <w:rPr>
+          <w:b/>
+        </w:rPr>
+        <w:t>evidence</w:t>
+      </w:r>
+      <w:r>
+        <w:rPr>
+          <w:b w:val="0"/>
+        </w:rPr>
+        <w:t xml:space="preserve"> and limits.</w:t>
+      </w:r>
+    </w:p>
+    <w:p>
+      <w:pPr>
+        <w:pStyle w:val="Heading2"/>
+      </w:pPr>
+      <w:r>
+        <w:t>Give one usable repair action</w:t>
+      </w:r>
+    </w:p>
+    <w:p>
+      <w:pPr>
+        <w:spacing w:line="336" w:lineRule="auto" w:after="180"/>
+      </w:pPr>
+      <w:r>
+        <w:rPr>
+          <w:b w:val="0"/>
+        </w:rPr>
+        <w:t>Name the earliest unsupported step and give one action to repair it. Have the learner make that repair now and explain why. Then assess the relevant skill on a fresh, fully specified case.</w:t>
+      </w:r>
+    </w:p>
+    <w:p>
+      <w:pPr>
+        <w:spacing w:line="336" w:lineRule="auto" w:after="180"/>
+      </w:pPr>
+      <w:r>
+        <w:rPr>
+          <w:b w:val="0"/>
+        </w:rPr>
+        <w:t>Confirm it was not previously practised with feedback; solve and check the new case before assigning it. A follow-up design prompt is a starting brief, not automatically an equivalent test.</w:t>
+      </w:r>
+    </w:p>
+    <w:p>
+      <w:pPr>
+        <w:pStyle w:val="Heading2"/>
+      </w:pPr>
+      <w:r>
+        <w:t>W1 Plan the equality tests</w:t>
+      </w:r>
+    </w:p>
+    <w:p>
+      <w:pPr>
+        <w:spacing w:line="336" w:lineRule="auto" w:after="180"/>
+      </w:pPr>
+      <w:r>
+        <w:rPr>
+          <w:b w:val="0"/>
+        </w:rPr>
+        <w:t xml:space="preserve">For catalogue B version 1, write expected </w:t>
+      </w:r>
+      <w:r>
+        <w:rPr>
+          <w:b/>
+        </w:rPr>
+        <w:t>output</w:t>
+      </w:r>
+      <w:r>
+        <w:rPr>
+          <w:b w:val="0"/>
+        </w:rPr>
+        <w:t xml:space="preserve">s and reasons for 9 Yes, 10 Yes and 11 Yes. Explain why keeping quiet and catalogue fixed helps examine the time </w:t>
+      </w:r>
+      <w:r>
+        <w:rPr>
+          <w:b/>
+        </w:rPr>
+        <w:t>boundary</w:t>
+      </w:r>
+      <w:r>
+        <w:rPr>
+          <w:b w:val="0"/>
+        </w:rPr>
+        <w:t>.</w:t>
+      </w:r>
+    </w:p>
+    <w:p>
+      <w:pPr>
+        <w:spacing w:line="336" w:lineRule="auto" w:after="180"/>
+      </w:pPr>
+      <w:r>
+        <w:rPr>
+          <w:b w:val="0"/>
+        </w:rPr>
+        <w:t>Predict what the faulty strictly-less-than S comparison does for 10 Yes.</w:t>
+      </w:r>
+    </w:p>
+    <w:p>
+      <w:pPr>
+        <w:spacing w:line="336" w:lineRule="auto" w:after="180"/>
+      </w:pPr>
+      <w:r>
+        <w:rPr>
+          <w:b w:val="0"/>
+        </w:rPr>
+        <w:t>9 Yes has no match: B1 and B3 are too long and B2 is not quiet; B4 also fails. 10 Yes and 11 Yes select B1, which is quiet and fits at equality or with time left. Fixing the other conditions isolates the time comparison.</w:t>
+      </w:r>
+    </w:p>
+    <w:p>
+      <w:pPr>
+        <w:spacing w:line="336" w:lineRule="auto" w:after="180"/>
+      </w:pPr>
+      <w:r>
+        <w:rPr>
+          <w:b w:val="0"/>
+        </w:rPr>
+        <w:t>S rejects equality at B1 and cannot find a later fit for 10 Yes, so incorrectly returns no match.</w:t>
+      </w:r>
+    </w:p>
+    <w:p>
+      <w:pPr>
+        <w:pStyle w:val="Heading2"/>
+      </w:pPr>
+      <w:r>
+        <w:t>W2 Check the validation boundary</w:t>
+      </w:r>
+    </w:p>
+    <w:p>
+      <w:pPr>
+        <w:spacing w:line="336" w:lineRule="auto" w:after="180"/>
+      </w:pPr>
+      <w:r>
+        <w:rPr>
+          <w:b w:val="0"/>
+        </w:rPr>
+        <w:t xml:space="preserve">Classify these requests before searching: 0 Yes, 30 Yes, 31 Yes, blank minutes with Yes, 10.5 Yes, and 10 Maybe. Give each expected </w:t>
+      </w:r>
+      <w:r>
+        <w:rPr>
+          <w:b/>
+        </w:rPr>
+        <w:t>output</w:t>
+      </w:r>
+      <w:r>
+        <w:rPr>
+          <w:b w:val="0"/>
+        </w:rPr>
+        <w:t xml:space="preserve"> or clarification and explain whether any candidate should be checked.</w:t>
+      </w:r>
+    </w:p>
+    <w:p>
+      <w:pPr>
+        <w:spacing w:line="336" w:lineRule="auto" w:after="180"/>
+      </w:pPr>
+      <w:r>
+        <w:rPr>
+          <w:b w:val="0"/>
+        </w:rPr>
+        <w:t>Why must zero not be treated like a blank?</w:t>
+      </w:r>
+    </w:p>
+    <w:p>
+      <w:pPr>
+        <w:spacing w:line="336" w:lineRule="auto" w:after="180"/>
+      </w:pPr>
+      <w:r>
+        <w:rPr>
+          <w:b w:val="0"/>
+        </w:rPr>
+        <w:t>0 Yes is valid and checks all rows before no match. 30 Yes is valid and selects B1 at the first row. 31, blank minutes and 10.5 require minutes clarification; 10 Maybe requires a Yes or No quiet choice.</w:t>
+      </w:r>
+    </w:p>
+    <w:p>
+      <w:pPr>
+        <w:spacing w:line="336" w:lineRule="auto" w:after="180"/>
+      </w:pPr>
+      <w:r>
+        <w:rPr>
+          <w:b w:val="0"/>
+        </w:rPr>
+        <w:t>Invalid cases check zero candidates. Zero is a supplied whole number within range; blank is missing information.</w:t>
+      </w:r>
+    </w:p>
+    <w:p>
+      <w:pPr>
+        <w:pStyle w:val="Heading2"/>
+      </w:pPr>
+      <w:r>
+        <w:t>W3 Run a labelled catalogue variation</w:t>
+      </w:r>
+    </w:p>
+    <w:p>
+      <w:pPr>
+        <w:spacing w:line="336" w:lineRule="auto" w:after="180"/>
+      </w:pPr>
+      <w:r>
+        <w:rPr>
+          <w:b w:val="0"/>
+        </w:rPr>
+        <w:t>Copy B version 1 and change only B1’s duration to 20, labelling it B version 2. Write the expected result for 12 Yes, then run your saved P1 and the manual baseline on this copy. Record the actual traces separately.</w:t>
+      </w:r>
+    </w:p>
+    <w:p>
+      <w:pPr>
+        <w:spacing w:line="336" w:lineRule="auto" w:after="180"/>
+      </w:pPr>
+      <w:r>
+        <w:rPr>
+          <w:b w:val="0"/>
+        </w:rPr>
+        <w:t>Explain why an answer checked against B version 1 would not be a fair judgement of this run.</w:t>
+      </w:r>
+    </w:p>
+    <w:p>
+      <w:pPr>
+        <w:spacing w:line="336" w:lineRule="auto" w:after="180"/>
+      </w:pPr>
+      <w:r>
+        <w:rPr>
+          <w:b w:val="0"/>
+        </w:rPr>
+        <w:t>Expected B3: B1 takes too long, B2 fails quiet, B3 fits 12 exactly and is quiet. Correct P1 and baseline agree, but retain actual disagreements for investigation.</w:t>
+      </w:r>
+    </w:p>
+    <w:p>
+      <w:pPr>
+        <w:spacing w:line="336" w:lineRule="auto" w:after="180"/>
+      </w:pPr>
+      <w:r>
+        <w:rPr>
+          <w:b w:val="0"/>
+        </w:rPr>
+        <w:t>Under version 1 the expected first fit is B1, so using that expectation with changed data would mix conditions. Save catalogue and instruction versions with both traces.</w:t>
+      </w:r>
+    </w:p>
+    <w:p>
+      <w:pPr>
+        <w:pStyle w:val="Heading2"/>
+      </w:pPr>
+      <w:r>
+        <w:t>W5 Audit what changed in the test</w:t>
+      </w:r>
+    </w:p>
+    <w:p>
+      <w:pPr>
+        <w:spacing w:line="336" w:lineRule="auto" w:after="180"/>
+      </w:pPr>
+      <w:r>
+        <w:rPr>
+          <w:b w:val="0"/>
+        </w:rPr>
+        <w:t>A team runs 15 No on B version 3, gets B4, but records “B version 1” and calls B4 correct. Explain the documentation error and the expected result under each catalogue.</w:t>
+      </w:r>
+    </w:p>
+    <w:p>
+      <w:pPr>
+        <w:spacing w:line="336" w:lineRule="auto" w:after="180"/>
+      </w:pPr>
+      <w:r>
+        <w:rPr>
+          <w:b w:val="0"/>
+        </w:rPr>
+        <w:t>State what must stay the same in a fair prototype-versus-baseline comparison and why a test not yet run cannot be counted as a pass.</w:t>
+      </w:r>
+    </w:p>
+    <w:p>
+      <w:pPr>
+        <w:spacing w:line="336" w:lineRule="auto" w:after="180"/>
+      </w:pPr>
+      <w:r>
+        <w:rPr>
+          <w:b w:val="0"/>
+        </w:rPr>
+        <w:t>For version 3, B1 20, B2 18 and B3 17 are too long; B4 15 fits and quiet is unrestricted, so B4 is correct. Under version 1, earlier B1 fits and must be selected.</w:t>
+      </w:r>
+    </w:p>
+    <w:p>
+      <w:pPr>
+        <w:spacing w:line="336" w:lineRule="auto" w:after="180"/>
+      </w:pPr>
+      <w:r>
+        <w:rPr>
+          <w:b w:val="0"/>
+        </w:rPr>
+        <w:t xml:space="preserve">Correct the catalogue label while preserving what was actually used and observed. Both methods need the same request, catalogue and pass criterion. An unrun case has no observed </w:t>
+      </w:r>
+      <w:r>
+        <w:rPr>
+          <w:b/>
+        </w:rPr>
+        <w:t>evidence</w:t>
+      </w:r>
+      <w:r>
+        <w:rPr>
+          <w:b w:val="0"/>
+        </w:rPr>
+        <w:t>, so cannot be counted as passing.</w:t>
+      </w:r>
+    </w:p>
+    <w:p>
+      <w:pPr>
+        <w:pStyle w:val="Heading2"/>
+      </w:pPr>
+      <w:r>
+        <w:t>Earlier wording, alternatives and picture transcripts · reference / check after trying</w:t>
+      </w:r>
+    </w:p>
+    <w:p>
+      <w:pPr>
+        <w:spacing w:line="336" w:lineRule="auto" w:after="180"/>
+      </w:pPr>
+      <w:r>
+        <w:rPr>
+          <w:b w:val="0"/>
+        </w:rPr>
+        <w:t>Assess and explain the answers</w:t>
       </w:r>
     </w:p>
     <w:p>
@@ -4335,34 +4757,44 @@
     </w:p>
     <w:p>
       <w:pPr>
+        <w:spacing w:line="336" w:lineRule="auto" w:after="180"/>
+      </w:pPr>
+      <w:r>
+        <w:rPr>
+          <w:b w:val="0"/>
+        </w:rPr>
+        <w:t xml:space="preserve">Use separately labelled clean, crumpled and mixed cases with expected </w:t>
+      </w:r>
+      <w:r>
+        <w:rPr>
+          <w:b/>
+        </w:rPr>
+        <w:t>output</w:t>
+      </w:r>
+      <w:r>
+        <w:rPr>
+          <w:b w:val="0"/>
+        </w:rPr>
+        <w:t>s or review actions declared first. Compare conditions.</w:t>
+      </w:r>
+    </w:p>
+    <w:p>
+      <w:pPr>
         <w:pStyle w:val="Heading3"/>
       </w:pPr>
       <w:r>
-        <w:t>Teacher key · Worked case answer</w:t>
+        <w:t>Additional transfer practice question</w:t>
       </w:r>
     </w:p>
     <w:p>
       <w:pPr>
         <w:spacing w:line="336" w:lineRule="auto" w:after="180"/>
-        <w:shd w:fill="F1F6FC"/>
-      </w:pPr>
-      <w:r>
-        <w:rPr>
-          <w:b w:val="0"/>
-        </w:rPr>
-        <w:t xml:space="preserve">Use separately labelled clean, crumpled and mixed cases with expected </w:t>
-      </w:r>
-      <w:r>
-        <w:rPr>
-          <w:b/>
-        </w:rPr>
-        <w:t>output</w:t>
-      </w:r>
-      <w:r>
-        <w:rPr>
-          <w:b w:val="0"/>
-        </w:rPr>
-        <w:t>s or review actions declared first. Compare conditions.</w:t>
+      </w:pPr>
+      <w:r>
+        <w:rPr>
+          <w:b w:val="0"/>
+        </w:rPr>
+        <w:t>A sorter works on clear photos. Test a blurred pencil, a dim book and an unfamiliar lunch box. What makes these useful tests?</w:t>
       </w:r>
     </w:p>
     <w:p>
@@ -4370,49 +4802,12 @@
         <w:pStyle w:val="Heading3"/>
       </w:pPr>
       <w:r>
-        <w:t>Independent question</w:t>
-      </w:r>
-    </w:p>
-    <w:p>
-      <w:pPr>
-        <w:pStyle w:val="Heading3"/>
-      </w:pPr>
-      <w:r>
-        <w:t>Independent question · withhold the key</w:t>
+        <w:t>Reasoned practice answer</w:t>
       </w:r>
     </w:p>
     <w:p>
       <w:pPr>
         <w:spacing w:line="336" w:lineRule="auto" w:after="180"/>
-        <w:shd w:fill="F5F1FB"/>
-      </w:pPr>
-      <w:r>
-        <w:rPr>
-          <w:b w:val="0"/>
-        </w:rPr>
-        <w:t>A sorter works on clear photos. Test a blurred pencil, a dim book and an unfamiliar lunch box. What makes these useful tests?</w:t>
-      </w:r>
-    </w:p>
-    <w:p>
-      <w:pPr>
-        <w:pStyle w:val="Heading3"/>
-      </w:pPr>
-      <w:r>
-        <w:t>Expected independent answer</w:t>
-      </w:r>
-    </w:p>
-    <w:p>
-      <w:pPr>
-        <w:pStyle w:val="Heading3"/>
-      </w:pPr>
-      <w:r>
-        <w:t>Teacher key · Expected independent answer</w:t>
-      </w:r>
-    </w:p>
-    <w:p>
-      <w:pPr>
-        <w:spacing w:line="336" w:lineRule="auto" w:after="180"/>
-        <w:shd w:fill="F1F6FC"/>
       </w:pPr>
       <w:r>
         <w:rPr>
@@ -4754,46 +5149,179 @@
     </w:p>
     <w:p>
       <w:pPr>
+        <w:spacing w:line="336" w:lineRule="auto" w:after="180"/>
+      </w:pPr>
+      <w:r>
+        <w:rPr>
+          <w:b w:val="0"/>
+        </w:rPr>
+        <w:t xml:space="preserve">A reasonable policy is P, M, review, review. Changing expected labels just to match </w:t>
+      </w:r>
+      <w:r>
+        <w:rPr>
+          <w:b/>
+        </w:rPr>
+        <w:t>prediction</w:t>
+      </w:r>
+      <w:r>
+        <w:rPr>
+          <w:b w:val="0"/>
+        </w:rPr>
+        <w:t>s makes the test circular.</w:t>
+      </w:r>
+    </w:p>
+    <w:p>
+      <w:pPr>
+        <w:spacing w:line="336" w:lineRule="auto" w:after="180"/>
+      </w:pPr>
+      <w:r>
+        <w:rPr>
+          <w:b w:val="0"/>
+        </w:rPr>
+        <w:t>If the policy itself was wrong, document a justified correction and reevaluate all affected cases, preserving the original record.</w:t>
+      </w:r>
+    </w:p>
+    <w:p>
+      <w:pPr>
         <w:pStyle w:val="Heading3"/>
       </w:pPr>
       <w:r>
-        <w:t>Teacher key · Original transfer answer</w:t>
+        <w:t>Explanations for the additional workbook examples</w:t>
+      </w:r>
+    </w:p>
+    <w:p>
+      <w:pPr>
+        <w:pStyle w:val="Heading3"/>
+      </w:pPr>
+      <w:r>
+        <w:t>W1 Plan the equality tests</w:t>
+      </w:r>
+    </w:p>
+    <w:p>
+      <w:pPr>
+        <w:pStyle w:val="Heading3"/>
+      </w:pPr>
+      <w:r>
+        <w:t>W2 Check the validation boundary</w:t>
+      </w:r>
+    </w:p>
+    <w:p>
+      <w:pPr>
+        <w:pStyle w:val="Heading3"/>
+      </w:pPr>
+      <w:r>
+        <w:t>W3 Run a labelled catalogue variation</w:t>
+      </w:r>
+    </w:p>
+    <w:p>
+      <w:pPr>
+        <w:pStyle w:val="Heading3"/>
+      </w:pPr>
+      <w:r>
+        <w:t>W4 Find an independent capacity boundary</w:t>
       </w:r>
     </w:p>
     <w:p>
       <w:pPr>
         <w:spacing w:line="336" w:lineRule="auto" w:after="180"/>
-        <w:shd w:fill="F1F6FC"/>
-      </w:pPr>
-      <w:r>
-        <w:rPr>
-          <w:b w:val="0"/>
-        </w:rPr>
-        <w:t xml:space="preserve">A reasonable policy is P, M, review, review. Changing expected labels just to match </w:t>
+      </w:pPr>
+      <w:r>
+        <w:rPr>
+          <w:b w:val="0"/>
+        </w:rPr>
+        <w:t>A new equipment selector lists E1 first, capacity 4; E2 second, capacity 8. Valid group size is a whole number from 1 to 10.</w:t>
+      </w:r>
+    </w:p>
+    <w:p>
+      <w:pPr>
+        <w:spacing w:line="336" w:lineRule="auto" w:after="180"/>
+      </w:pPr>
+      <w:r>
+        <w:rPr>
+          <w:b w:val="0"/>
+        </w:rPr>
+        <w:t xml:space="preserve">Choose the first item whose capacity is at least the group size, or no match; </w:t>
       </w:r>
       <w:r>
         <w:rPr>
           <w:b/>
         </w:rPr>
-        <w:t>prediction</w:t>
-      </w:r>
-      <w:r>
-        <w:rPr>
-          <w:b w:val="0"/>
-        </w:rPr>
-        <w:t>s makes the test circular.</w:t>
+        <w:t>invalid input</w:t>
+      </w:r>
+      <w:r>
+        <w:rPr>
+          <w:b w:val="0"/>
+        </w:rPr>
+        <w:t xml:space="preserve"> needs clarification. A faulty version uses capacity strictly greater than group size.</w:t>
       </w:r>
     </w:p>
     <w:p>
       <w:pPr>
         <w:spacing w:line="336" w:lineRule="auto" w:after="180"/>
-        <w:shd w:fill="F1F6FC"/>
-      </w:pPr>
-      <w:r>
-        <w:rPr>
-          <w:b w:val="0"/>
-        </w:rPr>
-        <w:t>If the policy itself was wrong, document a justified correction and reevaluate all affected cases, preserving the original record.</w:t>
+      </w:pPr>
+      <w:r>
+        <w:rPr>
+          <w:b w:val="0"/>
+        </w:rPr>
+        <w:t xml:space="preserve">Independently give correct and faulty </w:t>
+      </w:r>
+      <w:r>
+        <w:rPr>
+          <w:b/>
+        </w:rPr>
+        <w:t>output</w:t>
+      </w:r>
+      <w:r>
+        <w:rPr>
+          <w:b w:val="0"/>
+        </w:rPr>
+        <w:t>s for groups 3, 4 and 5, then for group 8. Explain the defect and give the correct response to group 0. No booking occurs.</w:t>
+      </w:r>
+    </w:p>
+    <w:p>
+      <w:pPr>
+        <w:spacing w:line="336" w:lineRule="auto" w:after="180"/>
+      </w:pPr>
+      <w:r>
+        <w:rPr>
+          <w:b w:val="0"/>
+        </w:rPr>
+        <w:t xml:space="preserve">Correct </w:t>
+      </w:r>
+      <w:r>
+        <w:rPr>
+          <w:b/>
+        </w:rPr>
+        <w:t>output</w:t>
+      </w:r>
+      <w:r>
+        <w:rPr>
+          <w:b w:val="0"/>
+        </w:rPr>
+        <w:t xml:space="preserve">s for 3, 4, 5 and 8 are E1, E1, E2 and E2. Faulty </w:t>
+      </w:r>
+      <w:r>
+        <w:rPr>
+          <w:b/>
+        </w:rPr>
+        <w:t>output</w:t>
+      </w:r>
+      <w:r>
+        <w:rPr>
+          <w:b w:val="0"/>
+        </w:rPr>
+        <w:t>s are E1, E2, E2 and no match. Equality is wrongly excluded at capacities 4 and 8. Use capacity at least group size, including equality.</w:t>
+      </w:r>
+    </w:p>
+    <w:p>
+      <w:pPr>
+        <w:spacing w:line="336" w:lineRule="auto" w:after="180"/>
+      </w:pPr>
+      <w:r>
+        <w:rPr>
+          <w:b w:val="0"/>
+        </w:rPr>
+        <w:t>Group 0 is outside the accepted 1 to 10 range and needs clarification before any search. This range differs from the activity time range.</w:t>
       </w:r>
     </w:p>
     <w:p>
@@ -4801,7 +5329,7 @@
         <w:pStyle w:val="Heading3"/>
       </w:pPr>
       <w:r>
-        <w:t>Explanations for the additional workbook examples</w:t>
+        <w:t>W5 Audit what changed in the test</w:t>
       </w:r>
     </w:p>
     <w:p>
@@ -4809,7 +5337,7 @@
         <w:pStyle w:val="Heading3"/>
       </w:pPr>
       <w:r>
-        <w:t>W1 Plan the equality tests</w:t>
+        <w:t>Assess independent transfer</w:t>
       </w:r>
     </w:p>
     <w:p>
@@ -4817,1052 +5345,245 @@
         <w:pStyle w:val="Heading3"/>
       </w:pPr>
       <w:r>
-        <w:t>Workbook question · W1</w:t>
+        <w:t>Selected case answer</w:t>
+      </w:r>
+    </w:p>
+    <w:p>
+      <w:pPr>
+        <w:pStyle w:val="Heading3"/>
+      </w:pPr>
+      <w:r>
+        <w:t>Feedback that the learner uses</w:t>
+      </w:r>
+    </w:p>
+    <w:p>
+      <w:pPr>
+        <w:pStyle w:val="Heading1"/>
+      </w:pPr>
+      <w:r>
+        <w:t>06. Connect, adapt and return</w:t>
+      </w:r>
+    </w:p>
+    <w:p>
+      <w:r>
+        <w:t>Retain the project evidence and revisit the reasoning on a changed case.</w:t>
+      </w:r>
+    </w:p>
+    <w:p>
+      <w:pPr>
+        <w:pStyle w:val="Heading2"/>
+      </w:pPr>
+      <w:r>
+        <w:t>Project evidence to keep</w:t>
       </w:r>
     </w:p>
     <w:p>
       <w:pPr>
         <w:spacing w:line="336" w:lineRule="auto" w:after="180"/>
-        <w:shd w:fill="F5F1FB"/>
-      </w:pPr>
-      <w:r>
-        <w:rPr>
-          <w:b w:val="0"/>
-        </w:rPr>
-        <w:t xml:space="preserve">For catalogue B version 1, write expected </w:t>
+      </w:pPr>
+      <w:r>
+        <w:rPr>
+          <w:b w:val="0"/>
+        </w:rPr>
+        <w:t>Expand the sorter test suite with edge, missing-data, and fairness cases plus expected safe behavior.</w:t>
+      </w:r>
+    </w:p>
+    <w:p>
+      <w:pPr>
+        <w:spacing w:line="336" w:lineRule="auto" w:after="180"/>
+      </w:pPr>
+      <w:r>
+        <w:rPr>
+          <w:b w:val="0"/>
+        </w:rPr>
+        <w:t xml:space="preserve">Keep the decision, </w:t>
       </w:r>
       <w:r>
         <w:rPr>
           <w:b/>
         </w:rPr>
+        <w:t>input</w:t>
+      </w:r>
+      <w:r>
+        <w:rPr>
+          <w:b w:val="0"/>
+        </w:rPr>
+        <w:t xml:space="preserve">, result, explanation and remaining limitation in the project </w:t>
+      </w:r>
+      <w:r>
+        <w:rPr>
+          <w:b/>
+        </w:rPr>
+        <w:t>evidence</w:t>
+      </w:r>
+      <w:r>
+        <w:rPr>
+          <w:b w:val="0"/>
+        </w:rPr>
+        <w:t xml:space="preserve"> record. Retrieve this record next week rather than restarting the project.</w:t>
+      </w:r>
+    </w:p>
+    <w:p>
+      <w:pPr>
+        <w:spacing w:line="336" w:lineRule="auto" w:after="180"/>
+      </w:pPr>
+      <w:r>
+        <w:rPr>
+          <w:b w:val="0"/>
+        </w:rPr>
+        <w:t xml:space="preserve">Add sorter </w:t>
+      </w:r>
+      <w:r>
+        <w:rPr>
+          <w:b/>
+        </w:rPr>
+        <w:t>boundary</w:t>
+      </w:r>
+      <w:r>
+        <w:rPr>
+          <w:b w:val="0"/>
+        </w:rPr>
+        <w:t xml:space="preserve"> cases, missing fields and relevant user conditions to the test plan before making fairness claims.</w:t>
+      </w:r>
+    </w:p>
+    <w:p>
+      <w:pPr>
+        <w:pStyle w:val="Heading2"/>
+      </w:pPr>
+      <w:r>
+        <w:t>Support while preserving the reasoning goal</w:t>
+      </w:r>
+    </w:p>
+    <w:p>
+      <w:pPr>
+        <w:spacing w:line="336" w:lineRule="auto" w:after="180"/>
+      </w:pPr>
+      <w:r>
+        <w:rPr>
+          <w:b w:val="0"/>
+        </w:rPr>
+        <w:t xml:space="preserve">Use physical cards, spoken explanations and a three-stage drawing. Read aloud without giving the answer. Stretch: compare two </w:t>
+      </w:r>
+      <w:r>
+        <w:rPr>
+          <w:b/>
+        </w:rPr>
+        <w:t>mechanism</w:t>
+      </w:r>
+      <w:r>
+        <w:rPr>
+          <w:b w:val="0"/>
+        </w:rPr>
+        <w:t xml:space="preserve">s with the same visible </w:t>
+      </w:r>
+      <w:r>
+        <w:rPr>
+          <w:b/>
+        </w:rPr>
         <w:t>output</w:t>
       </w:r>
       <w:r>
         <w:rPr>
           <w:b w:val="0"/>
         </w:rPr>
-        <w:t xml:space="preserve">s and reasons for 9 Yes, 10 Yes and 11 Yes. Explain why keeping quiet and catalogue fixed helps examine the time </w:t>
+        <w:t xml:space="preserve"> and explain what </w:t>
       </w:r>
       <w:r>
         <w:rPr>
           <w:b/>
         </w:rPr>
+        <w:t>evidence</w:t>
+      </w:r>
+      <w:r>
+        <w:rPr>
+          <w:b w:val="0"/>
+        </w:rPr>
+        <w:t xml:space="preserve"> distinguishes them.</w:t>
+      </w:r>
+    </w:p>
+    <w:p>
+      <w:pPr>
+        <w:spacing w:line="336" w:lineRule="auto" w:after="180"/>
+      </w:pPr>
+      <w:r>
+        <w:rPr>
+          <w:b w:val="0"/>
+        </w:rPr>
+        <w:t xml:space="preserve">Draw a number line around each </w:t>
+      </w:r>
+      <w:r>
+        <w:rPr>
+          <w:b/>
+        </w:rPr>
         <w:t>boundary</w:t>
       </w:r>
       <w:r>
         <w:rPr>
           <w:b w:val="0"/>
         </w:rPr>
-        <w:t>.</w:t>
+        <w:t xml:space="preserve"> and read at least or no more than aloud. Keep validation and candidate checks on separate cards. Provide version-label headings without filling expected results.</w:t>
       </w:r>
     </w:p>
     <w:p>
       <w:pPr>
         <w:spacing w:line="336" w:lineRule="auto" w:after="180"/>
-        <w:shd w:fill="F5F1FB"/>
-      </w:pPr>
-      <w:r>
-        <w:rPr>
-          <w:b w:val="0"/>
-        </w:rPr>
-        <w:t>Predict what the faulty strictly-less-than S comparison does for 10 Yes.</w:t>
-      </w:r>
-    </w:p>
-    <w:p>
-      <w:pPr>
-        <w:pStyle w:val="Heading3"/>
-      </w:pPr>
-      <w:r>
-        <w:t>Teacher reasoning · W1</w:t>
+      </w:pPr>
+      <w:r>
+        <w:rPr>
+          <w:b w:val="0"/>
+        </w:rPr>
+        <w:t>Extension: contrast a catalogue reorder with a duration change and explain how the first-match requirement remains unchanged in both.</w:t>
       </w:r>
     </w:p>
     <w:p>
       <w:pPr>
         <w:spacing w:line="336" w:lineRule="auto" w:after="180"/>
-        <w:shd w:fill="F1F6FC"/>
-      </w:pPr>
-      <w:r>
-        <w:rPr>
-          <w:b w:val="0"/>
-        </w:rPr>
-        <w:t>9 Yes has no match: B1 and B3 are too long and B2 is not quiet; B4 also fails. 10 Yes and 11 Yes select B1, which is quiet and fits at equality or with time left. Fixing the other conditions isolates the time comparison.</w:t>
+      </w:pPr>
+      <w:r>
+        <w:rPr>
+          <w:b w:val="0"/>
+        </w:rPr>
+        <w:t xml:space="preserve">W4 should distinguish correct E1, E1, E2, E2 from faulty E1, E2, E2, no match for 3, 4, 5, 8. Require an </w:t>
+      </w:r>
+      <w:r>
+        <w:rPr>
+          <w:b/>
+        </w:rPr>
+        <w:t>inclusive</w:t>
+      </w:r>
+      <w:r>
+        <w:rPr>
+          <w:b w:val="0"/>
+        </w:rPr>
+        <w:t>-capacity explanation and clarification for zero, not the activity task’s valid-zero rule.</w:t>
       </w:r>
     </w:p>
     <w:p>
       <w:pPr>
         <w:spacing w:line="336" w:lineRule="auto" w:after="180"/>
-        <w:shd w:fill="F1F6FC"/>
-      </w:pPr>
-      <w:r>
-        <w:rPr>
-          <w:b w:val="0"/>
-        </w:rPr>
-        <w:t>S rejects equality at B1 and cannot find a later fit for 10 Yes, so incorrectly returns no match.</w:t>
-      </w:r>
-    </w:p>
-    <w:p>
-      <w:pPr>
-        <w:pStyle w:val="Heading3"/>
-      </w:pPr>
-      <w:r>
-        <w:t>W2 Check the validation boundary</w:t>
-      </w:r>
-    </w:p>
-    <w:p>
-      <w:pPr>
-        <w:pStyle w:val="Heading3"/>
-      </w:pPr>
-      <w:r>
-        <w:t>Workbook question · W2</w:t>
+      </w:pPr>
+      <w:r>
+        <w:rPr>
+          <w:b w:val="0"/>
+        </w:rPr>
+        <w:t xml:space="preserve">After support, use a new catalogue F1 capacity 5 then F2 capacity 9 with the same 1 to 10 </w:t>
+      </w:r>
+      <w:r>
+        <w:rPr>
+          <w:b/>
+        </w:rPr>
+        <w:t>input</w:t>
+      </w:r>
+      <w:r>
+        <w:rPr>
+          <w:b w:val="0"/>
+        </w:rPr>
+        <w:t xml:space="preserve"> range. For groups 5 and 9, correct F1 and F2; strict comparison gives F2 and no match.</w:t>
       </w:r>
     </w:p>
     <w:p>
       <w:pPr>
         <w:spacing w:line="336" w:lineRule="auto" w:after="180"/>
-        <w:shd w:fill="F5F1FB"/>
-      </w:pPr>
-      <w:r>
-        <w:rPr>
-          <w:b w:val="0"/>
-        </w:rPr>
-        <w:t xml:space="preserve">Classify these requests before searching: 0 Yes, 30 Yes, 31 Yes, blank minutes with Yes, 10.5 Yes, and 10 Maybe. Give each expected </w:t>
-      </w:r>
-      <w:r>
-        <w:rPr>
-          <w:b/>
-        </w:rPr>
-        <w:t>output</w:t>
-      </w:r>
-      <w:r>
-        <w:rPr>
-          <w:b w:val="0"/>
-        </w:rPr>
-        <w:t xml:space="preserve"> or clarification and explain whether any candidate should be checked.</w:t>
-      </w:r>
-    </w:p>
-    <w:p>
-      <w:pPr>
-        <w:spacing w:line="336" w:lineRule="auto" w:after="180"/>
-        <w:shd w:fill="F5F1FB"/>
-      </w:pPr>
-      <w:r>
-        <w:rPr>
-          <w:b w:val="0"/>
-        </w:rPr>
-        <w:t>Why must zero not be treated like a blank?</w:t>
-      </w:r>
-    </w:p>
-    <w:p>
-      <w:pPr>
-        <w:pStyle w:val="Heading3"/>
-      </w:pPr>
-      <w:r>
-        <w:t>Teacher reasoning · W2</w:t>
-      </w:r>
-    </w:p>
-    <w:p>
-      <w:pPr>
-        <w:spacing w:line="336" w:lineRule="auto" w:after="180"/>
-        <w:shd w:fill="F1F6FC"/>
-      </w:pPr>
-      <w:r>
-        <w:rPr>
-          <w:b w:val="0"/>
-        </w:rPr>
-        <w:t>0 Yes is valid and checks all rows before no match. 30 Yes is valid and selects B1 at the first row. 31, blank minutes and 10.5 require minutes clarification; 10 Maybe requires a Yes or No quiet choice.</w:t>
-      </w:r>
-    </w:p>
-    <w:p>
-      <w:pPr>
-        <w:spacing w:line="336" w:lineRule="auto" w:after="180"/>
-        <w:shd w:fill="F1F6FC"/>
-      </w:pPr>
-      <w:r>
-        <w:rPr>
-          <w:b w:val="0"/>
-        </w:rPr>
-        <w:t>Invalid cases check zero candidates. Zero is a supplied whole number within range; blank is missing information.</w:t>
-      </w:r>
-    </w:p>
-    <w:p>
-      <w:pPr>
-        <w:pStyle w:val="Heading3"/>
-      </w:pPr>
-      <w:r>
-        <w:t>W3 Run a labelled catalogue variation</w:t>
-      </w:r>
-    </w:p>
-    <w:p>
-      <w:pPr>
-        <w:pStyle w:val="Heading3"/>
-      </w:pPr>
-      <w:r>
-        <w:t>Workbook question · W3</w:t>
-      </w:r>
-    </w:p>
-    <w:p>
-      <w:pPr>
-        <w:spacing w:line="336" w:lineRule="auto" w:after="180"/>
-        <w:shd w:fill="F5F1FB"/>
-      </w:pPr>
-      <w:r>
-        <w:rPr>
-          <w:b w:val="0"/>
-        </w:rPr>
-        <w:t>Copy B version 1 and change only B1’s duration to 20, labelling it B version 2. Write the expected result for 12 Yes, then run your saved P1 and the manual baseline on this copy. Record the actual traces separately.</w:t>
-      </w:r>
-    </w:p>
-    <w:p>
-      <w:pPr>
-        <w:spacing w:line="336" w:lineRule="auto" w:after="180"/>
-        <w:shd w:fill="F5F1FB"/>
-      </w:pPr>
-      <w:r>
-        <w:rPr>
-          <w:b w:val="0"/>
-        </w:rPr>
-        <w:t>Explain why an answer checked against B version 1 would not be a fair judgement of this run.</w:t>
-      </w:r>
-    </w:p>
-    <w:p>
-      <w:pPr>
-        <w:pStyle w:val="Heading3"/>
-      </w:pPr>
-      <w:r>
-        <w:t>Teacher reasoning · W3</w:t>
-      </w:r>
-    </w:p>
-    <w:p>
-      <w:pPr>
-        <w:spacing w:line="336" w:lineRule="auto" w:after="180"/>
-        <w:shd w:fill="F1F6FC"/>
-      </w:pPr>
-      <w:r>
-        <w:rPr>
-          <w:b w:val="0"/>
-        </w:rPr>
-        <w:t>Expected B3: B1 takes too long, B2 fails quiet, B3 fits 12 exactly and is quiet. Correct P1 and baseline agree, but retain actual disagreements for investigation.</w:t>
-      </w:r>
-    </w:p>
-    <w:p>
-      <w:pPr>
-        <w:spacing w:line="336" w:lineRule="auto" w:after="180"/>
-        <w:shd w:fill="F1F6FC"/>
-      </w:pPr>
-      <w:r>
-        <w:rPr>
-          <w:b w:val="0"/>
-        </w:rPr>
-        <w:t>Under version 1 the expected first fit is B1, so using that expectation with changed data would mix conditions. Save catalogue and instruction versions with both traces.</w:t>
-      </w:r>
-    </w:p>
-    <w:p>
-      <w:pPr>
-        <w:pStyle w:val="Heading3"/>
-      </w:pPr>
-      <w:r>
-        <w:t>W4 Find an independent capacity boundary</w:t>
-      </w:r>
-    </w:p>
-    <w:p>
-      <w:pPr>
-        <w:pStyle w:val="Heading3"/>
-      </w:pPr>
-      <w:r>
-        <w:t>Workbook question · W4</w:t>
-      </w:r>
-    </w:p>
-    <w:p>
-      <w:pPr>
-        <w:spacing w:line="336" w:lineRule="auto" w:after="180"/>
-        <w:shd w:fill="F5F1FB"/>
-      </w:pPr>
-      <w:r>
-        <w:rPr>
-          <w:b w:val="0"/>
-        </w:rPr>
-        <w:t>A new equipment selector lists E1 first, capacity 4; E2 second, capacity 8. Valid group size is a whole number from 1 to 10.</w:t>
-      </w:r>
-    </w:p>
-    <w:p>
-      <w:pPr>
-        <w:spacing w:line="336" w:lineRule="auto" w:after="180"/>
-        <w:shd w:fill="F5F1FB"/>
-      </w:pPr>
-      <w:r>
-        <w:rPr>
-          <w:b w:val="0"/>
-        </w:rPr>
-        <w:t xml:space="preserve">Choose the first item whose capacity is at least the group size, or no match; </w:t>
-      </w:r>
-      <w:r>
-        <w:rPr>
-          <w:b/>
-        </w:rPr>
-        <w:t>invalid input</w:t>
-      </w:r>
-      <w:r>
-        <w:rPr>
-          <w:b w:val="0"/>
-        </w:rPr>
-        <w:t xml:space="preserve"> needs clarification. A faulty version uses capacity strictly greater than group size.</w:t>
-      </w:r>
-    </w:p>
-    <w:p>
-      <w:pPr>
-        <w:spacing w:line="336" w:lineRule="auto" w:after="180"/>
-        <w:shd w:fill="F5F1FB"/>
-      </w:pPr>
-      <w:r>
-        <w:rPr>
-          <w:b w:val="0"/>
-        </w:rPr>
-        <w:t xml:space="preserve">Independently give correct and faulty </w:t>
-      </w:r>
-      <w:r>
-        <w:rPr>
-          <w:b/>
-        </w:rPr>
-        <w:t>output</w:t>
-      </w:r>
-      <w:r>
-        <w:rPr>
-          <w:b w:val="0"/>
-        </w:rPr>
-        <w:t>s for groups 3, 4 and 5, then for group 8. Explain the defect and give the correct response to group 0. No booking occurs.</w:t>
-      </w:r>
-    </w:p>
-    <w:p>
-      <w:pPr>
-        <w:pStyle w:val="Heading3"/>
-      </w:pPr>
-      <w:r>
-        <w:t>Teacher reasoning · W4</w:t>
-      </w:r>
-    </w:p>
-    <w:p>
-      <w:pPr>
-        <w:spacing w:line="336" w:lineRule="auto" w:after="180"/>
-        <w:shd w:fill="F1F6FC"/>
-      </w:pPr>
-      <w:r>
-        <w:rPr>
-          <w:b w:val="0"/>
-        </w:rPr>
-        <w:t xml:space="preserve">Correct </w:t>
-      </w:r>
-      <w:r>
-        <w:rPr>
-          <w:b/>
-        </w:rPr>
-        <w:t>output</w:t>
-      </w:r>
-      <w:r>
-        <w:rPr>
-          <w:b w:val="0"/>
-        </w:rPr>
-        <w:t xml:space="preserve">s for 3, 4, 5 and 8 are E1, E1, E2 and E2. Faulty </w:t>
-      </w:r>
-      <w:r>
-        <w:rPr>
-          <w:b/>
-        </w:rPr>
-        <w:t>output</w:t>
-      </w:r>
-      <w:r>
-        <w:rPr>
-          <w:b w:val="0"/>
-        </w:rPr>
-        <w:t>s are E1, E2, E2 and no match. Equality is wrongly excluded at capacities 4 and 8. Use capacity at least group size, including equality.</w:t>
-      </w:r>
-    </w:p>
-    <w:p>
-      <w:pPr>
-        <w:spacing w:line="336" w:lineRule="auto" w:after="180"/>
-        <w:shd w:fill="F1F6FC"/>
-      </w:pPr>
-      <w:r>
-        <w:rPr>
-          <w:b w:val="0"/>
-        </w:rPr>
-        <w:t>Group 0 is outside the accepted 1 to 10 range and needs clarification before any search. This range differs from the activity time range.</w:t>
-      </w:r>
-    </w:p>
-    <w:p>
-      <w:pPr>
-        <w:pStyle w:val="Heading3"/>
-      </w:pPr>
-      <w:r>
-        <w:t>W5 Audit what changed in the test</w:t>
-      </w:r>
-    </w:p>
-    <w:p>
-      <w:pPr>
-        <w:pStyle w:val="Heading3"/>
-      </w:pPr>
-      <w:r>
-        <w:t>Workbook question · W5</w:t>
-      </w:r>
-    </w:p>
-    <w:p>
-      <w:pPr>
-        <w:spacing w:line="336" w:lineRule="auto" w:after="180"/>
-        <w:shd w:fill="F5F1FB"/>
-      </w:pPr>
-      <w:r>
-        <w:rPr>
-          <w:b w:val="0"/>
-        </w:rPr>
-        <w:t>A team runs 15 No on B version 3, gets B4, but records “B version 1” and calls B4 correct. Explain the documentation error and the expected result under each catalogue.</w:t>
-      </w:r>
-    </w:p>
-    <w:p>
-      <w:pPr>
-        <w:spacing w:line="336" w:lineRule="auto" w:after="180"/>
-        <w:shd w:fill="F5F1FB"/>
-      </w:pPr>
-      <w:r>
-        <w:rPr>
-          <w:b w:val="0"/>
-        </w:rPr>
-        <w:t>State what must stay the same in a fair prototype-versus-baseline comparison and why a test not yet run cannot be counted as a pass.</w:t>
-      </w:r>
-    </w:p>
-    <w:p>
-      <w:pPr>
-        <w:pStyle w:val="Heading3"/>
-      </w:pPr>
-      <w:r>
-        <w:t>Teacher reasoning · W5</w:t>
-      </w:r>
-    </w:p>
-    <w:p>
-      <w:pPr>
-        <w:spacing w:line="336" w:lineRule="auto" w:after="180"/>
-        <w:shd w:fill="F1F6FC"/>
-      </w:pPr>
-      <w:r>
-        <w:rPr>
-          <w:b w:val="0"/>
-        </w:rPr>
-        <w:t>For version 3, B1 20, B2 18 and B3 17 are too long; B4 15 fits and quiet is unrestricted, so B4 is correct. Under version 1, earlier B1 fits and must be selected.</w:t>
-      </w:r>
-    </w:p>
-    <w:p>
-      <w:pPr>
-        <w:spacing w:line="336" w:lineRule="auto" w:after="180"/>
-        <w:shd w:fill="F1F6FC"/>
-      </w:pPr>
-      <w:r>
-        <w:rPr>
-          <w:b w:val="0"/>
-        </w:rPr>
-        <w:t xml:space="preserve">Correct the catalogue label while preserving what was actually used and observed. Both methods need the same request, catalogue and pass criterion. An unrun case has no observed </w:t>
-      </w:r>
-      <w:r>
-        <w:rPr>
-          <w:b/>
-        </w:rPr>
-        <w:t>evidence</w:t>
-      </w:r>
-      <w:r>
-        <w:rPr>
-          <w:b w:val="0"/>
-        </w:rPr>
-        <w:t>, so cannot be counted as passing.</w:t>
-      </w:r>
-    </w:p>
-    <w:p>
-      <w:pPr>
-        <w:pStyle w:val="Heading3"/>
-      </w:pPr>
-      <w:r>
-        <w:t>Assess independent transfer</w:t>
-      </w:r>
-    </w:p>
-    <w:p>
-      <w:pPr>
-        <w:pStyle w:val="Heading3"/>
-      </w:pPr>
-      <w:r>
-        <w:t>Independent question · withhold the key</w:t>
-      </w:r>
-    </w:p>
-    <w:p>
-      <w:pPr>
-        <w:spacing w:line="336" w:lineRule="auto" w:after="180"/>
-        <w:shd w:fill="F5F1FB"/>
-      </w:pPr>
-      <w:r>
-        <w:rPr>
-          <w:b w:val="0"/>
-        </w:rPr>
-        <w:t>Selected case: A new equipment selector lists E1 first, capacity 4; E2 second, capacity 8. Valid group size is a whole number from 1 to 10.</w:t>
-      </w:r>
-    </w:p>
-    <w:p>
-      <w:pPr>
-        <w:spacing w:line="336" w:lineRule="auto" w:after="180"/>
-        <w:shd w:fill="F5F1FB"/>
-      </w:pPr>
-      <w:r>
-        <w:rPr>
-          <w:b w:val="0"/>
-        </w:rPr>
-        <w:t xml:space="preserve">Choose the first item whose capacity is at least the group size, or no match; </w:t>
-      </w:r>
-      <w:r>
-        <w:rPr>
-          <w:b/>
-        </w:rPr>
-        <w:t>invalid input</w:t>
-      </w:r>
-      <w:r>
-        <w:rPr>
-          <w:b w:val="0"/>
-        </w:rPr>
-        <w:t xml:space="preserve"> needs clarification. A faulty version uses capacity strictly greater than group size.</w:t>
-      </w:r>
-    </w:p>
-    <w:p>
-      <w:pPr>
-        <w:spacing w:line="336" w:lineRule="auto" w:after="180"/>
-        <w:shd w:fill="F5F1FB"/>
-      </w:pPr>
-      <w:r>
-        <w:rPr>
-          <w:b w:val="0"/>
-        </w:rPr>
-        <w:t xml:space="preserve">Independently give correct and faulty </w:t>
-      </w:r>
-      <w:r>
-        <w:rPr>
-          <w:b/>
-        </w:rPr>
-        <w:t>output</w:t>
-      </w:r>
-      <w:r>
-        <w:rPr>
-          <w:b w:val="0"/>
-        </w:rPr>
-        <w:t>s for groups 3, 4 and 5, then for group 8. Explain the defect and give the correct response to group 0. No booking occurs.</w:t>
-      </w:r>
-    </w:p>
-    <w:p>
-      <w:pPr>
-        <w:pStyle w:val="Heading3"/>
-      </w:pPr>
-      <w:r>
-        <w:t>Selected case answer</w:t>
-      </w:r>
-    </w:p>
-    <w:p>
-      <w:pPr>
-        <w:pStyle w:val="Heading3"/>
-      </w:pPr>
-      <w:r>
-        <w:t>Teacher key · Selected case answer</w:t>
-      </w:r>
-    </w:p>
-    <w:p>
-      <w:pPr>
-        <w:spacing w:line="336" w:lineRule="auto" w:after="180"/>
-        <w:shd w:fill="F1F6FC"/>
-      </w:pPr>
-      <w:r>
-        <w:rPr>
-          <w:b w:val="0"/>
-        </w:rPr>
-        <w:t xml:space="preserve">Correct </w:t>
-      </w:r>
-      <w:r>
-        <w:rPr>
-          <w:b/>
-        </w:rPr>
-        <w:t>output</w:t>
-      </w:r>
-      <w:r>
-        <w:rPr>
-          <w:b w:val="0"/>
-        </w:rPr>
-        <w:t xml:space="preserve">s for 3, 4, 5 and 8 are E1, E1, E2 and E2. Faulty </w:t>
-      </w:r>
-      <w:r>
-        <w:rPr>
-          <w:b/>
-        </w:rPr>
-        <w:t>output</w:t>
-      </w:r>
-      <w:r>
-        <w:rPr>
-          <w:b w:val="0"/>
-        </w:rPr>
-        <w:t>s are E1, E2, E2 and no match. Equality is wrongly excluded at capacities 4 and 8. Use capacity at least group size, including equality.</w:t>
-      </w:r>
-    </w:p>
-    <w:p>
-      <w:pPr>
-        <w:spacing w:line="336" w:lineRule="auto" w:after="180"/>
-        <w:shd w:fill="F1F6FC"/>
-      </w:pPr>
-      <w:r>
-        <w:rPr>
-          <w:b w:val="0"/>
-        </w:rPr>
-        <w:t>Group 0 is outside the accepted 1 to 10 range and needs clarification before any search. This range differs from the activity time range.</w:t>
-      </w:r>
-    </w:p>
-    <w:tbl>
-      <w:tblPr>
-        <w:tblStyle w:val="LightShading-Accent1"/>
-        <w:tblW w:type="auto" w:w="0"/>
-        <w:tblLook w:firstColumn="1" w:firstRow="1" w:lastColumn="0" w:lastRow="0" w:noHBand="0" w:noVBand="1" w:val="04A0"/>
-      </w:tblPr>
-      <w:tblGrid>
-        <w:gridCol w:w="5112"/>
-        <w:gridCol w:w="5112"/>
-      </w:tblGrid>
-      <w:tr>
-        <w:trPr>
-          <w:tblHeader/>
-        </w:trPr>
-        <w:tc>
-          <w:tcPr>
-            <w:tcW w:type="dxa" w:w="5112"/>
-          </w:tcPr>
-          <w:p>
-            <w:r>
-              <w:t>Dimension</w:t>
-            </w:r>
-          </w:p>
-        </w:tc>
-        <w:tc>
-          <w:tcPr>
-            <w:tcW w:type="dxa" w:w="5112"/>
-          </w:tcPr>
-          <w:p>
-            <w:r>
-              <w:t>Evidence required</w:t>
-            </w:r>
-          </w:p>
-        </w:tc>
-      </w:tr>
-      <w:tr>
-        <w:tc>
-          <w:tcPr>
-            <w:tcW w:type="dxa" w:w="5112"/>
-          </w:tcPr>
-          <w:p>
-            <w:r>
-              <w:t>Explanation</w:t>
-            </w:r>
-          </w:p>
-        </w:tc>
-        <w:tc>
-          <w:tcPr>
-            <w:tcW w:type="dxa" w:w="5112"/>
-          </w:tcPr>
-          <w:p>
-            <w:r>
-              <w:t>Names the applicable idea or procedure and ties it to the supplied facts.</w:t>
-            </w:r>
-          </w:p>
-        </w:tc>
-      </w:tr>
-      <w:tr>
-        <w:tc>
-          <w:tcPr>
-            <w:tcW w:type="dxa" w:w="5112"/>
-          </w:tcPr>
-          <w:p>
-            <w:r>
-              <w:t>Trace and result</w:t>
-            </w:r>
-          </w:p>
-        </w:tc>
-        <w:tc>
-          <w:tcPr>
-            <w:tcW w:type="dxa" w:w="5112"/>
-          </w:tcPr>
-          <w:p>
-            <w:r>
-              <w:t>Preserves the given inputs and shows the relevant intermediate steps; distinguishes a prediction from an observed execution.</w:t>
-            </w:r>
-          </w:p>
-        </w:tc>
-      </w:tr>
-      <w:tr>
-        <w:tc>
-          <w:tcPr>
-            <w:tcW w:type="dxa" w:w="5112"/>
-          </w:tcPr>
-          <w:p>
-            <w:r>
-              <w:t>Limits</w:t>
-            </w:r>
-          </w:p>
-        </w:tc>
-        <w:tc>
-          <w:tcPr>
-            <w:tcW w:type="dxa" w:w="5112"/>
-          </w:tcPr>
-          <w:p>
-            <w:r>
-              <w:t>States the assumptions, missing evidence or conditions under which the result would change.</w:t>
-            </w:r>
-          </w:p>
-        </w:tc>
-      </w:tr>
-    </w:tbl>
-    <w:p>
-      <w:pPr>
-        <w:pStyle w:val="Heading3"/>
-      </w:pPr>
-      <w:r>
-        <w:t>Teacher key · Selected case answer</w:t>
-      </w:r>
-    </w:p>
-    <w:p>
-      <w:pPr>
-        <w:spacing w:line="336" w:lineRule="auto" w:after="180"/>
-        <w:shd w:fill="F1F6FC"/>
-      </w:pPr>
-      <w:r>
-        <w:rPr>
-          <w:b w:val="0"/>
-        </w:rPr>
-        <w:t>Record each dimension as not yet, with support, or independent. Accept a valid alternative procedure with a defensible trace.</w:t>
-      </w:r>
-    </w:p>
-    <w:p>
-      <w:pPr>
-        <w:spacing w:line="336" w:lineRule="auto" w:after="180"/>
-        <w:shd w:fill="F1F6FC"/>
-      </w:pPr>
-      <w:r>
-        <w:rPr>
-          <w:b w:val="0"/>
-        </w:rPr>
-        <w:t xml:space="preserve">Do not penalise an honestly recorded model failure if the learner correctly explains its </w:t>
-      </w:r>
-      <w:r>
-        <w:rPr>
-          <w:b/>
-        </w:rPr>
-        <w:t>evidence</w:t>
-      </w:r>
-      <w:r>
-        <w:rPr>
-          <w:b w:val="0"/>
-        </w:rPr>
-        <w:t xml:space="preserve"> and limits.</w:t>
-      </w:r>
-    </w:p>
-    <w:p>
-      <w:pPr>
-        <w:pStyle w:val="Heading3"/>
-      </w:pPr>
-      <w:r>
-        <w:t>Feedback that the learner uses</w:t>
-      </w:r>
-    </w:p>
-    <w:p>
-      <w:pPr>
-        <w:spacing w:line="336" w:lineRule="auto" w:after="180"/>
-      </w:pPr>
-      <w:r>
-        <w:rPr>
-          <w:b w:val="0"/>
-        </w:rPr>
-        <w:t>Name the earliest unsupported step and give one action to repair it. Have the learner make that repair now and explain why. Then assess the relevant skill on a fresh, fully specified case.</w:t>
-      </w:r>
-    </w:p>
-    <w:p>
-      <w:pPr>
-        <w:spacing w:line="336" w:lineRule="auto" w:after="180"/>
-      </w:pPr>
-      <w:r>
-        <w:rPr>
-          <w:b w:val="0"/>
-        </w:rPr>
-        <w:t>Confirm it was not previously practised with feedback; solve and check the new case before assigning it. A follow-up design prompt is a starting brief, not automatically an equivalent test.</w:t>
-      </w:r>
-    </w:p>
-    <w:p>
-      <w:pPr>
-        <w:pStyle w:val="Heading1"/>
-      </w:pPr>
-      <w:r>
-        <w:t>06. Connect and extend learning</w:t>
-      </w:r>
-    </w:p>
-    <w:p>
-      <w:r>
-        <w:t>Connect Test Edge Cases and Fairness to Helpful Classroom Sorter, adapt support and plan a later changed-case check.</w:t>
-      </w:r>
-    </w:p>
-    <w:p>
-      <w:pPr>
-        <w:pStyle w:val="Heading3"/>
-      </w:pPr>
-      <w:r>
-        <w:t>Helpful Classroom Sorter</w:t>
-      </w:r>
-    </w:p>
-    <w:p>
-      <w:pPr>
-        <w:spacing w:line="336" w:lineRule="auto" w:after="180"/>
-      </w:pPr>
-      <w:r>
-        <w:rPr>
-          <w:b w:val="0"/>
-        </w:rPr>
-        <w:t>Expand the sorter test suite with edge, missing-data, and fairness cases plus expected safe behavior.</w:t>
-      </w:r>
-    </w:p>
-    <w:p>
-      <w:pPr>
-        <w:spacing w:line="336" w:lineRule="auto" w:after="180"/>
-      </w:pPr>
-      <w:r>
-        <w:rPr>
-          <w:b w:val="0"/>
-        </w:rPr>
-        <w:t xml:space="preserve">Keep the decision, </w:t>
-      </w:r>
-      <w:r>
-        <w:rPr>
-          <w:b/>
-        </w:rPr>
-        <w:t>input</w:t>
-      </w:r>
-      <w:r>
-        <w:rPr>
-          <w:b w:val="0"/>
-        </w:rPr>
-        <w:t xml:space="preserve">, result, explanation and remaining limitation in the project </w:t>
-      </w:r>
-      <w:r>
-        <w:rPr>
-          <w:b/>
-        </w:rPr>
-        <w:t>evidence</w:t>
-      </w:r>
-      <w:r>
-        <w:rPr>
-          <w:b w:val="0"/>
-        </w:rPr>
-        <w:t xml:space="preserve"> record. Retrieve this record next week rather than restarting the project.</w:t>
-      </w:r>
-    </w:p>
-    <w:p>
-      <w:pPr>
-        <w:pStyle w:val="Heading3"/>
-      </w:pPr>
-      <w:r>
-        <w:t>Support and stretch</w:t>
-      </w:r>
-    </w:p>
-    <w:p>
-      <w:pPr>
-        <w:spacing w:line="336" w:lineRule="auto" w:after="180"/>
-      </w:pPr>
-      <w:r>
-        <w:rPr>
-          <w:b w:val="0"/>
-        </w:rPr>
-        <w:t xml:space="preserve">Use physical cards, spoken explanations and a three-stage drawing. Read aloud without giving the answer. Stretch: compare two </w:t>
-      </w:r>
-      <w:r>
-        <w:rPr>
-          <w:b/>
-        </w:rPr>
-        <w:t>mechanism</w:t>
-      </w:r>
-      <w:r>
-        <w:rPr>
-          <w:b w:val="0"/>
-        </w:rPr>
-        <w:t xml:space="preserve">s with the same visible </w:t>
-      </w:r>
-      <w:r>
-        <w:rPr>
-          <w:b/>
-        </w:rPr>
-        <w:t>output</w:t>
-      </w:r>
-      <w:r>
-        <w:rPr>
-          <w:b w:val="0"/>
-        </w:rPr>
-        <w:t xml:space="preserve"> and explain what </w:t>
-      </w:r>
-      <w:r>
-        <w:rPr>
-          <w:b/>
-        </w:rPr>
-        <w:t>evidence</w:t>
-      </w:r>
-      <w:r>
-        <w:rPr>
-          <w:b w:val="0"/>
-        </w:rPr>
-        <w:t xml:space="preserve"> distinguishes them.</w:t>
-      </w:r>
-    </w:p>
-    <w:p>
-      <w:pPr>
-        <w:pStyle w:val="Heading3"/>
-      </w:pPr>
-      <w:r>
-        <w:t>Exit reflection</w:t>
-      </w:r>
-    </w:p>
-    <w:p>
-      <w:pPr>
-        <w:spacing w:line="336" w:lineRule="auto" w:after="180"/>
-      </w:pPr>
-      <w:r>
-        <w:rPr>
-          <w:b w:val="0"/>
-        </w:rPr>
-        <w:t xml:space="preserve">Ask for one decision the learner can now justify and one situation requiring more </w:t>
-      </w:r>
-      <w:r>
-        <w:rPr>
-          <w:b/>
-        </w:rPr>
-        <w:t>evidence</w:t>
-      </w:r>
-      <w:r>
-        <w:rPr>
-          <w:b w:val="0"/>
-        </w:rPr>
-        <w:t xml:space="preserve"> or human review. Confidence ratings are separate from correct independent performance.</w:t>
-      </w:r>
-    </w:p>
-    <w:p>
-      <w:pPr>
-        <w:pStyle w:val="Heading3"/>
-      </w:pPr>
-      <w:r>
-        <w:t>Bridge to the next week</w:t>
-      </w:r>
-    </w:p>
-    <w:p>
-      <w:pPr>
-        <w:spacing w:line="336" w:lineRule="auto" w:after="180"/>
-      </w:pPr>
-      <w:r>
-        <w:rPr>
-          <w:b w:val="0"/>
-        </w:rPr>
-        <w:t xml:space="preserve">Next: Week 35: Improve One Cause. Retrieve today’s </w:t>
-      </w:r>
-      <w:r>
-        <w:rPr>
-          <w:b/>
-        </w:rPr>
-        <w:t>evidence</w:t>
-      </w:r>
-      <w:r>
-        <w:rPr>
-          <w:b w:val="0"/>
-        </w:rPr>
-        <w:t xml:space="preserve"> and identify what carries forward and what is new.</w:t>
-      </w:r>
-    </w:p>
-    <w:p>
-      <w:pPr>
-        <w:pStyle w:val="Heading3"/>
-      </w:pPr>
-      <w:r>
-        <w:t>Support and fresh reassessment</w:t>
-      </w:r>
-    </w:p>
-    <w:p>
-      <w:pPr>
-        <w:spacing w:line="336" w:lineRule="auto" w:after="180"/>
-      </w:pPr>
-      <w:r>
-        <w:rPr>
-          <w:b w:val="0"/>
-        </w:rPr>
-        <w:t xml:space="preserve">Draw a number line around each </w:t>
-      </w:r>
-      <w:r>
-        <w:rPr>
-          <w:b/>
-        </w:rPr>
-        <w:t>boundary</w:t>
-      </w:r>
-      <w:r>
-        <w:rPr>
-          <w:b w:val="0"/>
-        </w:rPr>
-        <w:t xml:space="preserve"> and read at least or no more than aloud. Keep validation and candidate checks on separate cards. Provide version-label headings without filling expected results.</w:t>
-      </w:r>
-    </w:p>
-    <w:p>
-      <w:pPr>
-        <w:spacing w:line="336" w:lineRule="auto" w:after="180"/>
-      </w:pPr>
-      <w:r>
-        <w:rPr>
-          <w:b w:val="0"/>
-        </w:rPr>
-        <w:t>Extension: contrast a catalogue reorder with a duration change and explain how the first-match requirement remains unchanged in both.</w:t>
-      </w:r>
-    </w:p>
-    <w:p>
-      <w:pPr>
-        <w:spacing w:line="336" w:lineRule="auto" w:after="180"/>
-      </w:pPr>
-      <w:r>
-        <w:rPr>
-          <w:b w:val="0"/>
-        </w:rPr>
-        <w:t xml:space="preserve">W4 should distinguish correct E1, E1, E2, E2 from faulty E1, E2, E2, no match for 3, 4, 5, 8. Require an </w:t>
-      </w:r>
-      <w:r>
-        <w:rPr>
-          <w:b/>
-        </w:rPr>
-        <w:t>inclusive</w:t>
-      </w:r>
-      <w:r>
-        <w:rPr>
-          <w:b w:val="0"/>
-        </w:rPr>
-        <w:t>-capacity explanation and clarification for zero, not the activity task’s valid-zero rule.</w:t>
-      </w:r>
-    </w:p>
-    <w:p>
-      <w:pPr>
-        <w:spacing w:line="336" w:lineRule="auto" w:after="180"/>
-      </w:pPr>
-      <w:r>
-        <w:rPr>
-          <w:b w:val="0"/>
-        </w:rPr>
-        <w:t xml:space="preserve">After support, use a new catalogue F1 capacity 5 then F2 capacity 9 with the same 1 to 10 </w:t>
-      </w:r>
-      <w:r>
-        <w:rPr>
-          <w:b/>
-        </w:rPr>
-        <w:t>input</w:t>
-      </w:r>
-      <w:r>
-        <w:rPr>
-          <w:b w:val="0"/>
-        </w:rPr>
-        <w:t xml:space="preserve"> range. For groups 5 and 9, correct F1 and F2; strict comparison gives F2 and no match.</w:t>
-      </w:r>
-    </w:p>
-    <w:p>
-      <w:pPr>
-        <w:spacing w:line="336" w:lineRule="auto" w:after="180"/>
       </w:pPr>
       <w:r>
         <w:rPr>
@@ -5873,21 +5594,10 @@
     </w:p>
     <w:p>
       <w:pPr>
-        <w:spacing w:line="336" w:lineRule="auto" w:after="180"/>
-      </w:pPr>
-      <w:r>
-        <w:rPr>
-          <w:b w:val="0"/>
-        </w:rPr>
-        <w:t>Week 35 repairs a documented defect, reruns revealing cases and checks earlier successful cases for regressions before fixing a version for final evaluation.</w:t>
-      </w:r>
-    </w:p>
-    <w:p>
-      <w:pPr>
-        <w:pStyle w:val="Heading3"/>
-      </w:pPr>
-      <w:r>
-        <w:t>Plan the delayed return</w:t>
+        <w:pStyle w:val="Heading2"/>
+      </w:pPr>
+      <w:r>
+        <w:t>Plan the delayed check</w:t>
       </w:r>
     </w:p>
     <w:p>
@@ -6104,60 +5814,176 @@
     </w:p>
     <w:p>
       <w:pPr>
+        <w:pStyle w:val="Heading2"/>
+      </w:pPr>
+      <w:r>
+        <w:t>Bridge to next week</w:t>
+      </w:r>
+    </w:p>
+    <w:p>
+      <w:pPr>
+        <w:spacing w:line="336" w:lineRule="auto" w:after="180"/>
+      </w:pPr>
+      <w:r>
+        <w:rPr>
+          <w:b w:val="0"/>
+        </w:rPr>
+        <w:t xml:space="preserve">Ask for one decision the learner can now justify and one situation requiring more </w:t>
+      </w:r>
+      <w:r>
+        <w:rPr>
+          <w:b/>
+        </w:rPr>
+        <w:t>evidence</w:t>
+      </w:r>
+      <w:r>
+        <w:rPr>
+          <w:b w:val="0"/>
+        </w:rPr>
+        <w:t xml:space="preserve"> or human review. Confidence ratings are separate from correct independent performance.</w:t>
+      </w:r>
+    </w:p>
+    <w:p>
+      <w:pPr>
+        <w:spacing w:line="336" w:lineRule="auto" w:after="180"/>
+      </w:pPr>
+      <w:r>
+        <w:rPr>
+          <w:b w:val="0"/>
+        </w:rPr>
+        <w:t xml:space="preserve">Next: Week 35: Improve One Cause. Retrieve today’s </w:t>
+      </w:r>
+      <w:r>
+        <w:rPr>
+          <w:b/>
+        </w:rPr>
+        <w:t>evidence</w:t>
+      </w:r>
+      <w:r>
+        <w:rPr>
+          <w:b w:val="0"/>
+        </w:rPr>
+        <w:t xml:space="preserve"> and identify what carries forward and what is new.</w:t>
+      </w:r>
+    </w:p>
+    <w:p>
+      <w:pPr>
+        <w:spacing w:line="336" w:lineRule="auto" w:after="180"/>
+      </w:pPr>
+      <w:r>
+        <w:rPr>
+          <w:b w:val="0"/>
+        </w:rPr>
+        <w:t>Week 35 repairs a documented defect, reruns revealing cases and checks earlier successful cases for regressions before fixing a version for final evaluation.</w:t>
+      </w:r>
+    </w:p>
+    <w:p>
+      <w:pPr>
+        <w:pStyle w:val="Heading2"/>
+      </w:pPr>
+      <w:r>
+        <w:t>Earlier wording, alternatives and picture transcripts · reference / check after trying</w:t>
+      </w:r>
+    </w:p>
+    <w:p>
+      <w:pPr>
+        <w:spacing w:line="336" w:lineRule="auto" w:after="180"/>
+      </w:pPr>
+      <w:r>
+        <w:rPr>
+          <w:b w:val="0"/>
+        </w:rPr>
+        <w:t>Connect and extend learning</w:t>
+      </w:r>
+    </w:p>
+    <w:p>
+      <w:pPr>
         <w:pStyle w:val="Heading3"/>
       </w:pPr>
       <w:r>
+        <w:t>Helpful Classroom Sorter</w:t>
+      </w:r>
+    </w:p>
+    <w:p>
+      <w:pPr>
+        <w:pStyle w:val="Heading3"/>
+      </w:pPr>
+      <w:r>
+        <w:t>Support and stretch</w:t>
+      </w:r>
+    </w:p>
+    <w:p>
+      <w:pPr>
+        <w:pStyle w:val="Heading3"/>
+      </w:pPr>
+      <w:r>
+        <w:t>Exit reflection</w:t>
+      </w:r>
+    </w:p>
+    <w:p>
+      <w:pPr>
+        <w:pStyle w:val="Heading3"/>
+      </w:pPr>
+      <w:r>
+        <w:t>Bridge to the next week</w:t>
+      </w:r>
+    </w:p>
+    <w:p>
+      <w:pPr>
+        <w:pStyle w:val="Heading3"/>
+      </w:pPr>
+      <w:r>
+        <w:t>Support and fresh reassessment</w:t>
+      </w:r>
+    </w:p>
+    <w:p>
+      <w:pPr>
+        <w:pStyle w:val="Heading3"/>
+      </w:pPr>
+      <w:r>
+        <w:t>Plan the delayed return</w:t>
+      </w:r>
+    </w:p>
+    <w:p>
+      <w:pPr>
+        <w:pStyle w:val="Heading3"/>
+      </w:pPr>
+      <w:r>
         <w:t>Project evidence from this case</w:t>
       </w:r>
     </w:p>
     <w:p>
       <w:pPr>
+        <w:pStyle w:val="Heading1"/>
+      </w:pPr>
+      <w:r>
+        <w:t>Reference bank and extra practice</w:t>
+      </w:r>
+    </w:p>
+    <w:p>
+      <w:pPr>
+        <w:pStyle w:val="Heading1"/>
+      </w:pPr>
+      <w:r>
+        <w:t>07. Reference: alternative planning checklist</w:t>
+      </w:r>
+    </w:p>
+    <w:p>
+      <w:r>
+        <w:t>Use as a reminder alongside the main route rather than teaching the cycle twice.</w:t>
+      </w:r>
+    </w:p>
+    <w:p>
+      <w:pPr>
+        <w:pStyle w:val="Heading2"/>
+      </w:pPr>
+      <w:r>
+        <w:t>Preparation and schedule</w:t>
+      </w:r>
+    </w:p>
+    <w:p>
+      <w:pPr>
         <w:spacing w:line="336" w:lineRule="auto" w:after="180"/>
-      </w:pPr>
-      <w:r>
-        <w:rPr>
-          <w:b w:val="0"/>
-        </w:rPr>
-        <w:t xml:space="preserve">Add sorter </w:t>
-      </w:r>
-      <w:r>
-        <w:rPr>
-          <w:b/>
-        </w:rPr>
-        <w:t>boundary</w:t>
-      </w:r>
-      <w:r>
-        <w:rPr>
-          <w:b w:val="0"/>
-        </w:rPr>
-        <w:t xml:space="preserve"> cases, missing fields and relevant user conditions to the test plan before making fairness claims.</w:t>
-      </w:r>
-    </w:p>
-    <w:p>
-      <w:pPr>
-        <w:pStyle w:val="Heading1"/>
-      </w:pPr>
-      <w:r>
-        <w:t>07. Prepare, teach and assess</w:t>
-      </w:r>
-    </w:p>
-    <w:p>
-      <w:r>
-        <w:t>Use this preparation summary alongside the detailed Test Edge Cases and Fairness lesson; it is a checklist rather than a replacement for the full sequence.</w:t>
-      </w:r>
-    </w:p>
-    <w:p>
-      <w:pPr>
-        <w:pStyle w:val="Heading3"/>
-      </w:pPr>
-      <w:r>
-        <w:t>Teaching target</w:t>
-      </w:r>
-    </w:p>
-    <w:p>
-      <w:pPr>
-        <w:spacing w:line="336" w:lineRule="auto" w:after="180"/>
-        <w:shd w:fill="EDF7F3"/>
       </w:pPr>
       <w:r>
         <w:rPr>
@@ -6340,6 +6166,14 @@
     </w:tbl>
     <w:p>
       <w:pPr>
+        <w:pStyle w:val="Heading2"/>
+      </w:pPr>
+      <w:r>
+        <w:t>Practice and assessment reminders</w:t>
+      </w:r>
+    </w:p>
+    <w:p>
+      <w:pPr>
         <w:spacing w:line="336" w:lineRule="auto" w:after="180"/>
       </w:pPr>
       <w:r>
@@ -6374,16 +6208,7 @@
     </w:p>
     <w:p>
       <w:pPr>
-        <w:pStyle w:val="Heading3"/>
-      </w:pPr>
-      <w:r>
-        <w:t>Supported practice answer</w:t>
-      </w:r>
-    </w:p>
-    <w:p>
-      <w:pPr>
         <w:spacing w:line="336" w:lineRule="auto" w:after="180"/>
-        <w:shd w:fill="F1F6FC"/>
       </w:pPr>
       <w:r>
         <w:rPr>
@@ -6395,7 +6220,6 @@
     <w:p>
       <w:pPr>
         <w:spacing w:line="336" w:lineRule="auto" w:after="180"/>
-        <w:shd w:fill="F1F6FC"/>
       </w:pPr>
       <w:r>
         <w:rPr>
@@ -6428,16 +6252,7 @@
     </w:p>
     <w:p>
       <w:pPr>
-        <w:pStyle w:val="Heading3"/>
-      </w:pPr>
-      <w:r>
-        <w:t>Repair the misconception</w:t>
-      </w:r>
-    </w:p>
-    <w:p>
-      <w:pPr>
         <w:spacing w:line="336" w:lineRule="auto" w:after="180"/>
-        <w:shd w:fill="FFF5E6"/>
       </w:pPr>
       <w:r>
         <w:rPr>
@@ -6460,16 +6275,7 @@
     </w:p>
     <w:p>
       <w:pPr>
-        <w:pStyle w:val="Heading3"/>
-      </w:pPr>
-      <w:r>
-        <w:t>Support without giving away the answer</w:t>
-      </w:r>
-    </w:p>
-    <w:p>
-      <w:pPr>
         <w:spacing w:line="336" w:lineRule="auto" w:after="180"/>
-        <w:shd w:fill="F1F6F8"/>
       </w:pPr>
       <w:r>
         <w:rPr>
@@ -6492,16 +6298,7 @@
     </w:p>
     <w:p>
       <w:pPr>
-        <w:pStyle w:val="Heading3"/>
-      </w:pPr>
-      <w:r>
-        <w:t>Extend the reasoning</w:t>
-      </w:r>
-    </w:p>
-    <w:p>
-      <w:pPr>
         <w:spacing w:line="336" w:lineRule="auto" w:after="180"/>
-        <w:shd w:fill="F5F1FB"/>
       </w:pPr>
       <w:r>
         <w:rPr>
@@ -6525,7 +6322,6 @@
     <w:p>
       <w:pPr>
         <w:spacing w:line="336" w:lineRule="auto" w:after="180"/>
-        <w:shd w:fill="F5F1FB"/>
       </w:pPr>
       <w:r>
         <w:rPr>
@@ -6536,16 +6332,7 @@
     </w:p>
     <w:p>
       <w:pPr>
-        <w:pStyle w:val="Heading3"/>
-      </w:pPr>
-      <w:r>
-        <w:t>Protect the independent attempt</w:t>
-      </w:r>
-    </w:p>
-    <w:p>
-      <w:pPr>
         <w:spacing w:line="336" w:lineRule="auto" w:after="180"/>
-        <w:shd w:fill="FFF5E6"/>
       </w:pPr>
       <w:r>
         <w:rPr>
@@ -6740,16 +6527,7 @@
     </w:tbl>
     <w:p>
       <w:pPr>
-        <w:pStyle w:val="Heading3"/>
-      </w:pPr>
-      <w:r>
-        <w:t>Project checkpoint</w:t>
-      </w:r>
-    </w:p>
-    <w:p>
-      <w:pPr>
         <w:spacing w:line="336" w:lineRule="auto" w:after="180"/>
-        <w:shd w:fill="EDF7F3"/>
       </w:pPr>
       <w:r>
         <w:rPr>
@@ -6798,12 +6576,20 @@
         <w:pStyle w:val="Heading1"/>
       </w:pPr>
       <w:r>
-        <w:t>08. Use feedback, labs and repair paths</w:t>
-      </w:r>
-    </w:p>
-    <w:p>
-      <w:r>
-        <w:t>Use feedback, earlier review and portfolios purposefully. Apply the coding routine only when this lesson has an executable lab.</w:t>
+        <w:t>08. Reference: feedback and records</w:t>
+      </w:r>
+    </w:p>
+    <w:p>
+      <w:r>
+        <w:t>Use digital tools where they help retain an explanation and its evidence.</w:t>
+      </w:r>
+    </w:p>
+    <w:p>
+      <w:pPr>
+        <w:pStyle w:val="Heading2"/>
+      </w:pPr>
+      <w:r>
+        <w:t>Keep practice and independent evidence separate</w:t>
       </w:r>
     </w:p>
     <w:p>
@@ -6842,10 +6628,52 @@
     </w:p>
     <w:p>
       <w:pPr>
-        <w:pStyle w:val="Heading3"/>
-      </w:pPr>
-      <w:r>
-        <w:t>For later coding lessons</w:t>
+        <w:pStyle w:val="Heading2"/>
+      </w:pPr>
+      <w:r>
+        <w:t>Repair and portfolio records</w:t>
+      </w:r>
+    </w:p>
+    <w:p>
+      <w:pPr>
+        <w:spacing w:line="336" w:lineRule="auto" w:after="180"/>
+      </w:pPr>
+      <w:r>
+        <w:rPr>
+          <w:b w:val="0"/>
+        </w:rPr>
+        <w:t>Use the earlier worked-explanation links to address a specific missing building block, then return to the current question. Adapt this suggestion after observing the learner; it is not an automatic diagnosis.</w:t>
+      </w:r>
+    </w:p>
+    <w:p>
+      <w:pPr>
+        <w:spacing w:line="336" w:lineRule="auto" w:after="180"/>
+      </w:pPr>
+      <w:r>
+        <w:rPr>
+          <w:b w:val="0"/>
+        </w:rPr>
+        <w:t xml:space="preserve">Collect the completed-work portfolio as </w:t>
+      </w:r>
+      <w:r>
+        <w:rPr>
+          <w:b/>
+        </w:rPr>
+        <w:t>evidence</w:t>
+      </w:r>
+      <w:r>
+        <w:rPr>
+          <w:b w:val="0"/>
+        </w:rPr>
+        <w:t>. Record support separately from correctness, and assess explanation, trace/test and limitations. Progress ticks and quiz selections alone do not establish mastery.</w:t>
+      </w:r>
+    </w:p>
+    <w:p>
+      <w:pPr>
+        <w:pStyle w:val="Heading2"/>
+      </w:pPr>
+      <w:r>
+        <w:t>Earlier wording, alternatives and picture transcripts · reference / check after trying</w:t>
       </w:r>
     </w:p>
     <w:p>
@@ -6856,7 +6684,6 @@
     <w:p>
       <w:pPr>
         <w:spacing w:line="336" w:lineRule="auto" w:after="180"/>
-        <w:shd w:fill="F1F6F8"/>
       </w:pPr>
       <w:r>
         <w:rPr>
@@ -6891,77 +6718,20 @@
     </w:p>
     <w:p>
       <w:pPr>
-        <w:spacing w:line="336" w:lineRule="auto" w:after="180"/>
-      </w:pPr>
-      <w:r>
-        <w:rPr>
-          <w:b w:val="0"/>
-        </w:rPr>
-        <w:t>Use the earlier worked-explanation links to address a specific missing building block, then return to the current question. Adapt this suggestion after observing the learner; it is not an automatic diagnosis.</w:t>
-      </w:r>
-    </w:p>
-    <w:p>
-      <w:pPr>
-        <w:spacing w:line="336" w:lineRule="auto" w:after="180"/>
-      </w:pPr>
-      <w:r>
-        <w:rPr>
-          <w:b w:val="0"/>
-        </w:rPr>
-        <w:t xml:space="preserve">Collect the completed-work portfolio as </w:t>
-      </w:r>
-      <w:r>
-        <w:rPr>
-          <w:b/>
-        </w:rPr>
-        <w:t>evidence</w:t>
-      </w:r>
-      <w:r>
-        <w:rPr>
-          <w:b w:val="0"/>
-        </w:rPr>
-        <w:t>. Record support separately from correctness, and assess explanation, trace/test and limitations. Progress ticks and quiz selections alone do not establish mastery.</w:t>
-      </w:r>
-    </w:p>
-    <w:p>
-      <w:pPr>
         <w:pStyle w:val="Heading1"/>
       </w:pPr>
       <w:r>
-        <w:t>09. Visual concept journey</w:t>
-      </w:r>
-    </w:p>
-    <w:p>
-      <w:r>
-        <w:t>Show one Test Edge Cases and Fairness graphic at a time, request a prediction and discuss its trace before the independent assessment.</w:t>
-      </w:r>
-    </w:p>
-    <w:p>
-      <w:pPr>
-        <w:spacing w:line="336" w:lineRule="auto" w:after="180"/>
-      </w:pPr>
-      <w:r>
-        <w:rPr>
-          <w:b w:val="0"/>
-        </w:rPr>
-        <w:t xml:space="preserve">Use one picture at a time. Hide a worked result before asking for a </w:t>
-      </w:r>
-      <w:r>
-        <w:rPr>
-          <w:b/>
-        </w:rPr>
-        <w:t>prediction</w:t>
-      </w:r>
-      <w:r>
-        <w:rPr>
-          <w:b w:val="0"/>
-        </w:rPr>
-        <w:t>, then reveal it for feedback. These are supported teaching cases; retain the separate independent assessment for a fresh first attempt.</w:t>
-      </w:r>
-    </w:p>
-    <w:p>
-      <w:pPr>
-        <w:pStyle w:val="Heading3"/>
+        <w:t>09. Reference: teach with the six pictures</w:t>
+      </w:r>
+    </w:p>
+    <w:p>
+      <w:r>
+        <w:t>Choose the picture for the teaching move and connect it to the explanation.</w:t>
+      </w:r>
+    </w:p>
+    <w:p>
+      <w:pPr>
+        <w:pStyle w:val="Heading2"/>
       </w:pPr>
       <w:r>
         <w:t>01. Test Edge Cases and Fairness: the case</w:t>
@@ -6972,7 +6742,7 @@
         <w:drawing>
           <wp:inline xmlns:a="http://schemas.openxmlformats.org/drawingml/2006/main" xmlns:pic="http://schemas.openxmlformats.org/drawingml/2006/picture">
             <wp:extent cx="5486400" cy="2843784"/>
-            <wp:docPr id="2" name="Picture 2" descr="A fictional craft-book chooser accepts requests for whole available minutes from 0 to 20. Supplied facts: Booklet A takes 6 minutes; B takes 12. Return first duration at most available time. Check 5,6,7; also 0,20,21 and blank. Same catalogue applies to every user."/>
+            <wp:docPr id="4" name="Picture 4" descr="A fictional craft-book chooser accepts requests for whole available minutes from 0 to 20. Supplied facts: Booklet A takes 6 minutes; B takes 12. Return first duration at most available time. Check 5,6,7; also 0,20,21 and blank. Same catalogue applies to every user."/>
             <wp:cNvGraphicFramePr>
               <a:graphicFrameLocks noChangeAspect="1"/>
             </wp:cNvGraphicFramePr>
@@ -6984,7 +6754,7 @@
                     <pic:cNvPicPr/>
                   </pic:nvPicPr>
                   <pic:blipFill>
-                    <a:blip r:embed="rId10"/>
+                    <a:blip r:embed="rId12"/>
                     <a:stretch>
                       <a:fillRect/>
                     </a:stretch>
@@ -7028,7 +6798,6 @@
     <w:p>
       <w:pPr>
         <w:spacing w:line="336" w:lineRule="auto" w:after="180"/>
-        <w:shd w:fill="F5F1FB"/>
       </w:pPr>
       <w:r>
         <w:rPr>
@@ -7039,16 +6808,7 @@
     </w:p>
     <w:p>
       <w:pPr>
-        <w:pStyle w:val="Heading3"/>
-      </w:pPr>
-      <w:r>
-        <w:t>Discuss while showing the picture</w:t>
-      </w:r>
-    </w:p>
-    <w:p>
-      <w:pPr>
         <w:spacing w:line="336" w:lineRule="auto" w:after="180"/>
-        <w:shd w:fill="F1F6F8"/>
       </w:pPr>
       <w:r>
         <w:rPr>
@@ -7059,7 +6819,7 @@
     </w:p>
     <w:p>
       <w:pPr>
-        <w:pStyle w:val="Heading3"/>
+        <w:pStyle w:val="Heading2"/>
       </w:pPr>
       <w:r>
         <w:t>02. Follow the deciding steps</w:t>
@@ -7070,7 +6830,7 @@
         <w:drawing>
           <wp:inline xmlns:a="http://schemas.openxmlformats.org/drawingml/2006/main" xmlns:pic="http://schemas.openxmlformats.org/drawingml/2006/picture">
             <wp:extent cx="5486400" cy="4005072"/>
-            <wp:docPr id="3" name="Picture 3" descr="Near a boundary: At 5: none. At 6 and 7: A. → Valid extremes: 0: none. 20: A, because first-fit order remains fixed. → Invalid inputs: 21 and blank require clarification, not ordinary search. → Coverage record: Record each user condition tested; do not invent unrun outcomes."/>
+            <wp:docPr id="5" name="Picture 5" descr="Near a boundary: At 5: none. At 6 and 7: A. → Valid extremes: 0: none. 20: A, because first-fit order remains fixed. → Invalid inputs: 21 and blank require clarification, not ordinary search. → Coverage record: Record each user condition tested; do not invent unrun outcomes."/>
             <wp:cNvGraphicFramePr>
               <a:graphicFrameLocks noChangeAspect="1"/>
             </wp:cNvGraphicFramePr>
@@ -7082,7 +6842,7 @@
                     <pic:cNvPicPr/>
                   </pic:nvPicPr>
                   <pic:blipFill>
-                    <a:blip r:embed="rId11"/>
+                    <a:blip r:embed="rId10"/>
                     <a:stretch>
                       <a:fillRect/>
                     </a:stretch>
@@ -7150,7 +6910,6 @@
     <w:p>
       <w:pPr>
         <w:spacing w:line="336" w:lineRule="auto" w:after="180"/>
-        <w:shd w:fill="F5F1FB"/>
       </w:pPr>
       <w:r>
         <w:rPr>
@@ -7173,16 +6932,7 @@
     </w:p>
     <w:p>
       <w:pPr>
-        <w:pStyle w:val="Heading3"/>
-      </w:pPr>
-      <w:r>
-        <w:t>Discuss while showing the picture</w:t>
-      </w:r>
-    </w:p>
-    <w:p>
-      <w:pPr>
         <w:spacing w:line="336" w:lineRule="auto" w:after="180"/>
-        <w:shd w:fill="F1F6F8"/>
       </w:pPr>
       <w:r>
         <w:rPr>
@@ -7205,7 +6955,7 @@
     </w:p>
     <w:p>
       <w:pPr>
-        <w:pStyle w:val="Heading3"/>
+        <w:pStyle w:val="Heading2"/>
       </w:pPr>
       <w:r>
         <w:t>03. Three requests around ten minutes</w:t>
@@ -7216,7 +6966,7 @@
         <w:drawing>
           <wp:inline xmlns:a="http://schemas.openxmlformats.org/drawingml/2006/main" xmlns:pic="http://schemas.openxmlformats.org/drawingml/2006/picture">
             <wp:extent cx="5486400" cy="2834640"/>
-            <wp:docPr id="4" name="Picture 4" descr="Three requests around ten minutes. 9 minutes | 10 is too long | No match in catalogue B. 10 minutes | 10 fits exactly | Suggest B1. 11 minutes | 10 fits with time left | Suggest B1"/>
+            <wp:docPr id="6" name="Picture 6" descr="Three requests around ten minutes. 9 minutes | 10 is too long | No match in catalogue B. 10 minutes | 10 fits exactly | Suggest B1. 11 minutes | 10 fits with time left | Suggest B1"/>
             <wp:cNvGraphicFramePr>
               <a:graphicFrameLocks noChangeAspect="1"/>
             </wp:cNvGraphicFramePr>
@@ -7228,7 +6978,7 @@
                     <pic:cNvPicPr/>
                   </pic:nvPicPr>
                   <pic:blipFill>
-                    <a:blip r:embed="rId12"/>
+                    <a:blip r:embed="rId9"/>
                     <a:stretch>
                       <a:fillRect/>
                     </a:stretch>
@@ -7261,7 +7011,6 @@
     <w:p>
       <w:pPr>
         <w:spacing w:line="336" w:lineRule="auto" w:after="180"/>
-        <w:shd w:fill="F5F1FB"/>
       </w:pPr>
       <w:r>
         <w:rPr>
@@ -7272,16 +7021,7 @@
     </w:p>
     <w:p>
       <w:pPr>
-        <w:pStyle w:val="Heading3"/>
-      </w:pPr>
-      <w:r>
-        <w:t>Discuss while showing the picture</w:t>
-      </w:r>
-    </w:p>
-    <w:p>
-      <w:pPr>
         <w:spacing w:line="336" w:lineRule="auto" w:after="180"/>
-        <w:shd w:fill="F1F6F8"/>
       </w:pPr>
       <w:r>
         <w:rPr>
@@ -7292,7 +7032,7 @@
     </w:p>
     <w:p>
       <w:pPr>
-        <w:pStyle w:val="Heading3"/>
+        <w:pStyle w:val="Heading2"/>
       </w:pPr>
       <w:r>
         <w:t>04. Change one thing. Trace what follows.</w:t>
@@ -7303,7 +7043,7 @@
         <w:drawing>
           <wp:inline xmlns:a="http://schemas.openxmlformats.org/drawingml/2006/main" xmlns:pic="http://schemas.openxmlformats.org/drawingml/2006/picture">
             <wp:extent cx="5486400" cy="3026664"/>
-            <wp:docPr id="5" name="Picture 5" descr="Original case: Record each user condition tested; do not invent unrun outcomes. Changed condition: Faulty code uses duration strictly below available time. Expected result: Request 6 now wrongly returns none. Reason: A’s duration equals the available time and should be eligible under at most."/>
+            <wp:docPr id="7" name="Picture 7" descr="Original case: Record each user condition tested; do not invent unrun outcomes. Changed condition: Faulty code uses duration strictly below available time. Expected result: Request 6 now wrongly returns none. Reason: A’s duration equals the available time and should be eligible under at most."/>
             <wp:cNvGraphicFramePr>
               <a:graphicFrameLocks noChangeAspect="1"/>
             </wp:cNvGraphicFramePr>
@@ -7359,7 +7099,6 @@
     <w:p>
       <w:pPr>
         <w:spacing w:line="336" w:lineRule="auto" w:after="180"/>
-        <w:shd w:fill="F5F1FB"/>
       </w:pPr>
       <w:r>
         <w:rPr>
@@ -7370,16 +7109,7 @@
     </w:p>
     <w:p>
       <w:pPr>
-        <w:pStyle w:val="Heading3"/>
-      </w:pPr>
-      <w:r>
-        <w:t>Discuss while showing the picture</w:t>
-      </w:r>
-    </w:p>
-    <w:p>
-      <w:pPr>
         <w:spacing w:line="336" w:lineRule="auto" w:after="180"/>
-        <w:shd w:fill="F1F6F8"/>
       </w:pPr>
       <w:r>
         <w:rPr>
@@ -7391,7 +7121,6 @@
     <w:p>
       <w:pPr>
         <w:spacing w:line="336" w:lineRule="auto" w:after="180"/>
-        <w:shd w:fill="F1F6F8"/>
       </w:pPr>
       <w:r>
         <w:rPr>
@@ -7402,7 +7131,7 @@
     </w:p>
     <w:p>
       <w:pPr>
-        <w:pStyle w:val="Heading3"/>
+        <w:pStyle w:val="Heading2"/>
       </w:pPr>
       <w:r>
         <w:t>05. Connect the explanation to its limit</w:t>
@@ -7413,7 +7142,7 @@
         <w:drawing>
           <wp:inline xmlns:a="http://schemas.openxmlformats.org/drawingml/2006/main" xmlns:pic="http://schemas.openxmlformats.org/drawingml/2006/picture">
             <wp:extent cx="5486400" cy="2834640"/>
-            <wp:docPr id="6" name="Picture 6" descr="Adjacent values below, at and above 6 expose an accidental strict inequality. Zero is valid even though no activity fits. The top valid input does not require selecting the longest activity: catalogue order still controls selection. Coverage also asks whose conditions were tested, which cannot be inferred from these numbers alone. Limit: Equal written rules do not prove equally good outcomes for every group; actual condition-specific evidence is still needed."/>
+            <wp:docPr id="8" name="Picture 8" descr="Adjacent values below, at and above 6 expose an accidental strict inequality. Zero is valid even though no activity fits. The top valid input does not require selecting the longest activity: catalogue order still controls selection. Coverage also asks whose conditions were tested, which cannot be inferred from these numbers alone. Limit: Equal written rules do not prove equally good outcomes for every group; actual condition-specific evidence is still needed."/>
             <wp:cNvGraphicFramePr>
               <a:graphicFrameLocks noChangeAspect="1"/>
             </wp:cNvGraphicFramePr>
@@ -7516,7 +7245,6 @@
     <w:p>
       <w:pPr>
         <w:spacing w:line="336" w:lineRule="auto" w:after="180"/>
-        <w:shd w:fill="F5F1FB"/>
       </w:pPr>
       <w:r>
         <w:rPr>
@@ -7527,16 +7255,7 @@
     </w:p>
     <w:p>
       <w:pPr>
-        <w:pStyle w:val="Heading3"/>
-      </w:pPr>
-      <w:r>
-        <w:t>Discuss while showing the picture</w:t>
-      </w:r>
-    </w:p>
-    <w:p>
-      <w:pPr>
         <w:spacing w:line="336" w:lineRule="auto" w:after="180"/>
-        <w:shd w:fill="F1F6F8"/>
       </w:pPr>
       <w:r>
         <w:rPr>
@@ -7548,7 +7267,6 @@
     <w:p>
       <w:pPr>
         <w:spacing w:line="336" w:lineRule="auto" w:after="180"/>
-        <w:shd w:fill="F1F6F8"/>
       </w:pPr>
       <w:r>
         <w:rPr>
@@ -7583,7 +7301,7 @@
     </w:p>
     <w:p>
       <w:pPr>
-        <w:pStyle w:val="Heading3"/>
+        <w:pStyle w:val="Heading2"/>
       </w:pPr>
       <w:r>
         <w:t>06. Make the idea visible in your project</w:t>
@@ -7594,7 +7312,7 @@
         <w:drawing>
           <wp:inline xmlns:a="http://schemas.openxmlformats.org/drawingml/2006/main" xmlns:pic="http://schemas.openxmlformats.org/drawingml/2006/picture">
             <wp:extent cx="5486400" cy="3380232"/>
-            <wp:docPr id="7" name="Picture 7" descr="Add sorter boundary cases, missing fields and relevant user conditions to the test plan before making fairness claims. Draw your input, deciding step, result and limit. Supported question: Which single boundary run most directly detects the strict-comparison bug, and why?"/>
+            <wp:docPr id="9" name="Picture 9" descr="Add sorter boundary cases, missing fields and relevant user conditions to the test plan before making fairness claims. Draw your input, deciding step, result and limit. Supported question: Which single boundary run most directly detects the strict-comparison bug, and why?"/>
             <wp:cNvGraphicFramePr>
               <a:graphicFrameLocks noChangeAspect="1"/>
             </wp:cNvGraphicFramePr>
@@ -7686,7 +7404,6 @@
     <w:p>
       <w:pPr>
         <w:spacing w:line="336" w:lineRule="auto" w:after="180"/>
-        <w:shd w:fill="F5F1FB"/>
       </w:pPr>
       <w:r>
         <w:rPr>
@@ -7709,58 +7426,127 @@
     </w:p>
     <w:p>
       <w:pPr>
+        <w:spacing w:line="336" w:lineRule="auto" w:after="180"/>
+      </w:pPr>
+      <w:r>
+        <w:rPr>
+          <w:b w:val="0"/>
+        </w:rPr>
+        <w:t xml:space="preserve">Teacher prompt: Draw your project trace and justify the deciding step using </w:t>
+      </w:r>
+      <w:r>
+        <w:rPr>
+          <w:b/>
+        </w:rPr>
+        <w:t>evidence</w:t>
+      </w:r>
+      <w:r>
+        <w:rPr>
+          <w:b w:val="0"/>
+        </w:rPr>
+        <w:t>. Ask learners to describe one label or arrow in ordinary words. Use the adjacent transcript if the image is difficult to see.</w:t>
+      </w:r>
+    </w:p>
+    <w:p>
+      <w:pPr>
+        <w:spacing w:line="336" w:lineRule="auto" w:after="180"/>
+      </w:pPr>
+      <w:r>
+        <w:rPr>
+          <w:b w:val="0"/>
+        </w:rPr>
+        <w:t xml:space="preserve">Supported practice key: 6: intended A, faulty none. </w:t>
+      </w:r>
+      <w:r>
+        <w:rPr>
+          <w:b/>
+        </w:rPr>
+        <w:t>Input</w:t>
+      </w:r>
+      <w:r>
+        <w:rPr>
+          <w:b w:val="0"/>
+        </w:rPr>
+        <w:t>s 5 and 7 alone would miss this exact equality defect.</w:t>
+      </w:r>
+    </w:p>
+    <w:p>
+      <w:pPr>
+        <w:pStyle w:val="Heading2"/>
+      </w:pPr>
+      <w:r>
+        <w:t>Earlier wording, alternatives and picture transcripts · reference / check after trying</w:t>
+      </w:r>
+    </w:p>
+    <w:p>
+      <w:pPr>
+        <w:spacing w:line="336" w:lineRule="auto" w:after="180"/>
+      </w:pPr>
+      <w:r>
+        <w:rPr>
+          <w:b w:val="0"/>
+        </w:rPr>
+        <w:t xml:space="preserve">Use one picture at a time. Hide a worked result before asking for a </w:t>
+      </w:r>
+      <w:r>
+        <w:rPr>
+          <w:b/>
+        </w:rPr>
+        <w:t>prediction</w:t>
+      </w:r>
+      <w:r>
+        <w:rPr>
+          <w:b w:val="0"/>
+        </w:rPr>
+        <w:t>, then reveal it for feedback. These are supported teaching cases; retain the separate independent assessment for a fresh first attempt.</w:t>
+      </w:r>
+    </w:p>
+    <w:p>
+      <w:pPr>
         <w:pStyle w:val="Heading3"/>
       </w:pPr>
       <w:r>
-        <w:t>Discuss while showing the picture</w:t>
-      </w:r>
-    </w:p>
-    <w:p>
-      <w:pPr>
-        <w:spacing w:line="336" w:lineRule="auto" w:after="180"/>
-        <w:shd w:fill="F1F6F8"/>
-      </w:pPr>
-      <w:r>
-        <w:rPr>
-          <w:b w:val="0"/>
-        </w:rPr>
-        <w:t xml:space="preserve">Teacher prompt: Draw your project trace and justify the deciding step using </w:t>
-      </w:r>
-      <w:r>
-        <w:rPr>
-          <w:b/>
-        </w:rPr>
-        <w:t>evidence</w:t>
-      </w:r>
-      <w:r>
-        <w:rPr>
-          <w:b w:val="0"/>
-        </w:rPr>
-        <w:t>. Ask learners to describe one label or arrow in ordinary words. Use the adjacent transcript if the image is difficult to see.</w:t>
-      </w:r>
-    </w:p>
-    <w:p>
-      <w:pPr>
-        <w:spacing w:line="336" w:lineRule="auto" w:after="180"/>
-        <w:shd w:fill="F1F6F8"/>
-      </w:pPr>
-      <w:r>
-        <w:rPr>
-          <w:b w:val="0"/>
-        </w:rPr>
-        <w:t xml:space="preserve">Supported practice key: 6: intended A, faulty none. </w:t>
-      </w:r>
-      <w:r>
-        <w:rPr>
-          <w:b/>
-        </w:rPr>
-        <w:t>Input</w:t>
-      </w:r>
-      <w:r>
-        <w:rPr>
-          <w:b w:val="0"/>
-        </w:rPr>
-        <w:t>s 5 and 7 alone would miss this exact equality defect.</w:t>
+        <w:t>01. Test Edge Cases and Fairness: the case</w:t>
+      </w:r>
+    </w:p>
+    <w:p>
+      <w:pPr>
+        <w:pStyle w:val="Heading3"/>
+      </w:pPr>
+      <w:r>
+        <w:t>02. Follow the deciding steps</w:t>
+      </w:r>
+    </w:p>
+    <w:p>
+      <w:pPr>
+        <w:pStyle w:val="Heading3"/>
+      </w:pPr>
+      <w:r>
+        <w:t>03. Three requests around ten minutes</w:t>
+      </w:r>
+    </w:p>
+    <w:p>
+      <w:pPr>
+        <w:pStyle w:val="Heading3"/>
+      </w:pPr>
+      <w:r>
+        <w:t>04. Change one thing. Trace what follows.</w:t>
+      </w:r>
+    </w:p>
+    <w:p>
+      <w:pPr>
+        <w:pStyle w:val="Heading3"/>
+      </w:pPr>
+      <w:r>
+        <w:t>05. Connect the explanation to its limit</w:t>
+      </w:r>
+    </w:p>
+    <w:p>
+      <w:pPr>
+        <w:pStyle w:val="Heading3"/>
+      </w:pPr>
+      <w:r>
+        <w:t>06. Make the idea visible in your project</w:t>
       </w:r>
     </w:p>
     <w:sectPr>
